--- a/pr-preview/pr-491/correlation-regression-handout-tracked-changes.docx
+++ b/pr-preview/pr-491/correlation-regression-handout-tracked-changes.docx
@@ -26,7 +26,7 @@
       </w:pPr>
       <w:ins w:id="2" w:author="PR Preview" w:date="2026-01-01T00:00:00Z">
         <w:r>
-          <w:t xml:space="preserve">Last modified: 2026-10-27 03:08:59 (PDT)</w:t>
+          <w:t xml:space="preserve">Last modified: 2026-10-27 03:45:16 (PDT)</w:t>
         </w:r>
       </w:ins>
     </w:p>
@@ -23600,40 +23600,51 @@
       <w:pPr>
         <w:pStyle w:val="FirstParagraph"/>
       </w:pPr>
-      <w:r>
-        <w:rPr>
-          <w:i/>
-          <w:iCs/>
-        </w:rPr>
-        <w:t xml:space="preserve">Proof</w:t>
-      </w:r>
-      <w:r>
-        <w:t xml:space="preserve">. </w:t>
-      </w:r>
-      <w:r>
-        <w:t xml:space="preserve">This is the solution to</w:t>
-      </w:r>
-      <w:r>
-        <w:t xml:space="preserve"> </w:t>
-      </w:r>
+      <w:del w:id="62" w:author="PR Preview" w:date="2026-01-01T00:00:00Z">
+        <w:r>
+          <w:rPr>
+            <w:i/>
+            <w:iCs/>
+          </w:rPr>
+          <w:delText xml:space="preserve">Proof</w:delText>
+        </w:r>
+      </w:del>
+      <w:del w:id="63" w:author="PR Preview" w:date="2026-01-01T00:00:00Z">
+        <w:r>
+          <w:delText xml:space="preserve">. </w:delText>
+        </w:r>
+      </w:del>
+      <w:del w:id="64" w:author="PR Preview" w:date="2026-01-01T00:00:00Z">
+        <w:r>
+          <w:delText xml:space="preserve">This is the solution to</w:delText>
+        </w:r>
+      </w:del>
+      <w:del w:id="65" w:author="PR Preview" w:date="2026-01-01T00:00:00Z">
+        <w:r>
+          <w:delText xml:space="preserve"> </w:delText>
+        </w:r>
+      </w:del>
       <w:hyperlink w:anchor="exr-rss-deriv-intercept">
-        <w:r>
-          <w:rPr>
-            <w:rStyle w:val="Hyperlink"/>
-          </w:rPr>
-          <w:t xml:space="preserve">Exercise 6</w:t>
-        </w:r>
+        <w:del w:id="66" w:author="PR Preview" w:date="2026-01-01T00:00:00Z">
+          <w:r>
+            <w:rPr>
+              <w:rStyle w:val="Hyperlink"/>
+            </w:rPr>
+            <w:delText xml:space="preserve">Exercise 6</w:delText>
+          </w:r>
+        </w:del>
       </w:hyperlink>
-      <w:r>
-        <w:t xml:space="preserve">.</w:t>
-      </w:r>
+      <w:del w:id="67" w:author="PR Preview" w:date="2026-01-01T00:00:00Z">
+        <w:r>
+          <w:delText xml:space="preserve">.</w:delText>
+        </w:r>
+      </w:del>
     </w:p>
-    <w:bookmarkStart w:id="88" w:name="exr-rss-deriv-slope"/>
     <w:p>
       <w:pPr>
         <w:pStyle w:val="BodyText"/>
       </w:pPr>
-      <w:del w:id="62" w:author="PR Preview" w:date="2026-01-01T00:00:00Z">
+      <w:del w:id="68" w:author="PR Preview" w:date="2026-01-01T00:00:00Z">
         <w:r>
           <w:rPr>
             <w:b/>
@@ -23642,27 +23653,27 @@
           <w:delText xml:space="preserve">Exercise 7 (Derivative of RSS with respect to the slope)</w:delText>
         </w:r>
       </w:del>
-      <w:del w:id="63" w:author="PR Preview" w:date="2026-01-01T00:00:00Z">
+      <w:del w:id="69" w:author="PR Preview" w:date="2026-01-01T00:00:00Z">
         <w:r>
           <w:delText xml:space="preserve"> </w:delText>
         </w:r>
       </w:del>
-      <w:del w:id="64" w:author="PR Preview" w:date="2026-01-01T00:00:00Z">
+      <w:del w:id="70" w:author="PR Preview" w:date="2026-01-01T00:00:00Z">
         <w:r>
           <w:delText xml:space="preserve">Find the partial derivative of the simple linear regression</w:delText>
         </w:r>
       </w:del>
-      <w:del w:id="65" w:author="PR Preview" w:date="2026-01-01T00:00:00Z">
+      <w:del w:id="71" w:author="PR Preview" w:date="2026-01-01T00:00:00Z">
         <w:r>
           <w:delText xml:space="preserve"> </w:delText>
         </w:r>
       </w:del>
-      <w:del w:id="66" w:author="PR Preview" w:date="2026-01-01T00:00:00Z">
+      <w:del w:id="72" w:author="PR Preview" w:date="2026-01-01T00:00:00Z">
         <w:r>
           <w:delText xml:space="preserve">residual sum of squares</w:delText>
         </w:r>
       </w:del>
-      <w:del w:id="67" w:author="PR Preview" w:date="2026-01-01T00:00:00Z">
+      <w:del w:id="73" w:author="PR Preview" w:date="2026-01-01T00:00:00Z">
         <w:r>
           <w:delText xml:space="preserve"> </w:delText>
         </w:r>
@@ -23718,18 +23729,18 @@
           <m:t>)</m:t>
         </m:r>
       </m:oMath>
-      <w:del w:id="68" w:author="PR Preview" w:date="2026-01-01T00:00:00Z">
+      <w:del w:id="74" w:author="PR Preview" w:date="2026-01-01T00:00:00Z">
         <w:r>
           <w:delText xml:space="preserve"> </w:delText>
         </w:r>
       </w:del>
-      <w:del w:id="69" w:author="PR Preview" w:date="2026-01-01T00:00:00Z">
+      <w:del w:id="75" w:author="PR Preview" w:date="2026-01-01T00:00:00Z">
         <w:r>
           <w:delText xml:space="preserve">(</w:delText>
         </w:r>
       </w:del>
       <w:hyperlink w:anchor="exm-rss-slr">
-        <w:del w:id="70" w:author="PR Preview" w:date="2026-01-01T00:00:00Z">
+        <w:del w:id="76" w:author="PR Preview" w:date="2026-01-01T00:00:00Z">
           <w:r>
             <w:rPr>
               <w:rStyle w:val="Hyperlink"/>
@@ -23738,22 +23749,22 @@
           </w:r>
         </w:del>
       </w:hyperlink>
-      <w:del w:id="71" w:author="PR Preview" w:date="2026-01-01T00:00:00Z">
+      <w:del w:id="77" w:author="PR Preview" w:date="2026-01-01T00:00:00Z">
         <w:r>
           <w:delText xml:space="preserve">)</w:delText>
         </w:r>
       </w:del>
-      <w:del w:id="72" w:author="PR Preview" w:date="2026-01-01T00:00:00Z">
+      <w:del w:id="78" w:author="PR Preview" w:date="2026-01-01T00:00:00Z">
         <w:r>
           <w:delText xml:space="preserve"> </w:delText>
         </w:r>
       </w:del>
-      <w:del w:id="73" w:author="PR Preview" w:date="2026-01-01T00:00:00Z">
+      <w:del w:id="79" w:author="PR Preview" w:date="2026-01-01T00:00:00Z">
         <w:r>
           <w:delText xml:space="preserve">with respect to the slope,</w:delText>
         </w:r>
       </w:del>
-      <w:del w:id="74" w:author="PR Preview" w:date="2026-01-01T00:00:00Z">
+      <w:del w:id="80" w:author="PR Preview" w:date="2026-01-01T00:00:00Z">
         <w:r>
           <w:delText xml:space="preserve"> </w:delText>
         </w:r>
@@ -23797,7 +23808,7 @@
           </m:sub>
         </m:sSub>
       </m:oMath>
-      <w:del w:id="75" w:author="PR Preview" w:date="2026-01-01T00:00:00Z">
+      <w:del w:id="81" w:author="PR Preview" w:date="2026-01-01T00:00:00Z">
         <w:r>
           <w:delText xml:space="preserve">.</w:delText>
         </w:r>
@@ -23807,7 +23818,7 @@
       <w:pPr>
         <w:pStyle w:val="BodyText"/>
       </w:pPr>
-      <w:del w:id="76" w:author="PR Preview" w:date="2026-01-01T00:00:00Z">
+      <w:del w:id="82" w:author="PR Preview" w:date="2026-01-01T00:00:00Z">
         <w:r>
           <w:rPr>
             <w:i/>
@@ -23816,28 +23827,28 @@
           <w:delText xml:space="preserve">Solution 7</w:delText>
         </w:r>
       </w:del>
-      <w:del w:id="77" w:author="PR Preview" w:date="2026-01-01T00:00:00Z">
+      <w:del w:id="83" w:author="PR Preview" w:date="2026-01-01T00:00:00Z">
         <w:r>
           <w:delText xml:space="preserve">. </w:delText>
         </w:r>
       </w:del>
-      <w:del w:id="78" w:author="PR Preview" w:date="2026-01-01T00:00:00Z">
+      <w:del w:id="84" w:author="PR Preview" w:date="2026-01-01T00:00:00Z">
         <w:r>
           <w:delText xml:space="preserve">Differentiate one operation at a time,</w:delText>
         </w:r>
       </w:del>
-      <w:del w:id="79" w:author="PR Preview" w:date="2026-01-01T00:00:00Z">
+      <w:del w:id="85" w:author="PR Preview" w:date="2026-01-01T00:00:00Z">
         <w:r>
           <w:delText xml:space="preserve"> </w:delText>
         </w:r>
       </w:del>
-      <w:del w:id="80" w:author="PR Preview" w:date="2026-01-01T00:00:00Z">
+      <w:del w:id="86" w:author="PR Preview" w:date="2026-01-01T00:00:00Z">
         <w:r>
           <w:delText xml:space="preserve">starting from the definition (</w:delText>
         </w:r>
       </w:del>
       <w:hyperlink w:anchor="exm-rss-slr">
-        <w:del w:id="81" w:author="PR Preview" w:date="2026-01-01T00:00:00Z">
+        <w:del w:id="87" w:author="PR Preview" w:date="2026-01-01T00:00:00Z">
           <w:r>
             <w:rPr>
               <w:rStyle w:val="Hyperlink"/>
@@ -23846,7 +23857,7 @@
           </w:r>
         </w:del>
       </w:hyperlink>
-      <w:del w:id="82" w:author="PR Preview" w:date="2026-01-01T00:00:00Z">
+      <w:del w:id="88" w:author="PR Preview" w:date="2026-01-01T00:00:00Z">
         <w:r>
           <w:delText xml:space="preserve">):</w:delText>
         </w:r>
@@ -23854,9 +23865,84 @@
     </w:p>
     <w:p>
       <w:pPr>
+        <w:pStyle w:val="FirstParagraph"/>
+      </w:pPr>
+      <w:ins w:id="89" w:author="PR Preview" w:date="2026-01-01T00:00:00Z">
+        <w:r>
+          <w:rPr>
+            <w:i/>
+            <w:iCs/>
+          </w:rPr>
+          <w:t xml:space="preserve">Proof</w:t>
+        </w:r>
+      </w:ins>
+      <w:ins w:id="90" w:author="PR Preview" w:date="2026-01-01T00:00:00Z">
+        <w:r>
+          <w:t xml:space="preserve">. </w:t>
+        </w:r>
+      </w:ins>
+      <w:ins w:id="91" w:author="PR Preview" w:date="2026-01-01T00:00:00Z">
+        <w:r>
+          <w:t xml:space="preserve">This is the solution to</w:t>
+        </w:r>
+      </w:ins>
+      <w:ins w:id="92" w:author="PR Preview" w:date="2026-01-01T00:00:00Z">
+        <w:r>
+          <w:t xml:space="preserve"> </w:t>
+        </w:r>
+      </w:ins>
+      <w:hyperlink w:anchor="exr-rss-deriv-intercept">
+        <w:ins w:id="93" w:author="PR Preview" w:date="2026-01-01T00:00:00Z">
+          <w:r>
+            <w:rPr>
+              <w:rStyle w:val="Hyperlink"/>
+            </w:rPr>
+            <w:t xml:space="preserve">Exercise 6</w:t>
+          </w:r>
+        </w:ins>
+      </w:hyperlink>
+      <w:ins w:id="94" w:author="PR Preview" w:date="2026-01-01T00:00:00Z">
+        <w:r>
+          <w:t xml:space="preserve">.</w:t>
+        </w:r>
+      </w:ins>
+      <w:ins w:id="95" w:author="PR Preview" w:date="2026-01-01T00:00:00Z">
+        <w:r>
+          <w:t xml:space="preserve"> </w:t>
+        </w:r>
+      </w:ins>
+      <w:ins w:id="96" w:author="PR Preview" w:date="2026-01-01T00:00:00Z">
+        <w:r>
+          <w:t xml:space="preserve">The form in terms of means is the solution to</w:t>
+        </w:r>
+      </w:ins>
+      <w:ins w:id="97" w:author="PR Preview" w:date="2026-01-01T00:00:00Z">
+        <w:r>
+          <w:t xml:space="preserve"> </w:t>
+        </w:r>
+      </w:ins>
+      <w:hyperlink w:anchor="exr-rss-deriv-intercept-in-means">
+        <w:ins w:id="98" w:author="PR Preview" w:date="2026-01-01T00:00:00Z">
+          <w:r>
+            <w:rPr>
+              <w:rStyle w:val="Hyperlink"/>
+            </w:rPr>
+            <w:t xml:space="preserve">Exercise 7</w:t>
+          </w:r>
+        </w:ins>
+      </w:hyperlink>
+      <w:ins w:id="99" w:author="PR Preview" w:date="2026-01-01T00:00:00Z">
+        <w:r>
+          <w:t xml:space="preserve">.</w:t>
+        </w:r>
+      </w:ins>
+    </w:p>
+    <w:bookmarkStart w:id="88" w:name="exr-rss-deriv-slope"/>
+    <w:p>
+      <w:pPr>
         <w:pStyle w:val="BodyText"/>
       </w:pPr>
-      <w:ins w:id="83" w:author="PR Preview" w:date="2026-01-01T00:00:00Z">
+      <w:ins w:id="100" w:author="PR Preview" w:date="2026-01-01T00:00:00Z">
         <w:r>
           <w:rPr>
             <w:b/>
@@ -23865,27 +23951,27 @@
           <w:t xml:space="preserve">Exercise 8 (Derivative of RSS with respect to the slope)</w:t>
         </w:r>
       </w:ins>
-      <w:ins w:id="84" w:author="PR Preview" w:date="2026-01-01T00:00:00Z">
+      <w:ins w:id="101" w:author="PR Preview" w:date="2026-01-01T00:00:00Z">
         <w:r>
           <w:t xml:space="preserve"> </w:t>
         </w:r>
       </w:ins>
-      <w:ins w:id="85" w:author="PR Preview" w:date="2026-01-01T00:00:00Z">
+      <w:ins w:id="102" w:author="PR Preview" w:date="2026-01-01T00:00:00Z">
         <w:r>
           <w:t xml:space="preserve">Find the partial derivative of the simple linear regression</w:t>
         </w:r>
       </w:ins>
-      <w:ins w:id="86" w:author="PR Preview" w:date="2026-01-01T00:00:00Z">
+      <w:ins w:id="103" w:author="PR Preview" w:date="2026-01-01T00:00:00Z">
         <w:r>
           <w:t xml:space="preserve"> </w:t>
         </w:r>
       </w:ins>
-      <w:ins w:id="87" w:author="PR Preview" w:date="2026-01-01T00:00:00Z">
+      <w:ins w:id="104" w:author="PR Preview" w:date="2026-01-01T00:00:00Z">
         <w:r>
           <w:t xml:space="preserve">residual sum of squares</w:t>
         </w:r>
       </w:ins>
-      <w:ins w:id="88" w:author="PR Preview" w:date="2026-01-01T00:00:00Z">
+      <w:ins w:id="105" w:author="PR Preview" w:date="2026-01-01T00:00:00Z">
         <w:r>
           <w:t xml:space="preserve"> </w:t>
         </w:r>
@@ -23941,18 +24027,18 @@
           <m:t>)</m:t>
         </m:r>
       </m:oMath>
-      <w:ins w:id="89" w:author="PR Preview" w:date="2026-01-01T00:00:00Z">
+      <w:ins w:id="106" w:author="PR Preview" w:date="2026-01-01T00:00:00Z">
         <w:r>
           <w:t xml:space="preserve"> </w:t>
         </w:r>
       </w:ins>
-      <w:ins w:id="90" w:author="PR Preview" w:date="2026-01-01T00:00:00Z">
+      <w:ins w:id="107" w:author="PR Preview" w:date="2026-01-01T00:00:00Z">
         <w:r>
           <w:t xml:space="preserve">(</w:t>
         </w:r>
       </w:ins>
       <w:hyperlink w:anchor="exm-rss-slr">
-        <w:ins w:id="91" w:author="PR Preview" w:date="2026-01-01T00:00:00Z">
+        <w:ins w:id="108" w:author="PR Preview" w:date="2026-01-01T00:00:00Z">
           <w:r>
             <w:rPr>
               <w:rStyle w:val="Hyperlink"/>
@@ -23961,22 +24047,22 @@
           </w:r>
         </w:ins>
       </w:hyperlink>
-      <w:ins w:id="92" w:author="PR Preview" w:date="2026-01-01T00:00:00Z">
+      <w:ins w:id="109" w:author="PR Preview" w:date="2026-01-01T00:00:00Z">
         <w:r>
           <w:t xml:space="preserve">)</w:t>
         </w:r>
       </w:ins>
-      <w:ins w:id="93" w:author="PR Preview" w:date="2026-01-01T00:00:00Z">
+      <w:ins w:id="110" w:author="PR Preview" w:date="2026-01-01T00:00:00Z">
         <w:r>
           <w:t xml:space="preserve"> </w:t>
         </w:r>
       </w:ins>
-      <w:ins w:id="94" w:author="PR Preview" w:date="2026-01-01T00:00:00Z">
+      <w:ins w:id="111" w:author="PR Preview" w:date="2026-01-01T00:00:00Z">
         <w:r>
           <w:t xml:space="preserve">with respect to the slope,</w:t>
         </w:r>
       </w:ins>
-      <w:ins w:id="95" w:author="PR Preview" w:date="2026-01-01T00:00:00Z">
+      <w:ins w:id="112" w:author="PR Preview" w:date="2026-01-01T00:00:00Z">
         <w:r>
           <w:t xml:space="preserve"> </w:t>
         </w:r>
@@ -24020,7 +24106,7 @@
           </m:sub>
         </m:sSub>
       </m:oMath>
-      <w:ins w:id="96" w:author="PR Preview" w:date="2026-01-01T00:00:00Z">
+      <w:ins w:id="113" w:author="PR Preview" w:date="2026-01-01T00:00:00Z">
         <w:r>
           <w:t xml:space="preserve">.</w:t>
         </w:r>
@@ -24032,7 +24118,7 @@
       <w:pPr>
         <w:pStyle w:val="BodyText"/>
       </w:pPr>
-      <w:ins w:id="97" w:author="PR Preview" w:date="2026-01-01T00:00:00Z">
+      <w:ins w:id="114" w:author="PR Preview" w:date="2026-01-01T00:00:00Z">
         <w:r>
           <w:rPr>
             <w:i/>
@@ -24041,28 +24127,28 @@
           <w:t xml:space="preserve">Solution 8</w:t>
         </w:r>
       </w:ins>
-      <w:ins w:id="98" w:author="PR Preview" w:date="2026-01-01T00:00:00Z">
+      <w:ins w:id="115" w:author="PR Preview" w:date="2026-01-01T00:00:00Z">
         <w:r>
           <w:t xml:space="preserve">. </w:t>
         </w:r>
       </w:ins>
-      <w:ins w:id="99" w:author="PR Preview" w:date="2026-01-01T00:00:00Z">
+      <w:ins w:id="116" w:author="PR Preview" w:date="2026-01-01T00:00:00Z">
         <w:r>
           <w:t xml:space="preserve">Differentiate one operation at a time,</w:t>
         </w:r>
       </w:ins>
-      <w:ins w:id="100" w:author="PR Preview" w:date="2026-01-01T00:00:00Z">
+      <w:ins w:id="117" w:author="PR Preview" w:date="2026-01-01T00:00:00Z">
         <w:r>
           <w:t xml:space="preserve"> </w:t>
         </w:r>
       </w:ins>
-      <w:ins w:id="101" w:author="PR Preview" w:date="2026-01-01T00:00:00Z">
+      <w:ins w:id="118" w:author="PR Preview" w:date="2026-01-01T00:00:00Z">
         <w:r>
           <w:t xml:space="preserve">starting from the definition (</w:t>
         </w:r>
       </w:ins>
       <w:hyperlink w:anchor="exm-rss-slr">
-        <w:ins w:id="102" w:author="PR Preview" w:date="2026-01-01T00:00:00Z">
+        <w:ins w:id="119" w:author="PR Preview" w:date="2026-01-01T00:00:00Z">
           <w:r>
             <w:rPr>
               <w:rStyle w:val="Hyperlink"/>
@@ -24071,7 +24157,7 @@
           </w:r>
         </w:ins>
       </w:hyperlink>
-      <w:ins w:id="103" w:author="PR Preview" w:date="2026-01-01T00:00:00Z">
+      <w:ins w:id="120" w:author="PR Preview" w:date="2026-01-01T00:00:00Z">
         <w:r>
           <w:t xml:space="preserve">):</w:t>
         </w:r>
@@ -26004,7 +26090,7 @@
       <w:pPr>
         <w:pStyle w:val="FirstParagraph"/>
       </w:pPr>
-      <w:del w:id="104" w:author="PR Preview" w:date="2026-01-01T00:00:00Z">
+      <w:del w:id="121" w:author="PR Preview" w:date="2026-01-01T00:00:00Z">
         <w:r>
           <w:rPr>
             <w:i/>
@@ -26013,23 +26099,23 @@
           <w:delText xml:space="preserve">Proof</w:delText>
         </w:r>
       </w:del>
-      <w:del w:id="105" w:author="PR Preview" w:date="2026-01-01T00:00:00Z">
+      <w:del w:id="122" w:author="PR Preview" w:date="2026-01-01T00:00:00Z">
         <w:r>
           <w:delText xml:space="preserve">. </w:delText>
         </w:r>
       </w:del>
-      <w:del w:id="106" w:author="PR Preview" w:date="2026-01-01T00:00:00Z">
+      <w:del w:id="123" w:author="PR Preview" w:date="2026-01-01T00:00:00Z">
         <w:r>
           <w:delText xml:space="preserve">This is the solution to</w:delText>
         </w:r>
       </w:del>
-      <w:del w:id="107" w:author="PR Preview" w:date="2026-01-01T00:00:00Z">
+      <w:del w:id="124" w:author="PR Preview" w:date="2026-01-01T00:00:00Z">
         <w:r>
           <w:delText xml:space="preserve"> </w:delText>
         </w:r>
       </w:del>
       <w:hyperlink w:anchor="exr-rss-deriv-slope">
-        <w:del w:id="108" w:author="PR Preview" w:date="2026-01-01T00:00:00Z">
+        <w:del w:id="125" w:author="PR Preview" w:date="2026-01-01T00:00:00Z">
           <w:r>
             <w:rPr>
               <w:rStyle w:val="Hyperlink"/>
@@ -26038,7 +26124,7 @@
           </w:r>
         </w:del>
       </w:hyperlink>
-      <w:del w:id="109" w:author="PR Preview" w:date="2026-01-01T00:00:00Z">
+      <w:del w:id="126" w:author="PR Preview" w:date="2026-01-01T00:00:00Z">
         <w:r>
           <w:delText xml:space="preserve">.</w:delText>
         </w:r>
@@ -26048,7 +26134,7 @@
       <w:pPr>
         <w:pStyle w:val="BodyText"/>
       </w:pPr>
-      <w:del w:id="110" w:author="PR Preview" w:date="2026-01-01T00:00:00Z">
+      <w:del w:id="127" w:author="PR Preview" w:date="2026-01-01T00:00:00Z">
         <w:r>
           <w:rPr>
             <w:b/>
@@ -26057,23 +26143,23 @@
           <w:delText xml:space="preserve">Exercise 8 (Solving the normal equations)</w:delText>
         </w:r>
       </w:del>
-      <w:del w:id="111" w:author="PR Preview" w:date="2026-01-01T00:00:00Z">
+      <w:del w:id="128" w:author="PR Preview" w:date="2026-01-01T00:00:00Z">
         <w:r>
           <w:delText xml:space="preserve"> </w:delText>
         </w:r>
       </w:del>
-      <w:del w:id="112" w:author="PR Preview" w:date="2026-01-01T00:00:00Z">
+      <w:del w:id="129" w:author="PR Preview" w:date="2026-01-01T00:00:00Z">
         <w:r>
           <w:delText xml:space="preserve">Using</w:delText>
         </w:r>
       </w:del>
-      <w:del w:id="113" w:author="PR Preview" w:date="2026-01-01T00:00:00Z">
+      <w:del w:id="130" w:author="PR Preview" w:date="2026-01-01T00:00:00Z">
         <w:r>
           <w:delText xml:space="preserve"> </w:delText>
         </w:r>
       </w:del>
       <w:hyperlink w:anchor="exr-rss-deriv-intercept">
-        <w:del w:id="114" w:author="PR Preview" w:date="2026-01-01T00:00:00Z">
+        <w:del w:id="131" w:author="PR Preview" w:date="2026-01-01T00:00:00Z">
           <w:r>
             <w:rPr>
               <w:rStyle w:val="Hyperlink"/>
@@ -26082,23 +26168,23 @@
           </w:r>
         </w:del>
       </w:hyperlink>
-      <w:del w:id="115" w:author="PR Preview" w:date="2026-01-01T00:00:00Z">
+      <w:del w:id="132" w:author="PR Preview" w:date="2026-01-01T00:00:00Z">
         <w:r>
           <w:delText xml:space="preserve"> </w:delText>
         </w:r>
       </w:del>
-      <w:del w:id="116" w:author="PR Preview" w:date="2026-01-01T00:00:00Z">
+      <w:del w:id="133" w:author="PR Preview" w:date="2026-01-01T00:00:00Z">
         <w:r>
           <w:delText xml:space="preserve">and</w:delText>
         </w:r>
       </w:del>
-      <w:del w:id="117" w:author="PR Preview" w:date="2026-01-01T00:00:00Z">
+      <w:del w:id="134" w:author="PR Preview" w:date="2026-01-01T00:00:00Z">
         <w:r>
           <w:delText xml:space="preserve"> </w:delText>
         </w:r>
       </w:del>
       <w:hyperlink w:anchor="exr-rss-deriv-slope">
-        <w:del w:id="118" w:author="PR Preview" w:date="2026-01-01T00:00:00Z">
+        <w:del w:id="135" w:author="PR Preview" w:date="2026-01-01T00:00:00Z">
           <w:r>
             <w:rPr>
               <w:rStyle w:val="Hyperlink"/>
@@ -26107,28 +26193,28 @@
           </w:r>
         </w:del>
       </w:hyperlink>
-      <w:del w:id="119" w:author="PR Preview" w:date="2026-01-01T00:00:00Z">
+      <w:del w:id="136" w:author="PR Preview" w:date="2026-01-01T00:00:00Z">
         <w:r>
           <w:delText xml:space="preserve">,</w:delText>
         </w:r>
       </w:del>
-      <w:del w:id="120" w:author="PR Preview" w:date="2026-01-01T00:00:00Z">
+      <w:del w:id="137" w:author="PR Preview" w:date="2026-01-01T00:00:00Z">
         <w:r>
           <w:delText xml:space="preserve"> </w:delText>
         </w:r>
       </w:del>
-      <w:del w:id="121" w:author="PR Preview" w:date="2026-01-01T00:00:00Z">
+      <w:del w:id="138" w:author="PR Preview" w:date="2026-01-01T00:00:00Z">
         <w:r>
           <w:delText xml:space="preserve">solve the normal equations of</w:delText>
         </w:r>
       </w:del>
-      <w:del w:id="122" w:author="PR Preview" w:date="2026-01-01T00:00:00Z">
+      <w:del w:id="139" w:author="PR Preview" w:date="2026-01-01T00:00:00Z">
         <w:r>
           <w:delText xml:space="preserve"> </w:delText>
         </w:r>
       </w:del>
       <w:hyperlink w:anchor="exm-normal-equations-slr">
-        <w:del w:id="123" w:author="PR Preview" w:date="2026-01-01T00:00:00Z">
+        <w:del w:id="140" w:author="PR Preview" w:date="2026-01-01T00:00:00Z">
           <w:r>
             <w:rPr>
               <w:rStyle w:val="Hyperlink"/>
@@ -26137,17 +26223,17 @@
           </w:r>
         </w:del>
       </w:hyperlink>
-      <w:del w:id="124" w:author="PR Preview" w:date="2026-01-01T00:00:00Z">
+      <w:del w:id="141" w:author="PR Preview" w:date="2026-01-01T00:00:00Z">
         <w:r>
           <w:delText xml:space="preserve"> </w:delText>
         </w:r>
       </w:del>
-      <w:del w:id="125" w:author="PR Preview" w:date="2026-01-01T00:00:00Z">
+      <w:del w:id="142" w:author="PR Preview" w:date="2026-01-01T00:00:00Z">
         <w:r>
           <w:delText xml:space="preserve">for</w:delText>
         </w:r>
       </w:del>
-      <w:del w:id="126" w:author="PR Preview" w:date="2026-01-01T00:00:00Z">
+      <w:del w:id="143" w:author="PR Preview" w:date="2026-01-01T00:00:00Z">
         <w:r>
           <w:delText xml:space="preserve"> </w:delText>
         </w:r>
@@ -26166,17 +26252,17 @@
           </m:sub>
         </m:sSub>
       </m:oMath>
-      <w:del w:id="127" w:author="PR Preview" w:date="2026-01-01T00:00:00Z">
+      <w:del w:id="144" w:author="PR Preview" w:date="2026-01-01T00:00:00Z">
         <w:r>
           <w:delText xml:space="preserve"> </w:delText>
         </w:r>
       </w:del>
-      <w:del w:id="128" w:author="PR Preview" w:date="2026-01-01T00:00:00Z">
+      <w:del w:id="145" w:author="PR Preview" w:date="2026-01-01T00:00:00Z">
         <w:r>
           <w:delText xml:space="preserve">and</w:delText>
         </w:r>
       </w:del>
-      <w:del w:id="129" w:author="PR Preview" w:date="2026-01-01T00:00:00Z">
+      <w:del w:id="146" w:author="PR Preview" w:date="2026-01-01T00:00:00Z">
         <w:r>
           <w:delText xml:space="preserve"> </w:delText>
         </w:r>
@@ -26195,22 +26281,22 @@
           </m:sub>
         </m:sSub>
       </m:oMath>
-      <w:del w:id="130" w:author="PR Preview" w:date="2026-01-01T00:00:00Z">
+      <w:del w:id="147" w:author="PR Preview" w:date="2026-01-01T00:00:00Z">
         <w:r>
           <w:delText xml:space="preserve">,</w:delText>
         </w:r>
       </w:del>
-      <w:del w:id="131" w:author="PR Preview" w:date="2026-01-01T00:00:00Z">
+      <w:del w:id="148" w:author="PR Preview" w:date="2026-01-01T00:00:00Z">
         <w:r>
           <w:delText xml:space="preserve"> </w:delText>
         </w:r>
       </w:del>
-      <w:del w:id="132" w:author="PR Preview" w:date="2026-01-01T00:00:00Z">
+      <w:del w:id="149" w:author="PR Preview" w:date="2026-01-01T00:00:00Z">
         <w:r>
           <w:delText xml:space="preserve">assuming</w:delText>
         </w:r>
       </w:del>
-      <w:del w:id="133" w:author="PR Preview" w:date="2026-01-01T00:00:00Z">
+      <w:del w:id="150" w:author="PR Preview" w:date="2026-01-01T00:00:00Z">
         <w:r>
           <w:delText xml:space="preserve"> </w:delText>
         </w:r>
@@ -26241,18 +26327,18 @@
           <m:t>0</m:t>
         </m:r>
       </m:oMath>
-      <w:del w:id="134" w:author="PR Preview" w:date="2026-01-01T00:00:00Z">
+      <w:del w:id="151" w:author="PR Preview" w:date="2026-01-01T00:00:00Z">
         <w:r>
           <w:delText xml:space="preserve"> </w:delText>
         </w:r>
       </w:del>
-      <w:del w:id="135" w:author="PR Preview" w:date="2026-01-01T00:00:00Z">
+      <w:del w:id="152" w:author="PR Preview" w:date="2026-01-01T00:00:00Z">
         <w:r>
           <w:delText xml:space="preserve">(</w:delText>
         </w:r>
       </w:del>
       <w:hyperlink w:anchor="def-centered-sums">
-        <w:del w:id="136" w:author="PR Preview" w:date="2026-01-01T00:00:00Z">
+        <w:del w:id="153" w:author="PR Preview" w:date="2026-01-01T00:00:00Z">
           <w:r>
             <w:rPr>
               <w:rStyle w:val="Hyperlink"/>
@@ -26261,7 +26347,7 @@
           </w:r>
         </w:del>
       </w:hyperlink>
-      <w:del w:id="137" w:author="PR Preview" w:date="2026-01-01T00:00:00Z">
+      <w:del w:id="154" w:author="PR Preview" w:date="2026-01-01T00:00:00Z">
         <w:r>
           <w:delText xml:space="preserve">).</w:delText>
         </w:r>
@@ -26271,7 +26357,7 @@
       <w:pPr>
         <w:pStyle w:val="BodyText"/>
       </w:pPr>
-      <w:del w:id="138" w:author="PR Preview" w:date="2026-01-01T00:00:00Z">
+      <w:del w:id="155" w:author="PR Preview" w:date="2026-01-01T00:00:00Z">
         <w:r>
           <w:rPr>
             <w:i/>
@@ -26280,12 +26366,12 @@
           <w:delText xml:space="preserve">Solution 8</w:delText>
         </w:r>
       </w:del>
-      <w:del w:id="139" w:author="PR Preview" w:date="2026-01-01T00:00:00Z">
+      <w:del w:id="156" w:author="PR Preview" w:date="2026-01-01T00:00:00Z">
         <w:r>
           <w:delText xml:space="preserve">. </w:delText>
         </w:r>
       </w:del>
-      <w:del w:id="140" w:author="PR Preview" w:date="2026-01-01T00:00:00Z">
+      <w:del w:id="157" w:author="PR Preview" w:date="2026-01-01T00:00:00Z">
         <w:r>
           <w:rPr>
             <w:b/>
@@ -26294,23 +26380,23 @@
           <w:delText xml:space="preserve">First normal equation.</w:delText>
         </w:r>
       </w:del>
-      <w:del w:id="141" w:author="PR Preview" w:date="2026-01-01T00:00:00Z">
+      <w:del w:id="158" w:author="PR Preview" w:date="2026-01-01T00:00:00Z">
         <w:r>
           <w:delText xml:space="preserve"> </w:delText>
         </w:r>
       </w:del>
-      <w:del w:id="142" w:author="PR Preview" w:date="2026-01-01T00:00:00Z">
+      <w:del w:id="159" w:author="PR Preview" w:date="2026-01-01T00:00:00Z">
         <w:r>
           <w:delText xml:space="preserve">Set the derivative from</w:delText>
         </w:r>
       </w:del>
-      <w:del w:id="143" w:author="PR Preview" w:date="2026-01-01T00:00:00Z">
+      <w:del w:id="160" w:author="PR Preview" w:date="2026-01-01T00:00:00Z">
         <w:r>
           <w:delText xml:space="preserve"> </w:delText>
         </w:r>
       </w:del>
       <w:hyperlink w:anchor="exr-rss-deriv-intercept">
-        <w:del w:id="144" w:author="PR Preview" w:date="2026-01-01T00:00:00Z">
+        <w:del w:id="161" w:author="PR Preview" w:date="2026-01-01T00:00:00Z">
           <w:r>
             <w:rPr>
               <w:rStyle w:val="Hyperlink"/>
@@ -26319,27 +26405,27 @@
           </w:r>
         </w:del>
       </w:hyperlink>
-      <w:del w:id="145" w:author="PR Preview" w:date="2026-01-01T00:00:00Z">
+      <w:del w:id="162" w:author="PR Preview" w:date="2026-01-01T00:00:00Z">
         <w:r>
           <w:delText xml:space="preserve"> </w:delText>
         </w:r>
       </w:del>
-      <w:del w:id="146" w:author="PR Preview" w:date="2026-01-01T00:00:00Z">
+      <w:del w:id="163" w:author="PR Preview" w:date="2026-01-01T00:00:00Z">
         <w:r>
           <w:delText xml:space="preserve">to zero,</w:delText>
         </w:r>
       </w:del>
-      <w:del w:id="147" w:author="PR Preview" w:date="2026-01-01T00:00:00Z">
+      <w:del w:id="164" w:author="PR Preview" w:date="2026-01-01T00:00:00Z">
         <w:r>
           <w:delText xml:space="preserve"> </w:delText>
         </w:r>
       </w:del>
-      <w:del w:id="148" w:author="PR Preview" w:date="2026-01-01T00:00:00Z">
+      <w:del w:id="165" w:author="PR Preview" w:date="2026-01-01T00:00:00Z">
         <w:r>
           <w:delText xml:space="preserve">then isolate</w:delText>
         </w:r>
       </w:del>
-      <w:del w:id="149" w:author="PR Preview" w:date="2026-01-01T00:00:00Z">
+      <w:del w:id="166" w:author="PR Preview" w:date="2026-01-01T00:00:00Z">
         <w:r>
           <w:delText xml:space="preserve"> </w:delText>
         </w:r>
@@ -26358,7 +26444,7 @@
           </m:sub>
         </m:sSub>
       </m:oMath>
-      <w:del w:id="150" w:author="PR Preview" w:date="2026-01-01T00:00:00Z">
+      <w:del w:id="167" w:author="PR Preview" w:date="2026-01-01T00:00:00Z">
         <w:r>
           <w:delText xml:space="preserve">:</w:delText>
         </w:r>
@@ -26793,7 +26879,7 @@
       <w:pPr>
         <w:pStyle w:val="FirstParagraph"/>
       </w:pPr>
-      <w:del w:id="151" w:author="PR Preview" w:date="2026-01-01T00:00:00Z">
+      <w:del w:id="168" w:author="PR Preview" w:date="2026-01-01T00:00:00Z">
         <w:r>
           <w:rPr>
             <w:b/>
@@ -26802,23 +26888,23 @@
           <w:delText xml:space="preserve">Second normal equation.</w:delText>
         </w:r>
       </w:del>
-      <w:del w:id="152" w:author="PR Preview" w:date="2026-01-01T00:00:00Z">
+      <w:del w:id="169" w:author="PR Preview" w:date="2026-01-01T00:00:00Z">
         <w:r>
           <w:delText xml:space="preserve"> </w:delText>
         </w:r>
       </w:del>
-      <w:del w:id="153" w:author="PR Preview" w:date="2026-01-01T00:00:00Z">
+      <w:del w:id="170" w:author="PR Preview" w:date="2026-01-01T00:00:00Z">
         <w:r>
           <w:delText xml:space="preserve">Substitute that intercept into the derivative from</w:delText>
         </w:r>
       </w:del>
-      <w:del w:id="154" w:author="PR Preview" w:date="2026-01-01T00:00:00Z">
+      <w:del w:id="171" w:author="PR Preview" w:date="2026-01-01T00:00:00Z">
         <w:r>
           <w:delText xml:space="preserve"> </w:delText>
         </w:r>
       </w:del>
       <w:hyperlink w:anchor="exr-rss-deriv-slope">
-        <w:del w:id="155" w:author="PR Preview" w:date="2026-01-01T00:00:00Z">
+        <w:del w:id="172" w:author="PR Preview" w:date="2026-01-01T00:00:00Z">
           <w:r>
             <w:rPr>
               <w:rStyle w:val="Hyperlink"/>
@@ -26827,7 +26913,7 @@
           </w:r>
         </w:del>
       </w:hyperlink>
-      <w:del w:id="156" w:author="PR Preview" w:date="2026-01-01T00:00:00Z">
+      <w:del w:id="173" w:author="PR Preview" w:date="2026-01-01T00:00:00Z">
         <w:r>
           <w:delText xml:space="preserve">:</w:delText>
         </w:r>
@@ -26837,7 +26923,7 @@
       <w:pPr>
         <w:pStyle w:val="FirstParagraph"/>
       </w:pPr>
-      <w:ins w:id="157" w:author="PR Preview" w:date="2026-01-01T00:00:00Z">
+      <w:ins w:id="174" w:author="PR Preview" w:date="2026-01-01T00:00:00Z">
         <w:r>
           <w:rPr>
             <w:i/>
@@ -26846,23 +26932,23 @@
           <w:t xml:space="preserve">Proof</w:t>
         </w:r>
       </w:ins>
-      <w:ins w:id="158" w:author="PR Preview" w:date="2026-01-01T00:00:00Z">
+      <w:ins w:id="175" w:author="PR Preview" w:date="2026-01-01T00:00:00Z">
         <w:r>
           <w:t xml:space="preserve">. </w:t>
         </w:r>
       </w:ins>
-      <w:ins w:id="159" w:author="PR Preview" w:date="2026-01-01T00:00:00Z">
+      <w:ins w:id="176" w:author="PR Preview" w:date="2026-01-01T00:00:00Z">
         <w:r>
           <w:t xml:space="preserve">This is the solution to</w:t>
         </w:r>
       </w:ins>
-      <w:ins w:id="160" w:author="PR Preview" w:date="2026-01-01T00:00:00Z">
+      <w:ins w:id="177" w:author="PR Preview" w:date="2026-01-01T00:00:00Z">
         <w:r>
           <w:t xml:space="preserve"> </w:t>
         </w:r>
       </w:ins>
       <w:hyperlink w:anchor="exr-rss-deriv-slope">
-        <w:ins w:id="161" w:author="PR Preview" w:date="2026-01-01T00:00:00Z">
+        <w:ins w:id="178" w:author="PR Preview" w:date="2026-01-01T00:00:00Z">
           <w:r>
             <w:rPr>
               <w:rStyle w:val="Hyperlink"/>
@@ -26871,7 +26957,7 @@
           </w:r>
         </w:ins>
       </w:hyperlink>
-      <w:ins w:id="162" w:author="PR Preview" w:date="2026-01-01T00:00:00Z">
+      <w:ins w:id="179" w:author="PR Preview" w:date="2026-01-01T00:00:00Z">
         <w:r>
           <w:t xml:space="preserve">.</w:t>
         </w:r>
@@ -26882,7 +26968,7 @@
       <w:pPr>
         <w:pStyle w:val="BodyText"/>
       </w:pPr>
-      <w:ins w:id="163" w:author="PR Preview" w:date="2026-01-01T00:00:00Z">
+      <w:ins w:id="180" w:author="PR Preview" w:date="2026-01-01T00:00:00Z">
         <w:r>
           <w:rPr>
             <w:b/>
@@ -26891,23 +26977,23 @@
           <w:t xml:space="preserve">Exercise 9 (Solving the normal equations)</w:t>
         </w:r>
       </w:ins>
-      <w:ins w:id="164" w:author="PR Preview" w:date="2026-01-01T00:00:00Z">
+      <w:ins w:id="181" w:author="PR Preview" w:date="2026-01-01T00:00:00Z">
         <w:r>
           <w:t xml:space="preserve"> </w:t>
         </w:r>
       </w:ins>
-      <w:ins w:id="165" w:author="PR Preview" w:date="2026-01-01T00:00:00Z">
+      <w:ins w:id="182" w:author="PR Preview" w:date="2026-01-01T00:00:00Z">
         <w:r>
           <w:t xml:space="preserve">Using</w:t>
         </w:r>
       </w:ins>
-      <w:ins w:id="166" w:author="PR Preview" w:date="2026-01-01T00:00:00Z">
+      <w:ins w:id="183" w:author="PR Preview" w:date="2026-01-01T00:00:00Z">
         <w:r>
           <w:t xml:space="preserve"> </w:t>
         </w:r>
       </w:ins>
       <w:hyperlink w:anchor="exr-rss-deriv-intercept">
-        <w:ins w:id="167" w:author="PR Preview" w:date="2026-01-01T00:00:00Z">
+        <w:ins w:id="184" w:author="PR Preview" w:date="2026-01-01T00:00:00Z">
           <w:r>
             <w:rPr>
               <w:rStyle w:val="Hyperlink"/>
@@ -26916,23 +27002,23 @@
           </w:r>
         </w:ins>
       </w:hyperlink>
-      <w:ins w:id="168" w:author="PR Preview" w:date="2026-01-01T00:00:00Z">
+      <w:ins w:id="185" w:author="PR Preview" w:date="2026-01-01T00:00:00Z">
         <w:r>
           <w:t xml:space="preserve"> </w:t>
         </w:r>
       </w:ins>
-      <w:ins w:id="169" w:author="PR Preview" w:date="2026-01-01T00:00:00Z">
+      <w:ins w:id="186" w:author="PR Preview" w:date="2026-01-01T00:00:00Z">
         <w:r>
           <w:t xml:space="preserve">and</w:t>
         </w:r>
       </w:ins>
-      <w:ins w:id="170" w:author="PR Preview" w:date="2026-01-01T00:00:00Z">
+      <w:ins w:id="187" w:author="PR Preview" w:date="2026-01-01T00:00:00Z">
         <w:r>
           <w:t xml:space="preserve"> </w:t>
         </w:r>
       </w:ins>
       <w:hyperlink w:anchor="exr-rss-deriv-slope">
-        <w:ins w:id="171" w:author="PR Preview" w:date="2026-01-01T00:00:00Z">
+        <w:ins w:id="188" w:author="PR Preview" w:date="2026-01-01T00:00:00Z">
           <w:r>
             <w:rPr>
               <w:rStyle w:val="Hyperlink"/>
@@ -26941,28 +27027,28 @@
           </w:r>
         </w:ins>
       </w:hyperlink>
-      <w:ins w:id="172" w:author="PR Preview" w:date="2026-01-01T00:00:00Z">
+      <w:ins w:id="189" w:author="PR Preview" w:date="2026-01-01T00:00:00Z">
         <w:r>
           <w:t xml:space="preserve">,</w:t>
         </w:r>
       </w:ins>
-      <w:ins w:id="173" w:author="PR Preview" w:date="2026-01-01T00:00:00Z">
+      <w:ins w:id="190" w:author="PR Preview" w:date="2026-01-01T00:00:00Z">
         <w:r>
           <w:t xml:space="preserve"> </w:t>
         </w:r>
       </w:ins>
-      <w:ins w:id="174" w:author="PR Preview" w:date="2026-01-01T00:00:00Z">
+      <w:ins w:id="191" w:author="PR Preview" w:date="2026-01-01T00:00:00Z">
         <w:r>
           <w:t xml:space="preserve">solve the normal equations of</w:t>
         </w:r>
       </w:ins>
-      <w:ins w:id="175" w:author="PR Preview" w:date="2026-01-01T00:00:00Z">
+      <w:ins w:id="192" w:author="PR Preview" w:date="2026-01-01T00:00:00Z">
         <w:r>
           <w:t xml:space="preserve"> </w:t>
         </w:r>
       </w:ins>
       <w:hyperlink w:anchor="exm-normal-equations-slr">
-        <w:ins w:id="176" w:author="PR Preview" w:date="2026-01-01T00:00:00Z">
+        <w:ins w:id="193" w:author="PR Preview" w:date="2026-01-01T00:00:00Z">
           <w:r>
             <w:rPr>
               <w:rStyle w:val="Hyperlink"/>
@@ -26971,17 +27057,17 @@
           </w:r>
         </w:ins>
       </w:hyperlink>
-      <w:ins w:id="177" w:author="PR Preview" w:date="2026-01-01T00:00:00Z">
+      <w:ins w:id="194" w:author="PR Preview" w:date="2026-01-01T00:00:00Z">
         <w:r>
           <w:t xml:space="preserve"> </w:t>
         </w:r>
       </w:ins>
-      <w:ins w:id="178" w:author="PR Preview" w:date="2026-01-01T00:00:00Z">
+      <w:ins w:id="195" w:author="PR Preview" w:date="2026-01-01T00:00:00Z">
         <w:r>
           <w:t xml:space="preserve">for</w:t>
         </w:r>
       </w:ins>
-      <w:ins w:id="179" w:author="PR Preview" w:date="2026-01-01T00:00:00Z">
+      <w:ins w:id="196" w:author="PR Preview" w:date="2026-01-01T00:00:00Z">
         <w:r>
           <w:t xml:space="preserve"> </w:t>
         </w:r>
@@ -27000,17 +27086,17 @@
           </m:sub>
         </m:sSub>
       </m:oMath>
-      <w:ins w:id="180" w:author="PR Preview" w:date="2026-01-01T00:00:00Z">
+      <w:ins w:id="197" w:author="PR Preview" w:date="2026-01-01T00:00:00Z">
         <w:r>
           <w:t xml:space="preserve"> </w:t>
         </w:r>
       </w:ins>
-      <w:ins w:id="181" w:author="PR Preview" w:date="2026-01-01T00:00:00Z">
+      <w:ins w:id="198" w:author="PR Preview" w:date="2026-01-01T00:00:00Z">
         <w:r>
           <w:t xml:space="preserve">and</w:t>
         </w:r>
       </w:ins>
-      <w:ins w:id="182" w:author="PR Preview" w:date="2026-01-01T00:00:00Z">
+      <w:ins w:id="199" w:author="PR Preview" w:date="2026-01-01T00:00:00Z">
         <w:r>
           <w:t xml:space="preserve"> </w:t>
         </w:r>
@@ -27029,22 +27115,22 @@
           </m:sub>
         </m:sSub>
       </m:oMath>
-      <w:ins w:id="183" w:author="PR Preview" w:date="2026-01-01T00:00:00Z">
+      <w:ins w:id="200" w:author="PR Preview" w:date="2026-01-01T00:00:00Z">
         <w:r>
           <w:t xml:space="preserve">,</w:t>
         </w:r>
       </w:ins>
-      <w:ins w:id="184" w:author="PR Preview" w:date="2026-01-01T00:00:00Z">
+      <w:ins w:id="201" w:author="PR Preview" w:date="2026-01-01T00:00:00Z">
         <w:r>
           <w:t xml:space="preserve"> </w:t>
         </w:r>
       </w:ins>
-      <w:ins w:id="185" w:author="PR Preview" w:date="2026-01-01T00:00:00Z">
+      <w:ins w:id="202" w:author="PR Preview" w:date="2026-01-01T00:00:00Z">
         <w:r>
           <w:t xml:space="preserve">assuming</w:t>
         </w:r>
       </w:ins>
-      <w:ins w:id="186" w:author="PR Preview" w:date="2026-01-01T00:00:00Z">
+      <w:ins w:id="203" w:author="PR Preview" w:date="2026-01-01T00:00:00Z">
         <w:r>
           <w:t xml:space="preserve"> </w:t>
         </w:r>
@@ -27075,18 +27161,18 @@
           <m:t>0</m:t>
         </m:r>
       </m:oMath>
-      <w:ins w:id="187" w:author="PR Preview" w:date="2026-01-01T00:00:00Z">
+      <w:ins w:id="204" w:author="PR Preview" w:date="2026-01-01T00:00:00Z">
         <w:r>
           <w:t xml:space="preserve"> </w:t>
         </w:r>
       </w:ins>
-      <w:ins w:id="188" w:author="PR Preview" w:date="2026-01-01T00:00:00Z">
+      <w:ins w:id="205" w:author="PR Preview" w:date="2026-01-01T00:00:00Z">
         <w:r>
           <w:t xml:space="preserve">(</w:t>
         </w:r>
       </w:ins>
       <w:hyperlink w:anchor="def-centered-sums">
-        <w:ins w:id="189" w:author="PR Preview" w:date="2026-01-01T00:00:00Z">
+        <w:ins w:id="206" w:author="PR Preview" w:date="2026-01-01T00:00:00Z">
           <w:r>
             <w:rPr>
               <w:rStyle w:val="Hyperlink"/>
@@ -27095,7 +27181,7 @@
           </w:r>
         </w:ins>
       </w:hyperlink>
-      <w:ins w:id="190" w:author="PR Preview" w:date="2026-01-01T00:00:00Z">
+      <w:ins w:id="207" w:author="PR Preview" w:date="2026-01-01T00:00:00Z">
         <w:r>
           <w:t xml:space="preserve">).</w:t>
         </w:r>
@@ -27107,7 +27193,7 @@
       <w:pPr>
         <w:pStyle w:val="BodyText"/>
       </w:pPr>
-      <w:ins w:id="191" w:author="PR Preview" w:date="2026-01-01T00:00:00Z">
+      <w:ins w:id="208" w:author="PR Preview" w:date="2026-01-01T00:00:00Z">
         <w:r>
           <w:rPr>
             <w:i/>
@@ -27116,12 +27202,12 @@
           <w:t xml:space="preserve">Solution 9</w:t>
         </w:r>
       </w:ins>
-      <w:ins w:id="192" w:author="PR Preview" w:date="2026-01-01T00:00:00Z">
+      <w:ins w:id="209" w:author="PR Preview" w:date="2026-01-01T00:00:00Z">
         <w:r>
           <w:t xml:space="preserve">. </w:t>
         </w:r>
       </w:ins>
-      <w:ins w:id="193" w:author="PR Preview" w:date="2026-01-01T00:00:00Z">
+      <w:ins w:id="210" w:author="PR Preview" w:date="2026-01-01T00:00:00Z">
         <w:r>
           <w:rPr>
             <w:b/>
@@ -27130,23 +27216,23 @@
           <w:t xml:space="preserve">First normal equation.</w:t>
         </w:r>
       </w:ins>
-      <w:ins w:id="194" w:author="PR Preview" w:date="2026-01-01T00:00:00Z">
+      <w:ins w:id="211" w:author="PR Preview" w:date="2026-01-01T00:00:00Z">
         <w:r>
           <w:t xml:space="preserve"> </w:t>
         </w:r>
       </w:ins>
-      <w:ins w:id="195" w:author="PR Preview" w:date="2026-01-01T00:00:00Z">
+      <w:ins w:id="212" w:author="PR Preview" w:date="2026-01-01T00:00:00Z">
         <w:r>
           <w:t xml:space="preserve">Set the derivative from</w:t>
         </w:r>
       </w:ins>
-      <w:ins w:id="196" w:author="PR Preview" w:date="2026-01-01T00:00:00Z">
+      <w:ins w:id="213" w:author="PR Preview" w:date="2026-01-01T00:00:00Z">
         <w:r>
           <w:t xml:space="preserve"> </w:t>
         </w:r>
       </w:ins>
       <w:hyperlink w:anchor="exr-rss-deriv-intercept">
-        <w:ins w:id="197" w:author="PR Preview" w:date="2026-01-01T00:00:00Z">
+        <w:ins w:id="214" w:author="PR Preview" w:date="2026-01-01T00:00:00Z">
           <w:r>
             <w:rPr>
               <w:rStyle w:val="Hyperlink"/>
@@ -27155,27 +27241,27 @@
           </w:r>
         </w:ins>
       </w:hyperlink>
-      <w:ins w:id="198" w:author="PR Preview" w:date="2026-01-01T00:00:00Z">
+      <w:ins w:id="215" w:author="PR Preview" w:date="2026-01-01T00:00:00Z">
         <w:r>
           <w:t xml:space="preserve"> </w:t>
         </w:r>
       </w:ins>
-      <w:ins w:id="199" w:author="PR Preview" w:date="2026-01-01T00:00:00Z">
+      <w:ins w:id="216" w:author="PR Preview" w:date="2026-01-01T00:00:00Z">
         <w:r>
           <w:t xml:space="preserve">to zero,</w:t>
         </w:r>
       </w:ins>
-      <w:ins w:id="200" w:author="PR Preview" w:date="2026-01-01T00:00:00Z">
+      <w:ins w:id="217" w:author="PR Preview" w:date="2026-01-01T00:00:00Z">
         <w:r>
           <w:t xml:space="preserve"> </w:t>
         </w:r>
       </w:ins>
-      <w:ins w:id="201" w:author="PR Preview" w:date="2026-01-01T00:00:00Z">
+      <w:ins w:id="218" w:author="PR Preview" w:date="2026-01-01T00:00:00Z">
         <w:r>
           <w:t xml:space="preserve">then isolate</w:t>
         </w:r>
       </w:ins>
-      <w:ins w:id="202" w:author="PR Preview" w:date="2026-01-01T00:00:00Z">
+      <w:ins w:id="219" w:author="PR Preview" w:date="2026-01-01T00:00:00Z">
         <w:r>
           <w:t xml:space="preserve"> </w:t>
         </w:r>
@@ -27194,7 +27280,7 @@
           </m:sub>
         </m:sSub>
       </m:oMath>
-      <w:ins w:id="203" w:author="PR Preview" w:date="2026-01-01T00:00:00Z">
+      <w:ins w:id="220" w:author="PR Preview" w:date="2026-01-01T00:00:00Z">
         <w:r>
           <w:t xml:space="preserve">:</w:t>
         </w:r>
@@ -27629,7 +27715,7 @@
       <w:pPr>
         <w:pStyle w:val="FirstParagraph"/>
       </w:pPr>
-      <w:ins w:id="204" w:author="PR Preview" w:date="2026-01-01T00:00:00Z">
+      <w:ins w:id="221" w:author="PR Preview" w:date="2026-01-01T00:00:00Z">
         <w:r>
           <w:rPr>
             <w:b/>
@@ -27638,23 +27724,23 @@
           <w:t xml:space="preserve">Second normal equation.</w:t>
         </w:r>
       </w:ins>
-      <w:ins w:id="205" w:author="PR Preview" w:date="2026-01-01T00:00:00Z">
+      <w:ins w:id="222" w:author="PR Preview" w:date="2026-01-01T00:00:00Z">
         <w:r>
           <w:t xml:space="preserve"> </w:t>
         </w:r>
       </w:ins>
-      <w:ins w:id="206" w:author="PR Preview" w:date="2026-01-01T00:00:00Z">
+      <w:ins w:id="223" w:author="PR Preview" w:date="2026-01-01T00:00:00Z">
         <w:r>
           <w:t xml:space="preserve">Substitute that intercept into the derivative from</w:t>
         </w:r>
       </w:ins>
-      <w:ins w:id="207" w:author="PR Preview" w:date="2026-01-01T00:00:00Z">
+      <w:ins w:id="224" w:author="PR Preview" w:date="2026-01-01T00:00:00Z">
         <w:r>
           <w:t xml:space="preserve"> </w:t>
         </w:r>
       </w:ins>
       <w:hyperlink w:anchor="exr-rss-deriv-slope">
-        <w:ins w:id="208" w:author="PR Preview" w:date="2026-01-01T00:00:00Z">
+        <w:ins w:id="225" w:author="PR Preview" w:date="2026-01-01T00:00:00Z">
           <w:r>
             <w:rPr>
               <w:rStyle w:val="Hyperlink"/>
@@ -27663,7 +27749,7 @@
           </w:r>
         </w:ins>
       </w:hyperlink>
-      <w:ins w:id="209" w:author="PR Preview" w:date="2026-01-01T00:00:00Z">
+      <w:ins w:id="226" w:author="PR Preview" w:date="2026-01-01T00:00:00Z">
         <w:r>
           <w:t xml:space="preserve">:</w:t>
         </w:r>
@@ -32428,7 +32514,7 @@
       <w:pPr>
         <w:pStyle w:val="FirstParagraph"/>
       </w:pPr>
-      <w:del w:id="210" w:author="PR Preview" w:date="2026-01-01T00:00:00Z">
+      <w:del w:id="227" w:author="PR Preview" w:date="2026-01-01T00:00:00Z">
         <w:r>
           <w:rPr>
             <w:i/>
@@ -32437,23 +32523,23 @@
           <w:delText xml:space="preserve">Proof</w:delText>
         </w:r>
       </w:del>
-      <w:del w:id="211" w:author="PR Preview" w:date="2026-01-01T00:00:00Z">
+      <w:del w:id="228" w:author="PR Preview" w:date="2026-01-01T00:00:00Z">
         <w:r>
           <w:delText xml:space="preserve">. </w:delText>
         </w:r>
       </w:del>
-      <w:del w:id="212" w:author="PR Preview" w:date="2026-01-01T00:00:00Z">
+      <w:del w:id="229" w:author="PR Preview" w:date="2026-01-01T00:00:00Z">
         <w:r>
           <w:delText xml:space="preserve">This is the solution to</w:delText>
         </w:r>
       </w:del>
-      <w:del w:id="213" w:author="PR Preview" w:date="2026-01-01T00:00:00Z">
+      <w:del w:id="230" w:author="PR Preview" w:date="2026-01-01T00:00:00Z">
         <w:r>
           <w:delText xml:space="preserve"> </w:delText>
         </w:r>
       </w:del>
       <w:hyperlink w:anchor="exr-solve-normal-equations">
-        <w:del w:id="214" w:author="PR Preview" w:date="2026-01-01T00:00:00Z">
+        <w:del w:id="231" w:author="PR Preview" w:date="2026-01-01T00:00:00Z">
           <w:r>
             <w:rPr>
               <w:rStyle w:val="Hyperlink"/>
@@ -32462,7 +32548,7 @@
           </w:r>
         </w:del>
       </w:hyperlink>
-      <w:del w:id="215" w:author="PR Preview" w:date="2026-01-01T00:00:00Z">
+      <w:del w:id="232" w:author="PR Preview" w:date="2026-01-01T00:00:00Z">
         <w:r>
           <w:delText xml:space="preserve">.</w:delText>
         </w:r>
@@ -32472,7 +32558,7 @@
       <w:pPr>
         <w:pStyle w:val="BodyText"/>
       </w:pPr>
-      <w:del w:id="216" w:author="PR Preview" w:date="2026-01-01T00:00:00Z">
+      <w:del w:id="233" w:author="PR Preview" w:date="2026-01-01T00:00:00Z">
         <w:r>
           <w:rPr>
             <w:b/>
@@ -32481,17 +32567,17 @@
           <w:delText xml:space="preserve">Exercise 9 (Second derivatives of RSS)</w:delText>
         </w:r>
       </w:del>
-      <w:del w:id="217" w:author="PR Preview" w:date="2026-01-01T00:00:00Z">
+      <w:del w:id="234" w:author="PR Preview" w:date="2026-01-01T00:00:00Z">
         <w:r>
           <w:delText xml:space="preserve"> </w:delText>
         </w:r>
       </w:del>
-      <w:del w:id="218" w:author="PR Preview" w:date="2026-01-01T00:00:00Z">
+      <w:del w:id="235" w:author="PR Preview" w:date="2026-01-01T00:00:00Z">
         <w:r>
           <w:delText xml:space="preserve">Find the matrix of second derivatives of</w:delText>
         </w:r>
       </w:del>
-      <w:del w:id="219" w:author="PR Preview" w:date="2026-01-01T00:00:00Z">
+      <w:del w:id="236" w:author="PR Preview" w:date="2026-01-01T00:00:00Z">
         <w:r>
           <w:delText xml:space="preserve"> </w:delText>
         </w:r>
@@ -32547,18 +32633,18 @@
           <m:t>)</m:t>
         </m:r>
       </m:oMath>
-      <w:del w:id="220" w:author="PR Preview" w:date="2026-01-01T00:00:00Z">
+      <w:del w:id="237" w:author="PR Preview" w:date="2026-01-01T00:00:00Z">
         <w:r>
           <w:delText xml:space="preserve"> </w:delText>
         </w:r>
       </w:del>
-      <w:del w:id="221" w:author="PR Preview" w:date="2026-01-01T00:00:00Z">
+      <w:del w:id="238" w:author="PR Preview" w:date="2026-01-01T00:00:00Z">
         <w:r>
           <w:delText xml:space="preserve">(</w:delText>
         </w:r>
       </w:del>
       <w:hyperlink w:anchor="exm-rss-slr">
-        <w:del w:id="222" w:author="PR Preview" w:date="2026-01-01T00:00:00Z">
+        <w:del w:id="239" w:author="PR Preview" w:date="2026-01-01T00:00:00Z">
           <w:r>
             <w:rPr>
               <w:rStyle w:val="Hyperlink"/>
@@ -32567,22 +32653,22 @@
           </w:r>
         </w:del>
       </w:hyperlink>
-      <w:del w:id="223" w:author="PR Preview" w:date="2026-01-01T00:00:00Z">
+      <w:del w:id="240" w:author="PR Preview" w:date="2026-01-01T00:00:00Z">
         <w:r>
           <w:delText xml:space="preserve">)</w:delText>
         </w:r>
       </w:del>
-      <w:del w:id="224" w:author="PR Preview" w:date="2026-01-01T00:00:00Z">
+      <w:del w:id="241" w:author="PR Preview" w:date="2026-01-01T00:00:00Z">
         <w:r>
           <w:delText xml:space="preserve"> </w:delText>
         </w:r>
       </w:del>
-      <w:del w:id="225" w:author="PR Preview" w:date="2026-01-01T00:00:00Z">
+      <w:del w:id="242" w:author="PR Preview" w:date="2026-01-01T00:00:00Z">
         <w:r>
           <w:delText xml:space="preserve">with respect to</w:delText>
         </w:r>
       </w:del>
-      <w:del w:id="226" w:author="PR Preview" w:date="2026-01-01T00:00:00Z">
+      <w:del w:id="243" w:author="PR Preview" w:date="2026-01-01T00:00:00Z">
         <w:r>
           <w:delText xml:space="preserve"> </w:delText>
         </w:r>
@@ -32601,17 +32687,17 @@
           </m:sub>
         </m:sSub>
       </m:oMath>
-      <w:del w:id="227" w:author="PR Preview" w:date="2026-01-01T00:00:00Z">
+      <w:del w:id="244" w:author="PR Preview" w:date="2026-01-01T00:00:00Z">
         <w:r>
           <w:delText xml:space="preserve"> </w:delText>
         </w:r>
       </w:del>
-      <w:del w:id="228" w:author="PR Preview" w:date="2026-01-01T00:00:00Z">
+      <w:del w:id="245" w:author="PR Preview" w:date="2026-01-01T00:00:00Z">
         <w:r>
           <w:delText xml:space="preserve">and</w:delText>
         </w:r>
       </w:del>
-      <w:del w:id="229" w:author="PR Preview" w:date="2026-01-01T00:00:00Z">
+      <w:del w:id="246" w:author="PR Preview" w:date="2026-01-01T00:00:00Z">
         <w:r>
           <w:delText xml:space="preserve"> </w:delText>
         </w:r>
@@ -32630,22 +32716,22 @@
           </m:sub>
         </m:sSub>
       </m:oMath>
-      <w:del w:id="230" w:author="PR Preview" w:date="2026-01-01T00:00:00Z">
+      <w:del w:id="247" w:author="PR Preview" w:date="2026-01-01T00:00:00Z">
         <w:r>
           <w:delText xml:space="preserve">,</w:delText>
         </w:r>
       </w:del>
-      <w:del w:id="231" w:author="PR Preview" w:date="2026-01-01T00:00:00Z">
+      <w:del w:id="248" w:author="PR Preview" w:date="2026-01-01T00:00:00Z">
         <w:r>
           <w:delText xml:space="preserve"> </w:delText>
         </w:r>
       </w:del>
-      <w:del w:id="232" w:author="PR Preview" w:date="2026-01-01T00:00:00Z">
+      <w:del w:id="249" w:author="PR Preview" w:date="2026-01-01T00:00:00Z">
         <w:r>
           <w:delText xml:space="preserve">and show that it is positive definite when</w:delText>
         </w:r>
       </w:del>
-      <w:del w:id="233" w:author="PR Preview" w:date="2026-01-01T00:00:00Z">
+      <w:del w:id="250" w:author="PR Preview" w:date="2026-01-01T00:00:00Z">
         <w:r>
           <w:delText xml:space="preserve"> </w:delText>
         </w:r>
@@ -32676,18 +32762,18 @@
           <m:t>0</m:t>
         </m:r>
       </m:oMath>
-      <w:del w:id="234" w:author="PR Preview" w:date="2026-01-01T00:00:00Z">
+      <w:del w:id="251" w:author="PR Preview" w:date="2026-01-01T00:00:00Z">
         <w:r>
           <w:delText xml:space="preserve"> </w:delText>
         </w:r>
       </w:del>
-      <w:del w:id="235" w:author="PR Preview" w:date="2026-01-01T00:00:00Z">
+      <w:del w:id="252" w:author="PR Preview" w:date="2026-01-01T00:00:00Z">
         <w:r>
           <w:delText xml:space="preserve">(</w:delText>
         </w:r>
       </w:del>
       <w:hyperlink w:anchor="def-centered-sums">
-        <w:del w:id="236" w:author="PR Preview" w:date="2026-01-01T00:00:00Z">
+        <w:del w:id="253" w:author="PR Preview" w:date="2026-01-01T00:00:00Z">
           <w:r>
             <w:rPr>
               <w:rStyle w:val="Hyperlink"/>
@@ -32696,7 +32782,7 @@
           </w:r>
         </w:del>
       </w:hyperlink>
-      <w:del w:id="237" w:author="PR Preview" w:date="2026-01-01T00:00:00Z">
+      <w:del w:id="254" w:author="PR Preview" w:date="2026-01-01T00:00:00Z">
         <w:r>
           <w:delText xml:space="preserve">).</w:delText>
         </w:r>
@@ -32706,7 +32792,7 @@
       <w:pPr>
         <w:pStyle w:val="BodyText"/>
       </w:pPr>
-      <w:del w:id="238" w:author="PR Preview" w:date="2026-01-01T00:00:00Z">
+      <w:del w:id="255" w:author="PR Preview" w:date="2026-01-01T00:00:00Z">
         <w:r>
           <w:rPr>
             <w:i/>
@@ -32715,12 +32801,12 @@
           <w:delText xml:space="preserve">Solution 9</w:delText>
         </w:r>
       </w:del>
-      <w:del w:id="239" w:author="PR Preview" w:date="2026-01-01T00:00:00Z">
+      <w:del w:id="256" w:author="PR Preview" w:date="2026-01-01T00:00:00Z">
         <w:r>
           <w:delText xml:space="preserve">. </w:delText>
         </w:r>
       </w:del>
-      <w:del w:id="240" w:author="PR Preview" w:date="2026-01-01T00:00:00Z">
+      <w:del w:id="257" w:author="PR Preview" w:date="2026-01-01T00:00:00Z">
         <w:r>
           <w:delText xml:space="preserve">Differentiate each first derivative again.</w:delText>
         </w:r>
@@ -32730,7 +32816,7 @@
       <w:pPr>
         <w:pStyle w:val="FirstParagraph"/>
       </w:pPr>
-      <w:ins w:id="241" w:author="PR Preview" w:date="2026-01-01T00:00:00Z">
+      <w:ins w:id="258" w:author="PR Preview" w:date="2026-01-01T00:00:00Z">
         <w:r>
           <w:rPr>
             <w:i/>
@@ -32739,23 +32825,23 @@
           <w:t xml:space="preserve">Proof</w:t>
         </w:r>
       </w:ins>
-      <w:ins w:id="242" w:author="PR Preview" w:date="2026-01-01T00:00:00Z">
+      <w:ins w:id="259" w:author="PR Preview" w:date="2026-01-01T00:00:00Z">
         <w:r>
           <w:t xml:space="preserve">. </w:t>
         </w:r>
       </w:ins>
-      <w:ins w:id="243" w:author="PR Preview" w:date="2026-01-01T00:00:00Z">
+      <w:ins w:id="260" w:author="PR Preview" w:date="2026-01-01T00:00:00Z">
         <w:r>
           <w:t xml:space="preserve">This is the solution to</w:t>
         </w:r>
       </w:ins>
-      <w:ins w:id="244" w:author="PR Preview" w:date="2026-01-01T00:00:00Z">
+      <w:ins w:id="261" w:author="PR Preview" w:date="2026-01-01T00:00:00Z">
         <w:r>
           <w:t xml:space="preserve"> </w:t>
         </w:r>
       </w:ins>
       <w:hyperlink w:anchor="exr-solve-normal-equations">
-        <w:ins w:id="245" w:author="PR Preview" w:date="2026-01-01T00:00:00Z">
+        <w:ins w:id="262" w:author="PR Preview" w:date="2026-01-01T00:00:00Z">
           <w:r>
             <w:rPr>
               <w:rStyle w:val="Hyperlink"/>
@@ -32764,7 +32850,7 @@
           </w:r>
         </w:ins>
       </w:hyperlink>
-      <w:ins w:id="246" w:author="PR Preview" w:date="2026-01-01T00:00:00Z">
+      <w:ins w:id="263" w:author="PR Preview" w:date="2026-01-01T00:00:00Z">
         <w:r>
           <w:t xml:space="preserve">.</w:t>
         </w:r>
@@ -32775,7 +32861,7 @@
       <w:pPr>
         <w:pStyle w:val="BodyText"/>
       </w:pPr>
-      <w:ins w:id="247" w:author="PR Preview" w:date="2026-01-01T00:00:00Z">
+      <w:ins w:id="264" w:author="PR Preview" w:date="2026-01-01T00:00:00Z">
         <w:r>
           <w:rPr>
             <w:b/>
@@ -32784,17 +32870,17 @@
           <w:t xml:space="preserve">Exercise 10 (Second derivatives of RSS)</w:t>
         </w:r>
       </w:ins>
-      <w:ins w:id="248" w:author="PR Preview" w:date="2026-01-01T00:00:00Z">
+      <w:ins w:id="265" w:author="PR Preview" w:date="2026-01-01T00:00:00Z">
         <w:r>
           <w:t xml:space="preserve"> </w:t>
         </w:r>
       </w:ins>
-      <w:ins w:id="249" w:author="PR Preview" w:date="2026-01-01T00:00:00Z">
+      <w:ins w:id="266" w:author="PR Preview" w:date="2026-01-01T00:00:00Z">
         <w:r>
           <w:t xml:space="preserve">Find the matrix of second derivatives of</w:t>
         </w:r>
       </w:ins>
-      <w:ins w:id="250" w:author="PR Preview" w:date="2026-01-01T00:00:00Z">
+      <w:ins w:id="267" w:author="PR Preview" w:date="2026-01-01T00:00:00Z">
         <w:r>
           <w:t xml:space="preserve"> </w:t>
         </w:r>
@@ -32850,18 +32936,18 @@
           <m:t>)</m:t>
         </m:r>
       </m:oMath>
-      <w:ins w:id="251" w:author="PR Preview" w:date="2026-01-01T00:00:00Z">
+      <w:ins w:id="268" w:author="PR Preview" w:date="2026-01-01T00:00:00Z">
         <w:r>
           <w:t xml:space="preserve"> </w:t>
         </w:r>
       </w:ins>
-      <w:ins w:id="252" w:author="PR Preview" w:date="2026-01-01T00:00:00Z">
+      <w:ins w:id="269" w:author="PR Preview" w:date="2026-01-01T00:00:00Z">
         <w:r>
           <w:t xml:space="preserve">(</w:t>
         </w:r>
       </w:ins>
       <w:hyperlink w:anchor="exm-rss-slr">
-        <w:ins w:id="253" w:author="PR Preview" w:date="2026-01-01T00:00:00Z">
+        <w:ins w:id="270" w:author="PR Preview" w:date="2026-01-01T00:00:00Z">
           <w:r>
             <w:rPr>
               <w:rStyle w:val="Hyperlink"/>
@@ -32870,22 +32956,22 @@
           </w:r>
         </w:ins>
       </w:hyperlink>
-      <w:ins w:id="254" w:author="PR Preview" w:date="2026-01-01T00:00:00Z">
+      <w:ins w:id="271" w:author="PR Preview" w:date="2026-01-01T00:00:00Z">
         <w:r>
           <w:t xml:space="preserve">)</w:t>
         </w:r>
       </w:ins>
-      <w:ins w:id="255" w:author="PR Preview" w:date="2026-01-01T00:00:00Z">
+      <w:ins w:id="272" w:author="PR Preview" w:date="2026-01-01T00:00:00Z">
         <w:r>
           <w:t xml:space="preserve"> </w:t>
         </w:r>
       </w:ins>
-      <w:ins w:id="256" w:author="PR Preview" w:date="2026-01-01T00:00:00Z">
+      <w:ins w:id="273" w:author="PR Preview" w:date="2026-01-01T00:00:00Z">
         <w:r>
           <w:t xml:space="preserve">with respect to</w:t>
         </w:r>
       </w:ins>
-      <w:ins w:id="257" w:author="PR Preview" w:date="2026-01-01T00:00:00Z">
+      <w:ins w:id="274" w:author="PR Preview" w:date="2026-01-01T00:00:00Z">
         <w:r>
           <w:t xml:space="preserve"> </w:t>
         </w:r>
@@ -32904,17 +32990,17 @@
           </m:sub>
         </m:sSub>
       </m:oMath>
-      <w:ins w:id="258" w:author="PR Preview" w:date="2026-01-01T00:00:00Z">
+      <w:ins w:id="275" w:author="PR Preview" w:date="2026-01-01T00:00:00Z">
         <w:r>
           <w:t xml:space="preserve"> </w:t>
         </w:r>
       </w:ins>
-      <w:ins w:id="259" w:author="PR Preview" w:date="2026-01-01T00:00:00Z">
+      <w:ins w:id="276" w:author="PR Preview" w:date="2026-01-01T00:00:00Z">
         <w:r>
           <w:t xml:space="preserve">and</w:t>
         </w:r>
       </w:ins>
-      <w:ins w:id="260" w:author="PR Preview" w:date="2026-01-01T00:00:00Z">
+      <w:ins w:id="277" w:author="PR Preview" w:date="2026-01-01T00:00:00Z">
         <w:r>
           <w:t xml:space="preserve"> </w:t>
         </w:r>
@@ -32933,7 +33019,7 @@
           </m:sub>
         </m:sSub>
       </m:oMath>
-      <w:ins w:id="261" w:author="PR Preview" w:date="2026-01-01T00:00:00Z">
+      <w:ins w:id="278" w:author="PR Preview" w:date="2026-01-01T00:00:00Z">
         <w:r>
           <w:t xml:space="preserve">.</w:t>
         </w:r>
@@ -32945,7 +33031,7 @@
       <w:pPr>
         <w:pStyle w:val="BodyText"/>
       </w:pPr>
-      <w:ins w:id="262" w:author="PR Preview" w:date="2026-01-01T00:00:00Z">
+      <w:ins w:id="279" w:author="PR Preview" w:date="2026-01-01T00:00:00Z">
         <w:r>
           <w:rPr>
             <w:i/>
@@ -32954,12 +33040,12 @@
           <w:t xml:space="preserve">Solution 10</w:t>
         </w:r>
       </w:ins>
-      <w:ins w:id="263" w:author="PR Preview" w:date="2026-01-01T00:00:00Z">
+      <w:ins w:id="280" w:author="PR Preview" w:date="2026-01-01T00:00:00Z">
         <w:r>
           <w:t xml:space="preserve">. </w:t>
         </w:r>
       </w:ins>
-      <w:ins w:id="264" w:author="PR Preview" w:date="2026-01-01T00:00:00Z">
+      <w:ins w:id="281" w:author="PR Preview" w:date="2026-01-01T00:00:00Z">
         <w:r>
           <w:t xml:space="preserve">Differentiate each first derivative again.</w:t>
         </w:r>
@@ -34523,7 +34609,7 @@
       <w:pPr>
         <w:pStyle w:val="FirstParagraph"/>
       </w:pPr>
-      <w:del w:id="265" w:author="PR Preview" w:date="2026-01-01T00:00:00Z">
+      <w:del w:id="282" w:author="PR Preview" w:date="2026-01-01T00:00:00Z">
         <w:r>
           <w:rPr>
             <w:b/>
@@ -34532,7 +34618,7 @@
           <w:delText xml:space="preserve">Derivatives of</w:delText>
         </w:r>
       </w:del>
-      <w:del w:id="266" w:author="PR Preview" w:date="2026-01-01T00:00:00Z">
+      <w:del w:id="283" w:author="PR Preview" w:date="2026-01-01T00:00:00Z">
         <w:r>
           <w:rPr>
             <w:b/>
@@ -34580,7 +34666,7 @@
           </m:sub>
         </m:sSub>
       </m:oMath>
-      <w:del w:id="267" w:author="PR Preview" w:date="2026-01-01T00:00:00Z">
+      <w:del w:id="284" w:author="PR Preview" w:date="2026-01-01T00:00:00Z">
         <w:r>
           <w:rPr>
             <w:b/>
@@ -34589,23 +34675,23 @@
           <w:delText xml:space="preserve">.</w:delText>
         </w:r>
       </w:del>
-      <w:del w:id="268" w:author="PR Preview" w:date="2026-01-01T00:00:00Z">
+      <w:del w:id="285" w:author="PR Preview" w:date="2026-01-01T00:00:00Z">
         <w:r>
           <w:delText xml:space="preserve"> </w:delText>
         </w:r>
       </w:del>
-      <w:del w:id="269" w:author="PR Preview" w:date="2026-01-01T00:00:00Z">
+      <w:del w:id="286" w:author="PR Preview" w:date="2026-01-01T00:00:00Z">
         <w:r>
           <w:delText xml:space="preserve">By</w:delText>
         </w:r>
       </w:del>
-      <w:del w:id="270" w:author="PR Preview" w:date="2026-01-01T00:00:00Z">
+      <w:del w:id="287" w:author="PR Preview" w:date="2026-01-01T00:00:00Z">
         <w:r>
           <w:delText xml:space="preserve"> </w:delText>
         </w:r>
       </w:del>
       <w:hyperlink w:anchor="exr-rss-deriv-slope">
-        <w:del w:id="271" w:author="PR Preview" w:date="2026-01-01T00:00:00Z">
+        <w:del w:id="288" w:author="PR Preview" w:date="2026-01-01T00:00:00Z">
           <w:r>
             <w:rPr>
               <w:rStyle w:val="Hyperlink"/>
@@ -34614,12 +34700,12 @@
           </w:r>
         </w:del>
       </w:hyperlink>
-      <w:del w:id="272" w:author="PR Preview" w:date="2026-01-01T00:00:00Z">
+      <w:del w:id="289" w:author="PR Preview" w:date="2026-01-01T00:00:00Z">
         <w:r>
           <w:delText xml:space="preserve">,</w:delText>
         </w:r>
       </w:del>
-      <w:del w:id="273" w:author="PR Preview" w:date="2026-01-01T00:00:00Z">
+      <w:del w:id="290" w:author="PR Preview" w:date="2026-01-01T00:00:00Z">
         <w:r>
           <w:delText xml:space="preserve"> </w:delText>
         </w:r>
@@ -34791,22 +34877,22 @@
           <m:t>)</m:t>
         </m:r>
       </m:oMath>
-      <w:del w:id="274" w:author="PR Preview" w:date="2026-01-01T00:00:00Z">
+      <w:del w:id="291" w:author="PR Preview" w:date="2026-01-01T00:00:00Z">
         <w:r>
           <w:delText xml:space="preserve">.</w:delText>
         </w:r>
       </w:del>
-      <w:del w:id="275" w:author="PR Preview" w:date="2026-01-01T00:00:00Z">
+      <w:del w:id="292" w:author="PR Preview" w:date="2026-01-01T00:00:00Z">
         <w:r>
           <w:delText xml:space="preserve"> </w:delText>
         </w:r>
       </w:del>
-      <w:del w:id="276" w:author="PR Preview" w:date="2026-01-01T00:00:00Z">
+      <w:del w:id="293" w:author="PR Preview" w:date="2026-01-01T00:00:00Z">
         <w:r>
           <w:delText xml:space="preserve">Differentiating with respect to</w:delText>
         </w:r>
       </w:del>
-      <w:del w:id="277" w:author="PR Preview" w:date="2026-01-01T00:00:00Z">
+      <w:del w:id="294" w:author="PR Preview" w:date="2026-01-01T00:00:00Z">
         <w:r>
           <w:delText xml:space="preserve"> </w:delText>
         </w:r>
@@ -34825,22 +34911,22 @@
           </m:sub>
         </m:sSub>
       </m:oMath>
-      <w:del w:id="278" w:author="PR Preview" w:date="2026-01-01T00:00:00Z">
+      <w:del w:id="295" w:author="PR Preview" w:date="2026-01-01T00:00:00Z">
         <w:r>
           <w:delText xml:space="preserve">,</w:delText>
         </w:r>
       </w:del>
-      <w:del w:id="279" w:author="PR Preview" w:date="2026-01-01T00:00:00Z">
+      <w:del w:id="296" w:author="PR Preview" w:date="2026-01-01T00:00:00Z">
         <w:r>
           <w:delText xml:space="preserve"> </w:delText>
         </w:r>
       </w:del>
-      <w:del w:id="280" w:author="PR Preview" w:date="2026-01-01T00:00:00Z">
+      <w:del w:id="297" w:author="PR Preview" w:date="2026-01-01T00:00:00Z">
         <w:r>
           <w:delText xml:space="preserve">and reusing the inner derivative</w:delText>
         </w:r>
       </w:del>
-      <w:del w:id="281" w:author="PR Preview" w:date="2026-01-01T00:00:00Z">
+      <w:del w:id="298" w:author="PR Preview" w:date="2026-01-01T00:00:00Z">
         <w:r>
           <w:delText xml:space="preserve"> </w:delText>
         </w:r>
@@ -34856,23 +34942,23 @@
           <m:t>1</m:t>
         </m:r>
       </m:oMath>
-      <w:del w:id="282" w:author="PR Preview" w:date="2026-01-01T00:00:00Z">
+      <w:del w:id="299" w:author="PR Preview" w:date="2026-01-01T00:00:00Z">
         <w:r>
           <w:delText xml:space="preserve"> </w:delText>
         </w:r>
       </w:del>
-      <w:del w:id="283" w:author="PR Preview" w:date="2026-01-01T00:00:00Z">
+      <w:del w:id="300" w:author="PR Preview" w:date="2026-01-01T00:00:00Z">
         <w:r>
           <w:delText xml:space="preserve">from</w:delText>
         </w:r>
       </w:del>
-      <w:del w:id="284" w:author="PR Preview" w:date="2026-01-01T00:00:00Z">
+      <w:del w:id="301" w:author="PR Preview" w:date="2026-01-01T00:00:00Z">
         <w:r>
           <w:delText xml:space="preserve"> </w:delText>
         </w:r>
       </w:del>
       <w:hyperlink w:anchor="exr-rss-deriv-intercept">
-        <w:del w:id="285" w:author="PR Preview" w:date="2026-01-01T00:00:00Z">
+        <w:del w:id="302" w:author="PR Preview" w:date="2026-01-01T00:00:00Z">
           <w:r>
             <w:rPr>
               <w:rStyle w:val="Hyperlink"/>
@@ -34881,7 +34967,7 @@
           </w:r>
         </w:del>
       </w:hyperlink>
-      <w:del w:id="286" w:author="PR Preview" w:date="2026-01-01T00:00:00Z">
+      <w:del w:id="303" w:author="PR Preview" w:date="2026-01-01T00:00:00Z">
         <w:r>
           <w:delText xml:space="preserve">:</w:delText>
         </w:r>
@@ -36040,12 +36126,12 @@
       <w:pPr>
         <w:pStyle w:val="FirstParagraph"/>
       </w:pPr>
-      <w:del w:id="287" w:author="PR Preview" w:date="2026-01-01T00:00:00Z">
+      <w:del w:id="304" w:author="PR Preview" w:date="2026-01-01T00:00:00Z">
         <w:r>
           <w:delText xml:space="preserve">Differentiating with respect to</w:delText>
         </w:r>
       </w:del>
-      <w:del w:id="288" w:author="PR Preview" w:date="2026-01-01T00:00:00Z">
+      <w:del w:id="305" w:author="PR Preview" w:date="2026-01-01T00:00:00Z">
         <w:r>
           <w:delText xml:space="preserve"> </w:delText>
         </w:r>
@@ -36064,22 +36150,22 @@
           </m:sub>
         </m:sSub>
       </m:oMath>
-      <w:del w:id="289" w:author="PR Preview" w:date="2026-01-01T00:00:00Z">
+      <w:del w:id="306" w:author="PR Preview" w:date="2026-01-01T00:00:00Z">
         <w:r>
           <w:delText xml:space="preserve">,</w:delText>
         </w:r>
       </w:del>
-      <w:del w:id="290" w:author="PR Preview" w:date="2026-01-01T00:00:00Z">
+      <w:del w:id="307" w:author="PR Preview" w:date="2026-01-01T00:00:00Z">
         <w:r>
           <w:delText xml:space="preserve"> </w:delText>
         </w:r>
       </w:del>
-      <w:del w:id="291" w:author="PR Preview" w:date="2026-01-01T00:00:00Z">
+      <w:del w:id="308" w:author="PR Preview" w:date="2026-01-01T00:00:00Z">
         <w:r>
           <w:delText xml:space="preserve">and reusing the inner derivative</w:delText>
         </w:r>
       </w:del>
-      <w:del w:id="292" w:author="PR Preview" w:date="2026-01-01T00:00:00Z">
+      <w:del w:id="309" w:author="PR Preview" w:date="2026-01-01T00:00:00Z">
         <w:r>
           <w:delText xml:space="preserve"> </w:delText>
         </w:r>
@@ -36104,23 +36190,23 @@
           </m:sub>
         </m:sSub>
       </m:oMath>
-      <w:del w:id="293" w:author="PR Preview" w:date="2026-01-01T00:00:00Z">
+      <w:del w:id="310" w:author="PR Preview" w:date="2026-01-01T00:00:00Z">
         <w:r>
           <w:delText xml:space="preserve"> </w:delText>
         </w:r>
       </w:del>
-      <w:del w:id="294" w:author="PR Preview" w:date="2026-01-01T00:00:00Z">
+      <w:del w:id="311" w:author="PR Preview" w:date="2026-01-01T00:00:00Z">
         <w:r>
           <w:delText xml:space="preserve">from</w:delText>
         </w:r>
       </w:del>
-      <w:del w:id="295" w:author="PR Preview" w:date="2026-01-01T00:00:00Z">
+      <w:del w:id="312" w:author="PR Preview" w:date="2026-01-01T00:00:00Z">
         <w:r>
           <w:delText xml:space="preserve"> </w:delText>
         </w:r>
       </w:del>
       <w:hyperlink w:anchor="exr-rss-deriv-slope">
-        <w:del w:id="296" w:author="PR Preview" w:date="2026-01-01T00:00:00Z">
+        <w:del w:id="313" w:author="PR Preview" w:date="2026-01-01T00:00:00Z">
           <w:r>
             <w:rPr>
               <w:rStyle w:val="Hyperlink"/>
@@ -36129,7 +36215,7 @@
           </w:r>
         </w:del>
       </w:hyperlink>
-      <w:del w:id="297" w:author="PR Preview" w:date="2026-01-01T00:00:00Z">
+      <w:del w:id="314" w:author="PR Preview" w:date="2026-01-01T00:00:00Z">
         <w:r>
           <w:delText xml:space="preserve">:</w:delText>
         </w:r>
@@ -36139,7 +36225,7 @@
       <w:pPr>
         <w:pStyle w:val="FirstParagraph"/>
       </w:pPr>
-      <w:ins w:id="298" w:author="PR Preview" w:date="2026-01-01T00:00:00Z">
+      <w:ins w:id="315" w:author="PR Preview" w:date="2026-01-01T00:00:00Z">
         <w:r>
           <w:rPr>
             <w:b/>
@@ -36148,7 +36234,7 @@
           <w:t xml:space="preserve">Derivatives of</w:t>
         </w:r>
       </w:ins>
-      <w:ins w:id="299" w:author="PR Preview" w:date="2026-01-01T00:00:00Z">
+      <w:ins w:id="316" w:author="PR Preview" w:date="2026-01-01T00:00:00Z">
         <w:r>
           <w:rPr>
             <w:b/>
@@ -36196,7 +36282,7 @@
           </m:sub>
         </m:sSub>
       </m:oMath>
-      <w:ins w:id="300" w:author="PR Preview" w:date="2026-01-01T00:00:00Z">
+      <w:ins w:id="317" w:author="PR Preview" w:date="2026-01-01T00:00:00Z">
         <w:r>
           <w:rPr>
             <w:b/>
@@ -36205,23 +36291,23 @@
           <w:t xml:space="preserve">.</w:t>
         </w:r>
       </w:ins>
-      <w:ins w:id="301" w:author="PR Preview" w:date="2026-01-01T00:00:00Z">
+      <w:ins w:id="318" w:author="PR Preview" w:date="2026-01-01T00:00:00Z">
         <w:r>
           <w:t xml:space="preserve"> </w:t>
         </w:r>
       </w:ins>
-      <w:ins w:id="302" w:author="PR Preview" w:date="2026-01-01T00:00:00Z">
+      <w:ins w:id="319" w:author="PR Preview" w:date="2026-01-01T00:00:00Z">
         <w:r>
           <w:t xml:space="preserve">By</w:t>
         </w:r>
       </w:ins>
-      <w:ins w:id="303" w:author="PR Preview" w:date="2026-01-01T00:00:00Z">
+      <w:ins w:id="320" w:author="PR Preview" w:date="2026-01-01T00:00:00Z">
         <w:r>
           <w:t xml:space="preserve"> </w:t>
         </w:r>
       </w:ins>
       <w:hyperlink w:anchor="exr-rss-deriv-slope">
-        <w:ins w:id="304" w:author="PR Preview" w:date="2026-01-01T00:00:00Z">
+        <w:ins w:id="321" w:author="PR Preview" w:date="2026-01-01T00:00:00Z">
           <w:r>
             <w:rPr>
               <w:rStyle w:val="Hyperlink"/>
@@ -36230,12 +36316,12 @@
           </w:r>
         </w:ins>
       </w:hyperlink>
-      <w:ins w:id="305" w:author="PR Preview" w:date="2026-01-01T00:00:00Z">
+      <w:ins w:id="322" w:author="PR Preview" w:date="2026-01-01T00:00:00Z">
         <w:r>
           <w:t xml:space="preserve">,</w:t>
         </w:r>
       </w:ins>
-      <w:ins w:id="306" w:author="PR Preview" w:date="2026-01-01T00:00:00Z">
+      <w:ins w:id="323" w:author="PR Preview" w:date="2026-01-01T00:00:00Z">
         <w:r>
           <w:t xml:space="preserve"> </w:t>
         </w:r>
@@ -36407,22 +36493,22 @@
           <m:t>)</m:t>
         </m:r>
       </m:oMath>
-      <w:ins w:id="307" w:author="PR Preview" w:date="2026-01-01T00:00:00Z">
+      <w:ins w:id="324" w:author="PR Preview" w:date="2026-01-01T00:00:00Z">
         <w:r>
           <w:t xml:space="preserve">.</w:t>
         </w:r>
       </w:ins>
-      <w:ins w:id="308" w:author="PR Preview" w:date="2026-01-01T00:00:00Z">
+      <w:ins w:id="325" w:author="PR Preview" w:date="2026-01-01T00:00:00Z">
         <w:r>
           <w:t xml:space="preserve"> </w:t>
         </w:r>
       </w:ins>
-      <w:ins w:id="309" w:author="PR Preview" w:date="2026-01-01T00:00:00Z">
+      <w:ins w:id="326" w:author="PR Preview" w:date="2026-01-01T00:00:00Z">
         <w:r>
           <w:t xml:space="preserve">Differentiating with respect to</w:t>
         </w:r>
       </w:ins>
-      <w:ins w:id="310" w:author="PR Preview" w:date="2026-01-01T00:00:00Z">
+      <w:ins w:id="327" w:author="PR Preview" w:date="2026-01-01T00:00:00Z">
         <w:r>
           <w:t xml:space="preserve"> </w:t>
         </w:r>
@@ -36441,22 +36527,22 @@
           </m:sub>
         </m:sSub>
       </m:oMath>
-      <w:ins w:id="311" w:author="PR Preview" w:date="2026-01-01T00:00:00Z">
+      <w:ins w:id="328" w:author="PR Preview" w:date="2026-01-01T00:00:00Z">
         <w:r>
           <w:t xml:space="preserve">,</w:t>
         </w:r>
       </w:ins>
-      <w:ins w:id="312" w:author="PR Preview" w:date="2026-01-01T00:00:00Z">
+      <w:ins w:id="329" w:author="PR Preview" w:date="2026-01-01T00:00:00Z">
         <w:r>
           <w:t xml:space="preserve"> </w:t>
         </w:r>
       </w:ins>
-      <w:ins w:id="313" w:author="PR Preview" w:date="2026-01-01T00:00:00Z">
+      <w:ins w:id="330" w:author="PR Preview" w:date="2026-01-01T00:00:00Z">
         <w:r>
           <w:t xml:space="preserve">and reusing the inner derivative</w:t>
         </w:r>
       </w:ins>
-      <w:ins w:id="314" w:author="PR Preview" w:date="2026-01-01T00:00:00Z">
+      <w:ins w:id="331" w:author="PR Preview" w:date="2026-01-01T00:00:00Z">
         <w:r>
           <w:t xml:space="preserve"> </w:t>
         </w:r>
@@ -36472,23 +36558,23 @@
           <m:t>1</m:t>
         </m:r>
       </m:oMath>
-      <w:ins w:id="315" w:author="PR Preview" w:date="2026-01-01T00:00:00Z">
+      <w:ins w:id="332" w:author="PR Preview" w:date="2026-01-01T00:00:00Z">
         <w:r>
           <w:t xml:space="preserve"> </w:t>
         </w:r>
       </w:ins>
-      <w:ins w:id="316" w:author="PR Preview" w:date="2026-01-01T00:00:00Z">
+      <w:ins w:id="333" w:author="PR Preview" w:date="2026-01-01T00:00:00Z">
         <w:r>
           <w:t xml:space="preserve">from</w:t>
         </w:r>
       </w:ins>
-      <w:ins w:id="317" w:author="PR Preview" w:date="2026-01-01T00:00:00Z">
+      <w:ins w:id="334" w:author="PR Preview" w:date="2026-01-01T00:00:00Z">
         <w:r>
           <w:t xml:space="preserve"> </w:t>
         </w:r>
       </w:ins>
       <w:hyperlink w:anchor="exr-rss-deriv-intercept">
-        <w:ins w:id="318" w:author="PR Preview" w:date="2026-01-01T00:00:00Z">
+        <w:ins w:id="335" w:author="PR Preview" w:date="2026-01-01T00:00:00Z">
           <w:r>
             <w:rPr>
               <w:rStyle w:val="Hyperlink"/>
@@ -36497,7 +36583,7 @@
           </w:r>
         </w:ins>
       </w:hyperlink>
-      <w:ins w:id="319" w:author="PR Preview" w:date="2026-01-01T00:00:00Z">
+      <w:ins w:id="336" w:author="PR Preview" w:date="2026-01-01T00:00:00Z">
         <w:r>
           <w:t xml:space="preserve">:</w:t>
         </w:r>
@@ -37656,12 +37742,12 @@
       <w:pPr>
         <w:pStyle w:val="FirstParagraph"/>
       </w:pPr>
-      <w:ins w:id="320" w:author="PR Preview" w:date="2026-01-01T00:00:00Z">
+      <w:ins w:id="337" w:author="PR Preview" w:date="2026-01-01T00:00:00Z">
         <w:r>
           <w:t xml:space="preserve">Differentiating with respect to</w:t>
         </w:r>
       </w:ins>
-      <w:ins w:id="321" w:author="PR Preview" w:date="2026-01-01T00:00:00Z">
+      <w:ins w:id="338" w:author="PR Preview" w:date="2026-01-01T00:00:00Z">
         <w:r>
           <w:t xml:space="preserve"> </w:t>
         </w:r>
@@ -37680,22 +37766,22 @@
           </m:sub>
         </m:sSub>
       </m:oMath>
-      <w:ins w:id="322" w:author="PR Preview" w:date="2026-01-01T00:00:00Z">
+      <w:ins w:id="339" w:author="PR Preview" w:date="2026-01-01T00:00:00Z">
         <w:r>
           <w:t xml:space="preserve">,</w:t>
         </w:r>
       </w:ins>
-      <w:ins w:id="323" w:author="PR Preview" w:date="2026-01-01T00:00:00Z">
+      <w:ins w:id="340" w:author="PR Preview" w:date="2026-01-01T00:00:00Z">
         <w:r>
           <w:t xml:space="preserve"> </w:t>
         </w:r>
       </w:ins>
-      <w:ins w:id="324" w:author="PR Preview" w:date="2026-01-01T00:00:00Z">
+      <w:ins w:id="341" w:author="PR Preview" w:date="2026-01-01T00:00:00Z">
         <w:r>
           <w:t xml:space="preserve">and reusing the inner derivative</w:t>
         </w:r>
       </w:ins>
-      <w:ins w:id="325" w:author="PR Preview" w:date="2026-01-01T00:00:00Z">
+      <w:ins w:id="342" w:author="PR Preview" w:date="2026-01-01T00:00:00Z">
         <w:r>
           <w:t xml:space="preserve"> </w:t>
         </w:r>
@@ -37720,23 +37806,23 @@
           </m:sub>
         </m:sSub>
       </m:oMath>
-      <w:ins w:id="326" w:author="PR Preview" w:date="2026-01-01T00:00:00Z">
+      <w:ins w:id="343" w:author="PR Preview" w:date="2026-01-01T00:00:00Z">
         <w:r>
           <w:t xml:space="preserve"> </w:t>
         </w:r>
       </w:ins>
-      <w:ins w:id="327" w:author="PR Preview" w:date="2026-01-01T00:00:00Z">
+      <w:ins w:id="344" w:author="PR Preview" w:date="2026-01-01T00:00:00Z">
         <w:r>
           <w:t xml:space="preserve">from</w:t>
         </w:r>
       </w:ins>
-      <w:ins w:id="328" w:author="PR Preview" w:date="2026-01-01T00:00:00Z">
+      <w:ins w:id="345" w:author="PR Preview" w:date="2026-01-01T00:00:00Z">
         <w:r>
           <w:t xml:space="preserve"> </w:t>
         </w:r>
       </w:ins>
       <w:hyperlink w:anchor="exr-rss-deriv-slope">
-        <w:ins w:id="329" w:author="PR Preview" w:date="2026-01-01T00:00:00Z">
+        <w:ins w:id="346" w:author="PR Preview" w:date="2026-01-01T00:00:00Z">
           <w:r>
             <w:rPr>
               <w:rStyle w:val="Hyperlink"/>
@@ -37745,7 +37831,7 @@
           </w:r>
         </w:ins>
       </w:hyperlink>
-      <w:ins w:id="330" w:author="PR Preview" w:date="2026-01-01T00:00:00Z">
+      <w:ins w:id="347" w:author="PR Preview" w:date="2026-01-01T00:00:00Z">
         <w:r>
           <w:t xml:space="preserve">:</w:t>
         </w:r>
@@ -38991,12 +39077,12 @@
       <w:pPr>
         <w:pStyle w:val="FirstParagraph"/>
       </w:pPr>
-      <w:del w:id="331" w:author="PR Preview" w:date="2026-01-01T00:00:00Z">
+      <w:del w:id="348" w:author="PR Preview" w:date="2026-01-01T00:00:00Z">
         <w:r>
           <w:delText xml:space="preserve">Its top-left entry,</w:delText>
         </w:r>
       </w:del>
-      <w:del w:id="332" w:author="PR Preview" w:date="2026-01-01T00:00:00Z">
+      <w:del w:id="349" w:author="PR Preview" w:date="2026-01-01T00:00:00Z">
         <w:r>
           <w:delText xml:space="preserve"> </w:delText>
         </w:r>
@@ -39009,32 +39095,32 @@
           <m:t>n</m:t>
         </m:r>
       </m:oMath>
-      <w:del w:id="333" w:author="PR Preview" w:date="2026-01-01T00:00:00Z">
+      <w:del w:id="350" w:author="PR Preview" w:date="2026-01-01T00:00:00Z">
         <w:r>
           <w:delText xml:space="preserve">, is positive.</w:delText>
         </w:r>
       </w:del>
-      <w:del w:id="334" w:author="PR Preview" w:date="2026-01-01T00:00:00Z">
+      <w:del w:id="351" w:author="PR Preview" w:date="2026-01-01T00:00:00Z">
         <w:r>
           <w:delText xml:space="preserve"> </w:delText>
         </w:r>
       </w:del>
-      <w:del w:id="335" w:author="PR Preview" w:date="2026-01-01T00:00:00Z">
+      <w:del w:id="352" w:author="PR Preview" w:date="2026-01-01T00:00:00Z">
         <w:r>
           <w:delText xml:space="preserve">Its determinant,</w:delText>
         </w:r>
       </w:del>
-      <w:del w:id="336" w:author="PR Preview" w:date="2026-01-01T00:00:00Z">
+      <w:del w:id="353" w:author="PR Preview" w:date="2026-01-01T00:00:00Z">
         <w:r>
           <w:delText xml:space="preserve"> </w:delText>
         </w:r>
       </w:del>
-      <w:del w:id="337" w:author="PR Preview" w:date="2026-01-01T00:00:00Z">
+      <w:del w:id="354" w:author="PR Preview" w:date="2026-01-01T00:00:00Z">
         <w:r>
           <w:delText xml:space="preserve">using the expanded form of</w:delText>
         </w:r>
       </w:del>
-      <w:del w:id="338" w:author="PR Preview" w:date="2026-01-01T00:00:00Z">
+      <w:del w:id="355" w:author="PR Preview" w:date="2026-01-01T00:00:00Z">
         <w:r>
           <w:delText xml:space="preserve"> </w:delText>
         </w:r>
@@ -39056,23 +39142,23 @@
           </m:sub>
         </m:sSub>
       </m:oMath>
-      <w:del w:id="339" w:author="PR Preview" w:date="2026-01-01T00:00:00Z">
+      <w:del w:id="356" w:author="PR Preview" w:date="2026-01-01T00:00:00Z">
         <w:r>
           <w:delText xml:space="preserve"> </w:delText>
         </w:r>
       </w:del>
-      <w:del w:id="340" w:author="PR Preview" w:date="2026-01-01T00:00:00Z">
+      <w:del w:id="357" w:author="PR Preview" w:date="2026-01-01T00:00:00Z">
         <w:r>
           <w:delText xml:space="preserve">from</w:delText>
         </w:r>
       </w:del>
-      <w:del w:id="341" w:author="PR Preview" w:date="2026-01-01T00:00:00Z">
+      <w:del w:id="358" w:author="PR Preview" w:date="2026-01-01T00:00:00Z">
         <w:r>
           <w:delText xml:space="preserve"> </w:delText>
         </w:r>
       </w:del>
       <w:hyperlink w:anchor="exr-sxx-expand">
-        <w:del w:id="342" w:author="PR Preview" w:date="2026-01-01T00:00:00Z">
+        <w:del w:id="359" w:author="PR Preview" w:date="2026-01-01T00:00:00Z">
           <w:r>
             <w:rPr>
               <w:rStyle w:val="Hyperlink"/>
@@ -39081,7 +39167,7 @@
           </w:r>
         </w:del>
       </w:hyperlink>
-      <w:del w:id="343" w:author="PR Preview" w:date="2026-01-01T00:00:00Z">
+      <w:del w:id="360" w:author="PR Preview" w:date="2026-01-01T00:00:00Z">
         <w:r>
           <w:delText xml:space="preserve">, is</w:delText>
         </w:r>
@@ -39091,7 +39177,7 @@
       <w:pPr>
         <w:pStyle w:val="FirstParagraph"/>
       </w:pPr>
-      <w:ins w:id="344" w:author="PR Preview" w:date="2026-01-01T00:00:00Z">
+      <w:ins w:id="361" w:author="PR Preview" w:date="2026-01-01T00:00:00Z">
         <w:r>
           <w:rPr>
             <w:b/>
@@ -39100,23 +39186,23 @@
           <w:t xml:space="preserve">Exercise 11 (Positive definiteness of the second-derivative matrix of RSS)</w:t>
         </w:r>
       </w:ins>
-      <w:ins w:id="345" w:author="PR Preview" w:date="2026-01-01T00:00:00Z">
+      <w:ins w:id="362" w:author="PR Preview" w:date="2026-01-01T00:00:00Z">
         <w:r>
           <w:t xml:space="preserve"> </w:t>
         </w:r>
       </w:ins>
-      <w:ins w:id="346" w:author="PR Preview" w:date="2026-01-01T00:00:00Z">
+      <w:ins w:id="363" w:author="PR Preview" w:date="2026-01-01T00:00:00Z">
         <w:r>
           <w:t xml:space="preserve">In the setting of</w:t>
         </w:r>
       </w:ins>
-      <w:ins w:id="347" w:author="PR Preview" w:date="2026-01-01T00:00:00Z">
+      <w:ins w:id="364" w:author="PR Preview" w:date="2026-01-01T00:00:00Z">
         <w:r>
           <w:t xml:space="preserve"> </w:t>
         </w:r>
       </w:ins>
       <w:hyperlink w:anchor="exr-rss-hessian">
-        <w:ins w:id="348" w:author="PR Preview" w:date="2026-01-01T00:00:00Z">
+        <w:ins w:id="365" w:author="PR Preview" w:date="2026-01-01T00:00:00Z">
           <w:r>
             <w:rPr>
               <w:rStyle w:val="Hyperlink"/>
@@ -39125,12 +39211,12 @@
           </w:r>
         </w:ins>
       </w:hyperlink>
-      <w:ins w:id="349" w:author="PR Preview" w:date="2026-01-01T00:00:00Z">
+      <w:ins w:id="366" w:author="PR Preview" w:date="2026-01-01T00:00:00Z">
         <w:r>
           <w:t xml:space="preserve">, show that the matrix of second derivatives is positive definite when</w:t>
         </w:r>
       </w:ins>
-      <w:ins w:id="350" w:author="PR Preview" w:date="2026-01-01T00:00:00Z">
+      <w:ins w:id="367" w:author="PR Preview" w:date="2026-01-01T00:00:00Z">
         <w:r>
           <w:t xml:space="preserve"> </w:t>
         </w:r>
@@ -39161,18 +39247,18 @@
           <m:t>0</m:t>
         </m:r>
       </m:oMath>
-      <w:ins w:id="351" w:author="PR Preview" w:date="2026-01-01T00:00:00Z">
+      <w:ins w:id="368" w:author="PR Preview" w:date="2026-01-01T00:00:00Z">
         <w:r>
           <w:t xml:space="preserve"> </w:t>
         </w:r>
       </w:ins>
-      <w:ins w:id="352" w:author="PR Preview" w:date="2026-01-01T00:00:00Z">
+      <w:ins w:id="369" w:author="PR Preview" w:date="2026-01-01T00:00:00Z">
         <w:r>
           <w:t xml:space="preserve">(</w:t>
         </w:r>
       </w:ins>
       <w:hyperlink w:anchor="def-centered-sums">
-        <w:ins w:id="353" w:author="PR Preview" w:date="2026-01-01T00:00:00Z">
+        <w:ins w:id="370" w:author="PR Preview" w:date="2026-01-01T00:00:00Z">
           <w:r>
             <w:rPr>
               <w:rStyle w:val="Hyperlink"/>
@@ -39181,7 +39267,7 @@
           </w:r>
         </w:ins>
       </w:hyperlink>
-      <w:ins w:id="354" w:author="PR Preview" w:date="2026-01-01T00:00:00Z">
+      <w:ins w:id="371" w:author="PR Preview" w:date="2026-01-01T00:00:00Z">
         <w:r>
           <w:t xml:space="preserve">).</w:t>
         </w:r>
@@ -39193,7 +39279,7 @@
       <w:pPr>
         <w:pStyle w:val="BodyText"/>
       </w:pPr>
-      <w:ins w:id="355" w:author="PR Preview" w:date="2026-01-01T00:00:00Z">
+      <w:ins w:id="372" w:author="PR Preview" w:date="2026-01-01T00:00:00Z">
         <w:r>
           <w:rPr>
             <w:i/>
@@ -39202,17 +39288,17 @@
           <w:t xml:space="preserve">Solution 11</w:t>
         </w:r>
       </w:ins>
-      <w:ins w:id="356" w:author="PR Preview" w:date="2026-01-01T00:00:00Z">
+      <w:ins w:id="373" w:author="PR Preview" w:date="2026-01-01T00:00:00Z">
         <w:r>
           <w:t xml:space="preserve">. </w:t>
         </w:r>
       </w:ins>
-      <w:ins w:id="357" w:author="PR Preview" w:date="2026-01-01T00:00:00Z">
+      <w:ins w:id="374" w:author="PR Preview" w:date="2026-01-01T00:00:00Z">
         <w:r>
           <w:t xml:space="preserve">The top-left entry of the matrix of second derivatives,</w:t>
         </w:r>
       </w:ins>
-      <w:ins w:id="358" w:author="PR Preview" w:date="2026-01-01T00:00:00Z">
+      <w:ins w:id="375" w:author="PR Preview" w:date="2026-01-01T00:00:00Z">
         <w:r>
           <w:t xml:space="preserve"> </w:t>
         </w:r>
@@ -39225,32 +39311,32 @@
           <m:t>n</m:t>
         </m:r>
       </m:oMath>
-      <w:ins w:id="359" w:author="PR Preview" w:date="2026-01-01T00:00:00Z">
+      <w:ins w:id="376" w:author="PR Preview" w:date="2026-01-01T00:00:00Z">
         <w:r>
           <w:t xml:space="preserve">, is positive.</w:t>
         </w:r>
       </w:ins>
-      <w:ins w:id="360" w:author="PR Preview" w:date="2026-01-01T00:00:00Z">
+      <w:ins w:id="377" w:author="PR Preview" w:date="2026-01-01T00:00:00Z">
         <w:r>
           <w:t xml:space="preserve"> </w:t>
         </w:r>
       </w:ins>
-      <w:ins w:id="361" w:author="PR Preview" w:date="2026-01-01T00:00:00Z">
+      <w:ins w:id="378" w:author="PR Preview" w:date="2026-01-01T00:00:00Z">
         <w:r>
           <w:t xml:space="preserve">Its determinant,</w:t>
         </w:r>
       </w:ins>
-      <w:ins w:id="362" w:author="PR Preview" w:date="2026-01-01T00:00:00Z">
+      <w:ins w:id="379" w:author="PR Preview" w:date="2026-01-01T00:00:00Z">
         <w:r>
           <w:t xml:space="preserve"> </w:t>
         </w:r>
       </w:ins>
-      <w:ins w:id="363" w:author="PR Preview" w:date="2026-01-01T00:00:00Z">
+      <w:ins w:id="380" w:author="PR Preview" w:date="2026-01-01T00:00:00Z">
         <w:r>
           <w:t xml:space="preserve">using the expanded form of</w:t>
         </w:r>
       </w:ins>
-      <w:ins w:id="364" w:author="PR Preview" w:date="2026-01-01T00:00:00Z">
+      <w:ins w:id="381" w:author="PR Preview" w:date="2026-01-01T00:00:00Z">
         <w:r>
           <w:t xml:space="preserve"> </w:t>
         </w:r>
@@ -39272,23 +39358,23 @@
           </m:sub>
         </m:sSub>
       </m:oMath>
-      <w:ins w:id="365" w:author="PR Preview" w:date="2026-01-01T00:00:00Z">
+      <w:ins w:id="382" w:author="PR Preview" w:date="2026-01-01T00:00:00Z">
         <w:r>
           <w:t xml:space="preserve"> </w:t>
         </w:r>
       </w:ins>
-      <w:ins w:id="366" w:author="PR Preview" w:date="2026-01-01T00:00:00Z">
+      <w:ins w:id="383" w:author="PR Preview" w:date="2026-01-01T00:00:00Z">
         <w:r>
           <w:t xml:space="preserve">from</w:t>
         </w:r>
       </w:ins>
-      <w:ins w:id="367" w:author="PR Preview" w:date="2026-01-01T00:00:00Z">
+      <w:ins w:id="384" w:author="PR Preview" w:date="2026-01-01T00:00:00Z">
         <w:r>
           <w:t xml:space="preserve"> </w:t>
         </w:r>
       </w:ins>
       <w:hyperlink w:anchor="exr-sxx-expand">
-        <w:ins w:id="368" w:author="PR Preview" w:date="2026-01-01T00:00:00Z">
+        <w:ins w:id="385" w:author="PR Preview" w:date="2026-01-01T00:00:00Z">
           <w:r>
             <w:rPr>
               <w:rStyle w:val="Hyperlink"/>
@@ -39297,7 +39383,7 @@
           </w:r>
         </w:ins>
       </w:hyperlink>
-      <w:ins w:id="369" w:author="PR Preview" w:date="2026-01-01T00:00:00Z">
+      <w:ins w:id="386" w:author="PR Preview" w:date="2026-01-01T00:00:00Z">
         <w:r>
           <w:t xml:space="preserve">, is</w:t>
         </w:r>
@@ -40437,7 +40523,7 @@
       <w:pPr>
         <w:pStyle w:val="FirstParagraph"/>
       </w:pPr>
-      <w:del w:id="370" w:author="PR Preview" w:date="2026-01-01T00:00:00Z">
+      <w:del w:id="387" w:author="PR Preview" w:date="2026-01-01T00:00:00Z">
         <w:r>
           <w:rPr>
             <w:i/>
@@ -40446,23 +40532,23 @@
           <w:delText xml:space="preserve">Proof</w:delText>
         </w:r>
       </w:del>
-      <w:del w:id="371" w:author="PR Preview" w:date="2026-01-01T00:00:00Z">
+      <w:del w:id="388" w:author="PR Preview" w:date="2026-01-01T00:00:00Z">
         <w:r>
           <w:delText xml:space="preserve">. </w:delText>
         </w:r>
       </w:del>
-      <w:del w:id="372" w:author="PR Preview" w:date="2026-01-01T00:00:00Z">
+      <w:del w:id="389" w:author="PR Preview" w:date="2026-01-01T00:00:00Z">
         <w:r>
           <w:delText xml:space="preserve">This is the solution to</w:delText>
         </w:r>
       </w:del>
-      <w:del w:id="373" w:author="PR Preview" w:date="2026-01-01T00:00:00Z">
+      <w:del w:id="390" w:author="PR Preview" w:date="2026-01-01T00:00:00Z">
         <w:r>
           <w:delText xml:space="preserve"> </w:delText>
         </w:r>
       </w:del>
       <w:hyperlink w:anchor="exr-rss-hessian">
-        <w:del w:id="374" w:author="PR Preview" w:date="2026-01-01T00:00:00Z">
+        <w:del w:id="391" w:author="PR Preview" w:date="2026-01-01T00:00:00Z">
           <w:r>
             <w:rPr>
               <w:rStyle w:val="Hyperlink"/>
@@ -40471,7 +40557,7 @@
           </w:r>
         </w:del>
       </w:hyperlink>
-      <w:del w:id="375" w:author="PR Preview" w:date="2026-01-01T00:00:00Z">
+      <w:del w:id="392" w:author="PR Preview" w:date="2026-01-01T00:00:00Z">
         <w:r>
           <w:delText xml:space="preserve">.</w:delText>
         </w:r>
@@ -40481,7 +40567,7 @@
       <w:pPr>
         <w:pStyle w:val="FirstParagraph"/>
       </w:pPr>
-      <w:ins w:id="376" w:author="PR Preview" w:date="2026-01-01T00:00:00Z">
+      <w:ins w:id="393" w:author="PR Preview" w:date="2026-01-01T00:00:00Z">
         <w:r>
           <w:rPr>
             <w:i/>
@@ -40490,23 +40576,23 @@
           <w:t xml:space="preserve">Proof</w:t>
         </w:r>
       </w:ins>
-      <w:ins w:id="377" w:author="PR Preview" w:date="2026-01-01T00:00:00Z">
+      <w:ins w:id="394" w:author="PR Preview" w:date="2026-01-01T00:00:00Z">
         <w:r>
           <w:t xml:space="preserve">. </w:t>
         </w:r>
       </w:ins>
-      <w:ins w:id="378" w:author="PR Preview" w:date="2026-01-01T00:00:00Z">
+      <w:ins w:id="395" w:author="PR Preview" w:date="2026-01-01T00:00:00Z">
         <w:r>
           <w:t xml:space="preserve">This is the solution to</w:t>
         </w:r>
       </w:ins>
-      <w:ins w:id="379" w:author="PR Preview" w:date="2026-01-01T00:00:00Z">
+      <w:ins w:id="396" w:author="PR Preview" w:date="2026-01-01T00:00:00Z">
         <w:r>
           <w:t xml:space="preserve"> </w:t>
         </w:r>
       </w:ins>
       <w:hyperlink w:anchor="exr-rss-hessian">
-        <w:ins w:id="380" w:author="PR Preview" w:date="2026-01-01T00:00:00Z">
+        <w:ins w:id="397" w:author="PR Preview" w:date="2026-01-01T00:00:00Z">
           <w:r>
             <w:rPr>
               <w:rStyle w:val="Hyperlink"/>
@@ -40515,7 +40601,37 @@
           </w:r>
         </w:ins>
       </w:hyperlink>
-      <w:ins w:id="381" w:author="PR Preview" w:date="2026-01-01T00:00:00Z">
+      <w:ins w:id="398" w:author="PR Preview" w:date="2026-01-01T00:00:00Z">
+        <w:r>
+          <w:t xml:space="preserve">.</w:t>
+        </w:r>
+      </w:ins>
+      <w:ins w:id="399" w:author="PR Preview" w:date="2026-01-01T00:00:00Z">
+        <w:r>
+          <w:t xml:space="preserve"> </w:t>
+        </w:r>
+      </w:ins>
+      <w:ins w:id="400" w:author="PR Preview" w:date="2026-01-01T00:00:00Z">
+        <w:r>
+          <w:t xml:space="preserve">The positive definiteness is the solution to</w:t>
+        </w:r>
+      </w:ins>
+      <w:ins w:id="401" w:author="PR Preview" w:date="2026-01-01T00:00:00Z">
+        <w:r>
+          <w:t xml:space="preserve"> </w:t>
+        </w:r>
+      </w:ins>
+      <w:hyperlink w:anchor="exr-rss-hessian-positive-definite">
+        <w:ins w:id="402" w:author="PR Preview" w:date="2026-01-01T00:00:00Z">
+          <w:r>
+            <w:rPr>
+              <w:rStyle w:val="Hyperlink"/>
+            </w:rPr>
+            <w:t xml:space="preserve">Exercise 11</w:t>
+          </w:r>
+        </w:ins>
+      </w:hyperlink>
+      <w:ins w:id="403" w:author="PR Preview" w:date="2026-01-01T00:00:00Z">
         <w:r>
           <w:t xml:space="preserve">.</w:t>
         </w:r>
@@ -41266,7 +41382,7 @@
       <w:pPr>
         <w:pStyle w:val="FirstParagraph"/>
       </w:pPr>
-      <w:del w:id="382" w:author="PR Preview" w:date="2026-01-01T00:00:00Z">
+      <w:del w:id="404" w:author="PR Preview" w:date="2026-01-01T00:00:00Z">
         <w:r>
           <w:rPr>
             <w:b/>
@@ -41275,18 +41391,18 @@
           <w:delText xml:space="preserve">Exercise 10 (The conditional mean and the covariate vector)</w:delText>
         </w:r>
       </w:del>
-      <w:del w:id="383" w:author="PR Preview" w:date="2026-01-01T00:00:00Z">
+      <w:del w:id="405" w:author="PR Preview" w:date="2026-01-01T00:00:00Z">
         <w:r>
           <w:delText xml:space="preserve"> </w:delText>
         </w:r>
       </w:del>
-      <w:del w:id="384" w:author="PR Preview" w:date="2026-01-01T00:00:00Z">
+      <w:del w:id="406" w:author="PR Preview" w:date="2026-01-01T00:00:00Z">
         <w:r>
           <w:delText xml:space="preserve">In simple linear regression (</w:delText>
         </w:r>
       </w:del>
       <w:hyperlink w:anchor="def-slr">
-        <w:del w:id="385" w:author="PR Preview" w:date="2026-01-01T00:00:00Z">
+        <w:del w:id="407" w:author="PR Preview" w:date="2026-01-01T00:00:00Z">
           <w:r>
             <w:rPr>
               <w:rStyle w:val="Hyperlink"/>
@@ -41295,22 +41411,22 @@
           </w:r>
         </w:del>
       </w:hyperlink>
-      <w:del w:id="386" w:author="PR Preview" w:date="2026-01-01T00:00:00Z">
+      <w:del w:id="408" w:author="PR Preview" w:date="2026-01-01T00:00:00Z">
         <w:r>
           <w:delText xml:space="preserve">),</w:delText>
         </w:r>
       </w:del>
-      <w:del w:id="387" w:author="PR Preview" w:date="2026-01-01T00:00:00Z">
+      <w:del w:id="409" w:author="PR Preview" w:date="2026-01-01T00:00:00Z">
         <w:r>
           <w:delText xml:space="preserve"> </w:delText>
         </w:r>
       </w:del>
-      <w:del w:id="388" w:author="PR Preview" w:date="2026-01-01T00:00:00Z">
+      <w:del w:id="410" w:author="PR Preview" w:date="2026-01-01T00:00:00Z">
         <w:r>
           <w:delText xml:space="preserve">express the conditional mean</w:delText>
         </w:r>
       </w:del>
-      <w:del w:id="389" w:author="PR Preview" w:date="2026-01-01T00:00:00Z">
+      <w:del w:id="411" w:author="PR Preview" w:date="2026-01-01T00:00:00Z">
         <w:r>
           <w:delText xml:space="preserve"> </w:delText>
         </w:r>
@@ -41344,48 +41460,48 @@
           <m:t>)</m:t>
         </m:r>
       </m:oMath>
-      <w:del w:id="390" w:author="PR Preview" w:date="2026-01-01T00:00:00Z">
+      <w:del w:id="412" w:author="PR Preview" w:date="2026-01-01T00:00:00Z">
         <w:r>
           <w:delText xml:space="preserve"> </w:delText>
         </w:r>
       </w:del>
-      <w:del w:id="391" w:author="PR Preview" w:date="2026-01-01T00:00:00Z">
+      <w:del w:id="413" w:author="PR Preview" w:date="2026-01-01T00:00:00Z">
         <w:r>
           <w:delText xml:space="preserve">as a dot product</w:delText>
         </w:r>
       </w:del>
-      <w:del w:id="392" w:author="PR Preview" w:date="2026-01-01T00:00:00Z">
+      <w:del w:id="414" w:author="PR Preview" w:date="2026-01-01T00:00:00Z">
         <w:r>
           <w:delText xml:space="preserve"> </w:delText>
         </w:r>
       </w:del>
-      <w:del w:id="393" w:author="PR Preview" w:date="2026-01-01T00:00:00Z">
+      <w:del w:id="415" w:author="PR Preview" w:date="2026-01-01T00:00:00Z">
         <w:r>
           <w:delText xml:space="preserve">of the covariate vector</w:delText>
         </w:r>
       </w:del>
-      <w:del w:id="394" w:author="PR Preview" w:date="2026-01-01T00:00:00Z">
+      <w:del w:id="416" w:author="PR Preview" w:date="2026-01-01T00:00:00Z">
         <w:r>
           <w:delText xml:space="preserve"> </w:delText>
         </w:r>
       </w:del>
-      <w:del w:id="395" w:author="PR Preview" w:date="2026-01-01T00:00:00Z">
+      <w:del w:id="417" w:author="PR Preview" w:date="2026-01-01T00:00:00Z">
         <w:r>
           <w:delText xml:space="preserve">$\mathord{\smash[b]{\underset{\raise.3ex\hbox{$\scriptstyle\sim$}}{x}}\vphantom{x}}_i$</w:delText>
         </w:r>
       </w:del>
-      <w:del w:id="396" w:author="PR Preview" w:date="2026-01-01T00:00:00Z">
+      <w:del w:id="418" w:author="PR Preview" w:date="2026-01-01T00:00:00Z">
         <w:r>
           <w:delText xml:space="preserve"> </w:delText>
         </w:r>
       </w:del>
-      <w:del w:id="397" w:author="PR Preview" w:date="2026-01-01T00:00:00Z">
+      <w:del w:id="419" w:author="PR Preview" w:date="2026-01-01T00:00:00Z">
         <w:r>
           <w:delText xml:space="preserve">(</w:delText>
         </w:r>
       </w:del>
       <w:hyperlink w:anchor="def-slr-covariate-vector">
-        <w:del w:id="398" w:author="PR Preview" w:date="2026-01-01T00:00:00Z">
+        <w:del w:id="420" w:author="PR Preview" w:date="2026-01-01T00:00:00Z">
           <w:r>
             <w:rPr>
               <w:rStyle w:val="Hyperlink"/>
@@ -41394,43 +41510,43 @@
           </w:r>
         </w:del>
       </w:hyperlink>
-      <w:del w:id="399" w:author="PR Preview" w:date="2026-01-01T00:00:00Z">
+      <w:del w:id="421" w:author="PR Preview" w:date="2026-01-01T00:00:00Z">
         <w:r>
           <w:delText xml:space="preserve">)</w:delText>
         </w:r>
       </w:del>
-      <w:del w:id="400" w:author="PR Preview" w:date="2026-01-01T00:00:00Z">
+      <w:del w:id="422" w:author="PR Preview" w:date="2026-01-01T00:00:00Z">
         <w:r>
           <w:delText xml:space="preserve"> </w:delText>
         </w:r>
       </w:del>
-      <w:del w:id="401" w:author="PR Preview" w:date="2026-01-01T00:00:00Z">
+      <w:del w:id="423" w:author="PR Preview" w:date="2026-01-01T00:00:00Z">
         <w:r>
           <w:delText xml:space="preserve">and the coefficient vector</w:delText>
         </w:r>
       </w:del>
-      <w:del w:id="402" w:author="PR Preview" w:date="2026-01-01T00:00:00Z">
+      <w:del w:id="424" w:author="PR Preview" w:date="2026-01-01T00:00:00Z">
         <w:r>
           <w:delText xml:space="preserve"> </w:delText>
         </w:r>
       </w:del>
-      <w:del w:id="403" w:author="PR Preview" w:date="2026-01-01T00:00:00Z">
+      <w:del w:id="425" w:author="PR Preview" w:date="2026-01-01T00:00:00Z">
         <w:r>
           <w:delText xml:space="preserve">$\mathord{\smash[b]{\underset{\raise.3ex\hbox{$\scriptstyle\sim$}}{\beta}}\vphantom{\beta}}= {\mathopen{}\left(\beta_{0}, \beta_{x}\right)\mathclose{}}^{\top}$</w:delText>
         </w:r>
       </w:del>
-      <w:del w:id="404" w:author="PR Preview" w:date="2026-01-01T00:00:00Z">
+      <w:del w:id="426" w:author="PR Preview" w:date="2026-01-01T00:00:00Z">
         <w:r>
           <w:delText xml:space="preserve"> </w:delText>
         </w:r>
       </w:del>
-      <w:del w:id="405" w:author="PR Preview" w:date="2026-01-01T00:00:00Z">
+      <w:del w:id="427" w:author="PR Preview" w:date="2026-01-01T00:00:00Z">
         <w:r>
           <w:delText xml:space="preserve">(</w:delText>
         </w:r>
       </w:del>
       <w:hyperlink w:anchor="exm-normal-equations-slr">
-        <w:del w:id="406" w:author="PR Preview" w:date="2026-01-01T00:00:00Z">
+        <w:del w:id="428" w:author="PR Preview" w:date="2026-01-01T00:00:00Z">
           <w:r>
             <w:rPr>
               <w:rStyle w:val="Hyperlink"/>
@@ -41439,7 +41555,7 @@
           </w:r>
         </w:del>
       </w:hyperlink>
-      <w:del w:id="407" w:author="PR Preview" w:date="2026-01-01T00:00:00Z">
+      <w:del w:id="429" w:author="PR Preview" w:date="2026-01-01T00:00:00Z">
         <w:r>
           <w:delText xml:space="preserve">).</w:delText>
         </w:r>
@@ -41449,7 +41565,7 @@
       <w:pPr>
         <w:pStyle w:val="BodyText"/>
       </w:pPr>
-      <w:del w:id="408" w:author="PR Preview" w:date="2026-01-01T00:00:00Z">
+      <w:del w:id="430" w:author="PR Preview" w:date="2026-01-01T00:00:00Z">
         <w:r>
           <w:rPr>
             <w:i/>
@@ -41458,12 +41574,12 @@
           <w:delText xml:space="preserve">Solution 10</w:delText>
         </w:r>
       </w:del>
-      <w:del w:id="409" w:author="PR Preview" w:date="2026-01-01T00:00:00Z">
+      <w:del w:id="431" w:author="PR Preview" w:date="2026-01-01T00:00:00Z">
         <w:r>
           <w:delText xml:space="preserve">. </w:delText>
         </w:r>
       </w:del>
-      <w:del w:id="410" w:author="PR Preview" w:date="2026-01-01T00:00:00Z">
+      <w:del w:id="432" w:author="PR Preview" w:date="2026-01-01T00:00:00Z">
         <w:r>
           <w:delText xml:space="preserve">Start from the dot product:</w:delText>
         </w:r>
@@ -41473,7 +41589,7 @@
       <w:pPr>
         <w:pStyle w:val="FirstParagraph"/>
       </w:pPr>
-      <w:ins w:id="411" w:author="PR Preview" w:date="2026-01-01T00:00:00Z">
+      <w:ins w:id="433" w:author="PR Preview" w:date="2026-01-01T00:00:00Z">
         <w:r>
           <w:rPr>
             <w:b/>
@@ -41482,18 +41598,18 @@
           <w:t xml:space="preserve">Exercise 12 (The conditional mean and the covariate vector)</w:t>
         </w:r>
       </w:ins>
-      <w:ins w:id="412" w:author="PR Preview" w:date="2026-01-01T00:00:00Z">
+      <w:ins w:id="434" w:author="PR Preview" w:date="2026-01-01T00:00:00Z">
         <w:r>
           <w:t xml:space="preserve"> </w:t>
         </w:r>
       </w:ins>
-      <w:ins w:id="413" w:author="PR Preview" w:date="2026-01-01T00:00:00Z">
+      <w:ins w:id="435" w:author="PR Preview" w:date="2026-01-01T00:00:00Z">
         <w:r>
           <w:t xml:space="preserve">In simple linear regression (</w:t>
         </w:r>
       </w:ins>
       <w:hyperlink w:anchor="def-slr">
-        <w:ins w:id="414" w:author="PR Preview" w:date="2026-01-01T00:00:00Z">
+        <w:ins w:id="436" w:author="PR Preview" w:date="2026-01-01T00:00:00Z">
           <w:r>
             <w:rPr>
               <w:rStyle w:val="Hyperlink"/>
@@ -41502,22 +41618,22 @@
           </w:r>
         </w:ins>
       </w:hyperlink>
-      <w:ins w:id="415" w:author="PR Preview" w:date="2026-01-01T00:00:00Z">
+      <w:ins w:id="437" w:author="PR Preview" w:date="2026-01-01T00:00:00Z">
         <w:r>
           <w:t xml:space="preserve">),</w:t>
         </w:r>
       </w:ins>
-      <w:ins w:id="416" w:author="PR Preview" w:date="2026-01-01T00:00:00Z">
+      <w:ins w:id="438" w:author="PR Preview" w:date="2026-01-01T00:00:00Z">
         <w:r>
           <w:t xml:space="preserve"> </w:t>
         </w:r>
       </w:ins>
-      <w:ins w:id="417" w:author="PR Preview" w:date="2026-01-01T00:00:00Z">
+      <w:ins w:id="439" w:author="PR Preview" w:date="2026-01-01T00:00:00Z">
         <w:r>
           <w:t xml:space="preserve">express the conditional mean</w:t>
         </w:r>
       </w:ins>
-      <w:ins w:id="418" w:author="PR Preview" w:date="2026-01-01T00:00:00Z">
+      <w:ins w:id="440" w:author="PR Preview" w:date="2026-01-01T00:00:00Z">
         <w:r>
           <w:t xml:space="preserve"> </w:t>
         </w:r>
@@ -41551,48 +41667,48 @@
           <m:t>)</m:t>
         </m:r>
       </m:oMath>
-      <w:ins w:id="419" w:author="PR Preview" w:date="2026-01-01T00:00:00Z">
+      <w:ins w:id="441" w:author="PR Preview" w:date="2026-01-01T00:00:00Z">
         <w:r>
           <w:t xml:space="preserve"> </w:t>
         </w:r>
       </w:ins>
-      <w:ins w:id="420" w:author="PR Preview" w:date="2026-01-01T00:00:00Z">
+      <w:ins w:id="442" w:author="PR Preview" w:date="2026-01-01T00:00:00Z">
         <w:r>
           <w:t xml:space="preserve">as a dot product</w:t>
         </w:r>
       </w:ins>
-      <w:ins w:id="421" w:author="PR Preview" w:date="2026-01-01T00:00:00Z">
+      <w:ins w:id="443" w:author="PR Preview" w:date="2026-01-01T00:00:00Z">
         <w:r>
           <w:t xml:space="preserve"> </w:t>
         </w:r>
       </w:ins>
-      <w:ins w:id="422" w:author="PR Preview" w:date="2026-01-01T00:00:00Z">
+      <w:ins w:id="444" w:author="PR Preview" w:date="2026-01-01T00:00:00Z">
         <w:r>
           <w:t xml:space="preserve">of the covariate vector</w:t>
         </w:r>
       </w:ins>
-      <w:ins w:id="423" w:author="PR Preview" w:date="2026-01-01T00:00:00Z">
+      <w:ins w:id="445" w:author="PR Preview" w:date="2026-01-01T00:00:00Z">
         <w:r>
           <w:t xml:space="preserve"> </w:t>
         </w:r>
       </w:ins>
-      <w:ins w:id="424" w:author="PR Preview" w:date="2026-01-01T00:00:00Z">
+      <w:ins w:id="446" w:author="PR Preview" w:date="2026-01-01T00:00:00Z">
         <w:r>
           <w:t xml:space="preserve">$\mathord{\smash[b]{\underset{\raise.3ex\hbox{$\scriptstyle\sim$}}{x}}\vphantom{x}}_i$</w:t>
         </w:r>
       </w:ins>
-      <w:ins w:id="425" w:author="PR Preview" w:date="2026-01-01T00:00:00Z">
+      <w:ins w:id="447" w:author="PR Preview" w:date="2026-01-01T00:00:00Z">
         <w:r>
           <w:t xml:space="preserve"> </w:t>
         </w:r>
       </w:ins>
-      <w:ins w:id="426" w:author="PR Preview" w:date="2026-01-01T00:00:00Z">
+      <w:ins w:id="448" w:author="PR Preview" w:date="2026-01-01T00:00:00Z">
         <w:r>
           <w:t xml:space="preserve">(</w:t>
         </w:r>
       </w:ins>
       <w:hyperlink w:anchor="def-slr-covariate-vector">
-        <w:ins w:id="427" w:author="PR Preview" w:date="2026-01-01T00:00:00Z">
+        <w:ins w:id="449" w:author="PR Preview" w:date="2026-01-01T00:00:00Z">
           <w:r>
             <w:rPr>
               <w:rStyle w:val="Hyperlink"/>
@@ -41601,43 +41717,43 @@
           </w:r>
         </w:ins>
       </w:hyperlink>
-      <w:ins w:id="428" w:author="PR Preview" w:date="2026-01-01T00:00:00Z">
+      <w:ins w:id="450" w:author="PR Preview" w:date="2026-01-01T00:00:00Z">
         <w:r>
           <w:t xml:space="preserve">)</w:t>
         </w:r>
       </w:ins>
-      <w:ins w:id="429" w:author="PR Preview" w:date="2026-01-01T00:00:00Z">
+      <w:ins w:id="451" w:author="PR Preview" w:date="2026-01-01T00:00:00Z">
         <w:r>
           <w:t xml:space="preserve"> </w:t>
         </w:r>
       </w:ins>
-      <w:ins w:id="430" w:author="PR Preview" w:date="2026-01-01T00:00:00Z">
+      <w:ins w:id="452" w:author="PR Preview" w:date="2026-01-01T00:00:00Z">
         <w:r>
           <w:t xml:space="preserve">and the coefficient vector</w:t>
         </w:r>
       </w:ins>
-      <w:ins w:id="431" w:author="PR Preview" w:date="2026-01-01T00:00:00Z">
+      <w:ins w:id="453" w:author="PR Preview" w:date="2026-01-01T00:00:00Z">
         <w:r>
           <w:t xml:space="preserve"> </w:t>
         </w:r>
       </w:ins>
-      <w:ins w:id="432" w:author="PR Preview" w:date="2026-01-01T00:00:00Z">
+      <w:ins w:id="454" w:author="PR Preview" w:date="2026-01-01T00:00:00Z">
         <w:r>
           <w:t xml:space="preserve">$\mathord{\smash[b]{\underset{\raise.3ex\hbox{$\scriptstyle\sim$}}{\beta}}\vphantom{\beta}}= {\mathopen{}\left(\beta_{0}, \beta_{x}\right)\mathclose{}}^{\top}$</w:t>
         </w:r>
       </w:ins>
-      <w:ins w:id="433" w:author="PR Preview" w:date="2026-01-01T00:00:00Z">
+      <w:ins w:id="455" w:author="PR Preview" w:date="2026-01-01T00:00:00Z">
         <w:r>
           <w:t xml:space="preserve"> </w:t>
         </w:r>
       </w:ins>
-      <w:ins w:id="434" w:author="PR Preview" w:date="2026-01-01T00:00:00Z">
+      <w:ins w:id="456" w:author="PR Preview" w:date="2026-01-01T00:00:00Z">
         <w:r>
           <w:t xml:space="preserve">(</w:t>
         </w:r>
       </w:ins>
       <w:hyperlink w:anchor="exm-normal-equations-slr">
-        <w:ins w:id="435" w:author="PR Preview" w:date="2026-01-01T00:00:00Z">
+        <w:ins w:id="457" w:author="PR Preview" w:date="2026-01-01T00:00:00Z">
           <w:r>
             <w:rPr>
               <w:rStyle w:val="Hyperlink"/>
@@ -41646,7 +41762,7 @@
           </w:r>
         </w:ins>
       </w:hyperlink>
-      <w:ins w:id="436" w:author="PR Preview" w:date="2026-01-01T00:00:00Z">
+      <w:ins w:id="458" w:author="PR Preview" w:date="2026-01-01T00:00:00Z">
         <w:r>
           <w:t xml:space="preserve">).</w:t>
         </w:r>
@@ -41658,7 +41774,7 @@
       <w:pPr>
         <w:pStyle w:val="BodyText"/>
       </w:pPr>
-      <w:ins w:id="437" w:author="PR Preview" w:date="2026-01-01T00:00:00Z">
+      <w:ins w:id="459" w:author="PR Preview" w:date="2026-01-01T00:00:00Z">
         <w:r>
           <w:rPr>
             <w:i/>
@@ -41667,12 +41783,12 @@
           <w:t xml:space="preserve">Solution 12</w:t>
         </w:r>
       </w:ins>
-      <w:ins w:id="438" w:author="PR Preview" w:date="2026-01-01T00:00:00Z">
+      <w:ins w:id="460" w:author="PR Preview" w:date="2026-01-01T00:00:00Z">
         <w:r>
           <w:t xml:space="preserve">. </w:t>
         </w:r>
       </w:ins>
-      <w:ins w:id="439" w:author="PR Preview" w:date="2026-01-01T00:00:00Z">
+      <w:ins w:id="461" w:author="PR Preview" w:date="2026-01-01T00:00:00Z">
         <w:r>
           <w:t xml:space="preserve">Start from the dot product:</w:t>
         </w:r>
@@ -41829,7 +41945,7 @@
       <w:pPr>
         <w:pStyle w:val="FirstParagraph"/>
       </w:pPr>
-      <w:del w:id="440" w:author="PR Preview" w:date="2026-01-01T00:00:00Z">
+      <w:del w:id="462" w:author="PR Preview" w:date="2026-01-01T00:00:00Z">
         <w:r>
           <w:rPr>
             <w:i/>
@@ -41838,23 +41954,23 @@
           <w:delText xml:space="preserve">Proof</w:delText>
         </w:r>
       </w:del>
-      <w:del w:id="441" w:author="PR Preview" w:date="2026-01-01T00:00:00Z">
+      <w:del w:id="463" w:author="PR Preview" w:date="2026-01-01T00:00:00Z">
         <w:r>
           <w:delText xml:space="preserve">. </w:delText>
         </w:r>
       </w:del>
-      <w:del w:id="442" w:author="PR Preview" w:date="2026-01-01T00:00:00Z">
+      <w:del w:id="464" w:author="PR Preview" w:date="2026-01-01T00:00:00Z">
         <w:r>
           <w:delText xml:space="preserve">This is the solution to</w:delText>
         </w:r>
       </w:del>
-      <w:del w:id="443" w:author="PR Preview" w:date="2026-01-01T00:00:00Z">
+      <w:del w:id="465" w:author="PR Preview" w:date="2026-01-01T00:00:00Z">
         <w:r>
           <w:delText xml:space="preserve"> </w:delText>
         </w:r>
       </w:del>
       <w:hyperlink w:anchor="exr-slr-mean-dot-product">
-        <w:del w:id="444" w:author="PR Preview" w:date="2026-01-01T00:00:00Z">
+        <w:del w:id="466" w:author="PR Preview" w:date="2026-01-01T00:00:00Z">
           <w:r>
             <w:rPr>
               <w:rStyle w:val="Hyperlink"/>
@@ -41863,7 +41979,7 @@
           </w:r>
         </w:del>
       </w:hyperlink>
-      <w:del w:id="445" w:author="PR Preview" w:date="2026-01-01T00:00:00Z">
+      <w:del w:id="467" w:author="PR Preview" w:date="2026-01-01T00:00:00Z">
         <w:r>
           <w:delText xml:space="preserve">.</w:delText>
         </w:r>
@@ -41873,7 +41989,7 @@
       <w:pPr>
         <w:pStyle w:val="FirstParagraph"/>
       </w:pPr>
-      <w:ins w:id="446" w:author="PR Preview" w:date="2026-01-01T00:00:00Z">
+      <w:ins w:id="468" w:author="PR Preview" w:date="2026-01-01T00:00:00Z">
         <w:r>
           <w:rPr>
             <w:i/>
@@ -41882,23 +41998,23 @@
           <w:t xml:space="preserve">Proof</w:t>
         </w:r>
       </w:ins>
-      <w:ins w:id="447" w:author="PR Preview" w:date="2026-01-01T00:00:00Z">
+      <w:ins w:id="469" w:author="PR Preview" w:date="2026-01-01T00:00:00Z">
         <w:r>
           <w:t xml:space="preserve">. </w:t>
         </w:r>
       </w:ins>
-      <w:ins w:id="448" w:author="PR Preview" w:date="2026-01-01T00:00:00Z">
+      <w:ins w:id="470" w:author="PR Preview" w:date="2026-01-01T00:00:00Z">
         <w:r>
           <w:t xml:space="preserve">This is the solution to</w:t>
         </w:r>
       </w:ins>
-      <w:ins w:id="449" w:author="PR Preview" w:date="2026-01-01T00:00:00Z">
+      <w:ins w:id="471" w:author="PR Preview" w:date="2026-01-01T00:00:00Z">
         <w:r>
           <w:t xml:space="preserve"> </w:t>
         </w:r>
       </w:ins>
       <w:hyperlink w:anchor="exr-slr-mean-dot-product">
-        <w:ins w:id="450" w:author="PR Preview" w:date="2026-01-01T00:00:00Z">
+        <w:ins w:id="472" w:author="PR Preview" w:date="2026-01-01T00:00:00Z">
           <w:r>
             <w:rPr>
               <w:rStyle w:val="Hyperlink"/>
@@ -41907,7 +42023,7 @@
           </w:r>
         </w:ins>
       </w:hyperlink>
-      <w:ins w:id="451" w:author="PR Preview" w:date="2026-01-01T00:00:00Z">
+      <w:ins w:id="473" w:author="PR Preview" w:date="2026-01-01T00:00:00Z">
         <w:r>
           <w:t xml:space="preserve">.</w:t>
         </w:r>
@@ -42095,7 +42211,7 @@
       <w:pPr>
         <w:pStyle w:val="FirstParagraph"/>
       </w:pPr>
-      <w:del w:id="452" w:author="PR Preview" w:date="2026-01-01T00:00:00Z">
+      <w:del w:id="474" w:author="PR Preview" w:date="2026-01-01T00:00:00Z">
         <w:r>
           <w:rPr>
             <w:b/>
@@ -42104,130 +42220,6 @@
           <w:delText xml:space="preserve">Exercise 11 (Gradient of RSS in vector notation)</w:delText>
         </w:r>
       </w:del>
-      <w:del w:id="453" w:author="PR Preview" w:date="2026-01-01T00:00:00Z">
-        <w:r>
-          <w:delText xml:space="preserve"> </w:delText>
-        </w:r>
-      </w:del>
-      <w:del w:id="454" w:author="PR Preview" w:date="2026-01-01T00:00:00Z">
-        <w:r>
-          <w:delText xml:space="preserve">Find the gradient of the residual sum of squares in vector notation (</w:delText>
-        </w:r>
-      </w:del>
-      <w:hyperlink w:anchor="exm-rss-vector">
-        <w:del w:id="455" w:author="PR Preview" w:date="2026-01-01T00:00:00Z">
-          <w:r>
-            <w:rPr>
-              <w:rStyle w:val="Hyperlink"/>
-            </w:rPr>
-            <w:delText xml:space="preserve">Example 7</w:delText>
-          </w:r>
-        </w:del>
-      </w:hyperlink>
-      <w:del w:id="456" w:author="PR Preview" w:date="2026-01-01T00:00:00Z">
-        <w:r>
-          <w:delText xml:space="preserve">),</w:delText>
-        </w:r>
-      </w:del>
-      <w:del w:id="457" w:author="PR Preview" w:date="2026-01-01T00:00:00Z">
-        <w:r>
-          <w:delText xml:space="preserve"> </w:delText>
-        </w:r>
-      </w:del>
-      <w:del w:id="458" w:author="PR Preview" w:date="2026-01-01T00:00:00Z">
-        <w:r>
-          <w:delText xml:space="preserve">$\frac{\partial}{\partial \mathord{\smash[b]{\underset{\raise.3ex\hbox{$\scriptstyle\sim$}}{\beta}}\vphantom{\beta}}} \text{RSS}(\mathord{\smash[b]{\underset{\raise.3ex\hbox{$\scriptstyle\sim$}}{\beta}}\vphantom{\beta}})$</w:delText>
-        </w:r>
-      </w:del>
-      <w:del w:id="459" w:author="PR Preview" w:date="2026-01-01T00:00:00Z">
-        <w:r>
-          <w:delText xml:space="preserve">,</w:delText>
-        </w:r>
-      </w:del>
-      <w:del w:id="460" w:author="PR Preview" w:date="2026-01-01T00:00:00Z">
-        <w:r>
-          <w:delText xml:space="preserve"> </w:delText>
-        </w:r>
-      </w:del>
-      <w:del w:id="461" w:author="PR Preview" w:date="2026-01-01T00:00:00Z">
-        <w:r>
-          <w:delText xml:space="preserve">by differentiating with respect to the vector</w:delText>
-        </w:r>
-      </w:del>
-      <w:del w:id="462" w:author="PR Preview" w:date="2026-01-01T00:00:00Z">
-        <w:r>
-          <w:delText xml:space="preserve"> </w:delText>
-        </w:r>
-      </w:del>
-      <w:del w:id="463" w:author="PR Preview" w:date="2026-01-01T00:00:00Z">
-        <w:r>
-          <w:delText xml:space="preserve">$\mathord{\smash[b]{\underset{\raise.3ex\hbox{$\scriptstyle\sim$}}{\beta}}\vphantom{\beta}}$</w:delText>
-        </w:r>
-      </w:del>
-      <w:del w:id="464" w:author="PR Preview" w:date="2026-01-01T00:00:00Z">
-        <w:r>
-          <w:delText xml:space="preserve"> </w:delText>
-        </w:r>
-      </w:del>
-      <w:del w:id="465" w:author="PR Preview" w:date="2026-01-01T00:00:00Z">
-        <w:r>
-          <w:delText xml:space="preserve">directly,</w:delText>
-        </w:r>
-      </w:del>
-      <w:del w:id="466" w:author="PR Preview" w:date="2026-01-01T00:00:00Z">
-        <w:r>
-          <w:delText xml:space="preserve"> </w:delText>
-        </w:r>
-      </w:del>
-      <w:del w:id="467" w:author="PR Preview" w:date="2026-01-01T00:00:00Z">
-        <w:r>
-          <w:delText xml:space="preserve">rather than one component at a time.</w:delText>
-        </w:r>
-      </w:del>
-    </w:p>
-    <w:p>
-      <w:pPr>
-        <w:pStyle w:val="BodyText"/>
-      </w:pPr>
-      <w:del w:id="468" w:author="PR Preview" w:date="2026-01-01T00:00:00Z">
-        <w:r>
-          <w:rPr>
-            <w:i/>
-            <w:iCs/>
-          </w:rPr>
-          <w:delText xml:space="preserve">Solution 11</w:delText>
-        </w:r>
-      </w:del>
-      <w:del w:id="469" w:author="PR Preview" w:date="2026-01-01T00:00:00Z">
-        <w:r>
-          <w:delText xml:space="preserve">. </w:delText>
-        </w:r>
-      </w:del>
-      <w:del w:id="470" w:author="PR Preview" w:date="2026-01-01T00:00:00Z">
-        <w:r>
-          <w:delText xml:space="preserve">Differentiate one operation at a time,</w:delText>
-        </w:r>
-      </w:del>
-      <w:del w:id="471" w:author="PR Preview" w:date="2026-01-01T00:00:00Z">
-        <w:r>
-          <w:delText xml:space="preserve"> </w:delText>
-        </w:r>
-      </w:del>
-      <w:del w:id="472" w:author="PR Preview" w:date="2026-01-01T00:00:00Z">
-        <w:r>
-          <w:delText xml:space="preserve">starting from</w:delText>
-        </w:r>
-      </w:del>
-      <w:del w:id="473" w:author="PR Preview" w:date="2026-01-01T00:00:00Z">
-        <w:r>
-          <w:delText xml:space="preserve"> </w:delText>
-        </w:r>
-      </w:del>
-      <w:del w:id="474" w:author="PR Preview" w:date="2026-01-01T00:00:00Z">
-        <w:r>
-          <w:delText xml:space="preserve">$\text{RSS}(\mathord{\smash[b]{\underset{\raise.3ex\hbox{$\scriptstyle\sim$}}{\beta}}\vphantom{\beta}})$</w:delText>
-        </w:r>
-      </w:del>
       <w:del w:id="475" w:author="PR Preview" w:date="2026-01-01T00:00:00Z">
         <w:r>
           <w:delText xml:space="preserve"> </w:delText>
@@ -42235,7 +42227,7 @@
       </w:del>
       <w:del w:id="476" w:author="PR Preview" w:date="2026-01-01T00:00:00Z">
         <w:r>
-          <w:delText xml:space="preserve">in vector notation (</w:delText>
+          <w:delText xml:space="preserve">Find the gradient of the residual sum of squares in vector notation (</w:delText>
         </w:r>
       </w:del>
       <w:hyperlink w:anchor="exm-rss-vector">
@@ -42250,6 +42242,130 @@
       </w:hyperlink>
       <w:del w:id="478" w:author="PR Preview" w:date="2026-01-01T00:00:00Z">
         <w:r>
+          <w:delText xml:space="preserve">),</w:delText>
+        </w:r>
+      </w:del>
+      <w:del w:id="479" w:author="PR Preview" w:date="2026-01-01T00:00:00Z">
+        <w:r>
+          <w:delText xml:space="preserve"> </w:delText>
+        </w:r>
+      </w:del>
+      <w:del w:id="480" w:author="PR Preview" w:date="2026-01-01T00:00:00Z">
+        <w:r>
+          <w:delText xml:space="preserve">$\frac{\partial}{\partial \mathord{\smash[b]{\underset{\raise.3ex\hbox{$\scriptstyle\sim$}}{\beta}}\vphantom{\beta}}} \text{RSS}(\mathord{\smash[b]{\underset{\raise.3ex\hbox{$\scriptstyle\sim$}}{\beta}}\vphantom{\beta}})$</w:delText>
+        </w:r>
+      </w:del>
+      <w:del w:id="481" w:author="PR Preview" w:date="2026-01-01T00:00:00Z">
+        <w:r>
+          <w:delText xml:space="preserve">,</w:delText>
+        </w:r>
+      </w:del>
+      <w:del w:id="482" w:author="PR Preview" w:date="2026-01-01T00:00:00Z">
+        <w:r>
+          <w:delText xml:space="preserve"> </w:delText>
+        </w:r>
+      </w:del>
+      <w:del w:id="483" w:author="PR Preview" w:date="2026-01-01T00:00:00Z">
+        <w:r>
+          <w:delText xml:space="preserve">by differentiating with respect to the vector</w:delText>
+        </w:r>
+      </w:del>
+      <w:del w:id="484" w:author="PR Preview" w:date="2026-01-01T00:00:00Z">
+        <w:r>
+          <w:delText xml:space="preserve"> </w:delText>
+        </w:r>
+      </w:del>
+      <w:del w:id="485" w:author="PR Preview" w:date="2026-01-01T00:00:00Z">
+        <w:r>
+          <w:delText xml:space="preserve">$\mathord{\smash[b]{\underset{\raise.3ex\hbox{$\scriptstyle\sim$}}{\beta}}\vphantom{\beta}}$</w:delText>
+        </w:r>
+      </w:del>
+      <w:del w:id="486" w:author="PR Preview" w:date="2026-01-01T00:00:00Z">
+        <w:r>
+          <w:delText xml:space="preserve"> </w:delText>
+        </w:r>
+      </w:del>
+      <w:del w:id="487" w:author="PR Preview" w:date="2026-01-01T00:00:00Z">
+        <w:r>
+          <w:delText xml:space="preserve">directly,</w:delText>
+        </w:r>
+      </w:del>
+      <w:del w:id="488" w:author="PR Preview" w:date="2026-01-01T00:00:00Z">
+        <w:r>
+          <w:delText xml:space="preserve"> </w:delText>
+        </w:r>
+      </w:del>
+      <w:del w:id="489" w:author="PR Preview" w:date="2026-01-01T00:00:00Z">
+        <w:r>
+          <w:delText xml:space="preserve">rather than one component at a time.</w:delText>
+        </w:r>
+      </w:del>
+    </w:p>
+    <w:p>
+      <w:pPr>
+        <w:pStyle w:val="BodyText"/>
+      </w:pPr>
+      <w:del w:id="490" w:author="PR Preview" w:date="2026-01-01T00:00:00Z">
+        <w:r>
+          <w:rPr>
+            <w:i/>
+            <w:iCs/>
+          </w:rPr>
+          <w:delText xml:space="preserve">Solution 11</w:delText>
+        </w:r>
+      </w:del>
+      <w:del w:id="491" w:author="PR Preview" w:date="2026-01-01T00:00:00Z">
+        <w:r>
+          <w:delText xml:space="preserve">. </w:delText>
+        </w:r>
+      </w:del>
+      <w:del w:id="492" w:author="PR Preview" w:date="2026-01-01T00:00:00Z">
+        <w:r>
+          <w:delText xml:space="preserve">Differentiate one operation at a time,</w:delText>
+        </w:r>
+      </w:del>
+      <w:del w:id="493" w:author="PR Preview" w:date="2026-01-01T00:00:00Z">
+        <w:r>
+          <w:delText xml:space="preserve"> </w:delText>
+        </w:r>
+      </w:del>
+      <w:del w:id="494" w:author="PR Preview" w:date="2026-01-01T00:00:00Z">
+        <w:r>
+          <w:delText xml:space="preserve">starting from</w:delText>
+        </w:r>
+      </w:del>
+      <w:del w:id="495" w:author="PR Preview" w:date="2026-01-01T00:00:00Z">
+        <w:r>
+          <w:delText xml:space="preserve"> </w:delText>
+        </w:r>
+      </w:del>
+      <w:del w:id="496" w:author="PR Preview" w:date="2026-01-01T00:00:00Z">
+        <w:r>
+          <w:delText xml:space="preserve">$\text{RSS}(\mathord{\smash[b]{\underset{\raise.3ex\hbox{$\scriptstyle\sim$}}{\beta}}\vphantom{\beta}})$</w:delText>
+        </w:r>
+      </w:del>
+      <w:del w:id="497" w:author="PR Preview" w:date="2026-01-01T00:00:00Z">
+        <w:r>
+          <w:delText xml:space="preserve"> </w:delText>
+        </w:r>
+      </w:del>
+      <w:del w:id="498" w:author="PR Preview" w:date="2026-01-01T00:00:00Z">
+        <w:r>
+          <w:delText xml:space="preserve">in vector notation (</w:delText>
+        </w:r>
+      </w:del>
+      <w:hyperlink w:anchor="exm-rss-vector">
+        <w:del w:id="499" w:author="PR Preview" w:date="2026-01-01T00:00:00Z">
+          <w:r>
+            <w:rPr>
+              <w:rStyle w:val="Hyperlink"/>
+            </w:rPr>
+            <w:delText xml:space="preserve">Example 7</w:delText>
+          </w:r>
+        </w:del>
+      </w:hyperlink>
+      <w:del w:id="500" w:author="PR Preview" w:date="2026-01-01T00:00:00Z">
+        <w:r>
           <w:delText xml:space="preserve">):</w:delText>
         </w:r>
       </w:del>
@@ -42258,7 +42374,7 @@
       <w:pPr>
         <w:pStyle w:val="FirstParagraph"/>
       </w:pPr>
-      <w:ins w:id="479" w:author="PR Preview" w:date="2026-01-01T00:00:00Z">
+      <w:ins w:id="501" w:author="PR Preview" w:date="2026-01-01T00:00:00Z">
         <w:r>
           <w:rPr>
             <w:b/>
@@ -42267,132 +42383,6 @@
           <w:t xml:space="preserve">Exercise 13 (Gradient of RSS in vector notation)</w:t>
         </w:r>
       </w:ins>
-      <w:ins w:id="480" w:author="PR Preview" w:date="2026-01-01T00:00:00Z">
-        <w:r>
-          <w:t xml:space="preserve"> </w:t>
-        </w:r>
-      </w:ins>
-      <w:ins w:id="481" w:author="PR Preview" w:date="2026-01-01T00:00:00Z">
-        <w:r>
-          <w:t xml:space="preserve">Find the gradient of the residual sum of squares in vector notation (</w:t>
-        </w:r>
-      </w:ins>
-      <w:hyperlink w:anchor="exm-rss-vector">
-        <w:ins w:id="482" w:author="PR Preview" w:date="2026-01-01T00:00:00Z">
-          <w:r>
-            <w:rPr>
-              <w:rStyle w:val="Hyperlink"/>
-            </w:rPr>
-            <w:t xml:space="preserve">Example 7</w:t>
-          </w:r>
-        </w:ins>
-      </w:hyperlink>
-      <w:ins w:id="483" w:author="PR Preview" w:date="2026-01-01T00:00:00Z">
-        <w:r>
-          <w:t xml:space="preserve">),</w:t>
-        </w:r>
-      </w:ins>
-      <w:ins w:id="484" w:author="PR Preview" w:date="2026-01-01T00:00:00Z">
-        <w:r>
-          <w:t xml:space="preserve"> </w:t>
-        </w:r>
-      </w:ins>
-      <w:ins w:id="485" w:author="PR Preview" w:date="2026-01-01T00:00:00Z">
-        <w:r>
-          <w:t xml:space="preserve">$\frac{\partial}{\partial \mathord{\smash[b]{\underset{\raise.3ex\hbox{$\scriptstyle\sim$}}{\beta}}\vphantom{\beta}}} \text{RSS}(\mathord{\smash[b]{\underset{\raise.3ex\hbox{$\scriptstyle\sim$}}{\beta}}\vphantom{\beta}})$</w:t>
-        </w:r>
-      </w:ins>
-      <w:ins w:id="486" w:author="PR Preview" w:date="2026-01-01T00:00:00Z">
-        <w:r>
-          <w:t xml:space="preserve">,</w:t>
-        </w:r>
-      </w:ins>
-      <w:ins w:id="487" w:author="PR Preview" w:date="2026-01-01T00:00:00Z">
-        <w:r>
-          <w:t xml:space="preserve"> </w:t>
-        </w:r>
-      </w:ins>
-      <w:ins w:id="488" w:author="PR Preview" w:date="2026-01-01T00:00:00Z">
-        <w:r>
-          <w:t xml:space="preserve">by differentiating with respect to the vector</w:t>
-        </w:r>
-      </w:ins>
-      <w:ins w:id="489" w:author="PR Preview" w:date="2026-01-01T00:00:00Z">
-        <w:r>
-          <w:t xml:space="preserve"> </w:t>
-        </w:r>
-      </w:ins>
-      <w:ins w:id="490" w:author="PR Preview" w:date="2026-01-01T00:00:00Z">
-        <w:r>
-          <w:t xml:space="preserve">$\mathord{\smash[b]{\underset{\raise.3ex\hbox{$\scriptstyle\sim$}}{\beta}}\vphantom{\beta}}$</w:t>
-        </w:r>
-      </w:ins>
-      <w:ins w:id="491" w:author="PR Preview" w:date="2026-01-01T00:00:00Z">
-        <w:r>
-          <w:t xml:space="preserve"> </w:t>
-        </w:r>
-      </w:ins>
-      <w:ins w:id="492" w:author="PR Preview" w:date="2026-01-01T00:00:00Z">
-        <w:r>
-          <w:t xml:space="preserve">directly,</w:t>
-        </w:r>
-      </w:ins>
-      <w:ins w:id="493" w:author="PR Preview" w:date="2026-01-01T00:00:00Z">
-        <w:r>
-          <w:t xml:space="preserve"> </w:t>
-        </w:r>
-      </w:ins>
-      <w:ins w:id="494" w:author="PR Preview" w:date="2026-01-01T00:00:00Z">
-        <w:r>
-          <w:t xml:space="preserve">rather than one component at a time.</w:t>
-        </w:r>
-      </w:ins>
-    </w:p>
-    <w:bookmarkEnd w:id="105"/>
-    <w:bookmarkStart w:id="106" w:name="sol-rss-gradient-vector"/>
-    <w:p>
-      <w:pPr>
-        <w:pStyle w:val="BodyText"/>
-      </w:pPr>
-      <w:ins w:id="495" w:author="PR Preview" w:date="2026-01-01T00:00:00Z">
-        <w:r>
-          <w:rPr>
-            <w:i/>
-            <w:iCs/>
-          </w:rPr>
-          <w:t xml:space="preserve">Solution 13</w:t>
-        </w:r>
-      </w:ins>
-      <w:ins w:id="496" w:author="PR Preview" w:date="2026-01-01T00:00:00Z">
-        <w:r>
-          <w:t xml:space="preserve">. </w:t>
-        </w:r>
-      </w:ins>
-      <w:ins w:id="497" w:author="PR Preview" w:date="2026-01-01T00:00:00Z">
-        <w:r>
-          <w:t xml:space="preserve">Differentiate one operation at a time,</w:t>
-        </w:r>
-      </w:ins>
-      <w:ins w:id="498" w:author="PR Preview" w:date="2026-01-01T00:00:00Z">
-        <w:r>
-          <w:t xml:space="preserve"> </w:t>
-        </w:r>
-      </w:ins>
-      <w:ins w:id="499" w:author="PR Preview" w:date="2026-01-01T00:00:00Z">
-        <w:r>
-          <w:t xml:space="preserve">starting from</w:t>
-        </w:r>
-      </w:ins>
-      <w:ins w:id="500" w:author="PR Preview" w:date="2026-01-01T00:00:00Z">
-        <w:r>
-          <w:t xml:space="preserve"> </w:t>
-        </w:r>
-      </w:ins>
-      <w:ins w:id="501" w:author="PR Preview" w:date="2026-01-01T00:00:00Z">
-        <w:r>
-          <w:t xml:space="preserve">$\text{RSS}(\mathord{\smash[b]{\underset{\raise.3ex\hbox{$\scriptstyle\sim$}}{\beta}}\vphantom{\beta}})$</w:t>
-        </w:r>
-      </w:ins>
       <w:ins w:id="502" w:author="PR Preview" w:date="2026-01-01T00:00:00Z">
         <w:r>
           <w:t xml:space="preserve"> </w:t>
@@ -42400,7 +42390,7 @@
       </w:ins>
       <w:ins w:id="503" w:author="PR Preview" w:date="2026-01-01T00:00:00Z">
         <w:r>
-          <w:t xml:space="preserve">in vector notation (</w:t>
+          <w:t xml:space="preserve">Find the gradient of the residual sum of squares in vector notation (</w:t>
         </w:r>
       </w:ins>
       <w:hyperlink w:anchor="exm-rss-vector">
@@ -42414,6 +42404,132 @@
         </w:ins>
       </w:hyperlink>
       <w:ins w:id="505" w:author="PR Preview" w:date="2026-01-01T00:00:00Z">
+        <w:r>
+          <w:t xml:space="preserve">),</w:t>
+        </w:r>
+      </w:ins>
+      <w:ins w:id="506" w:author="PR Preview" w:date="2026-01-01T00:00:00Z">
+        <w:r>
+          <w:t xml:space="preserve"> </w:t>
+        </w:r>
+      </w:ins>
+      <w:ins w:id="507" w:author="PR Preview" w:date="2026-01-01T00:00:00Z">
+        <w:r>
+          <w:t xml:space="preserve">$\frac{\partial}{\partial \mathord{\smash[b]{\underset{\raise.3ex\hbox{$\scriptstyle\sim$}}{\beta}}\vphantom{\beta}}} \text{RSS}(\mathord{\smash[b]{\underset{\raise.3ex\hbox{$\scriptstyle\sim$}}{\beta}}\vphantom{\beta}})$</w:t>
+        </w:r>
+      </w:ins>
+      <w:ins w:id="508" w:author="PR Preview" w:date="2026-01-01T00:00:00Z">
+        <w:r>
+          <w:t xml:space="preserve">,</w:t>
+        </w:r>
+      </w:ins>
+      <w:ins w:id="509" w:author="PR Preview" w:date="2026-01-01T00:00:00Z">
+        <w:r>
+          <w:t xml:space="preserve"> </w:t>
+        </w:r>
+      </w:ins>
+      <w:ins w:id="510" w:author="PR Preview" w:date="2026-01-01T00:00:00Z">
+        <w:r>
+          <w:t xml:space="preserve">by differentiating with respect to the vector</w:t>
+        </w:r>
+      </w:ins>
+      <w:ins w:id="511" w:author="PR Preview" w:date="2026-01-01T00:00:00Z">
+        <w:r>
+          <w:t xml:space="preserve"> </w:t>
+        </w:r>
+      </w:ins>
+      <w:ins w:id="512" w:author="PR Preview" w:date="2026-01-01T00:00:00Z">
+        <w:r>
+          <w:t xml:space="preserve">$\mathord{\smash[b]{\underset{\raise.3ex\hbox{$\scriptstyle\sim$}}{\beta}}\vphantom{\beta}}$</w:t>
+        </w:r>
+      </w:ins>
+      <w:ins w:id="513" w:author="PR Preview" w:date="2026-01-01T00:00:00Z">
+        <w:r>
+          <w:t xml:space="preserve"> </w:t>
+        </w:r>
+      </w:ins>
+      <w:ins w:id="514" w:author="PR Preview" w:date="2026-01-01T00:00:00Z">
+        <w:r>
+          <w:t xml:space="preserve">directly,</w:t>
+        </w:r>
+      </w:ins>
+      <w:ins w:id="515" w:author="PR Preview" w:date="2026-01-01T00:00:00Z">
+        <w:r>
+          <w:t xml:space="preserve"> </w:t>
+        </w:r>
+      </w:ins>
+      <w:ins w:id="516" w:author="PR Preview" w:date="2026-01-01T00:00:00Z">
+        <w:r>
+          <w:t xml:space="preserve">rather than one component at a time.</w:t>
+        </w:r>
+      </w:ins>
+    </w:p>
+    <w:bookmarkEnd w:id="105"/>
+    <w:bookmarkStart w:id="106" w:name="sol-rss-gradient-vector"/>
+    <w:p>
+      <w:pPr>
+        <w:pStyle w:val="BodyText"/>
+      </w:pPr>
+      <w:ins w:id="517" w:author="PR Preview" w:date="2026-01-01T00:00:00Z">
+        <w:r>
+          <w:rPr>
+            <w:i/>
+            <w:iCs/>
+          </w:rPr>
+          <w:t xml:space="preserve">Solution 13</w:t>
+        </w:r>
+      </w:ins>
+      <w:ins w:id="518" w:author="PR Preview" w:date="2026-01-01T00:00:00Z">
+        <w:r>
+          <w:t xml:space="preserve">. </w:t>
+        </w:r>
+      </w:ins>
+      <w:ins w:id="519" w:author="PR Preview" w:date="2026-01-01T00:00:00Z">
+        <w:r>
+          <w:t xml:space="preserve">Differentiate one operation at a time,</w:t>
+        </w:r>
+      </w:ins>
+      <w:ins w:id="520" w:author="PR Preview" w:date="2026-01-01T00:00:00Z">
+        <w:r>
+          <w:t xml:space="preserve"> </w:t>
+        </w:r>
+      </w:ins>
+      <w:ins w:id="521" w:author="PR Preview" w:date="2026-01-01T00:00:00Z">
+        <w:r>
+          <w:t xml:space="preserve">starting from</w:t>
+        </w:r>
+      </w:ins>
+      <w:ins w:id="522" w:author="PR Preview" w:date="2026-01-01T00:00:00Z">
+        <w:r>
+          <w:t xml:space="preserve"> </w:t>
+        </w:r>
+      </w:ins>
+      <w:ins w:id="523" w:author="PR Preview" w:date="2026-01-01T00:00:00Z">
+        <w:r>
+          <w:t xml:space="preserve">$\text{RSS}(\mathord{\smash[b]{\underset{\raise.3ex\hbox{$\scriptstyle\sim$}}{\beta}}\vphantom{\beta}})$</w:t>
+        </w:r>
+      </w:ins>
+      <w:ins w:id="524" w:author="PR Preview" w:date="2026-01-01T00:00:00Z">
+        <w:r>
+          <w:t xml:space="preserve"> </w:t>
+        </w:r>
+      </w:ins>
+      <w:ins w:id="525" w:author="PR Preview" w:date="2026-01-01T00:00:00Z">
+        <w:r>
+          <w:t xml:space="preserve">in vector notation (</w:t>
+        </w:r>
+      </w:ins>
+      <w:hyperlink w:anchor="exm-rss-vector">
+        <w:ins w:id="526" w:author="PR Preview" w:date="2026-01-01T00:00:00Z">
+          <w:r>
+            <w:rPr>
+              <w:rStyle w:val="Hyperlink"/>
+            </w:rPr>
+            <w:t xml:space="preserve">Example 7</w:t>
+          </w:r>
+        </w:ins>
+      </w:hyperlink>
+      <w:ins w:id="527" w:author="PR Preview" w:date="2026-01-01T00:00:00Z">
         <w:r>
           <w:t xml:space="preserve">):</w:t>
         </w:r>
@@ -42596,7 +42712,7 @@
       <w:pPr>
         <w:pStyle w:val="FirstParagraph"/>
       </w:pPr>
-      <w:del w:id="506" w:author="PR Preview" w:date="2026-01-01T00:00:00Z">
+      <w:del w:id="528" w:author="PR Preview" w:date="2026-01-01T00:00:00Z">
         <w:r>
           <w:rPr>
             <w:i/>
@@ -42605,23 +42721,23 @@
           <w:delText xml:space="preserve">Proof</w:delText>
         </w:r>
       </w:del>
-      <w:del w:id="507" w:author="PR Preview" w:date="2026-01-01T00:00:00Z">
+      <w:del w:id="529" w:author="PR Preview" w:date="2026-01-01T00:00:00Z">
         <w:r>
           <w:delText xml:space="preserve">. </w:delText>
         </w:r>
       </w:del>
-      <w:del w:id="508" w:author="PR Preview" w:date="2026-01-01T00:00:00Z">
+      <w:del w:id="530" w:author="PR Preview" w:date="2026-01-01T00:00:00Z">
         <w:r>
           <w:delText xml:space="preserve">This is the solution to</w:delText>
         </w:r>
       </w:del>
-      <w:del w:id="509" w:author="PR Preview" w:date="2026-01-01T00:00:00Z">
+      <w:del w:id="531" w:author="PR Preview" w:date="2026-01-01T00:00:00Z">
         <w:r>
           <w:delText xml:space="preserve"> </w:delText>
         </w:r>
       </w:del>
       <w:hyperlink w:anchor="exr-rss-gradient-vector">
-        <w:del w:id="510" w:author="PR Preview" w:date="2026-01-01T00:00:00Z">
+        <w:del w:id="532" w:author="PR Preview" w:date="2026-01-01T00:00:00Z">
           <w:r>
             <w:rPr>
               <w:rStyle w:val="Hyperlink"/>
@@ -42630,7 +42746,7 @@
           </w:r>
         </w:del>
       </w:hyperlink>
-      <w:del w:id="511" w:author="PR Preview" w:date="2026-01-01T00:00:00Z">
+      <w:del w:id="533" w:author="PR Preview" w:date="2026-01-01T00:00:00Z">
         <w:r>
           <w:delText xml:space="preserve">.</w:delText>
         </w:r>
@@ -42640,7 +42756,7 @@
       <w:pPr>
         <w:pStyle w:val="BodyText"/>
       </w:pPr>
-      <w:del w:id="512" w:author="PR Preview" w:date="2026-01-01T00:00:00Z">
+      <w:del w:id="534" w:author="PR Preview" w:date="2026-01-01T00:00:00Z">
         <w:r>
           <w:rPr>
             <w:b/>
@@ -42649,12 +42765,12 @@
           <w:delText xml:space="preserve">Exercise 12 (Normal equations in vector notation)</w:delText>
         </w:r>
       </w:del>
-      <w:del w:id="513" w:author="PR Preview" w:date="2026-01-01T00:00:00Z">
+      <w:del w:id="535" w:author="PR Preview" w:date="2026-01-01T00:00:00Z">
         <w:r>
           <w:delText xml:space="preserve"> </w:delText>
         </w:r>
       </w:del>
-      <w:del w:id="514" w:author="PR Preview" w:date="2026-01-01T00:00:00Z">
+      <w:del w:id="536" w:author="PR Preview" w:date="2026-01-01T00:00:00Z">
         <w:r>
           <w:delText xml:space="preserve">Define the matrix and vector</w:delText>
         </w:r>
@@ -42664,7 +42780,7 @@
       <w:pPr>
         <w:pStyle w:val="FirstParagraph"/>
       </w:pPr>
-      <w:ins w:id="515" w:author="PR Preview" w:date="2026-01-01T00:00:00Z">
+      <w:ins w:id="537" w:author="PR Preview" w:date="2026-01-01T00:00:00Z">
         <w:r>
           <w:rPr>
             <w:i/>
@@ -42673,23 +42789,23 @@
           <w:t xml:space="preserve">Proof</w:t>
         </w:r>
       </w:ins>
-      <w:ins w:id="516" w:author="PR Preview" w:date="2026-01-01T00:00:00Z">
+      <w:ins w:id="538" w:author="PR Preview" w:date="2026-01-01T00:00:00Z">
         <w:r>
           <w:t xml:space="preserve">. </w:t>
         </w:r>
       </w:ins>
-      <w:ins w:id="517" w:author="PR Preview" w:date="2026-01-01T00:00:00Z">
+      <w:ins w:id="539" w:author="PR Preview" w:date="2026-01-01T00:00:00Z">
         <w:r>
           <w:t xml:space="preserve">This is the solution to</w:t>
         </w:r>
       </w:ins>
-      <w:ins w:id="518" w:author="PR Preview" w:date="2026-01-01T00:00:00Z">
+      <w:ins w:id="540" w:author="PR Preview" w:date="2026-01-01T00:00:00Z">
         <w:r>
           <w:t xml:space="preserve"> </w:t>
         </w:r>
       </w:ins>
       <w:hyperlink w:anchor="exr-rss-gradient-vector">
-        <w:ins w:id="519" w:author="PR Preview" w:date="2026-01-01T00:00:00Z">
+        <w:ins w:id="541" w:author="PR Preview" w:date="2026-01-01T00:00:00Z">
           <w:r>
             <w:rPr>
               <w:rStyle w:val="Hyperlink"/>
@@ -42698,7 +42814,7 @@
           </w:r>
         </w:ins>
       </w:hyperlink>
-      <w:ins w:id="520" w:author="PR Preview" w:date="2026-01-01T00:00:00Z">
+      <w:ins w:id="542" w:author="PR Preview" w:date="2026-01-01T00:00:00Z">
         <w:r>
           <w:t xml:space="preserve">.</w:t>
         </w:r>
@@ -42709,7 +42825,7 @@
       <w:pPr>
         <w:pStyle w:val="BodyText"/>
       </w:pPr>
-      <w:ins w:id="521" w:author="PR Preview" w:date="2026-01-01T00:00:00Z">
+      <w:ins w:id="543" w:author="PR Preview" w:date="2026-01-01T00:00:00Z">
         <w:r>
           <w:rPr>
             <w:b/>
@@ -42718,12 +42834,12 @@
           <w:t xml:space="preserve">Exercise 14 (Normal equations in vector notation)</w:t>
         </w:r>
       </w:ins>
-      <w:ins w:id="522" w:author="PR Preview" w:date="2026-01-01T00:00:00Z">
+      <w:ins w:id="544" w:author="PR Preview" w:date="2026-01-01T00:00:00Z">
         <w:r>
           <w:t xml:space="preserve"> </w:t>
         </w:r>
       </w:ins>
-      <w:ins w:id="523" w:author="PR Preview" w:date="2026-01-01T00:00:00Z">
+      <w:ins w:id="545" w:author="PR Preview" w:date="2026-01-01T00:00:00Z">
         <w:r>
           <w:t xml:space="preserve">Define the matrix and vector</w:t>
         </w:r>
@@ -42745,18 +42861,18 @@
       <w:pPr>
         <w:pStyle w:val="FirstParagraph"/>
       </w:pPr>
-      <w:del w:id="524" w:author="PR Preview" w:date="2026-01-01T00:00:00Z">
+      <w:del w:id="546" w:author="PR Preview" w:date="2026-01-01T00:00:00Z">
         <w:r>
           <w:delText xml:space="preserve">Using</w:delText>
         </w:r>
       </w:del>
-      <w:del w:id="525" w:author="PR Preview" w:date="2026-01-01T00:00:00Z">
+      <w:del w:id="547" w:author="PR Preview" w:date="2026-01-01T00:00:00Z">
         <w:r>
           <w:delText xml:space="preserve"> </w:delText>
         </w:r>
       </w:del>
       <w:hyperlink w:anchor="exr-rss-gradient-vector">
-        <w:del w:id="526" w:author="PR Preview" w:date="2026-01-01T00:00:00Z">
+        <w:del w:id="548" w:author="PR Preview" w:date="2026-01-01T00:00:00Z">
           <w:r>
             <w:rPr>
               <w:rStyle w:val="Hyperlink"/>
@@ -42765,28 +42881,28 @@
           </w:r>
         </w:del>
       </w:hyperlink>
-      <w:del w:id="527" w:author="PR Preview" w:date="2026-01-01T00:00:00Z">
+      <w:del w:id="549" w:author="PR Preview" w:date="2026-01-01T00:00:00Z">
         <w:r>
           <w:delText xml:space="preserve">,</w:delText>
         </w:r>
       </w:del>
-      <w:del w:id="528" w:author="PR Preview" w:date="2026-01-01T00:00:00Z">
+      <w:del w:id="550" w:author="PR Preview" w:date="2026-01-01T00:00:00Z">
         <w:r>
           <w:delText xml:space="preserve"> </w:delText>
         </w:r>
       </w:del>
-      <w:del w:id="529" w:author="PR Preview" w:date="2026-01-01T00:00:00Z">
+      <w:del w:id="551" w:author="PR Preview" w:date="2026-01-01T00:00:00Z">
         <w:r>
           <w:delText xml:space="preserve">show that the</w:delText>
         </w:r>
       </w:del>
-      <w:del w:id="530" w:author="PR Preview" w:date="2026-01-01T00:00:00Z">
+      <w:del w:id="552" w:author="PR Preview" w:date="2026-01-01T00:00:00Z">
         <w:r>
           <w:delText xml:space="preserve"> </w:delText>
         </w:r>
       </w:del>
       <w:hyperlink w:anchor="def-normal-equations">
-        <w:del w:id="531" w:author="PR Preview" w:date="2026-01-01T00:00:00Z">
+        <w:del w:id="553" w:author="PR Preview" w:date="2026-01-01T00:00:00Z">
           <w:r>
             <w:rPr>
               <w:rStyle w:val="Hyperlink"/>
@@ -42795,27 +42911,27 @@
           </w:r>
         </w:del>
       </w:hyperlink>
-      <w:del w:id="532" w:author="PR Preview" w:date="2026-01-01T00:00:00Z">
+      <w:del w:id="554" w:author="PR Preview" w:date="2026-01-01T00:00:00Z">
         <w:r>
           <w:delText xml:space="preserve"> </w:delText>
         </w:r>
       </w:del>
-      <w:del w:id="533" w:author="PR Preview" w:date="2026-01-01T00:00:00Z">
+      <w:del w:id="555" w:author="PR Preview" w:date="2026-01-01T00:00:00Z">
         <w:r>
           <w:delText xml:space="preserve">can be written as</w:delText>
         </w:r>
       </w:del>
-      <w:del w:id="534" w:author="PR Preview" w:date="2026-01-01T00:00:00Z">
+      <w:del w:id="556" w:author="PR Preview" w:date="2026-01-01T00:00:00Z">
         <w:r>
           <w:delText xml:space="preserve"> </w:delText>
         </w:r>
       </w:del>
-      <w:del w:id="535" w:author="PR Preview" w:date="2026-01-01T00:00:00Z">
+      <w:del w:id="557" w:author="PR Preview" w:date="2026-01-01T00:00:00Z">
         <w:r>
           <w:delText xml:space="preserve">$A \mathord{\smash[b]{\underset{\raise.3ex\hbox{$\scriptstyle\sim$}}{\beta}}\vphantom{\beta}}= \mathord{\smash[b]{\underset{\raise.3ex\hbox{$\scriptstyle\sim$}}{c}}\vphantom{c}}$</w:delText>
         </w:r>
       </w:del>
-      <w:del w:id="536" w:author="PR Preview" w:date="2026-01-01T00:00:00Z">
+      <w:del w:id="558" w:author="PR Preview" w:date="2026-01-01T00:00:00Z">
         <w:r>
           <w:delText xml:space="preserve">.</w:delText>
         </w:r>
@@ -42825,7 +42941,7 @@
       <w:pPr>
         <w:pStyle w:val="BodyText"/>
       </w:pPr>
-      <w:del w:id="537" w:author="PR Preview" w:date="2026-01-01T00:00:00Z">
+      <w:del w:id="559" w:author="PR Preview" w:date="2026-01-01T00:00:00Z">
         <w:r>
           <w:rPr>
             <w:i/>
@@ -42834,23 +42950,23 @@
           <w:delText xml:space="preserve">Solution 12</w:delText>
         </w:r>
       </w:del>
-      <w:del w:id="538" w:author="PR Preview" w:date="2026-01-01T00:00:00Z">
+      <w:del w:id="560" w:author="PR Preview" w:date="2026-01-01T00:00:00Z">
         <w:r>
           <w:delText xml:space="preserve">. </w:delText>
         </w:r>
       </w:del>
-      <w:del w:id="539" w:author="PR Preview" w:date="2026-01-01T00:00:00Z">
+      <w:del w:id="561" w:author="PR Preview" w:date="2026-01-01T00:00:00Z">
         <w:r>
           <w:delText xml:space="preserve">Distribute the sum in the gradient from</w:delText>
         </w:r>
       </w:del>
-      <w:del w:id="540" w:author="PR Preview" w:date="2026-01-01T00:00:00Z">
+      <w:del w:id="562" w:author="PR Preview" w:date="2026-01-01T00:00:00Z">
         <w:r>
           <w:delText xml:space="preserve"> </w:delText>
         </w:r>
       </w:del>
       <w:hyperlink w:anchor="exr-rss-gradient-vector">
-        <w:del w:id="541" w:author="PR Preview" w:date="2026-01-01T00:00:00Z">
+        <w:del w:id="563" w:author="PR Preview" w:date="2026-01-01T00:00:00Z">
           <w:r>
             <w:rPr>
               <w:rStyle w:val="Hyperlink"/>
@@ -42859,7 +42975,7 @@
           </w:r>
         </w:del>
       </w:hyperlink>
-      <w:del w:id="542" w:author="PR Preview" w:date="2026-01-01T00:00:00Z">
+      <w:del w:id="564" w:author="PR Preview" w:date="2026-01-01T00:00:00Z">
         <w:r>
           <w:delText xml:space="preserve">:</w:delText>
         </w:r>
@@ -42869,18 +42985,18 @@
       <w:pPr>
         <w:pStyle w:val="FirstParagraph"/>
       </w:pPr>
-      <w:ins w:id="543" w:author="PR Preview" w:date="2026-01-01T00:00:00Z">
+      <w:ins w:id="565" w:author="PR Preview" w:date="2026-01-01T00:00:00Z">
         <w:r>
           <w:t xml:space="preserve">Using</w:t>
         </w:r>
       </w:ins>
-      <w:ins w:id="544" w:author="PR Preview" w:date="2026-01-01T00:00:00Z">
+      <w:ins w:id="566" w:author="PR Preview" w:date="2026-01-01T00:00:00Z">
         <w:r>
           <w:t xml:space="preserve"> </w:t>
         </w:r>
       </w:ins>
       <w:hyperlink w:anchor="exr-rss-gradient-vector">
-        <w:ins w:id="545" w:author="PR Preview" w:date="2026-01-01T00:00:00Z">
+        <w:ins w:id="567" w:author="PR Preview" w:date="2026-01-01T00:00:00Z">
           <w:r>
             <w:rPr>
               <w:rStyle w:val="Hyperlink"/>
@@ -42889,28 +43005,28 @@
           </w:r>
         </w:ins>
       </w:hyperlink>
-      <w:ins w:id="546" w:author="PR Preview" w:date="2026-01-01T00:00:00Z">
+      <w:ins w:id="568" w:author="PR Preview" w:date="2026-01-01T00:00:00Z">
         <w:r>
           <w:t xml:space="preserve">,</w:t>
         </w:r>
       </w:ins>
-      <w:ins w:id="547" w:author="PR Preview" w:date="2026-01-01T00:00:00Z">
+      <w:ins w:id="569" w:author="PR Preview" w:date="2026-01-01T00:00:00Z">
         <w:r>
           <w:t xml:space="preserve"> </w:t>
         </w:r>
       </w:ins>
-      <w:ins w:id="548" w:author="PR Preview" w:date="2026-01-01T00:00:00Z">
+      <w:ins w:id="570" w:author="PR Preview" w:date="2026-01-01T00:00:00Z">
         <w:r>
           <w:t xml:space="preserve">show that the</w:t>
         </w:r>
       </w:ins>
-      <w:ins w:id="549" w:author="PR Preview" w:date="2026-01-01T00:00:00Z">
+      <w:ins w:id="571" w:author="PR Preview" w:date="2026-01-01T00:00:00Z">
         <w:r>
           <w:t xml:space="preserve"> </w:t>
         </w:r>
       </w:ins>
       <w:hyperlink w:anchor="def-normal-equations">
-        <w:ins w:id="550" w:author="PR Preview" w:date="2026-01-01T00:00:00Z">
+        <w:ins w:id="572" w:author="PR Preview" w:date="2026-01-01T00:00:00Z">
           <w:r>
             <w:rPr>
               <w:rStyle w:val="Hyperlink"/>
@@ -42919,27 +43035,27 @@
           </w:r>
         </w:ins>
       </w:hyperlink>
-      <w:ins w:id="551" w:author="PR Preview" w:date="2026-01-01T00:00:00Z">
+      <w:ins w:id="573" w:author="PR Preview" w:date="2026-01-01T00:00:00Z">
         <w:r>
           <w:t xml:space="preserve"> </w:t>
         </w:r>
       </w:ins>
-      <w:ins w:id="552" w:author="PR Preview" w:date="2026-01-01T00:00:00Z">
+      <w:ins w:id="574" w:author="PR Preview" w:date="2026-01-01T00:00:00Z">
         <w:r>
           <w:t xml:space="preserve">can be written as</w:t>
         </w:r>
       </w:ins>
-      <w:ins w:id="553" w:author="PR Preview" w:date="2026-01-01T00:00:00Z">
+      <w:ins w:id="575" w:author="PR Preview" w:date="2026-01-01T00:00:00Z">
         <w:r>
           <w:t xml:space="preserve"> </w:t>
         </w:r>
       </w:ins>
-      <w:ins w:id="554" w:author="PR Preview" w:date="2026-01-01T00:00:00Z">
+      <w:ins w:id="576" w:author="PR Preview" w:date="2026-01-01T00:00:00Z">
         <w:r>
           <w:t xml:space="preserve">$A \mathord{\smash[b]{\underset{\raise.3ex\hbox{$\scriptstyle\sim$}}{\beta}}\vphantom{\beta}}= \mathord{\smash[b]{\underset{\raise.3ex\hbox{$\scriptstyle\sim$}}{c}}\vphantom{c}}$</w:t>
         </w:r>
       </w:ins>
-      <w:ins w:id="555" w:author="PR Preview" w:date="2026-01-01T00:00:00Z">
+      <w:ins w:id="577" w:author="PR Preview" w:date="2026-01-01T00:00:00Z">
         <w:r>
           <w:t xml:space="preserve">.</w:t>
         </w:r>
@@ -42951,7 +43067,7 @@
       <w:pPr>
         <w:pStyle w:val="BodyText"/>
       </w:pPr>
-      <w:ins w:id="556" w:author="PR Preview" w:date="2026-01-01T00:00:00Z">
+      <w:ins w:id="578" w:author="PR Preview" w:date="2026-01-01T00:00:00Z">
         <w:r>
           <w:rPr>
             <w:i/>
@@ -42960,23 +43076,23 @@
           <w:t xml:space="preserve">Solution 14</w:t>
         </w:r>
       </w:ins>
-      <w:ins w:id="557" w:author="PR Preview" w:date="2026-01-01T00:00:00Z">
+      <w:ins w:id="579" w:author="PR Preview" w:date="2026-01-01T00:00:00Z">
         <w:r>
           <w:t xml:space="preserve">. </w:t>
         </w:r>
       </w:ins>
-      <w:ins w:id="558" w:author="PR Preview" w:date="2026-01-01T00:00:00Z">
+      <w:ins w:id="580" w:author="PR Preview" w:date="2026-01-01T00:00:00Z">
         <w:r>
           <w:t xml:space="preserve">Distribute the sum in the gradient from</w:t>
         </w:r>
       </w:ins>
-      <w:ins w:id="559" w:author="PR Preview" w:date="2026-01-01T00:00:00Z">
+      <w:ins w:id="581" w:author="PR Preview" w:date="2026-01-01T00:00:00Z">
         <w:r>
           <w:t xml:space="preserve"> </w:t>
         </w:r>
       </w:ins>
       <w:hyperlink w:anchor="exr-rss-gradient-vector">
-        <w:ins w:id="560" w:author="PR Preview" w:date="2026-01-01T00:00:00Z">
+        <w:ins w:id="582" w:author="PR Preview" w:date="2026-01-01T00:00:00Z">
           <w:r>
             <w:rPr>
               <w:rStyle w:val="Hyperlink"/>
@@ -42985,7 +43101,7 @@
           </w:r>
         </w:ins>
       </w:hyperlink>
-      <w:ins w:id="561" w:author="PR Preview" w:date="2026-01-01T00:00:00Z">
+      <w:ins w:id="583" w:author="PR Preview" w:date="2026-01-01T00:00:00Z">
         <w:r>
           <w:t xml:space="preserve">:</w:t>
         </w:r>
@@ -43200,7 +43316,7 @@
       <w:pPr>
         <w:pStyle w:val="FirstParagraph"/>
       </w:pPr>
-      <w:del w:id="562" w:author="PR Preview" w:date="2026-01-01T00:00:00Z">
+      <w:del w:id="584" w:author="PR Preview" w:date="2026-01-01T00:00:00Z">
         <w:r>
           <w:rPr>
             <w:i/>
@@ -43209,23 +43325,23 @@
           <w:delText xml:space="preserve">Proof</w:delText>
         </w:r>
       </w:del>
-      <w:del w:id="563" w:author="PR Preview" w:date="2026-01-01T00:00:00Z">
+      <w:del w:id="585" w:author="PR Preview" w:date="2026-01-01T00:00:00Z">
         <w:r>
           <w:delText xml:space="preserve">. </w:delText>
         </w:r>
       </w:del>
-      <w:del w:id="564" w:author="PR Preview" w:date="2026-01-01T00:00:00Z">
+      <w:del w:id="586" w:author="PR Preview" w:date="2026-01-01T00:00:00Z">
         <w:r>
           <w:delText xml:space="preserve">This is the solution to</w:delText>
         </w:r>
       </w:del>
-      <w:del w:id="565" w:author="PR Preview" w:date="2026-01-01T00:00:00Z">
+      <w:del w:id="587" w:author="PR Preview" w:date="2026-01-01T00:00:00Z">
         <w:r>
           <w:delText xml:space="preserve"> </w:delText>
         </w:r>
       </w:del>
       <w:hyperlink w:anchor="exr-normal-equations-vector">
-        <w:del w:id="566" w:author="PR Preview" w:date="2026-01-01T00:00:00Z">
+        <w:del w:id="588" w:author="PR Preview" w:date="2026-01-01T00:00:00Z">
           <w:r>
             <w:rPr>
               <w:rStyle w:val="Hyperlink"/>
@@ -43234,7 +43350,7 @@
           </w:r>
         </w:del>
       </w:hyperlink>
-      <w:del w:id="567" w:author="PR Preview" w:date="2026-01-01T00:00:00Z">
+      <w:del w:id="589" w:author="PR Preview" w:date="2026-01-01T00:00:00Z">
         <w:r>
           <w:delText xml:space="preserve">.</w:delText>
         </w:r>
@@ -43244,7 +43360,7 @@
       <w:pPr>
         <w:pStyle w:val="BodyText"/>
       </w:pPr>
-      <w:del w:id="568" w:author="PR Preview" w:date="2026-01-01T00:00:00Z">
+      <w:del w:id="590" w:author="PR Preview" w:date="2026-01-01T00:00:00Z">
         <w:r>
           <w:rPr>
             <w:b/>
@@ -43253,17 +43369,17 @@
           <w:delText xml:space="preserve">Exercise 13 (Solving the normal equations in vector notation)</w:delText>
         </w:r>
       </w:del>
-      <w:del w:id="569" w:author="PR Preview" w:date="2026-01-01T00:00:00Z">
+      <w:del w:id="591" w:author="PR Preview" w:date="2026-01-01T00:00:00Z">
         <w:r>
           <w:delText xml:space="preserve"> </w:delText>
         </w:r>
       </w:del>
-      <w:del w:id="570" w:author="PR Preview" w:date="2026-01-01T00:00:00Z">
+      <w:del w:id="592" w:author="PR Preview" w:date="2026-01-01T00:00:00Z">
         <w:r>
           <w:delText xml:space="preserve">Assuming</w:delText>
         </w:r>
       </w:del>
-      <w:del w:id="571" w:author="PR Preview" w:date="2026-01-01T00:00:00Z">
+      <w:del w:id="593" w:author="PR Preview" w:date="2026-01-01T00:00:00Z">
         <w:r>
           <w:delText xml:space="preserve"> </w:delText>
         </w:r>
@@ -43294,18 +43410,18 @@
           <m:t>0</m:t>
         </m:r>
       </m:oMath>
-      <w:del w:id="572" w:author="PR Preview" w:date="2026-01-01T00:00:00Z">
+      <w:del w:id="594" w:author="PR Preview" w:date="2026-01-01T00:00:00Z">
         <w:r>
           <w:delText xml:space="preserve"> </w:delText>
         </w:r>
       </w:del>
-      <w:del w:id="573" w:author="PR Preview" w:date="2026-01-01T00:00:00Z">
+      <w:del w:id="595" w:author="PR Preview" w:date="2026-01-01T00:00:00Z">
         <w:r>
           <w:delText xml:space="preserve">(</w:delText>
         </w:r>
       </w:del>
       <w:hyperlink w:anchor="def-centered-sums">
-        <w:del w:id="574" w:author="PR Preview" w:date="2026-01-01T00:00:00Z">
+        <w:del w:id="596" w:author="PR Preview" w:date="2026-01-01T00:00:00Z">
           <w:r>
             <w:rPr>
               <w:rStyle w:val="Hyperlink"/>
@@ -43314,22 +43430,22 @@
           </w:r>
         </w:del>
       </w:hyperlink>
-      <w:del w:id="575" w:author="PR Preview" w:date="2026-01-01T00:00:00Z">
+      <w:del w:id="597" w:author="PR Preview" w:date="2026-01-01T00:00:00Z">
         <w:r>
           <w:delText xml:space="preserve">),</w:delText>
         </w:r>
       </w:del>
-      <w:del w:id="576" w:author="PR Preview" w:date="2026-01-01T00:00:00Z">
+      <w:del w:id="598" w:author="PR Preview" w:date="2026-01-01T00:00:00Z">
         <w:r>
           <w:delText xml:space="preserve"> </w:delText>
         </w:r>
       </w:del>
-      <w:del w:id="577" w:author="PR Preview" w:date="2026-01-01T00:00:00Z">
+      <w:del w:id="599" w:author="PR Preview" w:date="2026-01-01T00:00:00Z">
         <w:r>
           <w:delText xml:space="preserve">show that</w:delText>
         </w:r>
       </w:del>
-      <w:del w:id="578" w:author="PR Preview" w:date="2026-01-01T00:00:00Z">
+      <w:del w:id="600" w:author="PR Preview" w:date="2026-01-01T00:00:00Z">
         <w:r>
           <w:delText xml:space="preserve"> </w:delText>
         </w:r>
@@ -43339,23 +43455,23 @@
           <m:t>A</m:t>
         </m:r>
       </m:oMath>
-      <w:del w:id="579" w:author="PR Preview" w:date="2026-01-01T00:00:00Z">
+      <w:del w:id="601" w:author="PR Preview" w:date="2026-01-01T00:00:00Z">
         <w:r>
           <w:delText xml:space="preserve"> </w:delText>
         </w:r>
       </w:del>
-      <w:del w:id="580" w:author="PR Preview" w:date="2026-01-01T00:00:00Z">
+      <w:del w:id="602" w:author="PR Preview" w:date="2026-01-01T00:00:00Z">
         <w:r>
           <w:delText xml:space="preserve">from</w:delText>
         </w:r>
       </w:del>
-      <w:del w:id="581" w:author="PR Preview" w:date="2026-01-01T00:00:00Z">
+      <w:del w:id="603" w:author="PR Preview" w:date="2026-01-01T00:00:00Z">
         <w:r>
           <w:delText xml:space="preserve"> </w:delText>
         </w:r>
       </w:del>
       <w:hyperlink w:anchor="exr-normal-equations-vector">
-        <w:del w:id="582" w:author="PR Preview" w:date="2026-01-01T00:00:00Z">
+        <w:del w:id="604" w:author="PR Preview" w:date="2026-01-01T00:00:00Z">
           <w:r>
             <w:rPr>
               <w:rStyle w:val="Hyperlink"/>
@@ -43364,78 +43480,78 @@
           </w:r>
         </w:del>
       </w:hyperlink>
-      <w:del w:id="583" w:author="PR Preview" w:date="2026-01-01T00:00:00Z">
+      <w:del w:id="605" w:author="PR Preview" w:date="2026-01-01T00:00:00Z">
         <w:r>
           <w:delText xml:space="preserve"> </w:delText>
         </w:r>
       </w:del>
-      <w:del w:id="584" w:author="PR Preview" w:date="2026-01-01T00:00:00Z">
+      <w:del w:id="606" w:author="PR Preview" w:date="2026-01-01T00:00:00Z">
         <w:r>
           <w:delText xml:space="preserve">is invertible,</w:delText>
         </w:r>
       </w:del>
-      <w:del w:id="585" w:author="PR Preview" w:date="2026-01-01T00:00:00Z">
+      <w:del w:id="607" w:author="PR Preview" w:date="2026-01-01T00:00:00Z">
         <w:r>
           <w:delText xml:space="preserve"> </w:delText>
         </w:r>
       </w:del>
-      <w:del w:id="586" w:author="PR Preview" w:date="2026-01-01T00:00:00Z">
+      <w:del w:id="608" w:author="PR Preview" w:date="2026-01-01T00:00:00Z">
         <w:r>
           <w:delText xml:space="preserve">solve</w:delText>
         </w:r>
       </w:del>
-      <w:del w:id="587" w:author="PR Preview" w:date="2026-01-01T00:00:00Z">
+      <w:del w:id="609" w:author="PR Preview" w:date="2026-01-01T00:00:00Z">
         <w:r>
           <w:delText xml:space="preserve"> </w:delText>
         </w:r>
       </w:del>
-      <w:del w:id="588" w:author="PR Preview" w:date="2026-01-01T00:00:00Z">
+      <w:del w:id="610" w:author="PR Preview" w:date="2026-01-01T00:00:00Z">
         <w:r>
           <w:delText xml:space="preserve">$A \mathord{\smash[b]{\underset{\raise.3ex\hbox{$\scriptstyle\sim$}}{\beta}}\vphantom{\beta}}= \mathord{\smash[b]{\underset{\raise.3ex\hbox{$\scriptstyle\sim$}}{c}}\vphantom{c}}$</w:delText>
         </w:r>
       </w:del>
-      <w:del w:id="589" w:author="PR Preview" w:date="2026-01-01T00:00:00Z">
+      <w:del w:id="611" w:author="PR Preview" w:date="2026-01-01T00:00:00Z">
         <w:r>
           <w:delText xml:space="preserve"> </w:delText>
         </w:r>
       </w:del>
-      <w:del w:id="590" w:author="PR Preview" w:date="2026-01-01T00:00:00Z">
+      <w:del w:id="612" w:author="PR Preview" w:date="2026-01-01T00:00:00Z">
         <w:r>
           <w:delText xml:space="preserve">for</w:delText>
         </w:r>
       </w:del>
-      <w:del w:id="591" w:author="PR Preview" w:date="2026-01-01T00:00:00Z">
+      <w:del w:id="613" w:author="PR Preview" w:date="2026-01-01T00:00:00Z">
         <w:r>
           <w:delText xml:space="preserve"> </w:delText>
         </w:r>
       </w:del>
-      <w:del w:id="592" w:author="PR Preview" w:date="2026-01-01T00:00:00Z">
+      <w:del w:id="614" w:author="PR Preview" w:date="2026-01-01T00:00:00Z">
         <w:r>
           <w:delText xml:space="preserve">$\mathord{\smash[b]{\underset{\raise.3ex\hbox{$\scriptstyle\sim$}}{\beta}}\vphantom{\beta}}$</w:delText>
         </w:r>
       </w:del>
-      <w:del w:id="593" w:author="PR Preview" w:date="2026-01-01T00:00:00Z">
+      <w:del w:id="615" w:author="PR Preview" w:date="2026-01-01T00:00:00Z">
         <w:r>
           <w:delText xml:space="preserve">,</w:delText>
         </w:r>
       </w:del>
-      <w:del w:id="594" w:author="PR Preview" w:date="2026-01-01T00:00:00Z">
+      <w:del w:id="616" w:author="PR Preview" w:date="2026-01-01T00:00:00Z">
         <w:r>
           <w:delText xml:space="preserve"> </w:delText>
         </w:r>
       </w:del>
-      <w:del w:id="595" w:author="PR Preview" w:date="2026-01-01T00:00:00Z">
+      <w:del w:id="617" w:author="PR Preview" w:date="2026-01-01T00:00:00Z">
         <w:r>
           <w:delText xml:space="preserve">and compare the result with</w:delText>
         </w:r>
       </w:del>
-      <w:del w:id="596" w:author="PR Preview" w:date="2026-01-01T00:00:00Z">
+      <w:del w:id="618" w:author="PR Preview" w:date="2026-01-01T00:00:00Z">
         <w:r>
           <w:delText xml:space="preserve"> </w:delText>
         </w:r>
       </w:del>
       <w:hyperlink w:anchor="exr-solve-normal-equations">
-        <w:del w:id="597" w:author="PR Preview" w:date="2026-01-01T00:00:00Z">
+        <w:del w:id="619" w:author="PR Preview" w:date="2026-01-01T00:00:00Z">
           <w:r>
             <w:rPr>
               <w:rStyle w:val="Hyperlink"/>
@@ -43444,7 +43560,7 @@
           </w:r>
         </w:del>
       </w:hyperlink>
-      <w:del w:id="598" w:author="PR Preview" w:date="2026-01-01T00:00:00Z">
+      <w:del w:id="620" w:author="PR Preview" w:date="2026-01-01T00:00:00Z">
         <w:r>
           <w:delText xml:space="preserve">.</w:delText>
         </w:r>
@@ -43454,7 +43570,7 @@
       <w:pPr>
         <w:pStyle w:val="BodyText"/>
       </w:pPr>
-      <w:del w:id="599" w:author="PR Preview" w:date="2026-01-01T00:00:00Z">
+      <w:del w:id="621" w:author="PR Preview" w:date="2026-01-01T00:00:00Z">
         <w:r>
           <w:rPr>
             <w:i/>
@@ -43463,17 +43579,17 @@
           <w:delText xml:space="preserve">Solution 13</w:delText>
         </w:r>
       </w:del>
-      <w:del w:id="600" w:author="PR Preview" w:date="2026-01-01T00:00:00Z">
+      <w:del w:id="622" w:author="PR Preview" w:date="2026-01-01T00:00:00Z">
         <w:r>
           <w:delText xml:space="preserve">. </w:delText>
         </w:r>
       </w:del>
-      <w:del w:id="601" w:author="PR Preview" w:date="2026-01-01T00:00:00Z">
+      <w:del w:id="623" w:author="PR Preview" w:date="2026-01-01T00:00:00Z">
         <w:r>
           <w:delText xml:space="preserve">Write out the entries of each term of</w:delText>
         </w:r>
       </w:del>
-      <w:del w:id="602" w:author="PR Preview" w:date="2026-01-01T00:00:00Z">
+      <w:del w:id="624" w:author="PR Preview" w:date="2026-01-01T00:00:00Z">
         <w:r>
           <w:delText xml:space="preserve"> </w:delText>
         </w:r>
@@ -43483,27 +43599,27 @@
           <m:t>A</m:t>
         </m:r>
       </m:oMath>
-      <w:del w:id="603" w:author="PR Preview" w:date="2026-01-01T00:00:00Z">
+      <w:del w:id="625" w:author="PR Preview" w:date="2026-01-01T00:00:00Z">
         <w:r>
           <w:delText xml:space="preserve"> </w:delText>
         </w:r>
       </w:del>
-      <w:del w:id="604" w:author="PR Preview" w:date="2026-01-01T00:00:00Z">
+      <w:del w:id="626" w:author="PR Preview" w:date="2026-01-01T00:00:00Z">
         <w:r>
           <w:delText xml:space="preserve">and</w:delText>
         </w:r>
       </w:del>
-      <w:del w:id="605" w:author="PR Preview" w:date="2026-01-01T00:00:00Z">
+      <w:del w:id="627" w:author="PR Preview" w:date="2026-01-01T00:00:00Z">
         <w:r>
           <w:delText xml:space="preserve"> </w:delText>
         </w:r>
       </w:del>
-      <w:del w:id="606" w:author="PR Preview" w:date="2026-01-01T00:00:00Z">
+      <w:del w:id="628" w:author="PR Preview" w:date="2026-01-01T00:00:00Z">
         <w:r>
           <w:delText xml:space="preserve">$\mathord{\smash[b]{\underset{\raise.3ex\hbox{$\scriptstyle\sim$}}{c}}\vphantom{c}}$</w:delText>
         </w:r>
       </w:del>
-      <w:del w:id="607" w:author="PR Preview" w:date="2026-01-01T00:00:00Z">
+      <w:del w:id="629" w:author="PR Preview" w:date="2026-01-01T00:00:00Z">
         <w:r>
           <w:delText xml:space="preserve">, then add them up:</w:delText>
         </w:r>
@@ -43513,7 +43629,7 @@
       <w:pPr>
         <w:pStyle w:val="FirstParagraph"/>
       </w:pPr>
-      <w:ins w:id="608" w:author="PR Preview" w:date="2026-01-01T00:00:00Z">
+      <w:ins w:id="630" w:author="PR Preview" w:date="2026-01-01T00:00:00Z">
         <w:r>
           <w:rPr>
             <w:i/>
@@ -43522,23 +43638,23 @@
           <w:t xml:space="preserve">Proof</w:t>
         </w:r>
       </w:ins>
-      <w:ins w:id="609" w:author="PR Preview" w:date="2026-01-01T00:00:00Z">
+      <w:ins w:id="631" w:author="PR Preview" w:date="2026-01-01T00:00:00Z">
         <w:r>
           <w:t xml:space="preserve">. </w:t>
         </w:r>
       </w:ins>
-      <w:ins w:id="610" w:author="PR Preview" w:date="2026-01-01T00:00:00Z">
+      <w:ins w:id="632" w:author="PR Preview" w:date="2026-01-01T00:00:00Z">
         <w:r>
           <w:t xml:space="preserve">This is the solution to</w:t>
         </w:r>
       </w:ins>
-      <w:ins w:id="611" w:author="PR Preview" w:date="2026-01-01T00:00:00Z">
+      <w:ins w:id="633" w:author="PR Preview" w:date="2026-01-01T00:00:00Z">
         <w:r>
           <w:t xml:space="preserve"> </w:t>
         </w:r>
       </w:ins>
       <w:hyperlink w:anchor="exr-normal-equations-vector">
-        <w:ins w:id="612" w:author="PR Preview" w:date="2026-01-01T00:00:00Z">
+        <w:ins w:id="634" w:author="PR Preview" w:date="2026-01-01T00:00:00Z">
           <w:r>
             <w:rPr>
               <w:rStyle w:val="Hyperlink"/>
@@ -43547,7 +43663,7 @@
           </w:r>
         </w:ins>
       </w:hyperlink>
-      <w:ins w:id="613" w:author="PR Preview" w:date="2026-01-01T00:00:00Z">
+      <w:ins w:id="635" w:author="PR Preview" w:date="2026-01-01T00:00:00Z">
         <w:r>
           <w:t xml:space="preserve">.</w:t>
         </w:r>
@@ -43558,7 +43674,7 @@
       <w:pPr>
         <w:pStyle w:val="BodyText"/>
       </w:pPr>
-      <w:ins w:id="614" w:author="PR Preview" w:date="2026-01-01T00:00:00Z">
+      <w:ins w:id="636" w:author="PR Preview" w:date="2026-01-01T00:00:00Z">
         <w:r>
           <w:rPr>
             <w:b/>
@@ -43567,17 +43683,17 @@
           <w:t xml:space="preserve">Exercise 15 (Solving the normal equations in vector notation)</w:t>
         </w:r>
       </w:ins>
-      <w:ins w:id="615" w:author="PR Preview" w:date="2026-01-01T00:00:00Z">
+      <w:ins w:id="637" w:author="PR Preview" w:date="2026-01-01T00:00:00Z">
         <w:r>
           <w:t xml:space="preserve"> </w:t>
         </w:r>
       </w:ins>
-      <w:ins w:id="616" w:author="PR Preview" w:date="2026-01-01T00:00:00Z">
+      <w:ins w:id="638" w:author="PR Preview" w:date="2026-01-01T00:00:00Z">
         <w:r>
           <w:t xml:space="preserve">Assuming</w:t>
         </w:r>
       </w:ins>
-      <w:ins w:id="617" w:author="PR Preview" w:date="2026-01-01T00:00:00Z">
+      <w:ins w:id="639" w:author="PR Preview" w:date="2026-01-01T00:00:00Z">
         <w:r>
           <w:t xml:space="preserve"> </w:t>
         </w:r>
@@ -43608,18 +43724,18 @@
           <m:t>0</m:t>
         </m:r>
       </m:oMath>
-      <w:ins w:id="618" w:author="PR Preview" w:date="2026-01-01T00:00:00Z">
+      <w:ins w:id="640" w:author="PR Preview" w:date="2026-01-01T00:00:00Z">
         <w:r>
           <w:t xml:space="preserve"> </w:t>
         </w:r>
       </w:ins>
-      <w:ins w:id="619" w:author="PR Preview" w:date="2026-01-01T00:00:00Z">
+      <w:ins w:id="641" w:author="PR Preview" w:date="2026-01-01T00:00:00Z">
         <w:r>
           <w:t xml:space="preserve">(</w:t>
         </w:r>
       </w:ins>
       <w:hyperlink w:anchor="def-centered-sums">
-        <w:ins w:id="620" w:author="PR Preview" w:date="2026-01-01T00:00:00Z">
+        <w:ins w:id="642" w:author="PR Preview" w:date="2026-01-01T00:00:00Z">
           <w:r>
             <w:rPr>
               <w:rStyle w:val="Hyperlink"/>
@@ -43628,22 +43744,22 @@
           </w:r>
         </w:ins>
       </w:hyperlink>
-      <w:ins w:id="621" w:author="PR Preview" w:date="2026-01-01T00:00:00Z">
+      <w:ins w:id="643" w:author="PR Preview" w:date="2026-01-01T00:00:00Z">
         <w:r>
           <w:t xml:space="preserve">),</w:t>
         </w:r>
       </w:ins>
-      <w:ins w:id="622" w:author="PR Preview" w:date="2026-01-01T00:00:00Z">
+      <w:ins w:id="644" w:author="PR Preview" w:date="2026-01-01T00:00:00Z">
         <w:r>
           <w:t xml:space="preserve"> </w:t>
         </w:r>
       </w:ins>
-      <w:ins w:id="623" w:author="PR Preview" w:date="2026-01-01T00:00:00Z">
+      <w:ins w:id="645" w:author="PR Preview" w:date="2026-01-01T00:00:00Z">
         <w:r>
           <w:t xml:space="preserve">show that</w:t>
         </w:r>
       </w:ins>
-      <w:ins w:id="624" w:author="PR Preview" w:date="2026-01-01T00:00:00Z">
+      <w:ins w:id="646" w:author="PR Preview" w:date="2026-01-01T00:00:00Z">
         <w:r>
           <w:t xml:space="preserve"> </w:t>
         </w:r>
@@ -43653,23 +43769,23 @@
           <m:t>A</m:t>
         </m:r>
       </m:oMath>
-      <w:ins w:id="625" w:author="PR Preview" w:date="2026-01-01T00:00:00Z">
+      <w:ins w:id="647" w:author="PR Preview" w:date="2026-01-01T00:00:00Z">
         <w:r>
           <w:t xml:space="preserve"> </w:t>
         </w:r>
       </w:ins>
-      <w:ins w:id="626" w:author="PR Preview" w:date="2026-01-01T00:00:00Z">
+      <w:ins w:id="648" w:author="PR Preview" w:date="2026-01-01T00:00:00Z">
         <w:r>
           <w:t xml:space="preserve">from</w:t>
         </w:r>
       </w:ins>
-      <w:ins w:id="627" w:author="PR Preview" w:date="2026-01-01T00:00:00Z">
+      <w:ins w:id="649" w:author="PR Preview" w:date="2026-01-01T00:00:00Z">
         <w:r>
           <w:t xml:space="preserve"> </w:t>
         </w:r>
       </w:ins>
       <w:hyperlink w:anchor="exr-normal-equations-vector">
-        <w:ins w:id="628" w:author="PR Preview" w:date="2026-01-01T00:00:00Z">
+        <w:ins w:id="650" w:author="PR Preview" w:date="2026-01-01T00:00:00Z">
           <w:r>
             <w:rPr>
               <w:rStyle w:val="Hyperlink"/>
@@ -43678,78 +43794,78 @@
           </w:r>
         </w:ins>
       </w:hyperlink>
-      <w:ins w:id="629" w:author="PR Preview" w:date="2026-01-01T00:00:00Z">
+      <w:ins w:id="651" w:author="PR Preview" w:date="2026-01-01T00:00:00Z">
         <w:r>
           <w:t xml:space="preserve"> </w:t>
         </w:r>
       </w:ins>
-      <w:ins w:id="630" w:author="PR Preview" w:date="2026-01-01T00:00:00Z">
+      <w:ins w:id="652" w:author="PR Preview" w:date="2026-01-01T00:00:00Z">
         <w:r>
           <w:t xml:space="preserve">is invertible,</w:t>
         </w:r>
       </w:ins>
-      <w:ins w:id="631" w:author="PR Preview" w:date="2026-01-01T00:00:00Z">
+      <w:ins w:id="653" w:author="PR Preview" w:date="2026-01-01T00:00:00Z">
         <w:r>
           <w:t xml:space="preserve"> </w:t>
         </w:r>
       </w:ins>
-      <w:ins w:id="632" w:author="PR Preview" w:date="2026-01-01T00:00:00Z">
+      <w:ins w:id="654" w:author="PR Preview" w:date="2026-01-01T00:00:00Z">
         <w:r>
           <w:t xml:space="preserve">solve</w:t>
         </w:r>
       </w:ins>
-      <w:ins w:id="633" w:author="PR Preview" w:date="2026-01-01T00:00:00Z">
+      <w:ins w:id="655" w:author="PR Preview" w:date="2026-01-01T00:00:00Z">
         <w:r>
           <w:t xml:space="preserve"> </w:t>
         </w:r>
       </w:ins>
-      <w:ins w:id="634" w:author="PR Preview" w:date="2026-01-01T00:00:00Z">
+      <w:ins w:id="656" w:author="PR Preview" w:date="2026-01-01T00:00:00Z">
         <w:r>
           <w:t xml:space="preserve">$A \mathord{\smash[b]{\underset{\raise.3ex\hbox{$\scriptstyle\sim$}}{\beta}}\vphantom{\beta}}= \mathord{\smash[b]{\underset{\raise.3ex\hbox{$\scriptstyle\sim$}}{c}}\vphantom{c}}$</w:t>
         </w:r>
       </w:ins>
-      <w:ins w:id="635" w:author="PR Preview" w:date="2026-01-01T00:00:00Z">
+      <w:ins w:id="657" w:author="PR Preview" w:date="2026-01-01T00:00:00Z">
         <w:r>
           <w:t xml:space="preserve"> </w:t>
         </w:r>
       </w:ins>
-      <w:ins w:id="636" w:author="PR Preview" w:date="2026-01-01T00:00:00Z">
+      <w:ins w:id="658" w:author="PR Preview" w:date="2026-01-01T00:00:00Z">
         <w:r>
           <w:t xml:space="preserve">for</w:t>
         </w:r>
       </w:ins>
-      <w:ins w:id="637" w:author="PR Preview" w:date="2026-01-01T00:00:00Z">
+      <w:ins w:id="659" w:author="PR Preview" w:date="2026-01-01T00:00:00Z">
         <w:r>
           <w:t xml:space="preserve"> </w:t>
         </w:r>
       </w:ins>
-      <w:ins w:id="638" w:author="PR Preview" w:date="2026-01-01T00:00:00Z">
+      <w:ins w:id="660" w:author="PR Preview" w:date="2026-01-01T00:00:00Z">
         <w:r>
           <w:t xml:space="preserve">$\mathord{\smash[b]{\underset{\raise.3ex\hbox{$\scriptstyle\sim$}}{\beta}}\vphantom{\beta}}$</w:t>
         </w:r>
       </w:ins>
-      <w:ins w:id="639" w:author="PR Preview" w:date="2026-01-01T00:00:00Z">
+      <w:ins w:id="661" w:author="PR Preview" w:date="2026-01-01T00:00:00Z">
         <w:r>
           <w:t xml:space="preserve">,</w:t>
         </w:r>
       </w:ins>
-      <w:ins w:id="640" w:author="PR Preview" w:date="2026-01-01T00:00:00Z">
+      <w:ins w:id="662" w:author="PR Preview" w:date="2026-01-01T00:00:00Z">
         <w:r>
           <w:t xml:space="preserve"> </w:t>
         </w:r>
       </w:ins>
-      <w:ins w:id="641" w:author="PR Preview" w:date="2026-01-01T00:00:00Z">
+      <w:ins w:id="663" w:author="PR Preview" w:date="2026-01-01T00:00:00Z">
         <w:r>
           <w:t xml:space="preserve">and compare the result with</w:t>
         </w:r>
       </w:ins>
-      <w:ins w:id="642" w:author="PR Preview" w:date="2026-01-01T00:00:00Z">
+      <w:ins w:id="664" w:author="PR Preview" w:date="2026-01-01T00:00:00Z">
         <w:r>
           <w:t xml:space="preserve"> </w:t>
         </w:r>
       </w:ins>
       <w:hyperlink w:anchor="exr-solve-normal-equations">
-        <w:ins w:id="643" w:author="PR Preview" w:date="2026-01-01T00:00:00Z">
+        <w:ins w:id="665" w:author="PR Preview" w:date="2026-01-01T00:00:00Z">
           <w:r>
             <w:rPr>
               <w:rStyle w:val="Hyperlink"/>
@@ -43758,7 +43874,7 @@
           </w:r>
         </w:ins>
       </w:hyperlink>
-      <w:ins w:id="644" w:author="PR Preview" w:date="2026-01-01T00:00:00Z">
+      <w:ins w:id="666" w:author="PR Preview" w:date="2026-01-01T00:00:00Z">
         <w:r>
           <w:t xml:space="preserve">.</w:t>
         </w:r>
@@ -43770,7 +43886,7 @@
       <w:pPr>
         <w:pStyle w:val="BodyText"/>
       </w:pPr>
-      <w:ins w:id="645" w:author="PR Preview" w:date="2026-01-01T00:00:00Z">
+      <w:ins w:id="667" w:author="PR Preview" w:date="2026-01-01T00:00:00Z">
         <w:r>
           <w:rPr>
             <w:i/>
@@ -43779,17 +43895,17 @@
           <w:t xml:space="preserve">Solution 15</w:t>
         </w:r>
       </w:ins>
-      <w:ins w:id="646" w:author="PR Preview" w:date="2026-01-01T00:00:00Z">
+      <w:ins w:id="668" w:author="PR Preview" w:date="2026-01-01T00:00:00Z">
         <w:r>
           <w:t xml:space="preserve">. </w:t>
         </w:r>
       </w:ins>
-      <w:ins w:id="647" w:author="PR Preview" w:date="2026-01-01T00:00:00Z">
+      <w:ins w:id="669" w:author="PR Preview" w:date="2026-01-01T00:00:00Z">
         <w:r>
           <w:t xml:space="preserve">Write out the entries of each term of</w:t>
         </w:r>
       </w:ins>
-      <w:ins w:id="648" w:author="PR Preview" w:date="2026-01-01T00:00:00Z">
+      <w:ins w:id="670" w:author="PR Preview" w:date="2026-01-01T00:00:00Z">
         <w:r>
           <w:t xml:space="preserve"> </w:t>
         </w:r>
@@ -43799,27 +43915,27 @@
           <m:t>A</m:t>
         </m:r>
       </m:oMath>
-      <w:ins w:id="649" w:author="PR Preview" w:date="2026-01-01T00:00:00Z">
+      <w:ins w:id="671" w:author="PR Preview" w:date="2026-01-01T00:00:00Z">
         <w:r>
           <w:t xml:space="preserve"> </w:t>
         </w:r>
       </w:ins>
-      <w:ins w:id="650" w:author="PR Preview" w:date="2026-01-01T00:00:00Z">
+      <w:ins w:id="672" w:author="PR Preview" w:date="2026-01-01T00:00:00Z">
         <w:r>
           <w:t xml:space="preserve">and</w:t>
         </w:r>
       </w:ins>
-      <w:ins w:id="651" w:author="PR Preview" w:date="2026-01-01T00:00:00Z">
+      <w:ins w:id="673" w:author="PR Preview" w:date="2026-01-01T00:00:00Z">
         <w:r>
           <w:t xml:space="preserve"> </w:t>
         </w:r>
       </w:ins>
-      <w:ins w:id="652" w:author="PR Preview" w:date="2026-01-01T00:00:00Z">
+      <w:ins w:id="674" w:author="PR Preview" w:date="2026-01-01T00:00:00Z">
         <w:r>
           <w:t xml:space="preserve">$\mathord{\smash[b]{\underset{\raise.3ex\hbox{$\scriptstyle\sim$}}{c}}\vphantom{c}}$</w:t>
         </w:r>
       </w:ins>
-      <w:ins w:id="653" w:author="PR Preview" w:date="2026-01-01T00:00:00Z">
+      <w:ins w:id="675" w:author="PR Preview" w:date="2026-01-01T00:00:00Z">
         <w:r>
           <w:t xml:space="preserve">, then add them up:</w:t>
         </w:r>
@@ -47101,12 +47217,12 @@
       <w:pPr>
         <w:pStyle w:val="FirstParagraph"/>
       </w:pPr>
-      <w:del w:id="654" w:author="PR Preview" w:date="2026-01-01T00:00:00Z">
+      <w:del w:id="676" w:author="PR Preview" w:date="2026-01-01T00:00:00Z">
         <w:r>
           <w:delText xml:space="preserve">Its entries are</w:delText>
         </w:r>
       </w:del>
-      <w:del w:id="655" w:author="PR Preview" w:date="2026-01-01T00:00:00Z">
+      <w:del w:id="677" w:author="PR Preview" w:date="2026-01-01T00:00:00Z">
         <w:r>
           <w:delText xml:space="preserve"> </w:delText>
         </w:r>
@@ -47169,17 +47285,17 @@
           </m:e>
         </m:acc>
       </m:oMath>
-      <w:del w:id="656" w:author="PR Preview" w:date="2026-01-01T00:00:00Z">
+      <w:del w:id="678" w:author="PR Preview" w:date="2026-01-01T00:00:00Z">
         <w:r>
           <w:delText xml:space="preserve"> </w:delText>
         </w:r>
       </w:del>
-      <w:del w:id="657" w:author="PR Preview" w:date="2026-01-01T00:00:00Z">
+      <w:del w:id="679" w:author="PR Preview" w:date="2026-01-01T00:00:00Z">
         <w:r>
           <w:delText xml:space="preserve">and</w:delText>
         </w:r>
       </w:del>
-      <w:del w:id="658" w:author="PR Preview" w:date="2026-01-01T00:00:00Z">
+      <w:del w:id="680" w:author="PR Preview" w:date="2026-01-01T00:00:00Z">
         <w:r>
           <w:delText xml:space="preserve"> </w:delText>
         </w:r>
@@ -47240,28 +47356,28 @@
           </m:sub>
         </m:sSub>
       </m:oMath>
-      <w:del w:id="659" w:author="PR Preview" w:date="2026-01-01T00:00:00Z">
+      <w:del w:id="681" w:author="PR Preview" w:date="2026-01-01T00:00:00Z">
         <w:r>
           <w:delText xml:space="preserve">,</w:delText>
         </w:r>
       </w:del>
-      <w:del w:id="660" w:author="PR Preview" w:date="2026-01-01T00:00:00Z">
+      <w:del w:id="682" w:author="PR Preview" w:date="2026-01-01T00:00:00Z">
         <w:r>
           <w:delText xml:space="preserve"> </w:delText>
         </w:r>
       </w:del>
-      <w:del w:id="661" w:author="PR Preview" w:date="2026-01-01T00:00:00Z">
+      <w:del w:id="683" w:author="PR Preview" w:date="2026-01-01T00:00:00Z">
         <w:r>
           <w:delText xml:space="preserve">the same solution as</w:delText>
         </w:r>
       </w:del>
-      <w:del w:id="662" w:author="PR Preview" w:date="2026-01-01T00:00:00Z">
+      <w:del w:id="684" w:author="PR Preview" w:date="2026-01-01T00:00:00Z">
         <w:r>
           <w:delText xml:space="preserve"> </w:delText>
         </w:r>
       </w:del>
       <w:hyperlink w:anchor="exr-solve-normal-equations">
-        <w:del w:id="663" w:author="PR Preview" w:date="2026-01-01T00:00:00Z">
+        <w:del w:id="685" w:author="PR Preview" w:date="2026-01-01T00:00:00Z">
           <w:r>
             <w:rPr>
               <w:rStyle w:val="Hyperlink"/>
@@ -47270,7 +47386,7 @@
           </w:r>
         </w:del>
       </w:hyperlink>
-      <w:del w:id="664" w:author="PR Preview" w:date="2026-01-01T00:00:00Z">
+      <w:del w:id="686" w:author="PR Preview" w:date="2026-01-01T00:00:00Z">
         <w:r>
           <w:delText xml:space="preserve">.</w:delText>
         </w:r>
@@ -47280,12 +47396,12 @@
       <w:pPr>
         <w:pStyle w:val="FirstParagraph"/>
       </w:pPr>
-      <w:ins w:id="665" w:author="PR Preview" w:date="2026-01-01T00:00:00Z">
+      <w:ins w:id="687" w:author="PR Preview" w:date="2026-01-01T00:00:00Z">
         <w:r>
           <w:t xml:space="preserve">Its entries are</w:t>
         </w:r>
       </w:ins>
-      <w:ins w:id="666" w:author="PR Preview" w:date="2026-01-01T00:00:00Z">
+      <w:ins w:id="688" w:author="PR Preview" w:date="2026-01-01T00:00:00Z">
         <w:r>
           <w:t xml:space="preserve"> </w:t>
         </w:r>
@@ -47348,17 +47464,17 @@
           </m:e>
         </m:acc>
       </m:oMath>
-      <w:ins w:id="667" w:author="PR Preview" w:date="2026-01-01T00:00:00Z">
+      <w:ins w:id="689" w:author="PR Preview" w:date="2026-01-01T00:00:00Z">
         <w:r>
           <w:t xml:space="preserve"> </w:t>
         </w:r>
       </w:ins>
-      <w:ins w:id="668" w:author="PR Preview" w:date="2026-01-01T00:00:00Z">
+      <w:ins w:id="690" w:author="PR Preview" w:date="2026-01-01T00:00:00Z">
         <w:r>
           <w:t xml:space="preserve">and</w:t>
         </w:r>
       </w:ins>
-      <w:ins w:id="669" w:author="PR Preview" w:date="2026-01-01T00:00:00Z">
+      <w:ins w:id="691" w:author="PR Preview" w:date="2026-01-01T00:00:00Z">
         <w:r>
           <w:t xml:space="preserve"> </w:t>
         </w:r>
@@ -47419,28 +47535,28 @@
           </m:sub>
         </m:sSub>
       </m:oMath>
-      <w:ins w:id="670" w:author="PR Preview" w:date="2026-01-01T00:00:00Z">
+      <w:ins w:id="692" w:author="PR Preview" w:date="2026-01-01T00:00:00Z">
         <w:r>
           <w:t xml:space="preserve">,</w:t>
         </w:r>
       </w:ins>
-      <w:ins w:id="671" w:author="PR Preview" w:date="2026-01-01T00:00:00Z">
+      <w:ins w:id="693" w:author="PR Preview" w:date="2026-01-01T00:00:00Z">
         <w:r>
           <w:t xml:space="preserve"> </w:t>
         </w:r>
       </w:ins>
-      <w:ins w:id="672" w:author="PR Preview" w:date="2026-01-01T00:00:00Z">
+      <w:ins w:id="694" w:author="PR Preview" w:date="2026-01-01T00:00:00Z">
         <w:r>
           <w:t xml:space="preserve">the same solution as</w:t>
         </w:r>
       </w:ins>
-      <w:ins w:id="673" w:author="PR Preview" w:date="2026-01-01T00:00:00Z">
+      <w:ins w:id="695" w:author="PR Preview" w:date="2026-01-01T00:00:00Z">
         <w:r>
           <w:t xml:space="preserve"> </w:t>
         </w:r>
       </w:ins>
       <w:hyperlink w:anchor="exr-solve-normal-equations">
-        <w:ins w:id="674" w:author="PR Preview" w:date="2026-01-01T00:00:00Z">
+        <w:ins w:id="696" w:author="PR Preview" w:date="2026-01-01T00:00:00Z">
           <w:r>
             <w:rPr>
               <w:rStyle w:val="Hyperlink"/>
@@ -47449,7 +47565,7 @@
           </w:r>
         </w:ins>
       </w:hyperlink>
-      <w:ins w:id="675" w:author="PR Preview" w:date="2026-01-01T00:00:00Z">
+      <w:ins w:id="697" w:author="PR Preview" w:date="2026-01-01T00:00:00Z">
         <w:r>
           <w:t xml:space="preserve">.</w:t>
         </w:r>
@@ -47619,7 +47735,7 @@
       <w:pPr>
         <w:pStyle w:val="BodyText"/>
       </w:pPr>
-      <w:del w:id="676" w:author="PR Preview" w:date="2026-01-01T00:00:00Z">
+      <w:del w:id="698" w:author="PR Preview" w:date="2026-01-01T00:00:00Z">
         <w:r>
           <w:rPr>
             <w:i/>
@@ -47628,23 +47744,23 @@
           <w:delText xml:space="preserve">Proof</w:delText>
         </w:r>
       </w:del>
-      <w:del w:id="677" w:author="PR Preview" w:date="2026-01-01T00:00:00Z">
+      <w:del w:id="699" w:author="PR Preview" w:date="2026-01-01T00:00:00Z">
         <w:r>
           <w:delText xml:space="preserve">. </w:delText>
         </w:r>
       </w:del>
-      <w:del w:id="678" w:author="PR Preview" w:date="2026-01-01T00:00:00Z">
+      <w:del w:id="700" w:author="PR Preview" w:date="2026-01-01T00:00:00Z">
         <w:r>
           <w:delText xml:space="preserve">This is the solution to</w:delText>
         </w:r>
       </w:del>
-      <w:del w:id="679" w:author="PR Preview" w:date="2026-01-01T00:00:00Z">
+      <w:del w:id="701" w:author="PR Preview" w:date="2026-01-01T00:00:00Z">
         <w:r>
           <w:delText xml:space="preserve"> </w:delText>
         </w:r>
       </w:del>
       <w:hyperlink w:anchor="exr-solve-normal-equations-vector">
-        <w:del w:id="680" w:author="PR Preview" w:date="2026-01-01T00:00:00Z">
+        <w:del w:id="702" w:author="PR Preview" w:date="2026-01-01T00:00:00Z">
           <w:r>
             <w:rPr>
               <w:rStyle w:val="Hyperlink"/>
@@ -47653,7 +47769,7 @@
           </w:r>
         </w:del>
       </w:hyperlink>
-      <w:del w:id="681" w:author="PR Preview" w:date="2026-01-01T00:00:00Z">
+      <w:del w:id="703" w:author="PR Preview" w:date="2026-01-01T00:00:00Z">
         <w:r>
           <w:delText xml:space="preserve">.</w:delText>
         </w:r>
@@ -47663,7 +47779,7 @@
       <w:pPr>
         <w:pStyle w:val="BodyText"/>
       </w:pPr>
-      <w:del w:id="682" w:author="PR Preview" w:date="2026-01-01T00:00:00Z">
+      <w:del w:id="704" w:author="PR Preview" w:date="2026-01-01T00:00:00Z">
         <w:r>
           <w:rPr>
             <w:b/>
@@ -47672,23 +47788,23 @@
           <w:delText xml:space="preserve">Exercise 14 (Hessian of RSS in vector notation)</w:delText>
         </w:r>
       </w:del>
-      <w:del w:id="683" w:author="PR Preview" w:date="2026-01-01T00:00:00Z">
+      <w:del w:id="705" w:author="PR Preview" w:date="2026-01-01T00:00:00Z">
         <w:r>
           <w:delText xml:space="preserve"> </w:delText>
         </w:r>
       </w:del>
-      <w:del w:id="684" w:author="PR Preview" w:date="2026-01-01T00:00:00Z">
+      <w:del w:id="706" w:author="PR Preview" w:date="2026-01-01T00:00:00Z">
         <w:r>
           <w:delText xml:space="preserve">Find the</w:delText>
         </w:r>
       </w:del>
-      <w:del w:id="685" w:author="PR Preview" w:date="2026-01-01T00:00:00Z">
+      <w:del w:id="707" w:author="PR Preview" w:date="2026-01-01T00:00:00Z">
         <w:r>
           <w:delText xml:space="preserve"> </w:delText>
         </w:r>
       </w:del>
       <w:hyperlink r:id="rId114">
-        <w:del w:id="686" w:author="PR Preview" w:date="2026-01-01T00:00:00Z">
+        <w:del w:id="708" w:author="PR Preview" w:date="2026-01-01T00:00:00Z">
           <w:r>
             <w:rPr>
               <w:rStyle w:val="Hyperlink"/>
@@ -47697,32 +47813,32 @@
           </w:r>
         </w:del>
       </w:hyperlink>
-      <w:del w:id="687" w:author="PR Preview" w:date="2026-01-01T00:00:00Z">
+      <w:del w:id="709" w:author="PR Preview" w:date="2026-01-01T00:00:00Z">
         <w:r>
           <w:delText xml:space="preserve"> </w:delText>
         </w:r>
       </w:del>
-      <w:del w:id="688" w:author="PR Preview" w:date="2026-01-01T00:00:00Z">
+      <w:del w:id="710" w:author="PR Preview" w:date="2026-01-01T00:00:00Z">
         <w:r>
           <w:delText xml:space="preserve">$\frac{\partial}{\partial \mathord{\smash[b]{\underset{\raise.3ex\hbox{$\scriptstyle\sim$}}{\beta}}\vphantom{\beta}}} \frac{\partial}{\partial {\mathord{\smash[b]{\underset{\raise.3ex\hbox{$\scriptstyle\sim$}}{\beta}}\vphantom{\beta}}}^{\top}} \text{RSS}(\mathord{\smash[b]{\underset{\raise.3ex\hbox{$\scriptstyle\sim$}}{\beta}}\vphantom{\beta}})$</w:delText>
         </w:r>
       </w:del>
-      <w:del w:id="689" w:author="PR Preview" w:date="2026-01-01T00:00:00Z">
+      <w:del w:id="711" w:author="PR Preview" w:date="2026-01-01T00:00:00Z">
         <w:r>
           <w:delText xml:space="preserve">,</w:delText>
         </w:r>
       </w:del>
-      <w:del w:id="690" w:author="PR Preview" w:date="2026-01-01T00:00:00Z">
+      <w:del w:id="712" w:author="PR Preview" w:date="2026-01-01T00:00:00Z">
         <w:r>
           <w:delText xml:space="preserve"> </w:delText>
         </w:r>
       </w:del>
-      <w:del w:id="691" w:author="PR Preview" w:date="2026-01-01T00:00:00Z">
+      <w:del w:id="713" w:author="PR Preview" w:date="2026-01-01T00:00:00Z">
         <w:r>
           <w:delText xml:space="preserve">and show that it is positive definite when</w:delText>
         </w:r>
       </w:del>
-      <w:del w:id="692" w:author="PR Preview" w:date="2026-01-01T00:00:00Z">
+      <w:del w:id="714" w:author="PR Preview" w:date="2026-01-01T00:00:00Z">
         <w:r>
           <w:delText xml:space="preserve"> </w:delText>
         </w:r>
@@ -47753,18 +47869,18 @@
           <m:t>0</m:t>
         </m:r>
       </m:oMath>
-      <w:del w:id="693" w:author="PR Preview" w:date="2026-01-01T00:00:00Z">
+      <w:del w:id="715" w:author="PR Preview" w:date="2026-01-01T00:00:00Z">
         <w:r>
           <w:delText xml:space="preserve"> </w:delText>
         </w:r>
       </w:del>
-      <w:del w:id="694" w:author="PR Preview" w:date="2026-01-01T00:00:00Z">
+      <w:del w:id="716" w:author="PR Preview" w:date="2026-01-01T00:00:00Z">
         <w:r>
           <w:delText xml:space="preserve">(</w:delText>
         </w:r>
       </w:del>
       <w:hyperlink w:anchor="def-centered-sums">
-        <w:del w:id="695" w:author="PR Preview" w:date="2026-01-01T00:00:00Z">
+        <w:del w:id="717" w:author="PR Preview" w:date="2026-01-01T00:00:00Z">
           <w:r>
             <w:rPr>
               <w:rStyle w:val="Hyperlink"/>
@@ -47773,7 +47889,7 @@
           </w:r>
         </w:del>
       </w:hyperlink>
-      <w:del w:id="696" w:author="PR Preview" w:date="2026-01-01T00:00:00Z">
+      <w:del w:id="718" w:author="PR Preview" w:date="2026-01-01T00:00:00Z">
         <w:r>
           <w:delText xml:space="preserve">).</w:delText>
         </w:r>
@@ -47783,7 +47899,7 @@
       <w:pPr>
         <w:pStyle w:val="BodyText"/>
       </w:pPr>
-      <w:del w:id="697" w:author="PR Preview" w:date="2026-01-01T00:00:00Z">
+      <w:del w:id="719" w:author="PR Preview" w:date="2026-01-01T00:00:00Z">
         <w:r>
           <w:rPr>
             <w:i/>
@@ -47792,43 +47908,43 @@
           <w:delText xml:space="preserve">Solution 14</w:delText>
         </w:r>
       </w:del>
-      <w:del w:id="698" w:author="PR Preview" w:date="2026-01-01T00:00:00Z">
+      <w:del w:id="720" w:author="PR Preview" w:date="2026-01-01T00:00:00Z">
         <w:r>
           <w:delText xml:space="preserve">. </w:delText>
         </w:r>
       </w:del>
-      <w:del w:id="699" w:author="PR Preview" w:date="2026-01-01T00:00:00Z">
+      <w:del w:id="721" w:author="PR Preview" w:date="2026-01-01T00:00:00Z">
         <w:r>
           <w:delText xml:space="preserve">Differentiate the gradient</w:delText>
         </w:r>
       </w:del>
-      <w:del w:id="700" w:author="PR Preview" w:date="2026-01-01T00:00:00Z">
+      <w:del w:id="722" w:author="PR Preview" w:date="2026-01-01T00:00:00Z">
         <w:r>
           <w:delText xml:space="preserve"> </w:delText>
         </w:r>
       </w:del>
-      <w:del w:id="701" w:author="PR Preview" w:date="2026-01-01T00:00:00Z">
+      <w:del w:id="723" w:author="PR Preview" w:date="2026-01-01T00:00:00Z">
         <w:r>
           <w:delText xml:space="preserve">$-2 \mathopen{}\left(\mathord{\smash[b]{\underset{\raise.3ex\hbox{$\scriptstyle\sim$}}{c}}\vphantom{c}} - A \mathord{\smash[b]{\underset{\raise.3ex\hbox{$\scriptstyle\sim$}}{\beta}}\vphantom{\beta}}\right)\mathclose{}$</w:delText>
         </w:r>
       </w:del>
-      <w:del w:id="702" w:author="PR Preview" w:date="2026-01-01T00:00:00Z">
+      <w:del w:id="724" w:author="PR Preview" w:date="2026-01-01T00:00:00Z">
         <w:r>
           <w:delText xml:space="preserve"> </w:delText>
         </w:r>
       </w:del>
-      <w:del w:id="703" w:author="PR Preview" w:date="2026-01-01T00:00:00Z">
+      <w:del w:id="725" w:author="PR Preview" w:date="2026-01-01T00:00:00Z">
         <w:r>
           <w:delText xml:space="preserve">from</w:delText>
         </w:r>
       </w:del>
-      <w:del w:id="704" w:author="PR Preview" w:date="2026-01-01T00:00:00Z">
+      <w:del w:id="726" w:author="PR Preview" w:date="2026-01-01T00:00:00Z">
         <w:r>
           <w:delText xml:space="preserve"> </w:delText>
         </w:r>
       </w:del>
       <w:hyperlink w:anchor="exr-normal-equations-vector">
-        <w:del w:id="705" w:author="PR Preview" w:date="2026-01-01T00:00:00Z">
+        <w:del w:id="727" w:author="PR Preview" w:date="2026-01-01T00:00:00Z">
           <w:r>
             <w:rPr>
               <w:rStyle w:val="Hyperlink"/>
@@ -47837,97 +47953,97 @@
           </w:r>
         </w:del>
       </w:hyperlink>
-      <w:del w:id="706" w:author="PR Preview" w:date="2026-01-01T00:00:00Z">
+      <w:del w:id="728" w:author="PR Preview" w:date="2026-01-01T00:00:00Z">
         <w:r>
           <w:delText xml:space="preserve"> </w:delText>
         </w:r>
       </w:del>
-      <w:del w:id="707" w:author="PR Preview" w:date="2026-01-01T00:00:00Z">
+      <w:del w:id="729" w:author="PR Preview" w:date="2026-01-01T00:00:00Z">
         <w:r>
           <w:delText xml:space="preserve">with respect to</w:delText>
         </w:r>
       </w:del>
-      <w:del w:id="708" w:author="PR Preview" w:date="2026-01-01T00:00:00Z">
+      <w:del w:id="730" w:author="PR Preview" w:date="2026-01-01T00:00:00Z">
         <w:r>
           <w:delText xml:space="preserve"> </w:delText>
         </w:r>
       </w:del>
-      <w:del w:id="709" w:author="PR Preview" w:date="2026-01-01T00:00:00Z">
+      <w:del w:id="731" w:author="PR Preview" w:date="2026-01-01T00:00:00Z">
         <w:r>
           <w:delText xml:space="preserve">${\mathord{\smash[b]{\underset{\raise.3ex\hbox{$\scriptstyle\sim$}}{\beta}}\vphantom{\beta}}}^{\top}$</w:delText>
         </w:r>
       </w:del>
-      <w:del w:id="710" w:author="PR Preview" w:date="2026-01-01T00:00:00Z">
+      <w:del w:id="732" w:author="PR Preview" w:date="2026-01-01T00:00:00Z">
         <w:r>
           <w:delText xml:space="preserve">.</w:delText>
         </w:r>
       </w:del>
-      <w:del w:id="711" w:author="PR Preview" w:date="2026-01-01T00:00:00Z">
+      <w:del w:id="733" w:author="PR Preview" w:date="2026-01-01T00:00:00Z">
         <w:r>
           <w:delText xml:space="preserve"> </w:delText>
         </w:r>
       </w:del>
-      <w:del w:id="712" w:author="PR Preview" w:date="2026-01-01T00:00:00Z">
+      <w:del w:id="734" w:author="PR Preview" w:date="2026-01-01T00:00:00Z">
         <w:r>
           <w:delText xml:space="preserve">$\mathord{\smash[b]{\underset{\raise.3ex\hbox{$\scriptstyle\sim$}}{c}}\vphantom{c}}$</w:delText>
         </w:r>
       </w:del>
-      <w:del w:id="713" w:author="PR Preview" w:date="2026-01-01T00:00:00Z">
+      <w:del w:id="735" w:author="PR Preview" w:date="2026-01-01T00:00:00Z">
         <w:r>
           <w:delText xml:space="preserve"> </w:delText>
         </w:r>
       </w:del>
-      <w:del w:id="714" w:author="PR Preview" w:date="2026-01-01T00:00:00Z">
+      <w:del w:id="736" w:author="PR Preview" w:date="2026-01-01T00:00:00Z">
         <w:r>
           <w:delText xml:space="preserve">does not depend on</w:delText>
         </w:r>
       </w:del>
-      <w:del w:id="715" w:author="PR Preview" w:date="2026-01-01T00:00:00Z">
+      <w:del w:id="737" w:author="PR Preview" w:date="2026-01-01T00:00:00Z">
         <w:r>
           <w:delText xml:space="preserve"> </w:delText>
         </w:r>
       </w:del>
-      <w:del w:id="716" w:author="PR Preview" w:date="2026-01-01T00:00:00Z">
+      <w:del w:id="738" w:author="PR Preview" w:date="2026-01-01T00:00:00Z">
         <w:r>
           <w:delText xml:space="preserve">$\mathord{\smash[b]{\underset{\raise.3ex\hbox{$\scriptstyle\sim$}}{\beta}}\vphantom{\beta}}$</w:delText>
         </w:r>
       </w:del>
-      <w:del w:id="717" w:author="PR Preview" w:date="2026-01-01T00:00:00Z">
+      <w:del w:id="739" w:author="PR Preview" w:date="2026-01-01T00:00:00Z">
         <w:r>
           <w:delText xml:space="preserve">.</w:delText>
         </w:r>
       </w:del>
-      <w:del w:id="718" w:author="PR Preview" w:date="2026-01-01T00:00:00Z">
+      <w:del w:id="740" w:author="PR Preview" w:date="2026-01-01T00:00:00Z">
         <w:r>
           <w:delText xml:space="preserve"> </w:delText>
         </w:r>
       </w:del>
-      <w:del w:id="719" w:author="PR Preview" w:date="2026-01-01T00:00:00Z">
+      <w:del w:id="741" w:author="PR Preview" w:date="2026-01-01T00:00:00Z">
         <w:r>
           <w:delText xml:space="preserve">Each entry of</w:delText>
         </w:r>
       </w:del>
-      <w:del w:id="720" w:author="PR Preview" w:date="2026-01-01T00:00:00Z">
+      <w:del w:id="742" w:author="PR Preview" w:date="2026-01-01T00:00:00Z">
         <w:r>
           <w:delText xml:space="preserve"> </w:delText>
         </w:r>
       </w:del>
-      <w:del w:id="721" w:author="PR Preview" w:date="2026-01-01T00:00:00Z">
+      <w:del w:id="743" w:author="PR Preview" w:date="2026-01-01T00:00:00Z">
         <w:r>
           <w:delText xml:space="preserve">$A \mathord{\smash[b]{\underset{\raise.3ex\hbox{$\scriptstyle\sim$}}{\beta}}\vphantom{\beta}}$</w:delText>
         </w:r>
       </w:del>
-      <w:del w:id="722" w:author="PR Preview" w:date="2026-01-01T00:00:00Z">
+      <w:del w:id="744" w:author="PR Preview" w:date="2026-01-01T00:00:00Z">
         <w:r>
           <w:delText xml:space="preserve"> </w:delText>
         </w:r>
       </w:del>
-      <w:del w:id="723" w:author="PR Preview" w:date="2026-01-01T00:00:00Z">
+      <w:del w:id="745" w:author="PR Preview" w:date="2026-01-01T00:00:00Z">
         <w:r>
           <w:delText xml:space="preserve">is the dot product of a row of</w:delText>
         </w:r>
       </w:del>
-      <w:del w:id="724" w:author="PR Preview" w:date="2026-01-01T00:00:00Z">
+      <w:del w:id="746" w:author="PR Preview" w:date="2026-01-01T00:00:00Z">
         <w:r>
           <w:delText xml:space="preserve"> </w:delText>
         </w:r>
@@ -47937,53 +48053,53 @@
           <m:t>A</m:t>
         </m:r>
       </m:oMath>
-      <w:del w:id="725" w:author="PR Preview" w:date="2026-01-01T00:00:00Z">
+      <w:del w:id="747" w:author="PR Preview" w:date="2026-01-01T00:00:00Z">
         <w:r>
           <w:delText xml:space="preserve"> </w:delText>
         </w:r>
       </w:del>
-      <w:del w:id="726" w:author="PR Preview" w:date="2026-01-01T00:00:00Z">
+      <w:del w:id="748" w:author="PR Preview" w:date="2026-01-01T00:00:00Z">
         <w:r>
           <w:delText xml:space="preserve">with</w:delText>
         </w:r>
       </w:del>
-      <w:del w:id="727" w:author="PR Preview" w:date="2026-01-01T00:00:00Z">
+      <w:del w:id="749" w:author="PR Preview" w:date="2026-01-01T00:00:00Z">
         <w:r>
           <w:delText xml:space="preserve"> </w:delText>
         </w:r>
       </w:del>
-      <w:del w:id="728" w:author="PR Preview" w:date="2026-01-01T00:00:00Z">
+      <w:del w:id="750" w:author="PR Preview" w:date="2026-01-01T00:00:00Z">
         <w:r>
           <w:delText xml:space="preserve">$\mathord{\smash[b]{\underset{\raise.3ex\hbox{$\scriptstyle\sim$}}{\beta}}\vphantom{\beta}}$</w:delText>
         </w:r>
       </w:del>
-      <w:del w:id="729" w:author="PR Preview" w:date="2026-01-01T00:00:00Z">
+      <w:del w:id="751" w:author="PR Preview" w:date="2026-01-01T00:00:00Z">
         <w:r>
           <w:delText xml:space="preserve">,</w:delText>
         </w:r>
       </w:del>
-      <w:del w:id="730" w:author="PR Preview" w:date="2026-01-01T00:00:00Z">
+      <w:del w:id="752" w:author="PR Preview" w:date="2026-01-01T00:00:00Z">
         <w:r>
           <w:delText xml:space="preserve"> </w:delText>
         </w:r>
       </w:del>
-      <w:del w:id="731" w:author="PR Preview" w:date="2026-01-01T00:00:00Z">
+      <w:del w:id="753" w:author="PR Preview" w:date="2026-01-01T00:00:00Z">
         <w:r>
           <w:delText xml:space="preserve">so by the gradient of a linear function</w:delText>
         </w:r>
       </w:del>
-      <w:del w:id="732" w:author="PR Preview" w:date="2026-01-01T00:00:00Z">
+      <w:del w:id="754" w:author="PR Preview" w:date="2026-01-01T00:00:00Z">
         <w:r>
           <w:delText xml:space="preserve"> </w:delText>
         </w:r>
       </w:del>
-      <w:del w:id="733" w:author="PR Preview" w:date="2026-01-01T00:00:00Z">
+      <w:del w:id="755" w:author="PR Preview" w:date="2026-01-01T00:00:00Z">
         <w:r>
           <w:delText xml:space="preserve">(</w:delText>
         </w:r>
       </w:del>
       <w:hyperlink w:anchor="exr-rss-gradient-vector">
-        <w:del w:id="734" w:author="PR Preview" w:date="2026-01-01T00:00:00Z">
+        <w:del w:id="756" w:author="PR Preview" w:date="2026-01-01T00:00:00Z">
           <w:r>
             <w:rPr>
               <w:rStyle w:val="Hyperlink"/>
@@ -47992,62 +48108,62 @@
           </w:r>
         </w:del>
       </w:hyperlink>
-      <w:del w:id="735" w:author="PR Preview" w:date="2026-01-01T00:00:00Z">
+      <w:del w:id="757" w:author="PR Preview" w:date="2026-01-01T00:00:00Z">
         <w:r>
           <w:delText xml:space="preserve">),</w:delText>
         </w:r>
       </w:del>
-      <w:del w:id="736" w:author="PR Preview" w:date="2026-01-01T00:00:00Z">
+      <w:del w:id="758" w:author="PR Preview" w:date="2026-01-01T00:00:00Z">
         <w:r>
           <w:delText xml:space="preserve"> </w:delText>
         </w:r>
       </w:del>
-      <w:del w:id="737" w:author="PR Preview" w:date="2026-01-01T00:00:00Z">
+      <w:del w:id="759" w:author="PR Preview" w:date="2026-01-01T00:00:00Z">
         <w:r>
           <w:delText xml:space="preserve">the derivative of</w:delText>
         </w:r>
       </w:del>
-      <w:del w:id="738" w:author="PR Preview" w:date="2026-01-01T00:00:00Z">
+      <w:del w:id="760" w:author="PR Preview" w:date="2026-01-01T00:00:00Z">
         <w:r>
           <w:delText xml:space="preserve"> </w:delText>
         </w:r>
       </w:del>
-      <w:del w:id="739" w:author="PR Preview" w:date="2026-01-01T00:00:00Z">
+      <w:del w:id="761" w:author="PR Preview" w:date="2026-01-01T00:00:00Z">
         <w:r>
           <w:delText xml:space="preserve">$A \mathord{\smash[b]{\underset{\raise.3ex\hbox{$\scriptstyle\sim$}}{\beta}}\vphantom{\beta}}$</w:delText>
         </w:r>
       </w:del>
-      <w:del w:id="740" w:author="PR Preview" w:date="2026-01-01T00:00:00Z">
+      <w:del w:id="762" w:author="PR Preview" w:date="2026-01-01T00:00:00Z">
         <w:r>
           <w:delText xml:space="preserve"> </w:delText>
         </w:r>
       </w:del>
-      <w:del w:id="741" w:author="PR Preview" w:date="2026-01-01T00:00:00Z">
+      <w:del w:id="763" w:author="PR Preview" w:date="2026-01-01T00:00:00Z">
         <w:r>
           <w:delText xml:space="preserve">with respect to</w:delText>
         </w:r>
       </w:del>
-      <w:del w:id="742" w:author="PR Preview" w:date="2026-01-01T00:00:00Z">
+      <w:del w:id="764" w:author="PR Preview" w:date="2026-01-01T00:00:00Z">
         <w:r>
           <w:delText xml:space="preserve"> </w:delText>
         </w:r>
       </w:del>
-      <w:del w:id="743" w:author="PR Preview" w:date="2026-01-01T00:00:00Z">
+      <w:del w:id="765" w:author="PR Preview" w:date="2026-01-01T00:00:00Z">
         <w:r>
           <w:delText xml:space="preserve">${\mathord{\smash[b]{\underset{\raise.3ex\hbox{$\scriptstyle\sim$}}{\beta}}\vphantom{\beta}}}^{\top}$</w:delText>
         </w:r>
       </w:del>
-      <w:del w:id="744" w:author="PR Preview" w:date="2026-01-01T00:00:00Z">
+      <w:del w:id="766" w:author="PR Preview" w:date="2026-01-01T00:00:00Z">
         <w:r>
           <w:delText xml:space="preserve"> </w:delText>
         </w:r>
       </w:del>
-      <w:del w:id="745" w:author="PR Preview" w:date="2026-01-01T00:00:00Z">
+      <w:del w:id="767" w:author="PR Preview" w:date="2026-01-01T00:00:00Z">
         <w:r>
           <w:delText xml:space="preserve">is</w:delText>
         </w:r>
       </w:del>
-      <w:del w:id="746" w:author="PR Preview" w:date="2026-01-01T00:00:00Z">
+      <w:del w:id="768" w:author="PR Preview" w:date="2026-01-01T00:00:00Z">
         <w:r>
           <w:delText xml:space="preserve"> </w:delText>
         </w:r>
@@ -48057,17 +48173,17 @@
           <m:t>A</m:t>
         </m:r>
       </m:oMath>
-      <w:del w:id="747" w:author="PR Preview" w:date="2026-01-01T00:00:00Z">
+      <w:del w:id="769" w:author="PR Preview" w:date="2026-01-01T00:00:00Z">
         <w:r>
           <w:delText xml:space="preserve">.</w:delText>
         </w:r>
       </w:del>
-      <w:del w:id="748" w:author="PR Preview" w:date="2026-01-01T00:00:00Z">
+      <w:del w:id="770" w:author="PR Preview" w:date="2026-01-01T00:00:00Z">
         <w:r>
           <w:delText xml:space="preserve"> </w:delText>
         </w:r>
       </w:del>
-      <w:del w:id="749" w:author="PR Preview" w:date="2026-01-01T00:00:00Z">
+      <w:del w:id="771" w:author="PR Preview" w:date="2026-01-01T00:00:00Z">
         <w:r>
           <w:delText xml:space="preserve">So:</w:delText>
         </w:r>
@@ -48077,7 +48193,7 @@
       <w:pPr>
         <w:pStyle w:val="BodyText"/>
       </w:pPr>
-      <w:ins w:id="750" w:author="PR Preview" w:date="2026-01-01T00:00:00Z">
+      <w:ins w:id="772" w:author="PR Preview" w:date="2026-01-01T00:00:00Z">
         <w:r>
           <w:rPr>
             <w:i/>
@@ -48086,23 +48202,23 @@
           <w:t xml:space="preserve">Proof</w:t>
         </w:r>
       </w:ins>
-      <w:ins w:id="751" w:author="PR Preview" w:date="2026-01-01T00:00:00Z">
+      <w:ins w:id="773" w:author="PR Preview" w:date="2026-01-01T00:00:00Z">
         <w:r>
           <w:t xml:space="preserve">. </w:t>
         </w:r>
       </w:ins>
-      <w:ins w:id="752" w:author="PR Preview" w:date="2026-01-01T00:00:00Z">
+      <w:ins w:id="774" w:author="PR Preview" w:date="2026-01-01T00:00:00Z">
         <w:r>
           <w:t xml:space="preserve">This is the solution to</w:t>
         </w:r>
       </w:ins>
-      <w:ins w:id="753" w:author="PR Preview" w:date="2026-01-01T00:00:00Z">
+      <w:ins w:id="775" w:author="PR Preview" w:date="2026-01-01T00:00:00Z">
         <w:r>
           <w:t xml:space="preserve"> </w:t>
         </w:r>
       </w:ins>
       <w:hyperlink w:anchor="exr-solve-normal-equations-vector">
-        <w:ins w:id="754" w:author="PR Preview" w:date="2026-01-01T00:00:00Z">
+        <w:ins w:id="776" w:author="PR Preview" w:date="2026-01-01T00:00:00Z">
           <w:r>
             <w:rPr>
               <w:rStyle w:val="Hyperlink"/>
@@ -48111,7 +48227,7 @@
           </w:r>
         </w:ins>
       </w:hyperlink>
-      <w:ins w:id="755" w:author="PR Preview" w:date="2026-01-01T00:00:00Z">
+      <w:ins w:id="777" w:author="PR Preview" w:date="2026-01-01T00:00:00Z">
         <w:r>
           <w:t xml:space="preserve">.</w:t>
         </w:r>
@@ -48122,7 +48238,7 @@
       <w:pPr>
         <w:pStyle w:val="BodyText"/>
       </w:pPr>
-      <w:ins w:id="756" w:author="PR Preview" w:date="2026-01-01T00:00:00Z">
+      <w:ins w:id="778" w:author="PR Preview" w:date="2026-01-01T00:00:00Z">
         <w:r>
           <w:rPr>
             <w:b/>
@@ -48131,23 +48247,23 @@
           <w:t xml:space="preserve">Exercise 16 (Hessian of RSS in vector notation)</w:t>
         </w:r>
       </w:ins>
-      <w:ins w:id="757" w:author="PR Preview" w:date="2026-01-01T00:00:00Z">
+      <w:ins w:id="779" w:author="PR Preview" w:date="2026-01-01T00:00:00Z">
         <w:r>
           <w:t xml:space="preserve"> </w:t>
         </w:r>
       </w:ins>
-      <w:ins w:id="758" w:author="PR Preview" w:date="2026-01-01T00:00:00Z">
+      <w:ins w:id="780" w:author="PR Preview" w:date="2026-01-01T00:00:00Z">
         <w:r>
           <w:t xml:space="preserve">Find the</w:t>
         </w:r>
       </w:ins>
-      <w:ins w:id="759" w:author="PR Preview" w:date="2026-01-01T00:00:00Z">
+      <w:ins w:id="781" w:author="PR Preview" w:date="2026-01-01T00:00:00Z">
         <w:r>
           <w:t xml:space="preserve"> </w:t>
         </w:r>
       </w:ins>
       <w:hyperlink r:id="rId114">
-        <w:ins w:id="760" w:author="PR Preview" w:date="2026-01-01T00:00:00Z">
+        <w:ins w:id="782" w:author="PR Preview" w:date="2026-01-01T00:00:00Z">
           <w:r>
             <w:rPr>
               <w:rStyle w:val="Hyperlink"/>
@@ -48156,17 +48272,17 @@
           </w:r>
         </w:ins>
       </w:hyperlink>
-      <w:ins w:id="761" w:author="PR Preview" w:date="2026-01-01T00:00:00Z">
+      <w:ins w:id="783" w:author="PR Preview" w:date="2026-01-01T00:00:00Z">
         <w:r>
           <w:t xml:space="preserve"> </w:t>
         </w:r>
       </w:ins>
-      <w:ins w:id="762" w:author="PR Preview" w:date="2026-01-01T00:00:00Z">
+      <w:ins w:id="784" w:author="PR Preview" w:date="2026-01-01T00:00:00Z">
         <w:r>
           <w:t xml:space="preserve">$\frac{\partial}{\partial \mathord{\smash[b]{\underset{\raise.3ex\hbox{$\scriptstyle\sim$}}{\beta}}\vphantom{\beta}}} \frac{\partial}{\partial {\mathord{\smash[b]{\underset{\raise.3ex\hbox{$\scriptstyle\sim$}}{\beta}}\vphantom{\beta}}}^{\top}} \text{RSS}(\mathord{\smash[b]{\underset{\raise.3ex\hbox{$\scriptstyle\sim$}}{\beta}}\vphantom{\beta}})$</w:t>
         </w:r>
       </w:ins>
-      <w:ins w:id="763" w:author="PR Preview" w:date="2026-01-01T00:00:00Z">
+      <w:ins w:id="785" w:author="PR Preview" w:date="2026-01-01T00:00:00Z">
         <w:r>
           <w:t xml:space="preserve">.</w:t>
         </w:r>
@@ -48178,7 +48294,7 @@
       <w:pPr>
         <w:pStyle w:val="BodyText"/>
       </w:pPr>
-      <w:ins w:id="764" w:author="PR Preview" w:date="2026-01-01T00:00:00Z">
+      <w:ins w:id="786" w:author="PR Preview" w:date="2026-01-01T00:00:00Z">
         <w:r>
           <w:rPr>
             <w:i/>
@@ -48187,43 +48303,43 @@
           <w:t xml:space="preserve">Solution 16</w:t>
         </w:r>
       </w:ins>
-      <w:ins w:id="765" w:author="PR Preview" w:date="2026-01-01T00:00:00Z">
+      <w:ins w:id="787" w:author="PR Preview" w:date="2026-01-01T00:00:00Z">
         <w:r>
           <w:t xml:space="preserve">. </w:t>
         </w:r>
       </w:ins>
-      <w:ins w:id="766" w:author="PR Preview" w:date="2026-01-01T00:00:00Z">
+      <w:ins w:id="788" w:author="PR Preview" w:date="2026-01-01T00:00:00Z">
         <w:r>
           <w:t xml:space="preserve">Differentiate the gradient</w:t>
         </w:r>
       </w:ins>
-      <w:ins w:id="767" w:author="PR Preview" w:date="2026-01-01T00:00:00Z">
+      <w:ins w:id="789" w:author="PR Preview" w:date="2026-01-01T00:00:00Z">
         <w:r>
           <w:t xml:space="preserve"> </w:t>
         </w:r>
       </w:ins>
-      <w:ins w:id="768" w:author="PR Preview" w:date="2026-01-01T00:00:00Z">
+      <w:ins w:id="790" w:author="PR Preview" w:date="2026-01-01T00:00:00Z">
         <w:r>
           <w:t xml:space="preserve">$-2 \mathopen{}\left(\mathord{\smash[b]{\underset{\raise.3ex\hbox{$\scriptstyle\sim$}}{c}}\vphantom{c}} - A \mathord{\smash[b]{\underset{\raise.3ex\hbox{$\scriptstyle\sim$}}{\beta}}\vphantom{\beta}}\right)\mathclose{}$</w:t>
         </w:r>
       </w:ins>
-      <w:ins w:id="769" w:author="PR Preview" w:date="2026-01-01T00:00:00Z">
+      <w:ins w:id="791" w:author="PR Preview" w:date="2026-01-01T00:00:00Z">
         <w:r>
           <w:t xml:space="preserve"> </w:t>
         </w:r>
       </w:ins>
-      <w:ins w:id="770" w:author="PR Preview" w:date="2026-01-01T00:00:00Z">
+      <w:ins w:id="792" w:author="PR Preview" w:date="2026-01-01T00:00:00Z">
         <w:r>
           <w:t xml:space="preserve">from</w:t>
         </w:r>
       </w:ins>
-      <w:ins w:id="771" w:author="PR Preview" w:date="2026-01-01T00:00:00Z">
+      <w:ins w:id="793" w:author="PR Preview" w:date="2026-01-01T00:00:00Z">
         <w:r>
           <w:t xml:space="preserve"> </w:t>
         </w:r>
       </w:ins>
       <w:hyperlink w:anchor="exr-normal-equations-vector">
-        <w:ins w:id="772" w:author="PR Preview" w:date="2026-01-01T00:00:00Z">
+        <w:ins w:id="794" w:author="PR Preview" w:date="2026-01-01T00:00:00Z">
           <w:r>
             <w:rPr>
               <w:rStyle w:val="Hyperlink"/>
@@ -48232,97 +48348,97 @@
           </w:r>
         </w:ins>
       </w:hyperlink>
-      <w:ins w:id="773" w:author="PR Preview" w:date="2026-01-01T00:00:00Z">
+      <w:ins w:id="795" w:author="PR Preview" w:date="2026-01-01T00:00:00Z">
         <w:r>
           <w:t xml:space="preserve"> </w:t>
         </w:r>
       </w:ins>
-      <w:ins w:id="774" w:author="PR Preview" w:date="2026-01-01T00:00:00Z">
+      <w:ins w:id="796" w:author="PR Preview" w:date="2026-01-01T00:00:00Z">
         <w:r>
           <w:t xml:space="preserve">with respect to</w:t>
         </w:r>
       </w:ins>
-      <w:ins w:id="775" w:author="PR Preview" w:date="2026-01-01T00:00:00Z">
+      <w:ins w:id="797" w:author="PR Preview" w:date="2026-01-01T00:00:00Z">
         <w:r>
           <w:t xml:space="preserve"> </w:t>
         </w:r>
       </w:ins>
-      <w:ins w:id="776" w:author="PR Preview" w:date="2026-01-01T00:00:00Z">
+      <w:ins w:id="798" w:author="PR Preview" w:date="2026-01-01T00:00:00Z">
         <w:r>
           <w:t xml:space="preserve">${\mathord{\smash[b]{\underset{\raise.3ex\hbox{$\scriptstyle\sim$}}{\beta}}\vphantom{\beta}}}^{\top}$</w:t>
         </w:r>
       </w:ins>
-      <w:ins w:id="777" w:author="PR Preview" w:date="2026-01-01T00:00:00Z">
+      <w:ins w:id="799" w:author="PR Preview" w:date="2026-01-01T00:00:00Z">
         <w:r>
           <w:t xml:space="preserve">.</w:t>
         </w:r>
       </w:ins>
-      <w:ins w:id="778" w:author="PR Preview" w:date="2026-01-01T00:00:00Z">
+      <w:ins w:id="800" w:author="PR Preview" w:date="2026-01-01T00:00:00Z">
         <w:r>
           <w:t xml:space="preserve"> </w:t>
         </w:r>
       </w:ins>
-      <w:ins w:id="779" w:author="PR Preview" w:date="2026-01-01T00:00:00Z">
+      <w:ins w:id="801" w:author="PR Preview" w:date="2026-01-01T00:00:00Z">
         <w:r>
           <w:t xml:space="preserve">$\mathord{\smash[b]{\underset{\raise.3ex\hbox{$\scriptstyle\sim$}}{c}}\vphantom{c}}$</w:t>
         </w:r>
       </w:ins>
-      <w:ins w:id="780" w:author="PR Preview" w:date="2026-01-01T00:00:00Z">
+      <w:ins w:id="802" w:author="PR Preview" w:date="2026-01-01T00:00:00Z">
         <w:r>
           <w:t xml:space="preserve"> </w:t>
         </w:r>
       </w:ins>
-      <w:ins w:id="781" w:author="PR Preview" w:date="2026-01-01T00:00:00Z">
+      <w:ins w:id="803" w:author="PR Preview" w:date="2026-01-01T00:00:00Z">
         <w:r>
           <w:t xml:space="preserve">does not depend on</w:t>
         </w:r>
       </w:ins>
-      <w:ins w:id="782" w:author="PR Preview" w:date="2026-01-01T00:00:00Z">
+      <w:ins w:id="804" w:author="PR Preview" w:date="2026-01-01T00:00:00Z">
         <w:r>
           <w:t xml:space="preserve"> </w:t>
         </w:r>
       </w:ins>
-      <w:ins w:id="783" w:author="PR Preview" w:date="2026-01-01T00:00:00Z">
+      <w:ins w:id="805" w:author="PR Preview" w:date="2026-01-01T00:00:00Z">
         <w:r>
           <w:t xml:space="preserve">$\mathord{\smash[b]{\underset{\raise.3ex\hbox{$\scriptstyle\sim$}}{\beta}}\vphantom{\beta}}$</w:t>
         </w:r>
       </w:ins>
-      <w:ins w:id="784" w:author="PR Preview" w:date="2026-01-01T00:00:00Z">
+      <w:ins w:id="806" w:author="PR Preview" w:date="2026-01-01T00:00:00Z">
         <w:r>
           <w:t xml:space="preserve">.</w:t>
         </w:r>
       </w:ins>
-      <w:ins w:id="785" w:author="PR Preview" w:date="2026-01-01T00:00:00Z">
+      <w:ins w:id="807" w:author="PR Preview" w:date="2026-01-01T00:00:00Z">
         <w:r>
           <w:t xml:space="preserve"> </w:t>
         </w:r>
       </w:ins>
-      <w:ins w:id="786" w:author="PR Preview" w:date="2026-01-01T00:00:00Z">
+      <w:ins w:id="808" w:author="PR Preview" w:date="2026-01-01T00:00:00Z">
         <w:r>
           <w:t xml:space="preserve">Each entry of</w:t>
         </w:r>
       </w:ins>
-      <w:ins w:id="787" w:author="PR Preview" w:date="2026-01-01T00:00:00Z">
+      <w:ins w:id="809" w:author="PR Preview" w:date="2026-01-01T00:00:00Z">
         <w:r>
           <w:t xml:space="preserve"> </w:t>
         </w:r>
       </w:ins>
-      <w:ins w:id="788" w:author="PR Preview" w:date="2026-01-01T00:00:00Z">
+      <w:ins w:id="810" w:author="PR Preview" w:date="2026-01-01T00:00:00Z">
         <w:r>
           <w:t xml:space="preserve">$A \mathord{\smash[b]{\underset{\raise.3ex\hbox{$\scriptstyle\sim$}}{\beta}}\vphantom{\beta}}$</w:t>
         </w:r>
       </w:ins>
-      <w:ins w:id="789" w:author="PR Preview" w:date="2026-01-01T00:00:00Z">
+      <w:ins w:id="811" w:author="PR Preview" w:date="2026-01-01T00:00:00Z">
         <w:r>
           <w:t xml:space="preserve"> </w:t>
         </w:r>
       </w:ins>
-      <w:ins w:id="790" w:author="PR Preview" w:date="2026-01-01T00:00:00Z">
+      <w:ins w:id="812" w:author="PR Preview" w:date="2026-01-01T00:00:00Z">
         <w:r>
           <w:t xml:space="preserve">is the dot product of a row of</w:t>
         </w:r>
       </w:ins>
-      <w:ins w:id="791" w:author="PR Preview" w:date="2026-01-01T00:00:00Z">
+      <w:ins w:id="813" w:author="PR Preview" w:date="2026-01-01T00:00:00Z">
         <w:r>
           <w:t xml:space="preserve"> </w:t>
         </w:r>
@@ -48332,53 +48448,53 @@
           <m:t>A</m:t>
         </m:r>
       </m:oMath>
-      <w:ins w:id="792" w:author="PR Preview" w:date="2026-01-01T00:00:00Z">
+      <w:ins w:id="814" w:author="PR Preview" w:date="2026-01-01T00:00:00Z">
         <w:r>
           <w:t xml:space="preserve"> </w:t>
         </w:r>
       </w:ins>
-      <w:ins w:id="793" w:author="PR Preview" w:date="2026-01-01T00:00:00Z">
+      <w:ins w:id="815" w:author="PR Preview" w:date="2026-01-01T00:00:00Z">
         <w:r>
           <w:t xml:space="preserve">with</w:t>
         </w:r>
       </w:ins>
-      <w:ins w:id="794" w:author="PR Preview" w:date="2026-01-01T00:00:00Z">
+      <w:ins w:id="816" w:author="PR Preview" w:date="2026-01-01T00:00:00Z">
         <w:r>
           <w:t xml:space="preserve"> </w:t>
         </w:r>
       </w:ins>
-      <w:ins w:id="795" w:author="PR Preview" w:date="2026-01-01T00:00:00Z">
+      <w:ins w:id="817" w:author="PR Preview" w:date="2026-01-01T00:00:00Z">
         <w:r>
           <w:t xml:space="preserve">$\mathord{\smash[b]{\underset{\raise.3ex\hbox{$\scriptstyle\sim$}}{\beta}}\vphantom{\beta}}$</w:t>
         </w:r>
       </w:ins>
-      <w:ins w:id="796" w:author="PR Preview" w:date="2026-01-01T00:00:00Z">
+      <w:ins w:id="818" w:author="PR Preview" w:date="2026-01-01T00:00:00Z">
         <w:r>
           <w:t xml:space="preserve">,</w:t>
         </w:r>
       </w:ins>
-      <w:ins w:id="797" w:author="PR Preview" w:date="2026-01-01T00:00:00Z">
+      <w:ins w:id="819" w:author="PR Preview" w:date="2026-01-01T00:00:00Z">
         <w:r>
           <w:t xml:space="preserve"> </w:t>
         </w:r>
       </w:ins>
-      <w:ins w:id="798" w:author="PR Preview" w:date="2026-01-01T00:00:00Z">
+      <w:ins w:id="820" w:author="PR Preview" w:date="2026-01-01T00:00:00Z">
         <w:r>
           <w:t xml:space="preserve">so by the gradient of a linear function</w:t>
         </w:r>
       </w:ins>
-      <w:ins w:id="799" w:author="PR Preview" w:date="2026-01-01T00:00:00Z">
+      <w:ins w:id="821" w:author="PR Preview" w:date="2026-01-01T00:00:00Z">
         <w:r>
           <w:t xml:space="preserve"> </w:t>
         </w:r>
       </w:ins>
-      <w:ins w:id="800" w:author="PR Preview" w:date="2026-01-01T00:00:00Z">
+      <w:ins w:id="822" w:author="PR Preview" w:date="2026-01-01T00:00:00Z">
         <w:r>
           <w:t xml:space="preserve">(</w:t>
         </w:r>
       </w:ins>
       <w:hyperlink w:anchor="exr-rss-gradient-vector">
-        <w:ins w:id="801" w:author="PR Preview" w:date="2026-01-01T00:00:00Z">
+        <w:ins w:id="823" w:author="PR Preview" w:date="2026-01-01T00:00:00Z">
           <w:r>
             <w:rPr>
               <w:rStyle w:val="Hyperlink"/>
@@ -48387,62 +48503,62 @@
           </w:r>
         </w:ins>
       </w:hyperlink>
-      <w:ins w:id="802" w:author="PR Preview" w:date="2026-01-01T00:00:00Z">
+      <w:ins w:id="824" w:author="PR Preview" w:date="2026-01-01T00:00:00Z">
         <w:r>
           <w:t xml:space="preserve">),</w:t>
         </w:r>
       </w:ins>
-      <w:ins w:id="803" w:author="PR Preview" w:date="2026-01-01T00:00:00Z">
+      <w:ins w:id="825" w:author="PR Preview" w:date="2026-01-01T00:00:00Z">
         <w:r>
           <w:t xml:space="preserve"> </w:t>
         </w:r>
       </w:ins>
-      <w:ins w:id="804" w:author="PR Preview" w:date="2026-01-01T00:00:00Z">
+      <w:ins w:id="826" w:author="PR Preview" w:date="2026-01-01T00:00:00Z">
         <w:r>
           <w:t xml:space="preserve">the derivative of</w:t>
         </w:r>
       </w:ins>
-      <w:ins w:id="805" w:author="PR Preview" w:date="2026-01-01T00:00:00Z">
+      <w:ins w:id="827" w:author="PR Preview" w:date="2026-01-01T00:00:00Z">
         <w:r>
           <w:t xml:space="preserve"> </w:t>
         </w:r>
       </w:ins>
-      <w:ins w:id="806" w:author="PR Preview" w:date="2026-01-01T00:00:00Z">
+      <w:ins w:id="828" w:author="PR Preview" w:date="2026-01-01T00:00:00Z">
         <w:r>
           <w:t xml:space="preserve">$A \mathord{\smash[b]{\underset{\raise.3ex\hbox{$\scriptstyle\sim$}}{\beta}}\vphantom{\beta}}$</w:t>
         </w:r>
       </w:ins>
-      <w:ins w:id="807" w:author="PR Preview" w:date="2026-01-01T00:00:00Z">
+      <w:ins w:id="829" w:author="PR Preview" w:date="2026-01-01T00:00:00Z">
         <w:r>
           <w:t xml:space="preserve"> </w:t>
         </w:r>
       </w:ins>
-      <w:ins w:id="808" w:author="PR Preview" w:date="2026-01-01T00:00:00Z">
+      <w:ins w:id="830" w:author="PR Preview" w:date="2026-01-01T00:00:00Z">
         <w:r>
           <w:t xml:space="preserve">with respect to</w:t>
         </w:r>
       </w:ins>
-      <w:ins w:id="809" w:author="PR Preview" w:date="2026-01-01T00:00:00Z">
+      <w:ins w:id="831" w:author="PR Preview" w:date="2026-01-01T00:00:00Z">
         <w:r>
           <w:t xml:space="preserve"> </w:t>
         </w:r>
       </w:ins>
-      <w:ins w:id="810" w:author="PR Preview" w:date="2026-01-01T00:00:00Z">
+      <w:ins w:id="832" w:author="PR Preview" w:date="2026-01-01T00:00:00Z">
         <w:r>
           <w:t xml:space="preserve">${\mathord{\smash[b]{\underset{\raise.3ex\hbox{$\scriptstyle\sim$}}{\beta}}\vphantom{\beta}}}^{\top}$</w:t>
         </w:r>
       </w:ins>
-      <w:ins w:id="811" w:author="PR Preview" w:date="2026-01-01T00:00:00Z">
+      <w:ins w:id="833" w:author="PR Preview" w:date="2026-01-01T00:00:00Z">
         <w:r>
           <w:t xml:space="preserve"> </w:t>
         </w:r>
       </w:ins>
-      <w:ins w:id="812" w:author="PR Preview" w:date="2026-01-01T00:00:00Z">
+      <w:ins w:id="834" w:author="PR Preview" w:date="2026-01-01T00:00:00Z">
         <w:r>
           <w:t xml:space="preserve">is</w:t>
         </w:r>
       </w:ins>
-      <w:ins w:id="813" w:author="PR Preview" w:date="2026-01-01T00:00:00Z">
+      <w:ins w:id="835" w:author="PR Preview" w:date="2026-01-01T00:00:00Z">
         <w:r>
           <w:t xml:space="preserve"> </w:t>
         </w:r>
@@ -48452,17 +48568,17 @@
           <m:t>A</m:t>
         </m:r>
       </m:oMath>
-      <w:ins w:id="814" w:author="PR Preview" w:date="2026-01-01T00:00:00Z">
+      <w:ins w:id="836" w:author="PR Preview" w:date="2026-01-01T00:00:00Z">
         <w:r>
           <w:t xml:space="preserve">.</w:t>
         </w:r>
       </w:ins>
-      <w:ins w:id="815" w:author="PR Preview" w:date="2026-01-01T00:00:00Z">
+      <w:ins w:id="837" w:author="PR Preview" w:date="2026-01-01T00:00:00Z">
         <w:r>
           <w:t xml:space="preserve"> </w:t>
         </w:r>
       </w:ins>
-      <w:ins w:id="816" w:author="PR Preview" w:date="2026-01-01T00:00:00Z">
+      <w:ins w:id="838" w:author="PR Preview" w:date="2026-01-01T00:00:00Z">
         <w:r>
           <w:t xml:space="preserve">So:</w:t>
         </w:r>
@@ -48502,32 +48618,32 @@
       <w:pPr>
         <w:pStyle w:val="FirstParagraph"/>
       </w:pPr>
-      <w:del w:id="817" w:author="PR Preview" w:date="2026-01-01T00:00:00Z">
+      <w:del w:id="839" w:author="PR Preview" w:date="2026-01-01T00:00:00Z">
         <w:r>
           <w:delText xml:space="preserve">To show it is positive definite,</w:delText>
         </w:r>
       </w:del>
-      <w:del w:id="818" w:author="PR Preview" w:date="2026-01-01T00:00:00Z">
+      <w:del w:id="840" w:author="PR Preview" w:date="2026-01-01T00:00:00Z">
         <w:r>
           <w:delText xml:space="preserve"> </w:delText>
         </w:r>
       </w:del>
-      <w:del w:id="819" w:author="PR Preview" w:date="2026-01-01T00:00:00Z">
+      <w:del w:id="841" w:author="PR Preview" w:date="2026-01-01T00:00:00Z">
         <w:r>
           <w:delText xml:space="preserve">take any vector</w:delText>
         </w:r>
       </w:del>
-      <w:del w:id="820" w:author="PR Preview" w:date="2026-01-01T00:00:00Z">
+      <w:del w:id="842" w:author="PR Preview" w:date="2026-01-01T00:00:00Z">
         <w:r>
           <w:delText xml:space="preserve"> </w:delText>
         </w:r>
       </w:del>
-      <w:del w:id="821" w:author="PR Preview" w:date="2026-01-01T00:00:00Z">
+      <w:del w:id="843" w:author="PR Preview" w:date="2026-01-01T00:00:00Z">
         <w:r>
           <w:delText xml:space="preserve">$\mathord{\smash[b]{\underset{\raise.3ex\hbox{$\scriptstyle\sim$}}{v}}\vphantom{v}} = {(v_0, v_x)}^{\top} \neq \mathord{\smash[b]{\underset{\raise.3ex\hbox{$\scriptstyle\sim$}}{0}}\vphantom{0}}$</w:delText>
         </w:r>
       </w:del>
-      <w:del w:id="822" w:author="PR Preview" w:date="2026-01-01T00:00:00Z">
+      <w:del w:id="844" w:author="PR Preview" w:date="2026-01-01T00:00:00Z">
         <w:r>
           <w:delText xml:space="preserve">:</w:delText>
         </w:r>
@@ -48537,7 +48653,7 @@
       <w:pPr>
         <w:pStyle w:val="FirstParagraph"/>
       </w:pPr>
-      <w:ins w:id="823" w:author="PR Preview" w:date="2026-01-01T00:00:00Z">
+      <w:ins w:id="845" w:author="PR Preview" w:date="2026-01-01T00:00:00Z">
         <w:r>
           <w:rPr>
             <w:b/>
@@ -48546,23 +48662,23 @@
           <w:t xml:space="preserve">Exercise 17 (Positive definiteness of the Hessian of RSS)</w:t>
         </w:r>
       </w:ins>
-      <w:ins w:id="824" w:author="PR Preview" w:date="2026-01-01T00:00:00Z">
+      <w:ins w:id="846" w:author="PR Preview" w:date="2026-01-01T00:00:00Z">
         <w:r>
           <w:t xml:space="preserve"> </w:t>
         </w:r>
       </w:ins>
-      <w:ins w:id="825" w:author="PR Preview" w:date="2026-01-01T00:00:00Z">
+      <w:ins w:id="847" w:author="PR Preview" w:date="2026-01-01T00:00:00Z">
         <w:r>
           <w:t xml:space="preserve">In the setting of</w:t>
         </w:r>
       </w:ins>
-      <w:ins w:id="826" w:author="PR Preview" w:date="2026-01-01T00:00:00Z">
+      <w:ins w:id="848" w:author="PR Preview" w:date="2026-01-01T00:00:00Z">
         <w:r>
           <w:t xml:space="preserve"> </w:t>
         </w:r>
       </w:ins>
       <w:hyperlink w:anchor="exr-rss-hessian-vector">
-        <w:ins w:id="827" w:author="PR Preview" w:date="2026-01-01T00:00:00Z">
+        <w:ins w:id="849" w:author="PR Preview" w:date="2026-01-01T00:00:00Z">
           <w:r>
             <w:rPr>
               <w:rStyle w:val="Hyperlink"/>
@@ -48571,18 +48687,18 @@
           </w:r>
         </w:ins>
       </w:hyperlink>
-      <w:ins w:id="828" w:author="PR Preview" w:date="2026-01-01T00:00:00Z">
+      <w:ins w:id="850" w:author="PR Preview" w:date="2026-01-01T00:00:00Z">
         <w:r>
           <w:t xml:space="preserve">, show that the</w:t>
         </w:r>
       </w:ins>
-      <w:ins w:id="829" w:author="PR Preview" w:date="2026-01-01T00:00:00Z">
+      <w:ins w:id="851" w:author="PR Preview" w:date="2026-01-01T00:00:00Z">
         <w:r>
           <w:t xml:space="preserve"> </w:t>
         </w:r>
       </w:ins>
       <w:hyperlink r:id="rId114">
-        <w:ins w:id="830" w:author="PR Preview" w:date="2026-01-01T00:00:00Z">
+        <w:ins w:id="852" w:author="PR Preview" w:date="2026-01-01T00:00:00Z">
           <w:r>
             <w:rPr>
               <w:rStyle w:val="Hyperlink"/>
@@ -48591,17 +48707,17 @@
           </w:r>
         </w:ins>
       </w:hyperlink>
-      <w:ins w:id="831" w:author="PR Preview" w:date="2026-01-01T00:00:00Z">
+      <w:ins w:id="853" w:author="PR Preview" w:date="2026-01-01T00:00:00Z">
         <w:r>
           <w:t xml:space="preserve"> </w:t>
         </w:r>
       </w:ins>
-      <w:ins w:id="832" w:author="PR Preview" w:date="2026-01-01T00:00:00Z">
+      <w:ins w:id="854" w:author="PR Preview" w:date="2026-01-01T00:00:00Z">
         <w:r>
           <w:t xml:space="preserve">is positive definite when</w:t>
         </w:r>
       </w:ins>
-      <w:ins w:id="833" w:author="PR Preview" w:date="2026-01-01T00:00:00Z">
+      <w:ins w:id="855" w:author="PR Preview" w:date="2026-01-01T00:00:00Z">
         <w:r>
           <w:t xml:space="preserve"> </w:t>
         </w:r>
@@ -48632,18 +48748,18 @@
           <m:t>0</m:t>
         </m:r>
       </m:oMath>
-      <w:ins w:id="834" w:author="PR Preview" w:date="2026-01-01T00:00:00Z">
+      <w:ins w:id="856" w:author="PR Preview" w:date="2026-01-01T00:00:00Z">
         <w:r>
           <w:t xml:space="preserve"> </w:t>
         </w:r>
       </w:ins>
-      <w:ins w:id="835" w:author="PR Preview" w:date="2026-01-01T00:00:00Z">
+      <w:ins w:id="857" w:author="PR Preview" w:date="2026-01-01T00:00:00Z">
         <w:r>
           <w:t xml:space="preserve">(</w:t>
         </w:r>
       </w:ins>
       <w:hyperlink w:anchor="def-centered-sums">
-        <w:ins w:id="836" w:author="PR Preview" w:date="2026-01-01T00:00:00Z">
+        <w:ins w:id="858" w:author="PR Preview" w:date="2026-01-01T00:00:00Z">
           <w:r>
             <w:rPr>
               <w:rStyle w:val="Hyperlink"/>
@@ -48652,7 +48768,7 @@
           </w:r>
         </w:ins>
       </w:hyperlink>
-      <w:ins w:id="837" w:author="PR Preview" w:date="2026-01-01T00:00:00Z">
+      <w:ins w:id="859" w:author="PR Preview" w:date="2026-01-01T00:00:00Z">
         <w:r>
           <w:t xml:space="preserve">).</w:t>
         </w:r>
@@ -48664,7 +48780,7 @@
       <w:pPr>
         <w:pStyle w:val="BodyText"/>
       </w:pPr>
-      <w:ins w:id="838" w:author="PR Preview" w:date="2026-01-01T00:00:00Z">
+      <w:ins w:id="860" w:author="PR Preview" w:date="2026-01-01T00:00:00Z">
         <w:r>
           <w:rPr>
             <w:i/>
@@ -48673,23 +48789,23 @@
           <w:t xml:space="preserve">Solution 17</w:t>
         </w:r>
       </w:ins>
-      <w:ins w:id="839" w:author="PR Preview" w:date="2026-01-01T00:00:00Z">
+      <w:ins w:id="861" w:author="PR Preview" w:date="2026-01-01T00:00:00Z">
         <w:r>
           <w:t xml:space="preserve">. </w:t>
         </w:r>
       </w:ins>
-      <w:ins w:id="840" w:author="PR Preview" w:date="2026-01-01T00:00:00Z">
+      <w:ins w:id="862" w:author="PR Preview" w:date="2026-01-01T00:00:00Z">
         <w:r>
           <w:t xml:space="preserve">To show the</w:t>
         </w:r>
       </w:ins>
-      <w:ins w:id="841" w:author="PR Preview" w:date="2026-01-01T00:00:00Z">
+      <w:ins w:id="863" w:author="PR Preview" w:date="2026-01-01T00:00:00Z">
         <w:r>
           <w:t xml:space="preserve"> </w:t>
         </w:r>
       </w:ins>
       <w:hyperlink r:id="rId114">
-        <w:ins w:id="842" w:author="PR Preview" w:date="2026-01-01T00:00:00Z">
+        <w:ins w:id="864" w:author="PR Preview" w:date="2026-01-01T00:00:00Z">
           <w:r>
             <w:rPr>
               <w:rStyle w:val="Hyperlink"/>
@@ -48698,37 +48814,37 @@
           </w:r>
         </w:ins>
       </w:hyperlink>
-      <w:ins w:id="843" w:author="PR Preview" w:date="2026-01-01T00:00:00Z">
+      <w:ins w:id="865" w:author="PR Preview" w:date="2026-01-01T00:00:00Z">
         <w:r>
           <w:t xml:space="preserve"> </w:t>
         </w:r>
       </w:ins>
-      <w:ins w:id="844" w:author="PR Preview" w:date="2026-01-01T00:00:00Z">
+      <w:ins w:id="866" w:author="PR Preview" w:date="2026-01-01T00:00:00Z">
         <w:r>
           <w:t xml:space="preserve">is positive definite,</w:t>
         </w:r>
       </w:ins>
-      <w:ins w:id="845" w:author="PR Preview" w:date="2026-01-01T00:00:00Z">
+      <w:ins w:id="867" w:author="PR Preview" w:date="2026-01-01T00:00:00Z">
         <w:r>
           <w:t xml:space="preserve"> </w:t>
         </w:r>
       </w:ins>
-      <w:ins w:id="846" w:author="PR Preview" w:date="2026-01-01T00:00:00Z">
+      <w:ins w:id="868" w:author="PR Preview" w:date="2026-01-01T00:00:00Z">
         <w:r>
           <w:t xml:space="preserve">take any vector</w:t>
         </w:r>
       </w:ins>
-      <w:ins w:id="847" w:author="PR Preview" w:date="2026-01-01T00:00:00Z">
+      <w:ins w:id="869" w:author="PR Preview" w:date="2026-01-01T00:00:00Z">
         <w:r>
           <w:t xml:space="preserve"> </w:t>
         </w:r>
       </w:ins>
-      <w:ins w:id="848" w:author="PR Preview" w:date="2026-01-01T00:00:00Z">
+      <w:ins w:id="870" w:author="PR Preview" w:date="2026-01-01T00:00:00Z">
         <w:r>
           <w:t xml:space="preserve">$\mathord{\smash[b]{\underset{\raise.3ex\hbox{$\scriptstyle\sim$}}{v}}\vphantom{v}} = {(v_0, v_x)}^{\top} \neq \mathord{\smash[b]{\underset{\raise.3ex\hbox{$\scriptstyle\sim$}}{0}}\vphantom{0}}$</w:t>
         </w:r>
       </w:ins>
-      <w:ins w:id="849" w:author="PR Preview" w:date="2026-01-01T00:00:00Z">
+      <w:ins w:id="871" w:author="PR Preview" w:date="2026-01-01T00:00:00Z">
         <w:r>
           <w:t xml:space="preserve">:</w:t>
         </w:r>
@@ -49197,7 +49313,7 @@
       <w:pPr>
         <w:pStyle w:val="BodyText"/>
       </w:pPr>
-      <w:del w:id="850" w:author="PR Preview" w:date="2026-01-01T00:00:00Z">
+      <w:del w:id="872" w:author="PR Preview" w:date="2026-01-01T00:00:00Z">
         <w:r>
           <w:rPr>
             <w:i/>
@@ -49206,23 +49322,23 @@
           <w:delText xml:space="preserve">Proof</w:delText>
         </w:r>
       </w:del>
-      <w:del w:id="851" w:author="PR Preview" w:date="2026-01-01T00:00:00Z">
+      <w:del w:id="873" w:author="PR Preview" w:date="2026-01-01T00:00:00Z">
         <w:r>
           <w:delText xml:space="preserve">. </w:delText>
         </w:r>
       </w:del>
-      <w:del w:id="852" w:author="PR Preview" w:date="2026-01-01T00:00:00Z">
+      <w:del w:id="874" w:author="PR Preview" w:date="2026-01-01T00:00:00Z">
         <w:r>
           <w:delText xml:space="preserve">This is the solution to</w:delText>
         </w:r>
       </w:del>
-      <w:del w:id="853" w:author="PR Preview" w:date="2026-01-01T00:00:00Z">
+      <w:del w:id="875" w:author="PR Preview" w:date="2026-01-01T00:00:00Z">
         <w:r>
           <w:delText xml:space="preserve"> </w:delText>
         </w:r>
       </w:del>
       <w:hyperlink w:anchor="exr-rss-hessian-vector">
-        <w:del w:id="854" w:author="PR Preview" w:date="2026-01-01T00:00:00Z">
+        <w:del w:id="876" w:author="PR Preview" w:date="2026-01-01T00:00:00Z">
           <w:r>
             <w:rPr>
               <w:rStyle w:val="Hyperlink"/>
@@ -49231,7 +49347,7 @@
           </w:r>
         </w:del>
       </w:hyperlink>
-      <w:del w:id="855" w:author="PR Preview" w:date="2026-01-01T00:00:00Z">
+      <w:del w:id="877" w:author="PR Preview" w:date="2026-01-01T00:00:00Z">
         <w:r>
           <w:delText xml:space="preserve">.</w:delText>
         </w:r>
@@ -49241,7 +49357,7 @@
       <w:pPr>
         <w:pStyle w:val="BodyText"/>
       </w:pPr>
-      <w:ins w:id="856" w:author="PR Preview" w:date="2026-01-01T00:00:00Z">
+      <w:ins w:id="878" w:author="PR Preview" w:date="2026-01-01T00:00:00Z">
         <w:r>
           <w:rPr>
             <w:i/>
@@ -49250,23 +49366,23 @@
           <w:t xml:space="preserve">Proof</w:t>
         </w:r>
       </w:ins>
-      <w:ins w:id="857" w:author="PR Preview" w:date="2026-01-01T00:00:00Z">
+      <w:ins w:id="879" w:author="PR Preview" w:date="2026-01-01T00:00:00Z">
         <w:r>
           <w:t xml:space="preserve">. </w:t>
         </w:r>
       </w:ins>
-      <w:ins w:id="858" w:author="PR Preview" w:date="2026-01-01T00:00:00Z">
+      <w:ins w:id="880" w:author="PR Preview" w:date="2026-01-01T00:00:00Z">
         <w:r>
           <w:t xml:space="preserve">This is the solution to</w:t>
         </w:r>
       </w:ins>
-      <w:ins w:id="859" w:author="PR Preview" w:date="2026-01-01T00:00:00Z">
+      <w:ins w:id="881" w:author="PR Preview" w:date="2026-01-01T00:00:00Z">
         <w:r>
           <w:t xml:space="preserve"> </w:t>
         </w:r>
       </w:ins>
       <w:hyperlink w:anchor="exr-rss-hessian-vector">
-        <w:ins w:id="860" w:author="PR Preview" w:date="2026-01-01T00:00:00Z">
+        <w:ins w:id="882" w:author="PR Preview" w:date="2026-01-01T00:00:00Z">
           <w:r>
             <w:rPr>
               <w:rStyle w:val="Hyperlink"/>
@@ -49275,7 +49391,37 @@
           </w:r>
         </w:ins>
       </w:hyperlink>
-      <w:ins w:id="861" w:author="PR Preview" w:date="2026-01-01T00:00:00Z">
+      <w:ins w:id="883" w:author="PR Preview" w:date="2026-01-01T00:00:00Z">
+        <w:r>
+          <w:t xml:space="preserve">.</w:t>
+        </w:r>
+      </w:ins>
+      <w:ins w:id="884" w:author="PR Preview" w:date="2026-01-01T00:00:00Z">
+        <w:r>
+          <w:t xml:space="preserve"> </w:t>
+        </w:r>
+      </w:ins>
+      <w:ins w:id="885" w:author="PR Preview" w:date="2026-01-01T00:00:00Z">
+        <w:r>
+          <w:t xml:space="preserve">The positive definiteness is the solution to</w:t>
+        </w:r>
+      </w:ins>
+      <w:ins w:id="886" w:author="PR Preview" w:date="2026-01-01T00:00:00Z">
+        <w:r>
+          <w:t xml:space="preserve"> </w:t>
+        </w:r>
+      </w:ins>
+      <w:hyperlink w:anchor="exr-rss-hessian-vector-positive-definite">
+        <w:ins w:id="887" w:author="PR Preview" w:date="2026-01-01T00:00:00Z">
+          <w:r>
+            <w:rPr>
+              <w:rStyle w:val="Hyperlink"/>
+            </w:rPr>
+            <w:t xml:space="preserve">Exercise 17</w:t>
+          </w:r>
+        </w:ins>
+      </w:hyperlink>
+      <w:ins w:id="888" w:author="PR Preview" w:date="2026-01-01T00:00:00Z">
         <w:r>
           <w:t xml:space="preserve">.</w:t>
         </w:r>
@@ -49670,7 +49816,7 @@
       <w:pPr>
         <w:pStyle w:val="BodyText"/>
       </w:pPr>
-      <w:del w:id="862" w:author="PR Preview" w:date="2026-01-01T00:00:00Z">
+      <w:del w:id="889" w:author="PR Preview" w:date="2026-01-01T00:00:00Z">
         <w:r>
           <w:rPr>
             <w:b/>
@@ -49679,17 +49825,17 @@
           <w:delText xml:space="preserve">Exercise 15 (OLS slope and the correlation)</w:delText>
         </w:r>
       </w:del>
-      <w:del w:id="863" w:author="PR Preview" w:date="2026-01-01T00:00:00Z">
+      <w:del w:id="890" w:author="PR Preview" w:date="2026-01-01T00:00:00Z">
         <w:r>
           <w:delText xml:space="preserve"> </w:delText>
         </w:r>
       </w:del>
-      <w:del w:id="864" w:author="PR Preview" w:date="2026-01-01T00:00:00Z">
+      <w:del w:id="891" w:author="PR Preview" w:date="2026-01-01T00:00:00Z">
         <w:r>
           <w:delText xml:space="preserve">Assuming</w:delText>
         </w:r>
       </w:del>
-      <w:del w:id="865" w:author="PR Preview" w:date="2026-01-01T00:00:00Z">
+      <w:del w:id="892" w:author="PR Preview" w:date="2026-01-01T00:00:00Z">
         <w:r>
           <w:delText xml:space="preserve"> </w:delText>
         </w:r>
@@ -49720,17 +49866,17 @@
           <m:t>0</m:t>
         </m:r>
       </m:oMath>
-      <w:del w:id="866" w:author="PR Preview" w:date="2026-01-01T00:00:00Z">
+      <w:del w:id="893" w:author="PR Preview" w:date="2026-01-01T00:00:00Z">
         <w:r>
           <w:delText xml:space="preserve"> </w:delText>
         </w:r>
       </w:del>
-      <w:del w:id="867" w:author="PR Preview" w:date="2026-01-01T00:00:00Z">
+      <w:del w:id="894" w:author="PR Preview" w:date="2026-01-01T00:00:00Z">
         <w:r>
           <w:delText xml:space="preserve">and</w:delText>
         </w:r>
       </w:del>
-      <w:del w:id="868" w:author="PR Preview" w:date="2026-01-01T00:00:00Z">
+      <w:del w:id="895" w:author="PR Preview" w:date="2026-01-01T00:00:00Z">
         <w:r>
           <w:delText xml:space="preserve"> </w:delText>
         </w:r>
@@ -49761,18 +49907,18 @@
           <m:t>0</m:t>
         </m:r>
       </m:oMath>
-      <w:del w:id="869" w:author="PR Preview" w:date="2026-01-01T00:00:00Z">
+      <w:del w:id="896" w:author="PR Preview" w:date="2026-01-01T00:00:00Z">
         <w:r>
           <w:delText xml:space="preserve"> </w:delText>
         </w:r>
       </w:del>
-      <w:del w:id="870" w:author="PR Preview" w:date="2026-01-01T00:00:00Z">
+      <w:del w:id="897" w:author="PR Preview" w:date="2026-01-01T00:00:00Z">
         <w:r>
           <w:delText xml:space="preserve">(</w:delText>
         </w:r>
       </w:del>
       <w:hyperlink w:anchor="def-centered-sums">
-        <w:del w:id="871" w:author="PR Preview" w:date="2026-01-01T00:00:00Z">
+        <w:del w:id="898" w:author="PR Preview" w:date="2026-01-01T00:00:00Z">
           <w:r>
             <w:rPr>
               <w:rStyle w:val="Hyperlink"/>
@@ -49781,22 +49927,22 @@
           </w:r>
         </w:del>
       </w:hyperlink>
-      <w:del w:id="872" w:author="PR Preview" w:date="2026-01-01T00:00:00Z">
+      <w:del w:id="899" w:author="PR Preview" w:date="2026-01-01T00:00:00Z">
         <w:r>
           <w:delText xml:space="preserve">),</w:delText>
         </w:r>
       </w:del>
-      <w:del w:id="873" w:author="PR Preview" w:date="2026-01-01T00:00:00Z">
+      <w:del w:id="900" w:author="PR Preview" w:date="2026-01-01T00:00:00Z">
         <w:r>
           <w:delText xml:space="preserve"> </w:delText>
         </w:r>
       </w:del>
-      <w:del w:id="874" w:author="PR Preview" w:date="2026-01-01T00:00:00Z">
+      <w:del w:id="901" w:author="PR Preview" w:date="2026-01-01T00:00:00Z">
         <w:r>
           <w:delText xml:space="preserve">write the OLS slope</w:delText>
         </w:r>
       </w:del>
-      <w:del w:id="875" w:author="PR Preview" w:date="2026-01-01T00:00:00Z">
+      <w:del w:id="902" w:author="PR Preview" w:date="2026-01-01T00:00:00Z">
         <w:r>
           <w:delText xml:space="preserve"> </w:delText>
         </w:r>
@@ -49822,23 +49968,23 @@
           </m:sub>
         </m:sSub>
       </m:oMath>
-      <w:del w:id="876" w:author="PR Preview" w:date="2026-01-01T00:00:00Z">
+      <w:del w:id="903" w:author="PR Preview" w:date="2026-01-01T00:00:00Z">
         <w:r>
           <w:delText xml:space="preserve"> </w:delText>
         </w:r>
       </w:del>
-      <w:del w:id="877" w:author="PR Preview" w:date="2026-01-01T00:00:00Z">
+      <w:del w:id="904" w:author="PR Preview" w:date="2026-01-01T00:00:00Z">
         <w:r>
           <w:delText xml:space="preserve">from</w:delText>
         </w:r>
       </w:del>
-      <w:del w:id="878" w:author="PR Preview" w:date="2026-01-01T00:00:00Z">
+      <w:del w:id="905" w:author="PR Preview" w:date="2026-01-01T00:00:00Z">
         <w:r>
           <w:delText xml:space="preserve"> </w:delText>
         </w:r>
       </w:del>
       <w:hyperlink w:anchor="thm-ols-slr">
-        <w:del w:id="879" w:author="PR Preview" w:date="2026-01-01T00:00:00Z">
+        <w:del w:id="906" w:author="PR Preview" w:date="2026-01-01T00:00:00Z">
           <w:r>
             <w:rPr>
               <w:rStyle w:val="Hyperlink"/>
@@ -49847,23 +49993,23 @@
           </w:r>
         </w:del>
       </w:hyperlink>
-      <w:del w:id="880" w:author="PR Preview" w:date="2026-01-01T00:00:00Z">
+      <w:del w:id="907" w:author="PR Preview" w:date="2026-01-01T00:00:00Z">
         <w:r>
           <w:delText xml:space="preserve"> </w:delText>
         </w:r>
       </w:del>
-      <w:del w:id="881" w:author="PR Preview" w:date="2026-01-01T00:00:00Z">
+      <w:del w:id="908" w:author="PR Preview" w:date="2026-01-01T00:00:00Z">
         <w:r>
           <w:delText xml:space="preserve">in terms of the</w:delText>
         </w:r>
       </w:del>
-      <w:del w:id="882" w:author="PR Preview" w:date="2026-01-01T00:00:00Z">
+      <w:del w:id="909" w:author="PR Preview" w:date="2026-01-01T00:00:00Z">
         <w:r>
           <w:delText xml:space="preserve"> </w:delText>
         </w:r>
       </w:del>
       <w:hyperlink r:id="rId15">
-        <w:del w:id="883" w:author="PR Preview" w:date="2026-01-01T00:00:00Z">
+        <w:del w:id="910" w:author="PR Preview" w:date="2026-01-01T00:00:00Z">
           <w:r>
             <w:rPr>
               <w:rStyle w:val="Hyperlink"/>
@@ -49872,7 +50018,7 @@
           </w:r>
         </w:del>
       </w:hyperlink>
-      <w:del w:id="884" w:author="PR Preview" w:date="2026-01-01T00:00:00Z">
+      <w:del w:id="911" w:author="PR Preview" w:date="2026-01-01T00:00:00Z">
         <w:r>
           <w:delText xml:space="preserve"> </w:delText>
         </w:r>
@@ -49882,23 +50028,23 @@
           <m:t>r</m:t>
         </m:r>
       </m:oMath>
-      <w:del w:id="885" w:author="PR Preview" w:date="2026-01-01T00:00:00Z">
+      <w:del w:id="912" w:author="PR Preview" w:date="2026-01-01T00:00:00Z">
         <w:r>
           <w:delText xml:space="preserve"> </w:delText>
         </w:r>
       </w:del>
-      <w:del w:id="886" w:author="PR Preview" w:date="2026-01-01T00:00:00Z">
+      <w:del w:id="913" w:author="PR Preview" w:date="2026-01-01T00:00:00Z">
         <w:r>
           <w:delText xml:space="preserve">and the</w:delText>
         </w:r>
       </w:del>
-      <w:del w:id="887" w:author="PR Preview" w:date="2026-01-01T00:00:00Z">
+      <w:del w:id="914" w:author="PR Preview" w:date="2026-01-01T00:00:00Z">
         <w:r>
           <w:delText xml:space="preserve"> </w:delText>
         </w:r>
       </w:del>
       <w:hyperlink r:id="rId121">
-        <w:del w:id="888" w:author="PR Preview" w:date="2026-01-01T00:00:00Z">
+        <w:del w:id="915" w:author="PR Preview" w:date="2026-01-01T00:00:00Z">
           <w:r>
             <w:rPr>
               <w:rStyle w:val="Hyperlink"/>
@@ -49907,7 +50053,7 @@
           </w:r>
         </w:del>
       </w:hyperlink>
-      <w:del w:id="889" w:author="PR Preview" w:date="2026-01-01T00:00:00Z">
+      <w:del w:id="916" w:author="PR Preview" w:date="2026-01-01T00:00:00Z">
         <w:r>
           <w:delText xml:space="preserve"> </w:delText>
         </w:r>
@@ -49926,17 +50072,17 @@
           </m:sub>
         </m:sSub>
       </m:oMath>
-      <w:del w:id="890" w:author="PR Preview" w:date="2026-01-01T00:00:00Z">
+      <w:del w:id="917" w:author="PR Preview" w:date="2026-01-01T00:00:00Z">
         <w:r>
           <w:delText xml:space="preserve"> </w:delText>
         </w:r>
       </w:del>
-      <w:del w:id="891" w:author="PR Preview" w:date="2026-01-01T00:00:00Z">
+      <w:del w:id="918" w:author="PR Preview" w:date="2026-01-01T00:00:00Z">
         <w:r>
           <w:delText xml:space="preserve">and</w:delText>
         </w:r>
       </w:del>
-      <w:del w:id="892" w:author="PR Preview" w:date="2026-01-01T00:00:00Z">
+      <w:del w:id="919" w:author="PR Preview" w:date="2026-01-01T00:00:00Z">
         <w:r>
           <w:delText xml:space="preserve"> </w:delText>
         </w:r>
@@ -49955,17 +50101,17 @@
           </m:sub>
         </m:sSub>
       </m:oMath>
-      <w:del w:id="893" w:author="PR Preview" w:date="2026-01-01T00:00:00Z">
+      <w:del w:id="920" w:author="PR Preview" w:date="2026-01-01T00:00:00Z">
         <w:r>
           <w:delText xml:space="preserve"> </w:delText>
         </w:r>
       </w:del>
-      <w:del w:id="894" w:author="PR Preview" w:date="2026-01-01T00:00:00Z">
+      <w:del w:id="921" w:author="PR Preview" w:date="2026-01-01T00:00:00Z">
         <w:r>
           <w:delText xml:space="preserve">of the</w:delText>
         </w:r>
       </w:del>
-      <w:del w:id="895" w:author="PR Preview" w:date="2026-01-01T00:00:00Z">
+      <w:del w:id="922" w:author="PR Preview" w:date="2026-01-01T00:00:00Z">
         <w:r>
           <w:delText xml:space="preserve"> </w:delText>
         </w:r>
@@ -49984,17 +50130,17 @@
           </m:sub>
         </m:sSub>
       </m:oMath>
-      <w:del w:id="896" w:author="PR Preview" w:date="2026-01-01T00:00:00Z">
+      <w:del w:id="923" w:author="PR Preview" w:date="2026-01-01T00:00:00Z">
         <w:r>
           <w:delText xml:space="preserve"> </w:delText>
         </w:r>
       </w:del>
-      <w:del w:id="897" w:author="PR Preview" w:date="2026-01-01T00:00:00Z">
+      <w:del w:id="924" w:author="PR Preview" w:date="2026-01-01T00:00:00Z">
         <w:r>
           <w:delText xml:space="preserve">and the</w:delText>
         </w:r>
       </w:del>
-      <w:del w:id="898" w:author="PR Preview" w:date="2026-01-01T00:00:00Z">
+      <w:del w:id="925" w:author="PR Preview" w:date="2026-01-01T00:00:00Z">
         <w:r>
           <w:delText xml:space="preserve"> </w:delText>
         </w:r>
@@ -50013,7 +50159,7 @@
           </m:sub>
         </m:sSub>
       </m:oMath>
-      <w:del w:id="899" w:author="PR Preview" w:date="2026-01-01T00:00:00Z">
+      <w:del w:id="926" w:author="PR Preview" w:date="2026-01-01T00:00:00Z">
         <w:r>
           <w:delText xml:space="preserve">.</w:delText>
         </w:r>
@@ -50023,7 +50169,7 @@
       <w:pPr>
         <w:pStyle w:val="BodyText"/>
       </w:pPr>
-      <w:del w:id="900" w:author="PR Preview" w:date="2026-01-01T00:00:00Z">
+      <w:del w:id="927" w:author="PR Preview" w:date="2026-01-01T00:00:00Z">
         <w:r>
           <w:rPr>
             <w:i/>
@@ -50032,18 +50178,18 @@
           <w:delText xml:space="preserve">Solution 15</w:delText>
         </w:r>
       </w:del>
-      <w:del w:id="901" w:author="PR Preview" w:date="2026-01-01T00:00:00Z">
+      <w:del w:id="928" w:author="PR Preview" w:date="2026-01-01T00:00:00Z">
         <w:r>
           <w:delText xml:space="preserve">. </w:delText>
         </w:r>
       </w:del>
-      <w:del w:id="902" w:author="PR Preview" w:date="2026-01-01T00:00:00Z">
+      <w:del w:id="929" w:author="PR Preview" w:date="2026-01-01T00:00:00Z">
         <w:r>
           <w:delText xml:space="preserve">In terms of the centered sums (</w:delText>
         </w:r>
       </w:del>
       <w:hyperlink w:anchor="def-centered-sums">
-        <w:del w:id="903" w:author="PR Preview" w:date="2026-01-01T00:00:00Z">
+        <w:del w:id="930" w:author="PR Preview" w:date="2026-01-01T00:00:00Z">
           <w:r>
             <w:rPr>
               <w:rStyle w:val="Hyperlink"/>
@@ -50052,18 +50198,18 @@
           </w:r>
         </w:del>
       </w:hyperlink>
-      <w:del w:id="904" w:author="PR Preview" w:date="2026-01-01T00:00:00Z">
+      <w:del w:id="931" w:author="PR Preview" w:date="2026-01-01T00:00:00Z">
         <w:r>
           <w:delText xml:space="preserve">,</w:delText>
         </w:r>
       </w:del>
-      <w:del w:id="905" w:author="PR Preview" w:date="2026-01-01T00:00:00Z">
+      <w:del w:id="932" w:author="PR Preview" w:date="2026-01-01T00:00:00Z">
         <w:r>
           <w:delText xml:space="preserve"> </w:delText>
         </w:r>
       </w:del>
       <w:hyperlink w:anchor="def-centered-cross-product">
-        <w:del w:id="906" w:author="PR Preview" w:date="2026-01-01T00:00:00Z">
+        <w:del w:id="933" w:author="PR Preview" w:date="2026-01-01T00:00:00Z">
           <w:r>
             <w:rPr>
               <w:rStyle w:val="Hyperlink"/>
@@ -50072,7 +50218,7 @@
           </w:r>
         </w:del>
       </w:hyperlink>
-      <w:del w:id="907" w:author="PR Preview" w:date="2026-01-01T00:00:00Z">
+      <w:del w:id="934" w:author="PR Preview" w:date="2026-01-01T00:00:00Z">
         <w:r>
           <w:delText xml:space="preserve">),</w:delText>
         </w:r>
@@ -50082,7 +50228,7 @@
       <w:pPr>
         <w:pStyle w:val="BodyText"/>
       </w:pPr>
-      <w:ins w:id="908" w:author="PR Preview" w:date="2026-01-01T00:00:00Z">
+      <w:ins w:id="935" w:author="PR Preview" w:date="2026-01-01T00:00:00Z">
         <w:r>
           <w:rPr>
             <w:b/>
@@ -50091,17 +50237,17 @@
           <w:t xml:space="preserve">Exercise 18 (OLS slope and the correlation)</w:t>
         </w:r>
       </w:ins>
-      <w:ins w:id="909" w:author="PR Preview" w:date="2026-01-01T00:00:00Z">
+      <w:ins w:id="936" w:author="PR Preview" w:date="2026-01-01T00:00:00Z">
         <w:r>
           <w:t xml:space="preserve"> </w:t>
         </w:r>
       </w:ins>
-      <w:ins w:id="910" w:author="PR Preview" w:date="2026-01-01T00:00:00Z">
+      <w:ins w:id="937" w:author="PR Preview" w:date="2026-01-01T00:00:00Z">
         <w:r>
           <w:t xml:space="preserve">Assuming</w:t>
         </w:r>
       </w:ins>
-      <w:ins w:id="911" w:author="PR Preview" w:date="2026-01-01T00:00:00Z">
+      <w:ins w:id="938" w:author="PR Preview" w:date="2026-01-01T00:00:00Z">
         <w:r>
           <w:t xml:space="preserve"> </w:t>
         </w:r>
@@ -50132,17 +50278,17 @@
           <m:t>0</m:t>
         </m:r>
       </m:oMath>
-      <w:ins w:id="912" w:author="PR Preview" w:date="2026-01-01T00:00:00Z">
+      <w:ins w:id="939" w:author="PR Preview" w:date="2026-01-01T00:00:00Z">
         <w:r>
           <w:t xml:space="preserve"> </w:t>
         </w:r>
       </w:ins>
-      <w:ins w:id="913" w:author="PR Preview" w:date="2026-01-01T00:00:00Z">
+      <w:ins w:id="940" w:author="PR Preview" w:date="2026-01-01T00:00:00Z">
         <w:r>
           <w:t xml:space="preserve">and</w:t>
         </w:r>
       </w:ins>
-      <w:ins w:id="914" w:author="PR Preview" w:date="2026-01-01T00:00:00Z">
+      <w:ins w:id="941" w:author="PR Preview" w:date="2026-01-01T00:00:00Z">
         <w:r>
           <w:t xml:space="preserve"> </w:t>
         </w:r>
@@ -50173,18 +50319,18 @@
           <m:t>0</m:t>
         </m:r>
       </m:oMath>
-      <w:ins w:id="915" w:author="PR Preview" w:date="2026-01-01T00:00:00Z">
+      <w:ins w:id="942" w:author="PR Preview" w:date="2026-01-01T00:00:00Z">
         <w:r>
           <w:t xml:space="preserve"> </w:t>
         </w:r>
       </w:ins>
-      <w:ins w:id="916" w:author="PR Preview" w:date="2026-01-01T00:00:00Z">
+      <w:ins w:id="943" w:author="PR Preview" w:date="2026-01-01T00:00:00Z">
         <w:r>
           <w:t xml:space="preserve">(</w:t>
         </w:r>
       </w:ins>
       <w:hyperlink w:anchor="def-centered-sums">
-        <w:ins w:id="917" w:author="PR Preview" w:date="2026-01-01T00:00:00Z">
+        <w:ins w:id="944" w:author="PR Preview" w:date="2026-01-01T00:00:00Z">
           <w:r>
             <w:rPr>
               <w:rStyle w:val="Hyperlink"/>
@@ -50193,22 +50339,22 @@
           </w:r>
         </w:ins>
       </w:hyperlink>
-      <w:ins w:id="918" w:author="PR Preview" w:date="2026-01-01T00:00:00Z">
+      <w:ins w:id="945" w:author="PR Preview" w:date="2026-01-01T00:00:00Z">
         <w:r>
           <w:t xml:space="preserve">),</w:t>
         </w:r>
       </w:ins>
-      <w:ins w:id="919" w:author="PR Preview" w:date="2026-01-01T00:00:00Z">
+      <w:ins w:id="946" w:author="PR Preview" w:date="2026-01-01T00:00:00Z">
         <w:r>
           <w:t xml:space="preserve"> </w:t>
         </w:r>
       </w:ins>
-      <w:ins w:id="920" w:author="PR Preview" w:date="2026-01-01T00:00:00Z">
+      <w:ins w:id="947" w:author="PR Preview" w:date="2026-01-01T00:00:00Z">
         <w:r>
           <w:t xml:space="preserve">write the OLS slope</w:t>
         </w:r>
       </w:ins>
-      <w:ins w:id="921" w:author="PR Preview" w:date="2026-01-01T00:00:00Z">
+      <w:ins w:id="948" w:author="PR Preview" w:date="2026-01-01T00:00:00Z">
         <w:r>
           <w:t xml:space="preserve"> </w:t>
         </w:r>
@@ -50234,23 +50380,23 @@
           </m:sub>
         </m:sSub>
       </m:oMath>
-      <w:ins w:id="922" w:author="PR Preview" w:date="2026-01-01T00:00:00Z">
+      <w:ins w:id="949" w:author="PR Preview" w:date="2026-01-01T00:00:00Z">
         <w:r>
           <w:t xml:space="preserve"> </w:t>
         </w:r>
       </w:ins>
-      <w:ins w:id="923" w:author="PR Preview" w:date="2026-01-01T00:00:00Z">
+      <w:ins w:id="950" w:author="PR Preview" w:date="2026-01-01T00:00:00Z">
         <w:r>
           <w:t xml:space="preserve">from</w:t>
         </w:r>
       </w:ins>
-      <w:ins w:id="924" w:author="PR Preview" w:date="2026-01-01T00:00:00Z">
+      <w:ins w:id="951" w:author="PR Preview" w:date="2026-01-01T00:00:00Z">
         <w:r>
           <w:t xml:space="preserve"> </w:t>
         </w:r>
       </w:ins>
       <w:hyperlink w:anchor="thm-ols-slr">
-        <w:ins w:id="925" w:author="PR Preview" w:date="2026-01-01T00:00:00Z">
+        <w:ins w:id="952" w:author="PR Preview" w:date="2026-01-01T00:00:00Z">
           <w:r>
             <w:rPr>
               <w:rStyle w:val="Hyperlink"/>
@@ -50259,23 +50405,23 @@
           </w:r>
         </w:ins>
       </w:hyperlink>
-      <w:ins w:id="926" w:author="PR Preview" w:date="2026-01-01T00:00:00Z">
+      <w:ins w:id="953" w:author="PR Preview" w:date="2026-01-01T00:00:00Z">
         <w:r>
           <w:t xml:space="preserve"> </w:t>
         </w:r>
       </w:ins>
-      <w:ins w:id="927" w:author="PR Preview" w:date="2026-01-01T00:00:00Z">
+      <w:ins w:id="954" w:author="PR Preview" w:date="2026-01-01T00:00:00Z">
         <w:r>
           <w:t xml:space="preserve">in terms of the</w:t>
         </w:r>
       </w:ins>
-      <w:ins w:id="928" w:author="PR Preview" w:date="2026-01-01T00:00:00Z">
+      <w:ins w:id="955" w:author="PR Preview" w:date="2026-01-01T00:00:00Z">
         <w:r>
           <w:t xml:space="preserve"> </w:t>
         </w:r>
       </w:ins>
       <w:hyperlink r:id="rId15">
-        <w:ins w:id="929" w:author="PR Preview" w:date="2026-01-01T00:00:00Z">
+        <w:ins w:id="956" w:author="PR Preview" w:date="2026-01-01T00:00:00Z">
           <w:r>
             <w:rPr>
               <w:rStyle w:val="Hyperlink"/>
@@ -50284,7 +50430,7 @@
           </w:r>
         </w:ins>
       </w:hyperlink>
-      <w:ins w:id="930" w:author="PR Preview" w:date="2026-01-01T00:00:00Z">
+      <w:ins w:id="957" w:author="PR Preview" w:date="2026-01-01T00:00:00Z">
         <w:r>
           <w:t xml:space="preserve"> </w:t>
         </w:r>
@@ -50294,23 +50440,23 @@
           <m:t>r</m:t>
         </m:r>
       </m:oMath>
-      <w:ins w:id="931" w:author="PR Preview" w:date="2026-01-01T00:00:00Z">
+      <w:ins w:id="958" w:author="PR Preview" w:date="2026-01-01T00:00:00Z">
         <w:r>
           <w:t xml:space="preserve"> </w:t>
         </w:r>
       </w:ins>
-      <w:ins w:id="932" w:author="PR Preview" w:date="2026-01-01T00:00:00Z">
+      <w:ins w:id="959" w:author="PR Preview" w:date="2026-01-01T00:00:00Z">
         <w:r>
           <w:t xml:space="preserve">and the</w:t>
         </w:r>
       </w:ins>
-      <w:ins w:id="933" w:author="PR Preview" w:date="2026-01-01T00:00:00Z">
+      <w:ins w:id="960" w:author="PR Preview" w:date="2026-01-01T00:00:00Z">
         <w:r>
           <w:t xml:space="preserve"> </w:t>
         </w:r>
       </w:ins>
       <w:hyperlink r:id="rId121">
-        <w:ins w:id="934" w:author="PR Preview" w:date="2026-01-01T00:00:00Z">
+        <w:ins w:id="961" w:author="PR Preview" w:date="2026-01-01T00:00:00Z">
           <w:r>
             <w:rPr>
               <w:rStyle w:val="Hyperlink"/>
@@ -50319,7 +50465,7 @@
           </w:r>
         </w:ins>
       </w:hyperlink>
-      <w:ins w:id="935" w:author="PR Preview" w:date="2026-01-01T00:00:00Z">
+      <w:ins w:id="962" w:author="PR Preview" w:date="2026-01-01T00:00:00Z">
         <w:r>
           <w:t xml:space="preserve"> </w:t>
         </w:r>
@@ -50338,17 +50484,17 @@
           </m:sub>
         </m:sSub>
       </m:oMath>
-      <w:ins w:id="936" w:author="PR Preview" w:date="2026-01-01T00:00:00Z">
+      <w:ins w:id="963" w:author="PR Preview" w:date="2026-01-01T00:00:00Z">
         <w:r>
           <w:t xml:space="preserve"> </w:t>
         </w:r>
       </w:ins>
-      <w:ins w:id="937" w:author="PR Preview" w:date="2026-01-01T00:00:00Z">
+      <w:ins w:id="964" w:author="PR Preview" w:date="2026-01-01T00:00:00Z">
         <w:r>
           <w:t xml:space="preserve">and</w:t>
         </w:r>
       </w:ins>
-      <w:ins w:id="938" w:author="PR Preview" w:date="2026-01-01T00:00:00Z">
+      <w:ins w:id="965" w:author="PR Preview" w:date="2026-01-01T00:00:00Z">
         <w:r>
           <w:t xml:space="preserve"> </w:t>
         </w:r>
@@ -50367,17 +50513,17 @@
           </m:sub>
         </m:sSub>
       </m:oMath>
-      <w:ins w:id="939" w:author="PR Preview" w:date="2026-01-01T00:00:00Z">
+      <w:ins w:id="966" w:author="PR Preview" w:date="2026-01-01T00:00:00Z">
         <w:r>
           <w:t xml:space="preserve"> </w:t>
         </w:r>
       </w:ins>
-      <w:ins w:id="940" w:author="PR Preview" w:date="2026-01-01T00:00:00Z">
+      <w:ins w:id="967" w:author="PR Preview" w:date="2026-01-01T00:00:00Z">
         <w:r>
           <w:t xml:space="preserve">of the</w:t>
         </w:r>
       </w:ins>
-      <w:ins w:id="941" w:author="PR Preview" w:date="2026-01-01T00:00:00Z">
+      <w:ins w:id="968" w:author="PR Preview" w:date="2026-01-01T00:00:00Z">
         <w:r>
           <w:t xml:space="preserve"> </w:t>
         </w:r>
@@ -50396,17 +50542,17 @@
           </m:sub>
         </m:sSub>
       </m:oMath>
-      <w:ins w:id="942" w:author="PR Preview" w:date="2026-01-01T00:00:00Z">
+      <w:ins w:id="969" w:author="PR Preview" w:date="2026-01-01T00:00:00Z">
         <w:r>
           <w:t xml:space="preserve"> </w:t>
         </w:r>
       </w:ins>
-      <w:ins w:id="943" w:author="PR Preview" w:date="2026-01-01T00:00:00Z">
+      <w:ins w:id="970" w:author="PR Preview" w:date="2026-01-01T00:00:00Z">
         <w:r>
           <w:t xml:space="preserve">and the</w:t>
         </w:r>
       </w:ins>
-      <w:ins w:id="944" w:author="PR Preview" w:date="2026-01-01T00:00:00Z">
+      <w:ins w:id="971" w:author="PR Preview" w:date="2026-01-01T00:00:00Z">
         <w:r>
           <w:t xml:space="preserve"> </w:t>
         </w:r>
@@ -50425,7 +50571,7 @@
           </m:sub>
         </m:sSub>
       </m:oMath>
-      <w:ins w:id="945" w:author="PR Preview" w:date="2026-01-01T00:00:00Z">
+      <w:ins w:id="972" w:author="PR Preview" w:date="2026-01-01T00:00:00Z">
         <w:r>
           <w:t xml:space="preserve">.</w:t>
         </w:r>
@@ -50437,7 +50583,7 @@
       <w:pPr>
         <w:pStyle w:val="BodyText"/>
       </w:pPr>
-      <w:ins w:id="946" w:author="PR Preview" w:date="2026-01-01T00:00:00Z">
+      <w:ins w:id="973" w:author="PR Preview" w:date="2026-01-01T00:00:00Z">
         <w:r>
           <w:rPr>
             <w:i/>
@@ -50446,18 +50592,18 @@
           <w:t xml:space="preserve">Solution 18</w:t>
         </w:r>
       </w:ins>
-      <w:ins w:id="947" w:author="PR Preview" w:date="2026-01-01T00:00:00Z">
+      <w:ins w:id="974" w:author="PR Preview" w:date="2026-01-01T00:00:00Z">
         <w:r>
           <w:t xml:space="preserve">. </w:t>
         </w:r>
       </w:ins>
-      <w:ins w:id="948" w:author="PR Preview" w:date="2026-01-01T00:00:00Z">
+      <w:ins w:id="975" w:author="PR Preview" w:date="2026-01-01T00:00:00Z">
         <w:r>
           <w:t xml:space="preserve">In terms of the centered sums (</w:t>
         </w:r>
       </w:ins>
       <w:hyperlink w:anchor="def-centered-sums">
-        <w:ins w:id="949" w:author="PR Preview" w:date="2026-01-01T00:00:00Z">
+        <w:ins w:id="976" w:author="PR Preview" w:date="2026-01-01T00:00:00Z">
           <w:r>
             <w:rPr>
               <w:rStyle w:val="Hyperlink"/>
@@ -50466,18 +50612,18 @@
           </w:r>
         </w:ins>
       </w:hyperlink>
-      <w:ins w:id="950" w:author="PR Preview" w:date="2026-01-01T00:00:00Z">
+      <w:ins w:id="977" w:author="PR Preview" w:date="2026-01-01T00:00:00Z">
         <w:r>
           <w:t xml:space="preserve">,</w:t>
         </w:r>
       </w:ins>
-      <w:ins w:id="951" w:author="PR Preview" w:date="2026-01-01T00:00:00Z">
+      <w:ins w:id="978" w:author="PR Preview" w:date="2026-01-01T00:00:00Z">
         <w:r>
           <w:t xml:space="preserve"> </w:t>
         </w:r>
       </w:ins>
       <w:hyperlink w:anchor="def-centered-cross-product">
-        <w:ins w:id="952" w:author="PR Preview" w:date="2026-01-01T00:00:00Z">
+        <w:ins w:id="979" w:author="PR Preview" w:date="2026-01-01T00:00:00Z">
           <w:r>
             <w:rPr>
               <w:rStyle w:val="Hyperlink"/>
@@ -50486,7 +50632,7 @@
           </w:r>
         </w:ins>
       </w:hyperlink>
-      <w:ins w:id="953" w:author="PR Preview" w:date="2026-01-01T00:00:00Z">
+      <w:ins w:id="980" w:author="PR Preview" w:date="2026-01-01T00:00:00Z">
         <w:r>
           <w:t xml:space="preserve">),</w:t>
         </w:r>
@@ -52420,7 +52566,7 @@
       <w:pPr>
         <w:pStyle w:val="BodyText"/>
       </w:pPr>
-      <w:del w:id="954" w:author="PR Preview" w:date="2026-01-01T00:00:00Z">
+      <w:del w:id="981" w:author="PR Preview" w:date="2026-01-01T00:00:00Z">
         <w:r>
           <w:rPr>
             <w:i/>
@@ -52429,23 +52575,23 @@
           <w:delText xml:space="preserve">Proof</w:delText>
         </w:r>
       </w:del>
-      <w:del w:id="955" w:author="PR Preview" w:date="2026-01-01T00:00:00Z">
+      <w:del w:id="982" w:author="PR Preview" w:date="2026-01-01T00:00:00Z">
         <w:r>
           <w:delText xml:space="preserve">. </w:delText>
         </w:r>
       </w:del>
-      <w:del w:id="956" w:author="PR Preview" w:date="2026-01-01T00:00:00Z">
+      <w:del w:id="983" w:author="PR Preview" w:date="2026-01-01T00:00:00Z">
         <w:r>
           <w:delText xml:space="preserve">This is the solution to</w:delText>
         </w:r>
       </w:del>
-      <w:del w:id="957" w:author="PR Preview" w:date="2026-01-01T00:00:00Z">
+      <w:del w:id="984" w:author="PR Preview" w:date="2026-01-01T00:00:00Z">
         <w:r>
           <w:delText xml:space="preserve"> </w:delText>
         </w:r>
       </w:del>
       <w:hyperlink w:anchor="exr-ols-slope-r">
-        <w:del w:id="958" w:author="PR Preview" w:date="2026-01-01T00:00:00Z">
+        <w:del w:id="985" w:author="PR Preview" w:date="2026-01-01T00:00:00Z">
           <w:r>
             <w:rPr>
               <w:rStyle w:val="Hyperlink"/>
@@ -52454,7 +52600,7 @@
           </w:r>
         </w:del>
       </w:hyperlink>
-      <w:del w:id="959" w:author="PR Preview" w:date="2026-01-01T00:00:00Z">
+      <w:del w:id="986" w:author="PR Preview" w:date="2026-01-01T00:00:00Z">
         <w:r>
           <w:delText xml:space="preserve">.</w:delText>
         </w:r>
@@ -52464,7 +52610,7 @@
       <w:pPr>
         <w:pStyle w:val="BodyText"/>
       </w:pPr>
-      <w:ins w:id="960" w:author="PR Preview" w:date="2026-01-01T00:00:00Z">
+      <w:ins w:id="987" w:author="PR Preview" w:date="2026-01-01T00:00:00Z">
         <w:r>
           <w:rPr>
             <w:i/>
@@ -52473,23 +52619,23 @@
           <w:t xml:space="preserve">Proof</w:t>
         </w:r>
       </w:ins>
-      <w:ins w:id="961" w:author="PR Preview" w:date="2026-01-01T00:00:00Z">
+      <w:ins w:id="988" w:author="PR Preview" w:date="2026-01-01T00:00:00Z">
         <w:r>
           <w:t xml:space="preserve">. </w:t>
         </w:r>
       </w:ins>
-      <w:ins w:id="962" w:author="PR Preview" w:date="2026-01-01T00:00:00Z">
+      <w:ins w:id="989" w:author="PR Preview" w:date="2026-01-01T00:00:00Z">
         <w:r>
           <w:t xml:space="preserve">This is the solution to</w:t>
         </w:r>
       </w:ins>
-      <w:ins w:id="963" w:author="PR Preview" w:date="2026-01-01T00:00:00Z">
+      <w:ins w:id="990" w:author="PR Preview" w:date="2026-01-01T00:00:00Z">
         <w:r>
           <w:t xml:space="preserve"> </w:t>
         </w:r>
       </w:ins>
       <w:hyperlink w:anchor="exr-ols-slope-r">
-        <w:ins w:id="964" w:author="PR Preview" w:date="2026-01-01T00:00:00Z">
+        <w:ins w:id="991" w:author="PR Preview" w:date="2026-01-01T00:00:00Z">
           <w:r>
             <w:rPr>
               <w:rStyle w:val="Hyperlink"/>
@@ -52498,7 +52644,7 @@
           </w:r>
         </w:ins>
       </w:hyperlink>
-      <w:ins w:id="965" w:author="PR Preview" w:date="2026-01-01T00:00:00Z">
+      <w:ins w:id="992" w:author="PR Preview" w:date="2026-01-01T00:00:00Z">
         <w:r>
           <w:t xml:space="preserve">.</w:t>
         </w:r>
@@ -55343,7 +55489,7 @@
       <w:pPr>
         <w:pStyle w:val="BodyText"/>
       </w:pPr>
-      <w:del w:id="966" w:author="PR Preview" w:date="2026-01-01T00:00:00Z">
+      <w:del w:id="993" w:author="PR Preview" w:date="2026-01-01T00:00:00Z">
         <w:r>
           <w:rPr>
             <w:b/>
@@ -55352,17 +55498,17 @@
           <w:delText xml:space="preserve">Exercise 16 (Residual sum of squares of the OLS fit)</w:delText>
         </w:r>
       </w:del>
-      <w:del w:id="967" w:author="PR Preview" w:date="2026-01-01T00:00:00Z">
+      <w:del w:id="994" w:author="PR Preview" w:date="2026-01-01T00:00:00Z">
         <w:r>
           <w:delText xml:space="preserve"> </w:delText>
         </w:r>
       </w:del>
-      <w:del w:id="968" w:author="PR Preview" w:date="2026-01-01T00:00:00Z">
+      <w:del w:id="995" w:author="PR Preview" w:date="2026-01-01T00:00:00Z">
         <w:r>
           <w:delText xml:space="preserve">Assuming</w:delText>
         </w:r>
       </w:del>
-      <w:del w:id="969" w:author="PR Preview" w:date="2026-01-01T00:00:00Z">
+      <w:del w:id="996" w:author="PR Preview" w:date="2026-01-01T00:00:00Z">
         <w:r>
           <w:delText xml:space="preserve"> </w:delText>
         </w:r>
@@ -55393,18 +55539,18 @@
           <m:t>0</m:t>
         </m:r>
       </m:oMath>
-      <w:del w:id="970" w:author="PR Preview" w:date="2026-01-01T00:00:00Z">
+      <w:del w:id="997" w:author="PR Preview" w:date="2026-01-01T00:00:00Z">
         <w:r>
           <w:delText xml:space="preserve"> </w:delText>
         </w:r>
       </w:del>
-      <w:del w:id="971" w:author="PR Preview" w:date="2026-01-01T00:00:00Z">
+      <w:del w:id="998" w:author="PR Preview" w:date="2026-01-01T00:00:00Z">
         <w:r>
           <w:delText xml:space="preserve">(</w:delText>
         </w:r>
       </w:del>
       <w:hyperlink w:anchor="def-centered-sums">
-        <w:del w:id="972" w:author="PR Preview" w:date="2026-01-01T00:00:00Z">
+        <w:del w:id="999" w:author="PR Preview" w:date="2026-01-01T00:00:00Z">
           <w:r>
             <w:rPr>
               <w:rStyle w:val="Hyperlink"/>
@@ -55413,28 +55559,28 @@
           </w:r>
         </w:del>
       </w:hyperlink>
-      <w:del w:id="973" w:author="PR Preview" w:date="2026-01-01T00:00:00Z">
+      <w:del w:id="1000" w:author="PR Preview" w:date="2026-01-01T00:00:00Z">
         <w:r>
           <w:delText xml:space="preserve">),</w:delText>
         </w:r>
       </w:del>
-      <w:del w:id="974" w:author="PR Preview" w:date="2026-01-01T00:00:00Z">
+      <w:del w:id="1001" w:author="PR Preview" w:date="2026-01-01T00:00:00Z">
         <w:r>
           <w:delText xml:space="preserve"> </w:delText>
         </w:r>
       </w:del>
-      <w:del w:id="975" w:author="PR Preview" w:date="2026-01-01T00:00:00Z">
+      <w:del w:id="1002" w:author="PR Preview" w:date="2026-01-01T00:00:00Z">
         <w:r>
           <w:delText xml:space="preserve">write the</w:delText>
         </w:r>
       </w:del>
-      <w:del w:id="976" w:author="PR Preview" w:date="2026-01-01T00:00:00Z">
+      <w:del w:id="1003" w:author="PR Preview" w:date="2026-01-01T00:00:00Z">
         <w:r>
           <w:delText xml:space="preserve"> </w:delText>
         </w:r>
       </w:del>
       <w:hyperlink w:anchor="def-rss">
-        <w:del w:id="977" w:author="PR Preview" w:date="2026-01-01T00:00:00Z">
+        <w:del w:id="1004" w:author="PR Preview" w:date="2026-01-01T00:00:00Z">
           <w:r>
             <w:rPr>
               <w:rStyle w:val="Hyperlink"/>
@@ -55443,18 +55589,18 @@
           </w:r>
         </w:del>
       </w:hyperlink>
-      <w:del w:id="978" w:author="PR Preview" w:date="2026-01-01T00:00:00Z">
+      <w:del w:id="1005" w:author="PR Preview" w:date="2026-01-01T00:00:00Z">
         <w:r>
           <w:delText xml:space="preserve"> </w:delText>
         </w:r>
       </w:del>
-      <w:del w:id="979" w:author="PR Preview" w:date="2026-01-01T00:00:00Z">
+      <w:del w:id="1006" w:author="PR Preview" w:date="2026-01-01T00:00:00Z">
         <w:r>
           <w:delText xml:space="preserve">at the OLS estimates (</w:delText>
         </w:r>
       </w:del>
       <w:hyperlink w:anchor="thm-ols-slr">
-        <w:del w:id="980" w:author="PR Preview" w:date="2026-01-01T00:00:00Z">
+        <w:del w:id="1007" w:author="PR Preview" w:date="2026-01-01T00:00:00Z">
           <w:r>
             <w:rPr>
               <w:rStyle w:val="Hyperlink"/>
@@ -55463,12 +55609,12 @@
           </w:r>
         </w:del>
       </w:hyperlink>
-      <w:del w:id="981" w:author="PR Preview" w:date="2026-01-01T00:00:00Z">
+      <w:del w:id="1008" w:author="PR Preview" w:date="2026-01-01T00:00:00Z">
         <w:r>
           <w:delText xml:space="preserve">),</w:delText>
         </w:r>
       </w:del>
-      <w:del w:id="982" w:author="PR Preview" w:date="2026-01-01T00:00:00Z">
+      <w:del w:id="1009" w:author="PR Preview" w:date="2026-01-01T00:00:00Z">
         <w:r>
           <w:delText xml:space="preserve"> </w:delText>
         </w:r>
@@ -55597,22 +55743,22 @@
           </m:e>
         </m:nary>
       </m:oMath>
-      <w:del w:id="983" w:author="PR Preview" w:date="2026-01-01T00:00:00Z">
+      <w:del w:id="1010" w:author="PR Preview" w:date="2026-01-01T00:00:00Z">
         <w:r>
           <w:delText xml:space="preserve">,</w:delText>
         </w:r>
       </w:del>
-      <w:del w:id="984" w:author="PR Preview" w:date="2026-01-01T00:00:00Z">
+      <w:del w:id="1011" w:author="PR Preview" w:date="2026-01-01T00:00:00Z">
         <w:r>
           <w:delText xml:space="preserve"> </w:delText>
         </w:r>
       </w:del>
-      <w:del w:id="985" w:author="PR Preview" w:date="2026-01-01T00:00:00Z">
+      <w:del w:id="1012" w:author="PR Preview" w:date="2026-01-01T00:00:00Z">
         <w:r>
           <w:delText xml:space="preserve">in terms of</w:delText>
         </w:r>
       </w:del>
-      <w:del w:id="986" w:author="PR Preview" w:date="2026-01-01T00:00:00Z">
+      <w:del w:id="1013" w:author="PR Preview" w:date="2026-01-01T00:00:00Z">
         <w:r>
           <w:delText xml:space="preserve"> </w:delText>
         </w:r>
@@ -55634,12 +55780,12 @@
           </m:sub>
         </m:sSub>
       </m:oMath>
-      <w:del w:id="987" w:author="PR Preview" w:date="2026-01-01T00:00:00Z">
+      <w:del w:id="1014" w:author="PR Preview" w:date="2026-01-01T00:00:00Z">
         <w:r>
           <w:delText xml:space="preserve">,</w:delText>
         </w:r>
       </w:del>
-      <w:del w:id="988" w:author="PR Preview" w:date="2026-01-01T00:00:00Z">
+      <w:del w:id="1015" w:author="PR Preview" w:date="2026-01-01T00:00:00Z">
         <w:r>
           <w:delText xml:space="preserve"> </w:delText>
         </w:r>
@@ -55661,17 +55807,17 @@
           </m:sub>
         </m:sSub>
       </m:oMath>
-      <w:del w:id="989" w:author="PR Preview" w:date="2026-01-01T00:00:00Z">
+      <w:del w:id="1016" w:author="PR Preview" w:date="2026-01-01T00:00:00Z">
         <w:r>
           <w:delText xml:space="preserve"> </w:delText>
         </w:r>
       </w:del>
-      <w:del w:id="990" w:author="PR Preview" w:date="2026-01-01T00:00:00Z">
+      <w:del w:id="1017" w:author="PR Preview" w:date="2026-01-01T00:00:00Z">
         <w:r>
           <w:delText xml:space="preserve">and</w:delText>
         </w:r>
       </w:del>
-      <w:del w:id="991" w:author="PR Preview" w:date="2026-01-01T00:00:00Z">
+      <w:del w:id="1018" w:author="PR Preview" w:date="2026-01-01T00:00:00Z">
         <w:r>
           <w:delText xml:space="preserve"> </w:delText>
         </w:r>
@@ -55693,7 +55839,7 @@
           </m:sub>
         </m:sSub>
       </m:oMath>
-      <w:del w:id="992" w:author="PR Preview" w:date="2026-01-01T00:00:00Z">
+      <w:del w:id="1019" w:author="PR Preview" w:date="2026-01-01T00:00:00Z">
         <w:r>
           <w:delText xml:space="preserve">.</w:delText>
         </w:r>
@@ -55703,7 +55849,7 @@
       <w:pPr>
         <w:pStyle w:val="BodyText"/>
       </w:pPr>
-      <w:del w:id="993" w:author="PR Preview" w:date="2026-01-01T00:00:00Z">
+      <w:del w:id="1020" w:author="PR Preview" w:date="2026-01-01T00:00:00Z">
         <w:r>
           <w:rPr>
             <w:i/>
@@ -55712,23 +55858,23 @@
           <w:delText xml:space="preserve">Solution 16</w:delText>
         </w:r>
       </w:del>
-      <w:del w:id="994" w:author="PR Preview" w:date="2026-01-01T00:00:00Z">
+      <w:del w:id="1021" w:author="PR Preview" w:date="2026-01-01T00:00:00Z">
         <w:r>
           <w:delText xml:space="preserve">. </w:delText>
         </w:r>
       </w:del>
-      <w:del w:id="995" w:author="PR Preview" w:date="2026-01-01T00:00:00Z">
+      <w:del w:id="1022" w:author="PR Preview" w:date="2026-01-01T00:00:00Z">
         <w:r>
           <w:delText xml:space="preserve">The</w:delText>
         </w:r>
       </w:del>
-      <w:del w:id="996" w:author="PR Preview" w:date="2026-01-01T00:00:00Z">
+      <w:del w:id="1023" w:author="PR Preview" w:date="2026-01-01T00:00:00Z">
         <w:r>
           <w:delText xml:space="preserve"> </w:delText>
         </w:r>
       </w:del>
       <w:hyperlink r:id="rId142">
-        <w:del w:id="997" w:author="PR Preview" w:date="2026-01-01T00:00:00Z">
+        <w:del w:id="1024" w:author="PR Preview" w:date="2026-01-01T00:00:00Z">
           <w:r>
             <w:rPr>
               <w:rStyle w:val="Hyperlink"/>
@@ -55737,17 +55883,17 @@
           </w:r>
         </w:del>
       </w:hyperlink>
-      <w:del w:id="998" w:author="PR Preview" w:date="2026-01-01T00:00:00Z">
+      <w:del w:id="1025" w:author="PR Preview" w:date="2026-01-01T00:00:00Z">
         <w:r>
           <w:delText xml:space="preserve"> </w:delText>
         </w:r>
       </w:del>
-      <w:del w:id="999" w:author="PR Preview" w:date="2026-01-01T00:00:00Z">
+      <w:del w:id="1026" w:author="PR Preview" w:date="2026-01-01T00:00:00Z">
         <w:r>
           <w:delText xml:space="preserve">of the OLS fit are</w:delText>
         </w:r>
       </w:del>
-      <w:del w:id="1000" w:author="PR Preview" w:date="2026-01-01T00:00:00Z">
+      <w:del w:id="1027" w:author="PR Preview" w:date="2026-01-01T00:00:00Z">
         <w:r>
           <w:delText xml:space="preserve"> </w:delText>
         </w:r>
@@ -55835,28 +55981,28 @@
           </m:sub>
         </m:sSub>
       </m:oMath>
-      <w:del w:id="1001" w:author="PR Preview" w:date="2026-01-01T00:00:00Z">
+      <w:del w:id="1028" w:author="PR Preview" w:date="2026-01-01T00:00:00Z">
         <w:r>
           <w:delText xml:space="preserve">,</w:delText>
         </w:r>
       </w:del>
-      <w:del w:id="1002" w:author="PR Preview" w:date="2026-01-01T00:00:00Z">
+      <w:del w:id="1029" w:author="PR Preview" w:date="2026-01-01T00:00:00Z">
         <w:r>
           <w:delText xml:space="preserve"> </w:delText>
         </w:r>
       </w:del>
-      <w:del w:id="1003" w:author="PR Preview" w:date="2026-01-01T00:00:00Z">
+      <w:del w:id="1030" w:author="PR Preview" w:date="2026-01-01T00:00:00Z">
         <w:r>
           <w:delText xml:space="preserve">so each</w:delText>
         </w:r>
       </w:del>
-      <w:del w:id="1004" w:author="PR Preview" w:date="2026-01-01T00:00:00Z">
+      <w:del w:id="1031" w:author="PR Preview" w:date="2026-01-01T00:00:00Z">
         <w:r>
           <w:delText xml:space="preserve"> </w:delText>
         </w:r>
       </w:del>
       <w:hyperlink r:id="rId51">
-        <w:del w:id="1005" w:author="PR Preview" w:date="2026-01-01T00:00:00Z">
+        <w:del w:id="1032" w:author="PR Preview" w:date="2026-01-01T00:00:00Z">
           <w:r>
             <w:rPr>
               <w:rStyle w:val="Hyperlink"/>
@@ -55865,12 +56011,12 @@
           </w:r>
         </w:del>
       </w:hyperlink>
-      <w:del w:id="1006" w:author="PR Preview" w:date="2026-01-01T00:00:00Z">
+      <w:del w:id="1033" w:author="PR Preview" w:date="2026-01-01T00:00:00Z">
         <w:r>
           <w:delText xml:space="preserve"> </w:delText>
         </w:r>
       </w:del>
-      <w:del w:id="1007" w:author="PR Preview" w:date="2026-01-01T00:00:00Z">
+      <w:del w:id="1034" w:author="PR Preview" w:date="2026-01-01T00:00:00Z">
         <w:r>
           <w:delText xml:space="preserve">is</w:delText>
         </w:r>
@@ -55880,7 +56026,7 @@
       <w:pPr>
         <w:pStyle w:val="BodyText"/>
       </w:pPr>
-      <w:ins w:id="1008" w:author="PR Preview" w:date="2026-01-01T00:00:00Z">
+      <w:ins w:id="1035" w:author="PR Preview" w:date="2026-01-01T00:00:00Z">
         <w:r>
           <w:rPr>
             <w:b/>
@@ -55889,17 +56035,17 @@
           <w:t xml:space="preserve">Exercise 19 (Residual sum of squares of the OLS fit)</w:t>
         </w:r>
       </w:ins>
-      <w:ins w:id="1009" w:author="PR Preview" w:date="2026-01-01T00:00:00Z">
+      <w:ins w:id="1036" w:author="PR Preview" w:date="2026-01-01T00:00:00Z">
         <w:r>
           <w:t xml:space="preserve"> </w:t>
         </w:r>
       </w:ins>
-      <w:ins w:id="1010" w:author="PR Preview" w:date="2026-01-01T00:00:00Z">
+      <w:ins w:id="1037" w:author="PR Preview" w:date="2026-01-01T00:00:00Z">
         <w:r>
           <w:t xml:space="preserve">Assuming</w:t>
         </w:r>
       </w:ins>
-      <w:ins w:id="1011" w:author="PR Preview" w:date="2026-01-01T00:00:00Z">
+      <w:ins w:id="1038" w:author="PR Preview" w:date="2026-01-01T00:00:00Z">
         <w:r>
           <w:t xml:space="preserve"> </w:t>
         </w:r>
@@ -55930,18 +56076,18 @@
           <m:t>0</m:t>
         </m:r>
       </m:oMath>
-      <w:ins w:id="1012" w:author="PR Preview" w:date="2026-01-01T00:00:00Z">
+      <w:ins w:id="1039" w:author="PR Preview" w:date="2026-01-01T00:00:00Z">
         <w:r>
           <w:t xml:space="preserve"> </w:t>
         </w:r>
       </w:ins>
-      <w:ins w:id="1013" w:author="PR Preview" w:date="2026-01-01T00:00:00Z">
+      <w:ins w:id="1040" w:author="PR Preview" w:date="2026-01-01T00:00:00Z">
         <w:r>
           <w:t xml:space="preserve">(</w:t>
         </w:r>
       </w:ins>
       <w:hyperlink w:anchor="def-centered-sums">
-        <w:ins w:id="1014" w:author="PR Preview" w:date="2026-01-01T00:00:00Z">
+        <w:ins w:id="1041" w:author="PR Preview" w:date="2026-01-01T00:00:00Z">
           <w:r>
             <w:rPr>
               <w:rStyle w:val="Hyperlink"/>
@@ -55950,28 +56096,28 @@
           </w:r>
         </w:ins>
       </w:hyperlink>
-      <w:ins w:id="1015" w:author="PR Preview" w:date="2026-01-01T00:00:00Z">
+      <w:ins w:id="1042" w:author="PR Preview" w:date="2026-01-01T00:00:00Z">
         <w:r>
           <w:t xml:space="preserve">),</w:t>
         </w:r>
       </w:ins>
-      <w:ins w:id="1016" w:author="PR Preview" w:date="2026-01-01T00:00:00Z">
+      <w:ins w:id="1043" w:author="PR Preview" w:date="2026-01-01T00:00:00Z">
         <w:r>
           <w:t xml:space="preserve"> </w:t>
         </w:r>
       </w:ins>
-      <w:ins w:id="1017" w:author="PR Preview" w:date="2026-01-01T00:00:00Z">
+      <w:ins w:id="1044" w:author="PR Preview" w:date="2026-01-01T00:00:00Z">
         <w:r>
           <w:t xml:space="preserve">write the</w:t>
         </w:r>
       </w:ins>
-      <w:ins w:id="1018" w:author="PR Preview" w:date="2026-01-01T00:00:00Z">
+      <w:ins w:id="1045" w:author="PR Preview" w:date="2026-01-01T00:00:00Z">
         <w:r>
           <w:t xml:space="preserve"> </w:t>
         </w:r>
       </w:ins>
       <w:hyperlink w:anchor="def-rss">
-        <w:ins w:id="1019" w:author="PR Preview" w:date="2026-01-01T00:00:00Z">
+        <w:ins w:id="1046" w:author="PR Preview" w:date="2026-01-01T00:00:00Z">
           <w:r>
             <w:rPr>
               <w:rStyle w:val="Hyperlink"/>
@@ -55980,18 +56126,18 @@
           </w:r>
         </w:ins>
       </w:hyperlink>
-      <w:ins w:id="1020" w:author="PR Preview" w:date="2026-01-01T00:00:00Z">
+      <w:ins w:id="1047" w:author="PR Preview" w:date="2026-01-01T00:00:00Z">
         <w:r>
           <w:t xml:space="preserve"> </w:t>
         </w:r>
       </w:ins>
-      <w:ins w:id="1021" w:author="PR Preview" w:date="2026-01-01T00:00:00Z">
+      <w:ins w:id="1048" w:author="PR Preview" w:date="2026-01-01T00:00:00Z">
         <w:r>
           <w:t xml:space="preserve">at the OLS estimates (</w:t>
         </w:r>
       </w:ins>
       <w:hyperlink w:anchor="thm-ols-slr">
-        <w:ins w:id="1022" w:author="PR Preview" w:date="2026-01-01T00:00:00Z">
+        <w:ins w:id="1049" w:author="PR Preview" w:date="2026-01-01T00:00:00Z">
           <w:r>
             <w:rPr>
               <w:rStyle w:val="Hyperlink"/>
@@ -56000,12 +56146,12 @@
           </w:r>
         </w:ins>
       </w:hyperlink>
-      <w:ins w:id="1023" w:author="PR Preview" w:date="2026-01-01T00:00:00Z">
+      <w:ins w:id="1050" w:author="PR Preview" w:date="2026-01-01T00:00:00Z">
         <w:r>
           <w:t xml:space="preserve">),</w:t>
         </w:r>
       </w:ins>
-      <w:ins w:id="1024" w:author="PR Preview" w:date="2026-01-01T00:00:00Z">
+      <w:ins w:id="1051" w:author="PR Preview" w:date="2026-01-01T00:00:00Z">
         <w:r>
           <w:t xml:space="preserve"> </w:t>
         </w:r>
@@ -56134,22 +56280,22 @@
           </m:e>
         </m:nary>
       </m:oMath>
-      <w:ins w:id="1025" w:author="PR Preview" w:date="2026-01-01T00:00:00Z">
+      <w:ins w:id="1052" w:author="PR Preview" w:date="2026-01-01T00:00:00Z">
         <w:r>
           <w:t xml:space="preserve">,</w:t>
         </w:r>
       </w:ins>
-      <w:ins w:id="1026" w:author="PR Preview" w:date="2026-01-01T00:00:00Z">
+      <w:ins w:id="1053" w:author="PR Preview" w:date="2026-01-01T00:00:00Z">
         <w:r>
           <w:t xml:space="preserve"> </w:t>
         </w:r>
       </w:ins>
-      <w:ins w:id="1027" w:author="PR Preview" w:date="2026-01-01T00:00:00Z">
+      <w:ins w:id="1054" w:author="PR Preview" w:date="2026-01-01T00:00:00Z">
         <w:r>
           <w:t xml:space="preserve">in terms of</w:t>
         </w:r>
       </w:ins>
-      <w:ins w:id="1028" w:author="PR Preview" w:date="2026-01-01T00:00:00Z">
+      <w:ins w:id="1055" w:author="PR Preview" w:date="2026-01-01T00:00:00Z">
         <w:r>
           <w:t xml:space="preserve"> </w:t>
         </w:r>
@@ -56171,12 +56317,12 @@
           </m:sub>
         </m:sSub>
       </m:oMath>
-      <w:ins w:id="1029" w:author="PR Preview" w:date="2026-01-01T00:00:00Z">
+      <w:ins w:id="1056" w:author="PR Preview" w:date="2026-01-01T00:00:00Z">
         <w:r>
           <w:t xml:space="preserve">,</w:t>
         </w:r>
       </w:ins>
-      <w:ins w:id="1030" w:author="PR Preview" w:date="2026-01-01T00:00:00Z">
+      <w:ins w:id="1057" w:author="PR Preview" w:date="2026-01-01T00:00:00Z">
         <w:r>
           <w:t xml:space="preserve"> </w:t>
         </w:r>
@@ -56198,17 +56344,17 @@
           </m:sub>
         </m:sSub>
       </m:oMath>
-      <w:ins w:id="1031" w:author="PR Preview" w:date="2026-01-01T00:00:00Z">
+      <w:ins w:id="1058" w:author="PR Preview" w:date="2026-01-01T00:00:00Z">
         <w:r>
           <w:t xml:space="preserve"> </w:t>
         </w:r>
       </w:ins>
-      <w:ins w:id="1032" w:author="PR Preview" w:date="2026-01-01T00:00:00Z">
+      <w:ins w:id="1059" w:author="PR Preview" w:date="2026-01-01T00:00:00Z">
         <w:r>
           <w:t xml:space="preserve">and</w:t>
         </w:r>
       </w:ins>
-      <w:ins w:id="1033" w:author="PR Preview" w:date="2026-01-01T00:00:00Z">
+      <w:ins w:id="1060" w:author="PR Preview" w:date="2026-01-01T00:00:00Z">
         <w:r>
           <w:t xml:space="preserve"> </w:t>
         </w:r>
@@ -56230,7 +56376,7 @@
           </m:sub>
         </m:sSub>
       </m:oMath>
-      <w:ins w:id="1034" w:author="PR Preview" w:date="2026-01-01T00:00:00Z">
+      <w:ins w:id="1061" w:author="PR Preview" w:date="2026-01-01T00:00:00Z">
         <w:r>
           <w:t xml:space="preserve">.</w:t>
         </w:r>
@@ -56242,7 +56388,7 @@
       <w:pPr>
         <w:pStyle w:val="BodyText"/>
       </w:pPr>
-      <w:ins w:id="1035" w:author="PR Preview" w:date="2026-01-01T00:00:00Z">
+      <w:ins w:id="1062" w:author="PR Preview" w:date="2026-01-01T00:00:00Z">
         <w:r>
           <w:rPr>
             <w:i/>
@@ -56251,23 +56397,23 @@
           <w:t xml:space="preserve">Solution 19</w:t>
         </w:r>
       </w:ins>
-      <w:ins w:id="1036" w:author="PR Preview" w:date="2026-01-01T00:00:00Z">
+      <w:ins w:id="1063" w:author="PR Preview" w:date="2026-01-01T00:00:00Z">
         <w:r>
           <w:t xml:space="preserve">. </w:t>
         </w:r>
       </w:ins>
-      <w:ins w:id="1037" w:author="PR Preview" w:date="2026-01-01T00:00:00Z">
+      <w:ins w:id="1064" w:author="PR Preview" w:date="2026-01-01T00:00:00Z">
         <w:r>
           <w:t xml:space="preserve">The</w:t>
         </w:r>
       </w:ins>
-      <w:ins w:id="1038" w:author="PR Preview" w:date="2026-01-01T00:00:00Z">
+      <w:ins w:id="1065" w:author="PR Preview" w:date="2026-01-01T00:00:00Z">
         <w:r>
           <w:t xml:space="preserve"> </w:t>
         </w:r>
       </w:ins>
       <w:hyperlink r:id="rId142">
-        <w:ins w:id="1039" w:author="PR Preview" w:date="2026-01-01T00:00:00Z">
+        <w:ins w:id="1066" w:author="PR Preview" w:date="2026-01-01T00:00:00Z">
           <w:r>
             <w:rPr>
               <w:rStyle w:val="Hyperlink"/>
@@ -56276,17 +56422,17 @@
           </w:r>
         </w:ins>
       </w:hyperlink>
-      <w:ins w:id="1040" w:author="PR Preview" w:date="2026-01-01T00:00:00Z">
+      <w:ins w:id="1067" w:author="PR Preview" w:date="2026-01-01T00:00:00Z">
         <w:r>
           <w:t xml:space="preserve"> </w:t>
         </w:r>
       </w:ins>
-      <w:ins w:id="1041" w:author="PR Preview" w:date="2026-01-01T00:00:00Z">
+      <w:ins w:id="1068" w:author="PR Preview" w:date="2026-01-01T00:00:00Z">
         <w:r>
           <w:t xml:space="preserve">of the OLS fit are</w:t>
         </w:r>
       </w:ins>
-      <w:ins w:id="1042" w:author="PR Preview" w:date="2026-01-01T00:00:00Z">
+      <w:ins w:id="1069" w:author="PR Preview" w:date="2026-01-01T00:00:00Z">
         <w:r>
           <w:t xml:space="preserve"> </w:t>
         </w:r>
@@ -56374,28 +56520,28 @@
           </m:sub>
         </m:sSub>
       </m:oMath>
-      <w:ins w:id="1043" w:author="PR Preview" w:date="2026-01-01T00:00:00Z">
+      <w:ins w:id="1070" w:author="PR Preview" w:date="2026-01-01T00:00:00Z">
         <w:r>
           <w:t xml:space="preserve">,</w:t>
         </w:r>
       </w:ins>
-      <w:ins w:id="1044" w:author="PR Preview" w:date="2026-01-01T00:00:00Z">
+      <w:ins w:id="1071" w:author="PR Preview" w:date="2026-01-01T00:00:00Z">
         <w:r>
           <w:t xml:space="preserve"> </w:t>
         </w:r>
       </w:ins>
-      <w:ins w:id="1045" w:author="PR Preview" w:date="2026-01-01T00:00:00Z">
+      <w:ins w:id="1072" w:author="PR Preview" w:date="2026-01-01T00:00:00Z">
         <w:r>
           <w:t xml:space="preserve">so each</w:t>
         </w:r>
       </w:ins>
-      <w:ins w:id="1046" w:author="PR Preview" w:date="2026-01-01T00:00:00Z">
+      <w:ins w:id="1073" w:author="PR Preview" w:date="2026-01-01T00:00:00Z">
         <w:r>
           <w:t xml:space="preserve"> </w:t>
         </w:r>
       </w:ins>
       <w:hyperlink r:id="rId51">
-        <w:ins w:id="1047" w:author="PR Preview" w:date="2026-01-01T00:00:00Z">
+        <w:ins w:id="1074" w:author="PR Preview" w:date="2026-01-01T00:00:00Z">
           <w:r>
             <w:rPr>
               <w:rStyle w:val="Hyperlink"/>
@@ -56404,12 +56550,12 @@
           </w:r>
         </w:ins>
       </w:hyperlink>
-      <w:ins w:id="1048" w:author="PR Preview" w:date="2026-01-01T00:00:00Z">
+      <w:ins w:id="1075" w:author="PR Preview" w:date="2026-01-01T00:00:00Z">
         <w:r>
           <w:t xml:space="preserve"> </w:t>
         </w:r>
       </w:ins>
-      <w:ins w:id="1049" w:author="PR Preview" w:date="2026-01-01T00:00:00Z">
+      <w:ins w:id="1076" w:author="PR Preview" w:date="2026-01-01T00:00:00Z">
         <w:r>
           <w:t xml:space="preserve">is</w:t>
         </w:r>
@@ -60706,7 +60852,7 @@
       <w:pPr>
         <w:pStyle w:val="FirstParagraph"/>
       </w:pPr>
-      <w:del w:id="1050" w:author="PR Preview" w:date="2026-01-01T00:00:00Z">
+      <w:del w:id="1077" w:author="PR Preview" w:date="2026-01-01T00:00:00Z">
         <w:r>
           <w:rPr>
             <w:i/>
@@ -60715,23 +60861,23 @@
           <w:delText xml:space="preserve">Proof</w:delText>
         </w:r>
       </w:del>
-      <w:del w:id="1051" w:author="PR Preview" w:date="2026-01-01T00:00:00Z">
+      <w:del w:id="1078" w:author="PR Preview" w:date="2026-01-01T00:00:00Z">
         <w:r>
           <w:delText xml:space="preserve">. </w:delText>
         </w:r>
       </w:del>
-      <w:del w:id="1052" w:author="PR Preview" w:date="2026-01-01T00:00:00Z">
+      <w:del w:id="1079" w:author="PR Preview" w:date="2026-01-01T00:00:00Z">
         <w:r>
           <w:delText xml:space="preserve">This is the solution to</w:delText>
         </w:r>
       </w:del>
-      <w:del w:id="1053" w:author="PR Preview" w:date="2026-01-01T00:00:00Z">
+      <w:del w:id="1080" w:author="PR Preview" w:date="2026-01-01T00:00:00Z">
         <w:r>
           <w:delText xml:space="preserve"> </w:delText>
         </w:r>
       </w:del>
       <w:hyperlink w:anchor="exr-rss-ols-fit">
-        <w:del w:id="1054" w:author="PR Preview" w:date="2026-01-01T00:00:00Z">
+        <w:del w:id="1081" w:author="PR Preview" w:date="2026-01-01T00:00:00Z">
           <w:r>
             <w:rPr>
               <w:rStyle w:val="Hyperlink"/>
@@ -60740,7 +60886,7 @@
           </w:r>
         </w:del>
       </w:hyperlink>
-      <w:del w:id="1055" w:author="PR Preview" w:date="2026-01-01T00:00:00Z">
+      <w:del w:id="1082" w:author="PR Preview" w:date="2026-01-01T00:00:00Z">
         <w:r>
           <w:delText xml:space="preserve">.</w:delText>
         </w:r>
@@ -60750,7 +60896,7 @@
       <w:pPr>
         <w:pStyle w:val="BodyText"/>
       </w:pPr>
-      <w:del w:id="1056" w:author="PR Preview" w:date="2026-01-01T00:00:00Z">
+      <w:del w:id="1083" w:author="PR Preview" w:date="2026-01-01T00:00:00Z">
         <w:r>
           <w:rPr>
             <w:b/>
@@ -60773,7 +60919,7 @@
           </m:sup>
         </m:sSup>
       </m:oMath>
-      <w:del w:id="1057" w:author="PR Preview" w:date="2026-01-01T00:00:00Z">
+      <w:del w:id="1084" w:author="PR Preview" w:date="2026-01-01T00:00:00Z">
         <w:r>
           <w:rPr>
             <w:b/>
@@ -60782,7 +60928,7 @@
           <w:delText xml:space="preserve"> </w:delText>
         </w:r>
       </w:del>
-      <w:del w:id="1058" w:author="PR Preview" w:date="2026-01-01T00:00:00Z">
+      <w:del w:id="1085" w:author="PR Preview" w:date="2026-01-01T00:00:00Z">
         <w:r>
           <w:rPr>
             <w:b/>
@@ -60791,17 +60937,17 @@
           <w:delText xml:space="preserve">and the correlation)</w:delText>
         </w:r>
       </w:del>
-      <w:del w:id="1059" w:author="PR Preview" w:date="2026-01-01T00:00:00Z">
+      <w:del w:id="1086" w:author="PR Preview" w:date="2026-01-01T00:00:00Z">
         <w:r>
           <w:delText xml:space="preserve"> </w:delText>
         </w:r>
       </w:del>
-      <w:del w:id="1060" w:author="PR Preview" w:date="2026-01-01T00:00:00Z">
+      <w:del w:id="1087" w:author="PR Preview" w:date="2026-01-01T00:00:00Z">
         <w:r>
           <w:delText xml:space="preserve">Assuming</w:delText>
         </w:r>
       </w:del>
-      <w:del w:id="1061" w:author="PR Preview" w:date="2026-01-01T00:00:00Z">
+      <w:del w:id="1088" w:author="PR Preview" w:date="2026-01-01T00:00:00Z">
         <w:r>
           <w:delText xml:space="preserve"> </w:delText>
         </w:r>
@@ -60832,17 +60978,17 @@
           <m:t>0</m:t>
         </m:r>
       </m:oMath>
-      <w:del w:id="1062" w:author="PR Preview" w:date="2026-01-01T00:00:00Z">
+      <w:del w:id="1089" w:author="PR Preview" w:date="2026-01-01T00:00:00Z">
         <w:r>
           <w:delText xml:space="preserve"> </w:delText>
         </w:r>
       </w:del>
-      <w:del w:id="1063" w:author="PR Preview" w:date="2026-01-01T00:00:00Z">
+      <w:del w:id="1090" w:author="PR Preview" w:date="2026-01-01T00:00:00Z">
         <w:r>
           <w:delText xml:space="preserve">and</w:delText>
         </w:r>
       </w:del>
-      <w:del w:id="1064" w:author="PR Preview" w:date="2026-01-01T00:00:00Z">
+      <w:del w:id="1091" w:author="PR Preview" w:date="2026-01-01T00:00:00Z">
         <w:r>
           <w:delText xml:space="preserve"> </w:delText>
         </w:r>
@@ -60873,18 +61019,18 @@
           <m:t>0</m:t>
         </m:r>
       </m:oMath>
-      <w:del w:id="1065" w:author="PR Preview" w:date="2026-01-01T00:00:00Z">
+      <w:del w:id="1092" w:author="PR Preview" w:date="2026-01-01T00:00:00Z">
         <w:r>
           <w:delText xml:space="preserve"> </w:delText>
         </w:r>
       </w:del>
-      <w:del w:id="1066" w:author="PR Preview" w:date="2026-01-01T00:00:00Z">
+      <w:del w:id="1093" w:author="PR Preview" w:date="2026-01-01T00:00:00Z">
         <w:r>
           <w:delText xml:space="preserve">(</w:delText>
         </w:r>
       </w:del>
       <w:hyperlink w:anchor="def-centered-sums">
-        <w:del w:id="1067" w:author="PR Preview" w:date="2026-01-01T00:00:00Z">
+        <w:del w:id="1094" w:author="PR Preview" w:date="2026-01-01T00:00:00Z">
           <w:r>
             <w:rPr>
               <w:rStyle w:val="Hyperlink"/>
@@ -60893,28 +61039,28 @@
           </w:r>
         </w:del>
       </w:hyperlink>
-      <w:del w:id="1068" w:author="PR Preview" w:date="2026-01-01T00:00:00Z">
+      <w:del w:id="1095" w:author="PR Preview" w:date="2026-01-01T00:00:00Z">
         <w:r>
           <w:delText xml:space="preserve">),</w:delText>
         </w:r>
       </w:del>
-      <w:del w:id="1069" w:author="PR Preview" w:date="2026-01-01T00:00:00Z">
+      <w:del w:id="1096" w:author="PR Preview" w:date="2026-01-01T00:00:00Z">
         <w:r>
           <w:delText xml:space="preserve"> </w:delText>
         </w:r>
       </w:del>
-      <w:del w:id="1070" w:author="PR Preview" w:date="2026-01-01T00:00:00Z">
+      <w:del w:id="1097" w:author="PR Preview" w:date="2026-01-01T00:00:00Z">
         <w:r>
           <w:delText xml:space="preserve">use</w:delText>
         </w:r>
       </w:del>
-      <w:del w:id="1071" w:author="PR Preview" w:date="2026-01-01T00:00:00Z">
+      <w:del w:id="1098" w:author="PR Preview" w:date="2026-01-01T00:00:00Z">
         <w:r>
           <w:delText xml:space="preserve"> </w:delText>
         </w:r>
       </w:del>
       <w:hyperlink w:anchor="exr-rss-ols-fit">
-        <w:del w:id="1072" w:author="PR Preview" w:date="2026-01-01T00:00:00Z">
+        <w:del w:id="1099" w:author="PR Preview" w:date="2026-01-01T00:00:00Z">
           <w:r>
             <w:rPr>
               <w:rStyle w:val="Hyperlink"/>
@@ -60923,23 +61069,23 @@
           </w:r>
         </w:del>
       </w:hyperlink>
-      <w:del w:id="1073" w:author="PR Preview" w:date="2026-01-01T00:00:00Z">
+      <w:del w:id="1100" w:author="PR Preview" w:date="2026-01-01T00:00:00Z">
         <w:r>
           <w:delText xml:space="preserve"> </w:delText>
         </w:r>
       </w:del>
-      <w:del w:id="1074" w:author="PR Preview" w:date="2026-01-01T00:00:00Z">
+      <w:del w:id="1101" w:author="PR Preview" w:date="2026-01-01T00:00:00Z">
         <w:r>
           <w:delText xml:space="preserve">to write the</w:delText>
         </w:r>
       </w:del>
-      <w:del w:id="1075" w:author="PR Preview" w:date="2026-01-01T00:00:00Z">
+      <w:del w:id="1102" w:author="PR Preview" w:date="2026-01-01T00:00:00Z">
         <w:r>
           <w:delText xml:space="preserve"> </w:delText>
         </w:r>
       </w:del>
       <w:hyperlink w:anchor="def-r-squared">
-        <w:del w:id="1076" w:author="PR Preview" w:date="2026-01-01T00:00:00Z">
+        <w:del w:id="1103" w:author="PR Preview" w:date="2026-01-01T00:00:00Z">
           <w:r>
             <w:rPr>
               <w:rStyle w:val="Hyperlink"/>
@@ -60948,7 +61094,7 @@
           </w:r>
         </w:del>
       </w:hyperlink>
-      <w:del w:id="1077" w:author="PR Preview" w:date="2026-01-01T00:00:00Z">
+      <w:del w:id="1104" w:author="PR Preview" w:date="2026-01-01T00:00:00Z">
         <w:r>
           <w:delText xml:space="preserve"> </w:delText>
         </w:r>
@@ -60967,33 +61113,33 @@
           </m:sup>
         </m:sSup>
       </m:oMath>
-      <w:del w:id="1078" w:author="PR Preview" w:date="2026-01-01T00:00:00Z">
+      <w:del w:id="1105" w:author="PR Preview" w:date="2026-01-01T00:00:00Z">
         <w:r>
           <w:delText xml:space="preserve"> </w:delText>
         </w:r>
       </w:del>
-      <w:del w:id="1079" w:author="PR Preview" w:date="2026-01-01T00:00:00Z">
+      <w:del w:id="1106" w:author="PR Preview" w:date="2026-01-01T00:00:00Z">
         <w:r>
           <w:delText xml:space="preserve">of the OLS fit</w:delText>
         </w:r>
       </w:del>
-      <w:del w:id="1080" w:author="PR Preview" w:date="2026-01-01T00:00:00Z">
+      <w:del w:id="1107" w:author="PR Preview" w:date="2026-01-01T00:00:00Z">
         <w:r>
           <w:delText xml:space="preserve"> </w:delText>
         </w:r>
       </w:del>
-      <w:del w:id="1081" w:author="PR Preview" w:date="2026-01-01T00:00:00Z">
+      <w:del w:id="1108" w:author="PR Preview" w:date="2026-01-01T00:00:00Z">
         <w:r>
           <w:delText xml:space="preserve">in terms of the</w:delText>
         </w:r>
       </w:del>
-      <w:del w:id="1082" w:author="PR Preview" w:date="2026-01-01T00:00:00Z">
+      <w:del w:id="1109" w:author="PR Preview" w:date="2026-01-01T00:00:00Z">
         <w:r>
           <w:delText xml:space="preserve"> </w:delText>
         </w:r>
       </w:del>
       <w:hyperlink r:id="rId15">
-        <w:del w:id="1083" w:author="PR Preview" w:date="2026-01-01T00:00:00Z">
+        <w:del w:id="1110" w:author="PR Preview" w:date="2026-01-01T00:00:00Z">
           <w:r>
             <w:rPr>
               <w:rStyle w:val="Hyperlink"/>
@@ -61002,7 +61148,7 @@
           </w:r>
         </w:del>
       </w:hyperlink>
-      <w:del w:id="1084" w:author="PR Preview" w:date="2026-01-01T00:00:00Z">
+      <w:del w:id="1111" w:author="PR Preview" w:date="2026-01-01T00:00:00Z">
         <w:r>
           <w:delText xml:space="preserve"> </w:delText>
         </w:r>
@@ -61012,22 +61158,22 @@
           <m:t>r</m:t>
         </m:r>
       </m:oMath>
-      <w:del w:id="1085" w:author="PR Preview" w:date="2026-01-01T00:00:00Z">
+      <w:del w:id="1112" w:author="PR Preview" w:date="2026-01-01T00:00:00Z">
         <w:r>
           <w:delText xml:space="preserve">,</w:delText>
         </w:r>
       </w:del>
-      <w:del w:id="1086" w:author="PR Preview" w:date="2026-01-01T00:00:00Z">
+      <w:del w:id="1113" w:author="PR Preview" w:date="2026-01-01T00:00:00Z">
         <w:r>
           <w:delText xml:space="preserve"> </w:delText>
         </w:r>
       </w:del>
-      <w:del w:id="1087" w:author="PR Preview" w:date="2026-01-01T00:00:00Z">
+      <w:del w:id="1114" w:author="PR Preview" w:date="2026-01-01T00:00:00Z">
         <w:r>
           <w:delText xml:space="preserve">and show that</w:delText>
         </w:r>
       </w:del>
-      <w:del w:id="1088" w:author="PR Preview" w:date="2026-01-01T00:00:00Z">
+      <w:del w:id="1115" w:author="PR Preview" w:date="2026-01-01T00:00:00Z">
         <w:r>
           <w:delText xml:space="preserve"> </w:delText>
         </w:r>
@@ -61064,7 +61210,7 @@
           <m:t>1</m:t>
         </m:r>
       </m:oMath>
-      <w:del w:id="1089" w:author="PR Preview" w:date="2026-01-01T00:00:00Z">
+      <w:del w:id="1116" w:author="PR Preview" w:date="2026-01-01T00:00:00Z">
         <w:r>
           <w:delText xml:space="preserve">.</w:delText>
         </w:r>
@@ -61074,7 +61220,7 @@
       <w:pPr>
         <w:pStyle w:val="BodyText"/>
       </w:pPr>
-      <w:del w:id="1090" w:author="PR Preview" w:date="2026-01-01T00:00:00Z">
+      <w:del w:id="1117" w:author="PR Preview" w:date="2026-01-01T00:00:00Z">
         <w:r>
           <w:rPr>
             <w:i/>
@@ -61083,23 +61229,23 @@
           <w:delText xml:space="preserve">Solution 17</w:delText>
         </w:r>
       </w:del>
-      <w:del w:id="1091" w:author="PR Preview" w:date="2026-01-01T00:00:00Z">
+      <w:del w:id="1118" w:author="PR Preview" w:date="2026-01-01T00:00:00Z">
         <w:r>
           <w:delText xml:space="preserve">. </w:delText>
         </w:r>
       </w:del>
-      <w:del w:id="1092" w:author="PR Preview" w:date="2026-01-01T00:00:00Z">
+      <w:del w:id="1119" w:author="PR Preview" w:date="2026-01-01T00:00:00Z">
         <w:r>
           <w:delText xml:space="preserve">The</w:delText>
         </w:r>
       </w:del>
-      <w:del w:id="1093" w:author="PR Preview" w:date="2026-01-01T00:00:00Z">
+      <w:del w:id="1120" w:author="PR Preview" w:date="2026-01-01T00:00:00Z">
         <w:r>
           <w:delText xml:space="preserve"> </w:delText>
         </w:r>
       </w:del>
       <w:hyperlink w:anchor="def-tss">
-        <w:del w:id="1094" w:author="PR Preview" w:date="2026-01-01T00:00:00Z">
+        <w:del w:id="1121" w:author="PR Preview" w:date="2026-01-01T00:00:00Z">
           <w:r>
             <w:rPr>
               <w:rStyle w:val="Hyperlink"/>
@@ -61108,17 +61254,17 @@
           </w:r>
         </w:del>
       </w:hyperlink>
-      <w:del w:id="1095" w:author="PR Preview" w:date="2026-01-01T00:00:00Z">
+      <w:del w:id="1122" w:author="PR Preview" w:date="2026-01-01T00:00:00Z">
         <w:r>
           <w:delText xml:space="preserve"> </w:delText>
         </w:r>
       </w:del>
-      <w:del w:id="1096" w:author="PR Preview" w:date="2026-01-01T00:00:00Z">
+      <w:del w:id="1123" w:author="PR Preview" w:date="2026-01-01T00:00:00Z">
         <w:r>
           <w:delText xml:space="preserve">is</w:delText>
         </w:r>
       </w:del>
-      <w:del w:id="1097" w:author="PR Preview" w:date="2026-01-01T00:00:00Z">
+      <w:del w:id="1124" w:author="PR Preview" w:date="2026-01-01T00:00:00Z">
         <w:r>
           <w:delText xml:space="preserve"> </w:delText>
         </w:r>
@@ -61140,18 +61286,18 @@
           </m:sub>
         </m:sSub>
       </m:oMath>
-      <w:del w:id="1098" w:author="PR Preview" w:date="2026-01-01T00:00:00Z">
+      <w:del w:id="1125" w:author="PR Preview" w:date="2026-01-01T00:00:00Z">
         <w:r>
           <w:delText xml:space="preserve"> </w:delText>
         </w:r>
       </w:del>
-      <w:del w:id="1099" w:author="PR Preview" w:date="2026-01-01T00:00:00Z">
+      <w:del w:id="1126" w:author="PR Preview" w:date="2026-01-01T00:00:00Z">
         <w:r>
           <w:delText xml:space="preserve">(</w:delText>
         </w:r>
       </w:del>
       <w:hyperlink w:anchor="def-centered-sums">
-        <w:del w:id="1100" w:author="PR Preview" w:date="2026-01-01T00:00:00Z">
+        <w:del w:id="1127" w:author="PR Preview" w:date="2026-01-01T00:00:00Z">
           <w:r>
             <w:rPr>
               <w:rStyle w:val="Hyperlink"/>
@@ -61160,28 +61306,28 @@
           </w:r>
         </w:del>
       </w:hyperlink>
-      <w:del w:id="1101" w:author="PR Preview" w:date="2026-01-01T00:00:00Z">
+      <w:del w:id="1128" w:author="PR Preview" w:date="2026-01-01T00:00:00Z">
         <w:r>
           <w:delText xml:space="preserve">),</w:delText>
         </w:r>
       </w:del>
-      <w:del w:id="1102" w:author="PR Preview" w:date="2026-01-01T00:00:00Z">
+      <w:del w:id="1129" w:author="PR Preview" w:date="2026-01-01T00:00:00Z">
         <w:r>
           <w:delText xml:space="preserve"> </w:delText>
         </w:r>
       </w:del>
-      <w:del w:id="1103" w:author="PR Preview" w:date="2026-01-01T00:00:00Z">
+      <w:del w:id="1130" w:author="PR Preview" w:date="2026-01-01T00:00:00Z">
         <w:r>
           <w:delText xml:space="preserve">and</w:delText>
         </w:r>
       </w:del>
-      <w:del w:id="1104" w:author="PR Preview" w:date="2026-01-01T00:00:00Z">
+      <w:del w:id="1131" w:author="PR Preview" w:date="2026-01-01T00:00:00Z">
         <w:r>
           <w:delText xml:space="preserve"> </w:delText>
         </w:r>
       </w:del>
       <w:hyperlink w:anchor="exr-rss-ols-fit">
-        <w:del w:id="1105" w:author="PR Preview" w:date="2026-01-01T00:00:00Z">
+        <w:del w:id="1132" w:author="PR Preview" w:date="2026-01-01T00:00:00Z">
           <w:r>
             <w:rPr>
               <w:rStyle w:val="Hyperlink"/>
@@ -61190,12 +61336,12 @@
           </w:r>
         </w:del>
       </w:hyperlink>
-      <w:del w:id="1106" w:author="PR Preview" w:date="2026-01-01T00:00:00Z">
+      <w:del w:id="1133" w:author="PR Preview" w:date="2026-01-01T00:00:00Z">
         <w:r>
           <w:delText xml:space="preserve"> </w:delText>
         </w:r>
       </w:del>
-      <w:del w:id="1107" w:author="PR Preview" w:date="2026-01-01T00:00:00Z">
+      <w:del w:id="1134" w:author="PR Preview" w:date="2026-01-01T00:00:00Z">
         <w:r>
           <w:delText xml:space="preserve">gives the residual sum of squares, so:</w:delText>
         </w:r>
@@ -61205,7 +61351,7 @@
       <w:pPr>
         <w:pStyle w:val="FirstParagraph"/>
       </w:pPr>
-      <w:ins w:id="1108" w:author="PR Preview" w:date="2026-01-01T00:00:00Z">
+      <w:ins w:id="1135" w:author="PR Preview" w:date="2026-01-01T00:00:00Z">
         <w:r>
           <w:rPr>
             <w:i/>
@@ -61214,23 +61360,23 @@
           <w:t xml:space="preserve">Proof</w:t>
         </w:r>
       </w:ins>
-      <w:ins w:id="1109" w:author="PR Preview" w:date="2026-01-01T00:00:00Z">
+      <w:ins w:id="1136" w:author="PR Preview" w:date="2026-01-01T00:00:00Z">
         <w:r>
           <w:t xml:space="preserve">. </w:t>
         </w:r>
       </w:ins>
-      <w:ins w:id="1110" w:author="PR Preview" w:date="2026-01-01T00:00:00Z">
+      <w:ins w:id="1137" w:author="PR Preview" w:date="2026-01-01T00:00:00Z">
         <w:r>
           <w:t xml:space="preserve">This is the solution to</w:t>
         </w:r>
       </w:ins>
-      <w:ins w:id="1111" w:author="PR Preview" w:date="2026-01-01T00:00:00Z">
+      <w:ins w:id="1138" w:author="PR Preview" w:date="2026-01-01T00:00:00Z">
         <w:r>
           <w:t xml:space="preserve"> </w:t>
         </w:r>
       </w:ins>
       <w:hyperlink w:anchor="exr-rss-ols-fit">
-        <w:ins w:id="1112" w:author="PR Preview" w:date="2026-01-01T00:00:00Z">
+        <w:ins w:id="1139" w:author="PR Preview" w:date="2026-01-01T00:00:00Z">
           <w:r>
             <w:rPr>
               <w:rStyle w:val="Hyperlink"/>
@@ -61239,7 +61385,7 @@
           </w:r>
         </w:ins>
       </w:hyperlink>
-      <w:ins w:id="1113" w:author="PR Preview" w:date="2026-01-01T00:00:00Z">
+      <w:ins w:id="1140" w:author="PR Preview" w:date="2026-01-01T00:00:00Z">
         <w:r>
           <w:t xml:space="preserve">.</w:t>
         </w:r>
@@ -61250,7 +61396,7 @@
       <w:pPr>
         <w:pStyle w:val="BodyText"/>
       </w:pPr>
-      <w:ins w:id="1114" w:author="PR Preview" w:date="2026-01-01T00:00:00Z">
+      <w:ins w:id="1141" w:author="PR Preview" w:date="2026-01-01T00:00:00Z">
         <w:r>
           <w:rPr>
             <w:b/>
@@ -61273,7 +61419,7 @@
           </m:sup>
         </m:sSup>
       </m:oMath>
-      <w:ins w:id="1115" w:author="PR Preview" w:date="2026-01-01T00:00:00Z">
+      <w:ins w:id="1142" w:author="PR Preview" w:date="2026-01-01T00:00:00Z">
         <w:r>
           <w:rPr>
             <w:b/>
@@ -61282,7 +61428,7 @@
           <w:t xml:space="preserve"> </w:t>
         </w:r>
       </w:ins>
-      <w:ins w:id="1116" w:author="PR Preview" w:date="2026-01-01T00:00:00Z">
+      <w:ins w:id="1143" w:author="PR Preview" w:date="2026-01-01T00:00:00Z">
         <w:r>
           <w:rPr>
             <w:b/>
@@ -61291,17 +61437,17 @@
           <w:t xml:space="preserve">and the correlation)</w:t>
         </w:r>
       </w:ins>
-      <w:ins w:id="1117" w:author="PR Preview" w:date="2026-01-01T00:00:00Z">
+      <w:ins w:id="1144" w:author="PR Preview" w:date="2026-01-01T00:00:00Z">
         <w:r>
           <w:t xml:space="preserve"> </w:t>
         </w:r>
       </w:ins>
-      <w:ins w:id="1118" w:author="PR Preview" w:date="2026-01-01T00:00:00Z">
+      <w:ins w:id="1145" w:author="PR Preview" w:date="2026-01-01T00:00:00Z">
         <w:r>
           <w:t xml:space="preserve">Assuming</w:t>
         </w:r>
       </w:ins>
-      <w:ins w:id="1119" w:author="PR Preview" w:date="2026-01-01T00:00:00Z">
+      <w:ins w:id="1146" w:author="PR Preview" w:date="2026-01-01T00:00:00Z">
         <w:r>
           <w:t xml:space="preserve"> </w:t>
         </w:r>
@@ -61332,17 +61478,17 @@
           <m:t>0</m:t>
         </m:r>
       </m:oMath>
-      <w:ins w:id="1120" w:author="PR Preview" w:date="2026-01-01T00:00:00Z">
+      <w:ins w:id="1147" w:author="PR Preview" w:date="2026-01-01T00:00:00Z">
         <w:r>
           <w:t xml:space="preserve"> </w:t>
         </w:r>
       </w:ins>
-      <w:ins w:id="1121" w:author="PR Preview" w:date="2026-01-01T00:00:00Z">
+      <w:ins w:id="1148" w:author="PR Preview" w:date="2026-01-01T00:00:00Z">
         <w:r>
           <w:t xml:space="preserve">and</w:t>
         </w:r>
       </w:ins>
-      <w:ins w:id="1122" w:author="PR Preview" w:date="2026-01-01T00:00:00Z">
+      <w:ins w:id="1149" w:author="PR Preview" w:date="2026-01-01T00:00:00Z">
         <w:r>
           <w:t xml:space="preserve"> </w:t>
         </w:r>
@@ -61373,18 +61519,18 @@
           <m:t>0</m:t>
         </m:r>
       </m:oMath>
-      <w:ins w:id="1123" w:author="PR Preview" w:date="2026-01-01T00:00:00Z">
+      <w:ins w:id="1150" w:author="PR Preview" w:date="2026-01-01T00:00:00Z">
         <w:r>
           <w:t xml:space="preserve"> </w:t>
         </w:r>
       </w:ins>
-      <w:ins w:id="1124" w:author="PR Preview" w:date="2026-01-01T00:00:00Z">
+      <w:ins w:id="1151" w:author="PR Preview" w:date="2026-01-01T00:00:00Z">
         <w:r>
           <w:t xml:space="preserve">(</w:t>
         </w:r>
       </w:ins>
       <w:hyperlink w:anchor="def-centered-sums">
-        <w:ins w:id="1125" w:author="PR Preview" w:date="2026-01-01T00:00:00Z">
+        <w:ins w:id="1152" w:author="PR Preview" w:date="2026-01-01T00:00:00Z">
           <w:r>
             <w:rPr>
               <w:rStyle w:val="Hyperlink"/>
@@ -61393,28 +61539,28 @@
           </w:r>
         </w:ins>
       </w:hyperlink>
-      <w:ins w:id="1126" w:author="PR Preview" w:date="2026-01-01T00:00:00Z">
+      <w:ins w:id="1153" w:author="PR Preview" w:date="2026-01-01T00:00:00Z">
         <w:r>
           <w:t xml:space="preserve">),</w:t>
         </w:r>
       </w:ins>
-      <w:ins w:id="1127" w:author="PR Preview" w:date="2026-01-01T00:00:00Z">
+      <w:ins w:id="1154" w:author="PR Preview" w:date="2026-01-01T00:00:00Z">
         <w:r>
           <w:t xml:space="preserve"> </w:t>
         </w:r>
       </w:ins>
-      <w:ins w:id="1128" w:author="PR Preview" w:date="2026-01-01T00:00:00Z">
+      <w:ins w:id="1155" w:author="PR Preview" w:date="2026-01-01T00:00:00Z">
         <w:r>
           <w:t xml:space="preserve">use</w:t>
         </w:r>
       </w:ins>
-      <w:ins w:id="1129" w:author="PR Preview" w:date="2026-01-01T00:00:00Z">
+      <w:ins w:id="1156" w:author="PR Preview" w:date="2026-01-01T00:00:00Z">
         <w:r>
           <w:t xml:space="preserve"> </w:t>
         </w:r>
       </w:ins>
       <w:hyperlink w:anchor="exr-rss-ols-fit">
-        <w:ins w:id="1130" w:author="PR Preview" w:date="2026-01-01T00:00:00Z">
+        <w:ins w:id="1157" w:author="PR Preview" w:date="2026-01-01T00:00:00Z">
           <w:r>
             <w:rPr>
               <w:rStyle w:val="Hyperlink"/>
@@ -61423,23 +61569,23 @@
           </w:r>
         </w:ins>
       </w:hyperlink>
-      <w:ins w:id="1131" w:author="PR Preview" w:date="2026-01-01T00:00:00Z">
+      <w:ins w:id="1158" w:author="PR Preview" w:date="2026-01-01T00:00:00Z">
         <w:r>
           <w:t xml:space="preserve"> </w:t>
         </w:r>
       </w:ins>
-      <w:ins w:id="1132" w:author="PR Preview" w:date="2026-01-01T00:00:00Z">
+      <w:ins w:id="1159" w:author="PR Preview" w:date="2026-01-01T00:00:00Z">
         <w:r>
           <w:t xml:space="preserve">to write the</w:t>
         </w:r>
       </w:ins>
-      <w:ins w:id="1133" w:author="PR Preview" w:date="2026-01-01T00:00:00Z">
+      <w:ins w:id="1160" w:author="PR Preview" w:date="2026-01-01T00:00:00Z">
         <w:r>
           <w:t xml:space="preserve"> </w:t>
         </w:r>
       </w:ins>
       <w:hyperlink w:anchor="def-r-squared">
-        <w:ins w:id="1134" w:author="PR Preview" w:date="2026-01-01T00:00:00Z">
+        <w:ins w:id="1161" w:author="PR Preview" w:date="2026-01-01T00:00:00Z">
           <w:r>
             <w:rPr>
               <w:rStyle w:val="Hyperlink"/>
@@ -61448,7 +61594,7 @@
           </w:r>
         </w:ins>
       </w:hyperlink>
-      <w:ins w:id="1135" w:author="PR Preview" w:date="2026-01-01T00:00:00Z">
+      <w:ins w:id="1162" w:author="PR Preview" w:date="2026-01-01T00:00:00Z">
         <w:r>
           <w:t xml:space="preserve"> </w:t>
         </w:r>
@@ -61467,33 +61613,33 @@
           </m:sup>
         </m:sSup>
       </m:oMath>
-      <w:ins w:id="1136" w:author="PR Preview" w:date="2026-01-01T00:00:00Z">
+      <w:ins w:id="1163" w:author="PR Preview" w:date="2026-01-01T00:00:00Z">
         <w:r>
           <w:t xml:space="preserve"> </w:t>
         </w:r>
       </w:ins>
-      <w:ins w:id="1137" w:author="PR Preview" w:date="2026-01-01T00:00:00Z">
+      <w:ins w:id="1164" w:author="PR Preview" w:date="2026-01-01T00:00:00Z">
         <w:r>
           <w:t xml:space="preserve">of the OLS fit</w:t>
         </w:r>
       </w:ins>
-      <w:ins w:id="1138" w:author="PR Preview" w:date="2026-01-01T00:00:00Z">
+      <w:ins w:id="1165" w:author="PR Preview" w:date="2026-01-01T00:00:00Z">
         <w:r>
           <w:t xml:space="preserve"> </w:t>
         </w:r>
       </w:ins>
-      <w:ins w:id="1139" w:author="PR Preview" w:date="2026-01-01T00:00:00Z">
+      <w:ins w:id="1166" w:author="PR Preview" w:date="2026-01-01T00:00:00Z">
         <w:r>
           <w:t xml:space="preserve">in terms of the</w:t>
         </w:r>
       </w:ins>
-      <w:ins w:id="1140" w:author="PR Preview" w:date="2026-01-01T00:00:00Z">
+      <w:ins w:id="1167" w:author="PR Preview" w:date="2026-01-01T00:00:00Z">
         <w:r>
           <w:t xml:space="preserve"> </w:t>
         </w:r>
       </w:ins>
       <w:hyperlink r:id="rId15">
-        <w:ins w:id="1141" w:author="PR Preview" w:date="2026-01-01T00:00:00Z">
+        <w:ins w:id="1168" w:author="PR Preview" w:date="2026-01-01T00:00:00Z">
           <w:r>
             <w:rPr>
               <w:rStyle w:val="Hyperlink"/>
@@ -61502,7 +61648,7 @@
           </w:r>
         </w:ins>
       </w:hyperlink>
-      <w:ins w:id="1142" w:author="PR Preview" w:date="2026-01-01T00:00:00Z">
+      <w:ins w:id="1169" w:author="PR Preview" w:date="2026-01-01T00:00:00Z">
         <w:r>
           <w:t xml:space="preserve"> </w:t>
         </w:r>
@@ -61512,22 +61658,22 @@
           <m:t>r</m:t>
         </m:r>
       </m:oMath>
-      <w:ins w:id="1143" w:author="PR Preview" w:date="2026-01-01T00:00:00Z">
+      <w:ins w:id="1170" w:author="PR Preview" w:date="2026-01-01T00:00:00Z">
         <w:r>
           <w:t xml:space="preserve">,</w:t>
         </w:r>
       </w:ins>
-      <w:ins w:id="1144" w:author="PR Preview" w:date="2026-01-01T00:00:00Z">
+      <w:ins w:id="1171" w:author="PR Preview" w:date="2026-01-01T00:00:00Z">
         <w:r>
           <w:t xml:space="preserve"> </w:t>
         </w:r>
       </w:ins>
-      <w:ins w:id="1145" w:author="PR Preview" w:date="2026-01-01T00:00:00Z">
+      <w:ins w:id="1172" w:author="PR Preview" w:date="2026-01-01T00:00:00Z">
         <w:r>
           <w:t xml:space="preserve">and show that</w:t>
         </w:r>
       </w:ins>
-      <w:ins w:id="1146" w:author="PR Preview" w:date="2026-01-01T00:00:00Z">
+      <w:ins w:id="1173" w:author="PR Preview" w:date="2026-01-01T00:00:00Z">
         <w:r>
           <w:t xml:space="preserve"> </w:t>
         </w:r>
@@ -61564,7 +61710,7 @@
           <m:t>1</m:t>
         </m:r>
       </m:oMath>
-      <w:ins w:id="1147" w:author="PR Preview" w:date="2026-01-01T00:00:00Z">
+      <w:ins w:id="1174" w:author="PR Preview" w:date="2026-01-01T00:00:00Z">
         <w:r>
           <w:t xml:space="preserve">.</w:t>
         </w:r>
@@ -61576,7 +61722,7 @@
       <w:pPr>
         <w:pStyle w:val="BodyText"/>
       </w:pPr>
-      <w:ins w:id="1148" w:author="PR Preview" w:date="2026-01-01T00:00:00Z">
+      <w:ins w:id="1175" w:author="PR Preview" w:date="2026-01-01T00:00:00Z">
         <w:r>
           <w:rPr>
             <w:i/>
@@ -61585,23 +61731,23 @@
           <w:t xml:space="preserve">Solution 20</w:t>
         </w:r>
       </w:ins>
-      <w:ins w:id="1149" w:author="PR Preview" w:date="2026-01-01T00:00:00Z">
+      <w:ins w:id="1176" w:author="PR Preview" w:date="2026-01-01T00:00:00Z">
         <w:r>
           <w:t xml:space="preserve">. </w:t>
         </w:r>
       </w:ins>
-      <w:ins w:id="1150" w:author="PR Preview" w:date="2026-01-01T00:00:00Z">
+      <w:ins w:id="1177" w:author="PR Preview" w:date="2026-01-01T00:00:00Z">
         <w:r>
           <w:t xml:space="preserve">The</w:t>
         </w:r>
       </w:ins>
-      <w:ins w:id="1151" w:author="PR Preview" w:date="2026-01-01T00:00:00Z">
+      <w:ins w:id="1178" w:author="PR Preview" w:date="2026-01-01T00:00:00Z">
         <w:r>
           <w:t xml:space="preserve"> </w:t>
         </w:r>
       </w:ins>
       <w:hyperlink w:anchor="def-tss">
-        <w:ins w:id="1152" w:author="PR Preview" w:date="2026-01-01T00:00:00Z">
+        <w:ins w:id="1179" w:author="PR Preview" w:date="2026-01-01T00:00:00Z">
           <w:r>
             <w:rPr>
               <w:rStyle w:val="Hyperlink"/>
@@ -61610,17 +61756,17 @@
           </w:r>
         </w:ins>
       </w:hyperlink>
-      <w:ins w:id="1153" w:author="PR Preview" w:date="2026-01-01T00:00:00Z">
+      <w:ins w:id="1180" w:author="PR Preview" w:date="2026-01-01T00:00:00Z">
         <w:r>
           <w:t xml:space="preserve"> </w:t>
         </w:r>
       </w:ins>
-      <w:ins w:id="1154" w:author="PR Preview" w:date="2026-01-01T00:00:00Z">
+      <w:ins w:id="1181" w:author="PR Preview" w:date="2026-01-01T00:00:00Z">
         <w:r>
           <w:t xml:space="preserve">is</w:t>
         </w:r>
       </w:ins>
-      <w:ins w:id="1155" w:author="PR Preview" w:date="2026-01-01T00:00:00Z">
+      <w:ins w:id="1182" w:author="PR Preview" w:date="2026-01-01T00:00:00Z">
         <w:r>
           <w:t xml:space="preserve"> </w:t>
         </w:r>
@@ -61642,18 +61788,18 @@
           </m:sub>
         </m:sSub>
       </m:oMath>
-      <w:ins w:id="1156" w:author="PR Preview" w:date="2026-01-01T00:00:00Z">
+      <w:ins w:id="1183" w:author="PR Preview" w:date="2026-01-01T00:00:00Z">
         <w:r>
           <w:t xml:space="preserve"> </w:t>
         </w:r>
       </w:ins>
-      <w:ins w:id="1157" w:author="PR Preview" w:date="2026-01-01T00:00:00Z">
+      <w:ins w:id="1184" w:author="PR Preview" w:date="2026-01-01T00:00:00Z">
         <w:r>
           <w:t xml:space="preserve">(</w:t>
         </w:r>
       </w:ins>
       <w:hyperlink w:anchor="def-centered-sums">
-        <w:ins w:id="1158" w:author="PR Preview" w:date="2026-01-01T00:00:00Z">
+        <w:ins w:id="1185" w:author="PR Preview" w:date="2026-01-01T00:00:00Z">
           <w:r>
             <w:rPr>
               <w:rStyle w:val="Hyperlink"/>
@@ -61662,28 +61808,28 @@
           </w:r>
         </w:ins>
       </w:hyperlink>
-      <w:ins w:id="1159" w:author="PR Preview" w:date="2026-01-01T00:00:00Z">
+      <w:ins w:id="1186" w:author="PR Preview" w:date="2026-01-01T00:00:00Z">
         <w:r>
           <w:t xml:space="preserve">),</w:t>
         </w:r>
       </w:ins>
-      <w:ins w:id="1160" w:author="PR Preview" w:date="2026-01-01T00:00:00Z">
+      <w:ins w:id="1187" w:author="PR Preview" w:date="2026-01-01T00:00:00Z">
         <w:r>
           <w:t xml:space="preserve"> </w:t>
         </w:r>
       </w:ins>
-      <w:ins w:id="1161" w:author="PR Preview" w:date="2026-01-01T00:00:00Z">
+      <w:ins w:id="1188" w:author="PR Preview" w:date="2026-01-01T00:00:00Z">
         <w:r>
           <w:t xml:space="preserve">and</w:t>
         </w:r>
       </w:ins>
-      <w:ins w:id="1162" w:author="PR Preview" w:date="2026-01-01T00:00:00Z">
+      <w:ins w:id="1189" w:author="PR Preview" w:date="2026-01-01T00:00:00Z">
         <w:r>
           <w:t xml:space="preserve"> </w:t>
         </w:r>
       </w:ins>
       <w:hyperlink w:anchor="exr-rss-ols-fit">
-        <w:ins w:id="1163" w:author="PR Preview" w:date="2026-01-01T00:00:00Z">
+        <w:ins w:id="1190" w:author="PR Preview" w:date="2026-01-01T00:00:00Z">
           <w:r>
             <w:rPr>
               <w:rStyle w:val="Hyperlink"/>
@@ -61692,12 +61838,12 @@
           </w:r>
         </w:ins>
       </w:hyperlink>
-      <w:ins w:id="1164" w:author="PR Preview" w:date="2026-01-01T00:00:00Z">
+      <w:ins w:id="1191" w:author="PR Preview" w:date="2026-01-01T00:00:00Z">
         <w:r>
           <w:t xml:space="preserve"> </w:t>
         </w:r>
       </w:ins>
-      <w:ins w:id="1165" w:author="PR Preview" w:date="2026-01-01T00:00:00Z">
+      <w:ins w:id="1192" w:author="PR Preview" w:date="2026-01-01T00:00:00Z">
         <w:r>
           <w:t xml:space="preserve">gives the residual sum of squares, so:</w:t>
         </w:r>
@@ -62166,7 +62312,7 @@
       <w:pPr>
         <w:pStyle w:val="FirstParagraph"/>
       </w:pPr>
-      <w:del w:id="1166" w:author="PR Preview" w:date="2026-01-01T00:00:00Z">
+      <w:del w:id="1193" w:author="PR Preview" w:date="2026-01-01T00:00:00Z">
         <w:r>
           <w:rPr>
             <w:i/>
@@ -62175,23 +62321,23 @@
           <w:delText xml:space="preserve">Proof</w:delText>
         </w:r>
       </w:del>
-      <w:del w:id="1167" w:author="PR Preview" w:date="2026-01-01T00:00:00Z">
+      <w:del w:id="1194" w:author="PR Preview" w:date="2026-01-01T00:00:00Z">
         <w:r>
           <w:delText xml:space="preserve">. </w:delText>
         </w:r>
       </w:del>
-      <w:del w:id="1168" w:author="PR Preview" w:date="2026-01-01T00:00:00Z">
+      <w:del w:id="1195" w:author="PR Preview" w:date="2026-01-01T00:00:00Z">
         <w:r>
           <w:delText xml:space="preserve">This is the solution to</w:delText>
         </w:r>
       </w:del>
-      <w:del w:id="1169" w:author="PR Preview" w:date="2026-01-01T00:00:00Z">
+      <w:del w:id="1196" w:author="PR Preview" w:date="2026-01-01T00:00:00Z">
         <w:r>
           <w:delText xml:space="preserve"> </w:delText>
         </w:r>
       </w:del>
       <w:hyperlink w:anchor="exr-r-squared-slr">
-        <w:del w:id="1170" w:author="PR Preview" w:date="2026-01-01T00:00:00Z">
+        <w:del w:id="1197" w:author="PR Preview" w:date="2026-01-01T00:00:00Z">
           <w:r>
             <w:rPr>
               <w:rStyle w:val="Hyperlink"/>
@@ -62200,28 +62346,28 @@
           </w:r>
         </w:del>
       </w:hyperlink>
-      <w:del w:id="1171" w:author="PR Preview" w:date="2026-01-01T00:00:00Z">
+      <w:del w:id="1198" w:author="PR Preview" w:date="2026-01-01T00:00:00Z">
         <w:r>
           <w:delText xml:space="preserve">,</w:delText>
         </w:r>
       </w:del>
-      <w:del w:id="1172" w:author="PR Preview" w:date="2026-01-01T00:00:00Z">
+      <w:del w:id="1199" w:author="PR Preview" w:date="2026-01-01T00:00:00Z">
         <w:r>
           <w:delText xml:space="preserve"> </w:delText>
         </w:r>
       </w:del>
-      <w:del w:id="1173" w:author="PR Preview" w:date="2026-01-01T00:00:00Z">
+      <w:del w:id="1200" w:author="PR Preview" w:date="2026-01-01T00:00:00Z">
         <w:r>
           <w:delText xml:space="preserve">which uses the residual sum of squares from</w:delText>
         </w:r>
       </w:del>
-      <w:del w:id="1174" w:author="PR Preview" w:date="2026-01-01T00:00:00Z">
+      <w:del w:id="1201" w:author="PR Preview" w:date="2026-01-01T00:00:00Z">
         <w:r>
           <w:delText xml:space="preserve"> </w:delText>
         </w:r>
       </w:del>
       <w:hyperlink w:anchor="lem-rss-ols-fit">
-        <w:del w:id="1175" w:author="PR Preview" w:date="2026-01-01T00:00:00Z">
+        <w:del w:id="1202" w:author="PR Preview" w:date="2026-01-01T00:00:00Z">
           <w:r>
             <w:rPr>
               <w:rStyle w:val="Hyperlink"/>
@@ -62230,7 +62376,7 @@
           </w:r>
         </w:del>
       </w:hyperlink>
-      <w:del w:id="1176" w:author="PR Preview" w:date="2026-01-01T00:00:00Z">
+      <w:del w:id="1203" w:author="PR Preview" w:date="2026-01-01T00:00:00Z">
         <w:r>
           <w:delText xml:space="preserve">.</w:delText>
         </w:r>
@@ -62240,7 +62386,7 @@
       <w:pPr>
         <w:pStyle w:val="FirstParagraph"/>
       </w:pPr>
-      <w:ins w:id="1177" w:author="PR Preview" w:date="2026-01-01T00:00:00Z">
+      <w:ins w:id="1204" w:author="PR Preview" w:date="2026-01-01T00:00:00Z">
         <w:r>
           <w:rPr>
             <w:i/>
@@ -62249,23 +62395,23 @@
           <w:t xml:space="preserve">Proof</w:t>
         </w:r>
       </w:ins>
-      <w:ins w:id="1178" w:author="PR Preview" w:date="2026-01-01T00:00:00Z">
+      <w:ins w:id="1205" w:author="PR Preview" w:date="2026-01-01T00:00:00Z">
         <w:r>
           <w:t xml:space="preserve">. </w:t>
         </w:r>
       </w:ins>
-      <w:ins w:id="1179" w:author="PR Preview" w:date="2026-01-01T00:00:00Z">
+      <w:ins w:id="1206" w:author="PR Preview" w:date="2026-01-01T00:00:00Z">
         <w:r>
           <w:t xml:space="preserve">This is the solution to</w:t>
         </w:r>
       </w:ins>
-      <w:ins w:id="1180" w:author="PR Preview" w:date="2026-01-01T00:00:00Z">
+      <w:ins w:id="1207" w:author="PR Preview" w:date="2026-01-01T00:00:00Z">
         <w:r>
           <w:t xml:space="preserve"> </w:t>
         </w:r>
       </w:ins>
       <w:hyperlink w:anchor="exr-r-squared-slr">
-        <w:ins w:id="1181" w:author="PR Preview" w:date="2026-01-01T00:00:00Z">
+        <w:ins w:id="1208" w:author="PR Preview" w:date="2026-01-01T00:00:00Z">
           <w:r>
             <w:rPr>
               <w:rStyle w:val="Hyperlink"/>
@@ -62274,28 +62420,28 @@
           </w:r>
         </w:ins>
       </w:hyperlink>
-      <w:ins w:id="1182" w:author="PR Preview" w:date="2026-01-01T00:00:00Z">
+      <w:ins w:id="1209" w:author="PR Preview" w:date="2026-01-01T00:00:00Z">
         <w:r>
           <w:t xml:space="preserve">,</w:t>
         </w:r>
       </w:ins>
-      <w:ins w:id="1183" w:author="PR Preview" w:date="2026-01-01T00:00:00Z">
+      <w:ins w:id="1210" w:author="PR Preview" w:date="2026-01-01T00:00:00Z">
         <w:r>
           <w:t xml:space="preserve"> </w:t>
         </w:r>
       </w:ins>
-      <w:ins w:id="1184" w:author="PR Preview" w:date="2026-01-01T00:00:00Z">
+      <w:ins w:id="1211" w:author="PR Preview" w:date="2026-01-01T00:00:00Z">
         <w:r>
           <w:t xml:space="preserve">which uses the residual sum of squares from</w:t>
         </w:r>
       </w:ins>
-      <w:ins w:id="1185" w:author="PR Preview" w:date="2026-01-01T00:00:00Z">
+      <w:ins w:id="1212" w:author="PR Preview" w:date="2026-01-01T00:00:00Z">
         <w:r>
           <w:t xml:space="preserve"> </w:t>
         </w:r>
       </w:ins>
       <w:hyperlink w:anchor="lem-rss-ols-fit">
-        <w:ins w:id="1186" w:author="PR Preview" w:date="2026-01-01T00:00:00Z">
+        <w:ins w:id="1213" w:author="PR Preview" w:date="2026-01-01T00:00:00Z">
           <w:r>
             <w:rPr>
               <w:rStyle w:val="Hyperlink"/>
@@ -62304,7 +62450,7 @@
           </w:r>
         </w:ins>
       </w:hyperlink>
-      <w:ins w:id="1187" w:author="PR Preview" w:date="2026-01-01T00:00:00Z">
+      <w:ins w:id="1214" w:author="PR Preview" w:date="2026-01-01T00:00:00Z">
         <w:r>
           <w:t xml:space="preserve">.</w:t>
         </w:r>

--- a/pr-preview/pr-491/correlation-regression-handout-tracked-changes.docx
+++ b/pr-preview/pr-491/correlation-regression-handout-tracked-changes.docx
@@ -16,7 +16,7 @@
       </w:pPr>
       <w:del w:id="1" w:author="PR Preview" w:date="2026-01-01T00:00:00Z">
         <w:r>
-          <w:delText xml:space="preserve">Last modified: 2026-10-26 23:56:39 (PDT)</w:delText>
+          <w:delText xml:space="preserve">Last modified: 2026-10-27 11:13:53 (PDT)</w:delText>
         </w:r>
       </w:del>
     </w:p>
@@ -26,7 +26,7 @@
       </w:pPr>
       <w:ins w:id="2" w:author="PR Preview" w:date="2026-01-01T00:00:00Z">
         <w:r>
-          <w:t xml:space="preserve">Last modified: 2026-10-27 04:54:13 (PDT)</w:t>
+          <w:t xml:space="preserve">Last modified: 2026-10-27 14:23:57 (PDT)</w:t>
         </w:r>
       </w:ins>
     </w:p>
@@ -4527,7 +4527,11 @@
         <m:sSub>
           <m:e>
             <m:r>
-              <m:t>δ</m:t>
+              <m:rPr>
+                <m:scr m:val="double-struck"/>
+                <m:sty m:val="p"/>
+              </m:rPr>
+              <m:t>d</m:t>
             </m:r>
           </m:e>
           <m:sub>
@@ -4637,7 +4641,11 @@
           <m:sSub>
             <m:e>
               <m:r>
-                <m:t>δ</m:t>
+                <m:rPr>
+                  <m:scr m:val="double-struck"/>
+                  <m:sty m:val="p"/>
+                </m:rPr>
+                <m:t>d</m:t>
               </m:r>
             </m:e>
             <m:sub>
@@ -4808,7 +4816,11 @@
         <m:sSub>
           <m:e>
             <m:r>
-              <m:t>δ</m:t>
+              <m:rPr>
+                <m:scr m:val="double-struck"/>
+                <m:sty m:val="p"/>
+              </m:rPr>
+              <m:t>d</m:t>
             </m:r>
           </m:e>
           <m:sub>
@@ -4898,7 +4910,11 @@
         <m:sSub>
           <m:e>
             <m:r>
-              <m:t>δ</m:t>
+              <m:rPr>
+                <m:scr m:val="double-struck"/>
+                <m:sty m:val="p"/>
+              </m:rPr>
+              <m:t>d</m:t>
             </m:r>
           </m:e>
           <m:sub>
@@ -4944,7 +4960,11 @@
               <m:sSub>
                 <m:e>
                   <m:r>
-                    <m:t>δ</m:t>
+                    <m:rPr>
+                      <m:scr m:val="double-struck"/>
+                      <m:sty m:val="p"/>
+                    </m:rPr>
+                    <m:t>d</m:t>
                   </m:r>
                 </m:e>
                 <m:sub>
@@ -4998,7 +5018,11 @@
               <m:sSub>
                 <m:e>
                   <m:r>
-                    <m:t>δ</m:t>
+                    <m:rPr>
+                      <m:scr m:val="double-struck"/>
+                      <m:sty m:val="p"/>
+                    </m:rPr>
+                    <m:t>d</m:t>
                   </m:r>
                 </m:e>
                 <m:sub>
@@ -5160,7 +5184,11 @@
               <m:sSub>
                 <m:e>
                   <m:r>
-                    <m:t>δ</m:t>
+                    <m:rPr>
+                      <m:scr m:val="double-struck"/>
+                      <m:sty m:val="p"/>
+                    </m:rPr>
+                    <m:t>d</m:t>
                   </m:r>
                 </m:e>
                 <m:sub>
@@ -5690,7 +5718,11 @@
         <m:sSub>
           <m:e>
             <m:r>
-              <m:t>δ</m:t>
+              <m:rPr>
+                <m:scr m:val="double-struck"/>
+                <m:sty m:val="p"/>
+              </m:rPr>
+              <m:t>d</m:t>
             </m:r>
           </m:e>
           <m:sub>
@@ -5718,7 +5750,11 @@
         <m:sSub>
           <m:e>
             <m:r>
-              <m:t>δ</m:t>
+              <m:rPr>
+                <m:scr m:val="double-struck"/>
+                <m:sty m:val="p"/>
+              </m:rPr>
+              <m:t>d</m:t>
             </m:r>
           </m:e>
           <m:sub>
@@ -5769,7 +5805,11 @@
               <m:sSub>
                 <m:e>
                   <m:r>
-                    <m:t>δ</m:t>
+                    <m:rPr>
+                      <m:scr m:val="double-struck"/>
+                      <m:sty m:val="p"/>
+                    </m:rPr>
+                    <m:t>d</m:t>
                   </m:r>
                 </m:e>
                 <m:sub>
@@ -5848,7 +5888,11 @@
               <m:sSub>
                 <m:e>
                   <m:r>
-                    <m:t>δ</m:t>
+                    <m:rPr>
+                      <m:scr m:val="double-struck"/>
+                      <m:sty m:val="p"/>
+                    </m:rPr>
+                    <m:t>d</m:t>
                   </m:r>
                 </m:e>
                 <m:sub>
@@ -5869,7 +5913,11 @@
               <m:sSub>
                 <m:e>
                   <m:r>
-                    <m:t>δ</m:t>
+                    <m:rPr>
+                      <m:scr m:val="double-struck"/>
+                      <m:sty m:val="p"/>
+                    </m:rPr>
+                    <m:t>d</m:t>
                   </m:r>
                 </m:e>
                 <m:sub>
@@ -6050,7 +6098,11 @@
               <m:sSub>
                 <m:e>
                   <m:r>
-                    <m:t>δ</m:t>
+                    <m:rPr>
+                      <m:scr m:val="double-struck"/>
+                      <m:sty m:val="p"/>
+                    </m:rPr>
+                    <m:t>d</m:t>
                   </m:r>
                 </m:e>
                 <m:sub>
@@ -6219,7 +6271,11 @@
               <m:sSub>
                 <m:e>
                   <m:r>
-                    <m:t>δ</m:t>
+                    <m:rPr>
+                      <m:scr m:val="double-struck"/>
+                      <m:sty m:val="p"/>
+                    </m:rPr>
+                    <m:t>d</m:t>
                   </m:r>
                 </m:e>
                 <m:sub>
@@ -6388,7 +6444,11 @@
               <m:sSub>
                 <m:e>
                   <m:r>
-                    <m:t>δ</m:t>
+                    <m:rPr>
+                      <m:scr m:val="double-struck"/>
+                      <m:sty m:val="p"/>
+                    </m:rPr>
+                    <m:t>d</m:t>
                   </m:r>
                 </m:e>
                 <m:sub>
@@ -6512,7 +6572,11 @@
               <m:sSub>
                 <m:e>
                   <m:r>
-                    <m:t>δ</m:t>
+                    <m:rPr>
+                      <m:scr m:val="double-struck"/>
+                      <m:sty m:val="p"/>
+                    </m:rPr>
+                    <m:t>d</m:t>
                   </m:r>
                 </m:e>
                 <m:sub>
@@ -6642,7 +6706,11 @@
               <m:sSub>
                 <m:e>
                   <m:r>
-                    <m:t>δ</m:t>
+                    <m:rPr>
+                      <m:scr m:val="double-struck"/>
+                      <m:sty m:val="p"/>
+                    </m:rPr>
+                    <m:t>d</m:t>
                   </m:r>
                 </m:e>
                 <m:sub>
@@ -6756,7 +6824,11 @@
               <m:sSub>
                 <m:e>
                   <m:r>
-                    <m:t>δ</m:t>
+                    <m:rPr>
+                      <m:scr m:val="double-struck"/>
+                      <m:sty m:val="p"/>
+                    </m:rPr>
+                    <m:t>d</m:t>
                   </m:r>
                 </m:e>
                 <m:sub>
@@ -6822,7 +6894,11 @@
               <m:sSub>
                 <m:e>
                   <m:r>
-                    <m:t>δ</m:t>
+                    <m:rPr>
+                      <m:scr m:val="double-struck"/>
+                      <m:sty m:val="p"/>
+                    </m:rPr>
+                    <m:t>d</m:t>
                   </m:r>
                 </m:e>
                 <m:sub>
@@ -6964,7 +7040,11 @@
           <m:sSub>
             <m:e>
               <m:r>
-                <m:t>δ</m:t>
+                <m:rPr>
+                  <m:scr m:val="double-struck"/>
+                  <m:sty m:val="p"/>
+                </m:rPr>
+                <m:t>d</m:t>
               </m:r>
             </m:e>
             <m:sub>
@@ -7166,7 +7246,11 @@
           </m:e>
           <m:sub>
             <m:r>
-              <m:t>δ</m:t>
+              <m:rPr>
+                <m:scr m:val="double-struck"/>
+                <m:sty m:val="p"/>
+              </m:rPr>
+              <m:t>d</m:t>
             </m:r>
           </m:sub>
         </m:sSub>
@@ -7189,7 +7273,11 @@
           </m:e>
           <m:sub>
             <m:r>
-              <m:t>δ</m:t>
+              <m:rPr>
+                <m:scr m:val="double-struck"/>
+                <m:sty m:val="p"/>
+              </m:rPr>
+              <m:t>d</m:t>
             </m:r>
           </m:sub>
         </m:sSub>
@@ -7207,7 +7295,11 @@
         <m:sSub>
           <m:e>
             <m:r>
-              <m:t>δ</m:t>
+              <m:rPr>
+                <m:scr m:val="double-struck"/>
+                <m:sty m:val="p"/>
+              </m:rPr>
+              <m:t>d</m:t>
             </m:r>
           </m:e>
           <m:sub>
@@ -7307,7 +7399,11 @@
         <m:sSub>
           <m:e>
             <m:r>
-              <m:t>δ</m:t>
+              <m:rPr>
+                <m:scr m:val="double-struck"/>
+                <m:sty m:val="p"/>
+              </m:rPr>
+              <m:t>d</m:t>
             </m:r>
           </m:e>
           <m:sub>
@@ -7340,7 +7436,11 @@
                 </m:e>
                 <m:sub>
                   <m:r>
-                    <m:t>δ</m:t>
+                    <m:rPr>
+                      <m:scr m:val="double-struck"/>
+                      <m:sty m:val="p"/>
+                    </m:rPr>
+                    <m:t>d</m:t>
                   </m:r>
                 </m:sub>
               </m:sSub>
@@ -7388,7 +7488,11 @@
                   <m:sSub>
                     <m:e>
                       <m:r>
-                        <m:t>δ</m:t>
+                        <m:rPr>
+                          <m:scr m:val="double-struck"/>
+                          <m:sty m:val="p"/>
+                        </m:rPr>
+                        <m:t>d</m:t>
                       </m:r>
                     </m:e>
                     <m:sub>
@@ -7527,7 +7631,11 @@
               <m:sSub>
                 <m:e>
                   <m:r>
-                    <m:t>δ</m:t>
+                    <m:rPr>
+                      <m:scr m:val="double-struck"/>
+                      <m:sty m:val="p"/>
+                    </m:rPr>
+                    <m:t>d</m:t>
                   </m:r>
                 </m:e>
                 <m:sub>
@@ -7852,7 +7960,11 @@
                 </m:e>
                 <m:sub>
                   <m:r>
-                    <m:t>δ</m:t>
+                    <m:rPr>
+                      <m:scr m:val="double-struck"/>
+                      <m:sty m:val="p"/>
+                    </m:rPr>
+                    <m:t>d</m:t>
                   </m:r>
                 </m:sub>
               </m:sSub>
@@ -7912,7 +8024,11 @@
                 </m:e>
                 <m:sub>
                   <m:r>
-                    <m:t>δ</m:t>
+                    <m:rPr>
+                      <m:scr m:val="double-struck"/>
+                      <m:sty m:val="p"/>
+                    </m:rPr>
+                    <m:t>d</m:t>
                   </m:r>
                 </m:sub>
               </m:sSub>
@@ -8040,7 +8156,11 @@
               <m:sSub>
                 <m:e>
                   <m:r>
-                    <m:t>δ</m:t>
+                    <m:rPr>
+                      <m:scr m:val="double-struck"/>
+                      <m:sty m:val="p"/>
+                    </m:rPr>
+                    <m:t>d</m:t>
                   </m:r>
                 </m:e>
                 <m:sub>
@@ -8616,7 +8736,11 @@
                 </m:e>
                 <m:sub>
                   <m:r>
-                    <m:t>δ</m:t>
+                    <m:rPr>
+                      <m:scr m:val="double-struck"/>
+                      <m:sty m:val="p"/>
+                    </m:rPr>
+                    <m:t>d</m:t>
                   </m:r>
                 </m:sub>
               </m:sSub>
@@ -9188,7 +9312,11 @@
         <m:sSub>
           <m:e>
             <m:r>
-              <m:t>δ</m:t>
+              <m:rPr>
+                <m:scr m:val="double-struck"/>
+                <m:sty m:val="p"/>
+              </m:rPr>
+              <m:t>d</m:t>
             </m:r>
           </m:e>
           <m:sub>
@@ -9306,7 +9434,11 @@
         <m:sSub>
           <m:e>
             <m:r>
-              <m:t>δ</m:t>
+              <m:rPr>
+                <m:scr m:val="double-struck"/>
+                <m:sty m:val="p"/>
+              </m:rPr>
+              <m:t>d</m:t>
             </m:r>
           </m:e>
           <m:sub>
@@ -9336,7 +9468,11 @@
         <m:sSub>
           <m:e>
             <m:r>
-              <m:t>δ</m:t>
+              <m:rPr>
+                <m:scr m:val="double-struck"/>
+                <m:sty m:val="p"/>
+              </m:rPr>
+              <m:t>d</m:t>
             </m:r>
           </m:e>
           <m:sub>
@@ -9435,7 +9571,11 @@
                   <m:sSub>
                     <m:e>
                       <m:r>
-                        <m:t>δ</m:t>
+                        <m:rPr>
+                          <m:scr m:val="double-struck"/>
+                          <m:sty m:val="p"/>
+                        </m:rPr>
+                        <m:t>d</m:t>
                       </m:r>
                     </m:e>
                     <m:sub>
@@ -9483,7 +9623,11 @@
                   <m:sSub>
                     <m:e>
                       <m:r>
-                        <m:t>δ</m:t>
+                        <m:rPr>
+                          <m:scr m:val="double-struck"/>
+                          <m:sty m:val="p"/>
+                        </m:rPr>
+                        <m:t>d</m:t>
                       </m:r>
                     </m:e>
                     <m:sub>
@@ -9892,7 +10036,11 @@
                       <m:sSub>
                         <m:e>
                           <m:r>
-                            <m:t>δ</m:t>
+                            <m:rPr>
+                              <m:scr m:val="double-struck"/>
+                              <m:sty m:val="p"/>
+                            </m:rPr>
+                            <m:t>d</m:t>
                           </m:r>
                         </m:e>
                         <m:sub>
@@ -9983,7 +10131,11 @@
         <m:sSub>
           <m:e>
             <m:r>
-              <m:t>δ</m:t>
+              <m:rPr>
+                <m:scr m:val="double-struck"/>
+                <m:sty m:val="p"/>
+              </m:rPr>
+              <m:t>d</m:t>
             </m:r>
           </m:e>
           <m:sub>
@@ -10013,7 +10165,11 @@
         <m:sSub>
           <m:e>
             <m:r>
-              <m:t>δ</m:t>
+              <m:rPr>
+                <m:scr m:val="double-struck"/>
+                <m:sty m:val="p"/>
+              </m:rPr>
+              <m:t>d</m:t>
             </m:r>
           </m:e>
           <m:sub>
@@ -10054,7 +10210,11 @@
         <m:sSub>
           <m:e>
             <m:r>
-              <m:t>δ</m:t>
+              <m:rPr>
+                <m:scr m:val="double-struck"/>
+                <m:sty m:val="p"/>
+              </m:rPr>
+              <m:t>d</m:t>
             </m:r>
           </m:e>
           <m:sub>
@@ -10288,7 +10448,11 @@
           <m:sSub>
             <m:e>
               <m:r>
-                <m:t>δ</m:t>
+                <m:rPr>
+                  <m:scr m:val="double-struck"/>
+                  <m:sty m:val="p"/>
+                </m:rPr>
+                <m:t>d</m:t>
               </m:r>
             </m:e>
             <m:sub>
@@ -10705,7 +10869,11 @@
           <m:sSub>
             <m:e>
               <m:r>
-                <m:t>δ</m:t>
+                <m:rPr>
+                  <m:scr m:val="double-struck"/>
+                  <m:sty m:val="p"/>
+                </m:rPr>
+                <m:t>d</m:t>
               </m:r>
             </m:e>
             <m:sub>
@@ -10880,7 +11048,11 @@
         <m:sSub>
           <m:e>
             <m:r>
-              <m:t>δ</m:t>
+              <m:rPr>
+                <m:scr m:val="double-struck"/>
+                <m:sty m:val="p"/>
+              </m:rPr>
+              <m:t>d</m:t>
             </m:r>
           </m:e>
           <m:sub>

--- a/pr-preview/pr-491/correlation-regression-handout-tracked-changes.docx
+++ b/pr-preview/pr-491/correlation-regression-handout-tracked-changes.docx
@@ -26,7 +26,7 @@
       </w:pPr>
       <w:ins w:id="2" w:author="PR Preview" w:date="2026-01-01T00:00:00Z">
         <w:r>
-          <w:t xml:space="preserve">Last modified: 2026-10-27 14:23:57 (PDT)</w:t>
+          <w:t xml:space="preserve">Last modified: 2026-10-27 14:52:48 (PDT)</w:t>
         </w:r>
       </w:ins>
     </w:p>
